--- a/docs/database/mer/MER.docx
+++ b/docs/database/mer/MER.docx
@@ -1117,7 +1117,7 @@
           <w:r>
             <w:fldChar w:fldCharType="separate"/>
           </w:r>
-          <w:hyperlink w:anchor="_Toc230866214" w:history="1">
+          <w:hyperlink w:anchor="_Toc230871675" w:history="1">
             <w:r>
               <w:rPr>
                 <w:rStyle w:val="Hyperlink"/>
@@ -1165,7 +1165,7 @@
                 <w:noProof/>
                 <w:webHidden/>
               </w:rPr>
-              <w:instrText xml:space="preserve"> PAGEREF _Toc230866214 \h </w:instrText>
+              <w:instrText xml:space="preserve"> PAGEREF _Toc230871675 \h </w:instrText>
             </w:r>
             <w:r>
               <w:rPr>
@@ -1209,7 +1209,7 @@
               <w:lang w:eastAsia="pt-BR"/>
             </w:rPr>
           </w:pPr>
-          <w:hyperlink w:anchor="_Toc230866215" w:history="1">
+          <w:hyperlink w:anchor="_Toc230871676" w:history="1">
             <w:r>
               <w:rPr>
                 <w:rStyle w:val="Hyperlink"/>
@@ -1257,7 +1257,7 @@
                 <w:noProof/>
                 <w:webHidden/>
               </w:rPr>
-              <w:instrText xml:space="preserve"> PAGEREF _Toc230866215 \h </w:instrText>
+              <w:instrText xml:space="preserve"> PAGEREF _Toc230871676 \h </w:instrText>
             </w:r>
             <w:r>
               <w:rPr>
@@ -1301,7 +1301,7 @@
               <w:lang w:eastAsia="pt-BR"/>
             </w:rPr>
           </w:pPr>
-          <w:hyperlink w:anchor="_Toc230866216" w:history="1">
+          <w:hyperlink w:anchor="_Toc230871677" w:history="1">
             <w:r>
               <w:rPr>
                 <w:rStyle w:val="Hyperlink"/>
@@ -1349,7 +1349,7 @@
                 <w:noProof/>
                 <w:webHidden/>
               </w:rPr>
-              <w:instrText xml:space="preserve"> PAGEREF _Toc230866216 \h </w:instrText>
+              <w:instrText xml:space="preserve"> PAGEREF _Toc230871677 \h </w:instrText>
             </w:r>
             <w:r>
               <w:rPr>
@@ -1393,7 +1393,7 @@
               <w:lang w:eastAsia="pt-BR"/>
             </w:rPr>
           </w:pPr>
-          <w:hyperlink w:anchor="_Toc230866217" w:history="1">
+          <w:hyperlink w:anchor="_Toc230871678" w:history="1">
             <w:r>
               <w:rPr>
                 <w:rStyle w:val="Hyperlink"/>
@@ -1441,7 +1441,7 @@
                 <w:noProof/>
                 <w:webHidden/>
               </w:rPr>
-              <w:instrText xml:space="preserve"> PAGEREF _Toc230866217 \h </w:instrText>
+              <w:instrText xml:space="preserve"> PAGEREF _Toc230871678 \h </w:instrText>
             </w:r>
             <w:r>
               <w:rPr>
@@ -1485,7 +1485,7 @@
               <w:lang w:eastAsia="pt-BR"/>
             </w:rPr>
           </w:pPr>
-          <w:hyperlink w:anchor="_Toc230866218" w:history="1">
+          <w:hyperlink w:anchor="_Toc230871679" w:history="1">
             <w:r>
               <w:rPr>
                 <w:rStyle w:val="Hyperlink"/>
@@ -1512,7 +1512,7 @@
                 <w:bCs/>
                 <w:noProof/>
               </w:rPr>
-              <w:t>Usuario</w:t>
+              <w:t>User</w:t>
             </w:r>
             <w:r>
               <w:rPr>
@@ -1533,7 +1533,7 @@
                 <w:noProof/>
                 <w:webHidden/>
               </w:rPr>
-              <w:instrText xml:space="preserve"> PAGEREF _Toc230866218 \h </w:instrText>
+              <w:instrText xml:space="preserve"> PAGEREF _Toc230871679 \h </w:instrText>
             </w:r>
             <w:r>
               <w:rPr>
@@ -1577,7 +1577,7 @@
               <w:lang w:eastAsia="pt-BR"/>
             </w:rPr>
           </w:pPr>
-          <w:hyperlink w:anchor="_Toc230866219" w:history="1">
+          <w:hyperlink w:anchor="_Toc230871680" w:history="1">
             <w:r>
               <w:rPr>
                 <w:rStyle w:val="Hyperlink"/>
@@ -1604,7 +1604,7 @@
                 <w:bCs/>
                 <w:noProof/>
               </w:rPr>
-              <w:t>Acoes</w:t>
+              <w:t>Stock</w:t>
             </w:r>
             <w:r>
               <w:rPr>
@@ -1625,7 +1625,7 @@
                 <w:noProof/>
                 <w:webHidden/>
               </w:rPr>
-              <w:instrText xml:space="preserve"> PAGEREF _Toc230866219 \h </w:instrText>
+              <w:instrText xml:space="preserve"> PAGEREF _Toc230871680 \h </w:instrText>
             </w:r>
             <w:r>
               <w:rPr>
@@ -1669,7 +1669,7 @@
               <w:lang w:eastAsia="pt-BR"/>
             </w:rPr>
           </w:pPr>
-          <w:hyperlink w:anchor="_Toc230866220" w:history="1">
+          <w:hyperlink w:anchor="_Toc230871681" w:history="1">
             <w:r>
               <w:rPr>
                 <w:rStyle w:val="Hyperlink"/>
@@ -1696,7 +1696,7 @@
                 <w:bCs/>
                 <w:noProof/>
               </w:rPr>
-              <w:t>Previsoes</w:t>
+              <w:t>Prediction</w:t>
             </w:r>
             <w:r>
               <w:rPr>
@@ -1717,7 +1717,7 @@
                 <w:noProof/>
                 <w:webHidden/>
               </w:rPr>
-              <w:instrText xml:space="preserve"> PAGEREF _Toc230866220 \h </w:instrText>
+              <w:instrText xml:space="preserve"> PAGEREF _Toc230871681 \h </w:instrText>
             </w:r>
             <w:r>
               <w:rPr>
@@ -1761,7 +1761,7 @@
               <w:lang w:eastAsia="pt-BR"/>
             </w:rPr>
           </w:pPr>
-          <w:hyperlink w:anchor="_Toc230866221" w:history="1">
+          <w:hyperlink w:anchor="_Toc230871682" w:history="1">
             <w:r>
               <w:rPr>
                 <w:rStyle w:val="Hyperlink"/>
@@ -1788,7 +1788,7 @@
                 <w:bCs/>
                 <w:noProof/>
               </w:rPr>
-              <w:t>Preco_tempo_real</w:t>
+              <w:t>RealtimePrice</w:t>
             </w:r>
             <w:r>
               <w:rPr>
@@ -1809,7 +1809,7 @@
                 <w:noProof/>
                 <w:webHidden/>
               </w:rPr>
-              <w:instrText xml:space="preserve"> PAGEREF _Toc230866221 \h </w:instrText>
+              <w:instrText xml:space="preserve"> PAGEREF _Toc230871682 \h </w:instrText>
             </w:r>
             <w:r>
               <w:rPr>
@@ -1853,7 +1853,7 @@
               <w:lang w:eastAsia="pt-BR"/>
             </w:rPr>
           </w:pPr>
-          <w:hyperlink w:anchor="_Toc230866222" w:history="1">
+          <w:hyperlink w:anchor="_Toc230871683" w:history="1">
             <w:r>
               <w:rPr>
                 <w:rStyle w:val="Hyperlink"/>
@@ -1880,7 +1880,7 @@
                 <w:bCs/>
                 <w:noProof/>
               </w:rPr>
-              <w:t>Historico_preco</w:t>
+              <w:t>PriceHistory</w:t>
             </w:r>
             <w:r>
               <w:rPr>
@@ -1901,7 +1901,7 @@
                 <w:noProof/>
                 <w:webHidden/>
               </w:rPr>
-              <w:instrText xml:space="preserve"> PAGEREF _Toc230866222 \h </w:instrText>
+              <w:instrText xml:space="preserve"> PAGEREF _Toc230871683 \h </w:instrText>
             </w:r>
             <w:r>
               <w:rPr>
@@ -1945,7 +1945,7 @@
               <w:lang w:eastAsia="pt-BR"/>
             </w:rPr>
           </w:pPr>
-          <w:hyperlink w:anchor="_Toc230866223" w:history="1">
+          <w:hyperlink w:anchor="_Toc230871684" w:history="1">
             <w:r>
               <w:rPr>
                 <w:rStyle w:val="Hyperlink"/>
@@ -1972,7 +1972,7 @@
                 <w:bCs/>
                 <w:noProof/>
               </w:rPr>
-              <w:t>Porfolio_usuario</w:t>
+              <w:t>Portfolio</w:t>
             </w:r>
             <w:r>
               <w:rPr>
@@ -1993,7 +1993,7 @@
                 <w:noProof/>
                 <w:webHidden/>
               </w:rPr>
-              <w:instrText xml:space="preserve"> PAGEREF _Toc230866223 \h </w:instrText>
+              <w:instrText xml:space="preserve"> PAGEREF _Toc230871684 \h </w:instrText>
             </w:r>
             <w:r>
               <w:rPr>
@@ -2037,7 +2037,7 @@
               <w:lang w:eastAsia="pt-BR"/>
             </w:rPr>
           </w:pPr>
-          <w:hyperlink w:anchor="_Toc230866224" w:history="1">
+          <w:hyperlink w:anchor="_Toc230871685" w:history="1">
             <w:r>
               <w:rPr>
                 <w:rStyle w:val="Hyperlink"/>
@@ -2064,7 +2064,7 @@
                 <w:bCs/>
                 <w:noProof/>
               </w:rPr>
-              <w:t>Alerta</w:t>
+              <w:t>PortfolioStock</w:t>
             </w:r>
             <w:r>
               <w:rPr>
@@ -2085,7 +2085,7 @@
                 <w:noProof/>
                 <w:webHidden/>
               </w:rPr>
-              <w:instrText xml:space="preserve"> PAGEREF _Toc230866224 \h </w:instrText>
+              <w:instrText xml:space="preserve"> PAGEREF _Toc230871685 \h </w:instrText>
             </w:r>
             <w:r>
               <w:rPr>
@@ -2106,6 +2106,190 @@
                 <w:webHidden/>
               </w:rPr>
               <w:t>6</w:t>
+            </w:r>
+            <w:r>
+              <w:rPr>
+                <w:noProof/>
+                <w:webHidden/>
+              </w:rPr>
+              <w:fldChar w:fldCharType="end"/>
+            </w:r>
+          </w:hyperlink>
+        </w:p>
+        <w:p>
+          <w:pPr>
+            <w:pStyle w:val="Sumrio3"/>
+            <w:tabs>
+              <w:tab w:val="left" w:pos="1440"/>
+              <w:tab w:val="right" w:leader="dot" w:pos="9628"/>
+            </w:tabs>
+            <w:rPr>
+              <w:rFonts w:eastAsiaTheme="minorEastAsia"/>
+              <w:noProof/>
+              <w:lang w:eastAsia="pt-BR"/>
+            </w:rPr>
+          </w:pPr>
+          <w:hyperlink w:anchor="_Toc230871686" w:history="1">
+            <w:r>
+              <w:rPr>
+                <w:rStyle w:val="Hyperlink"/>
+                <w:rFonts w:ascii="Arial" w:hAnsi="Arial" w:cs="Arial"/>
+                <w:b/>
+                <w:bCs/>
+                <w:noProof/>
+              </w:rPr>
+              <w:t>2.2.8.</w:t>
+            </w:r>
+            <w:r>
+              <w:rPr>
+                <w:rFonts w:eastAsiaTheme="minorEastAsia"/>
+                <w:noProof/>
+                <w:lang w:eastAsia="pt-BR"/>
+              </w:rPr>
+              <w:tab/>
+            </w:r>
+            <w:r>
+              <w:rPr>
+                <w:rStyle w:val="Hyperlink"/>
+                <w:rFonts w:ascii="Arial" w:hAnsi="Arial" w:cs="Arial"/>
+                <w:b/>
+                <w:bCs/>
+                <w:noProof/>
+              </w:rPr>
+              <w:t>Alert</w:t>
+            </w:r>
+            <w:r>
+              <w:rPr>
+                <w:noProof/>
+                <w:webHidden/>
+              </w:rPr>
+              <w:tab/>
+            </w:r>
+            <w:r>
+              <w:rPr>
+                <w:noProof/>
+                <w:webHidden/>
+              </w:rPr>
+              <w:fldChar w:fldCharType="begin"/>
+            </w:r>
+            <w:r>
+              <w:rPr>
+                <w:noProof/>
+                <w:webHidden/>
+              </w:rPr>
+              <w:instrText xml:space="preserve"> PAGEREF _Toc230871686 \h </w:instrText>
+            </w:r>
+            <w:r>
+              <w:rPr>
+                <w:noProof/>
+                <w:webHidden/>
+              </w:rPr>
+            </w:r>
+            <w:r>
+              <w:rPr>
+                <w:noProof/>
+                <w:webHidden/>
+              </w:rPr>
+              <w:fldChar w:fldCharType="separate"/>
+            </w:r>
+            <w:r>
+              <w:rPr>
+                <w:noProof/>
+                <w:webHidden/>
+              </w:rPr>
+              <w:t>6</w:t>
+            </w:r>
+            <w:r>
+              <w:rPr>
+                <w:noProof/>
+                <w:webHidden/>
+              </w:rPr>
+              <w:fldChar w:fldCharType="end"/>
+            </w:r>
+          </w:hyperlink>
+        </w:p>
+        <w:p>
+          <w:pPr>
+            <w:pStyle w:val="Sumrio2"/>
+            <w:tabs>
+              <w:tab w:val="left" w:pos="960"/>
+              <w:tab w:val="right" w:leader="dot" w:pos="9628"/>
+            </w:tabs>
+            <w:rPr>
+              <w:rFonts w:eastAsiaTheme="minorEastAsia"/>
+              <w:noProof/>
+              <w:lang w:eastAsia="pt-BR"/>
+            </w:rPr>
+          </w:pPr>
+          <w:hyperlink w:anchor="_Toc230871687" w:history="1">
+            <w:r>
+              <w:rPr>
+                <w:rStyle w:val="Hyperlink"/>
+                <w:rFonts w:ascii="Arial" w:hAnsi="Arial" w:cs="Arial"/>
+                <w:b/>
+                <w:bCs/>
+                <w:noProof/>
+              </w:rPr>
+              <w:t>2.3.</w:t>
+            </w:r>
+            <w:r>
+              <w:rPr>
+                <w:rFonts w:eastAsiaTheme="minorEastAsia"/>
+                <w:noProof/>
+                <w:lang w:eastAsia="pt-BR"/>
+              </w:rPr>
+              <w:tab/>
+            </w:r>
+            <w:r>
+              <w:rPr>
+                <w:rStyle w:val="Hyperlink"/>
+                <w:rFonts w:ascii="Arial" w:hAnsi="Arial" w:cs="Arial"/>
+                <w:b/>
+                <w:bCs/>
+                <w:noProof/>
+              </w:rPr>
+              <w:t>Relacionamentos</w:t>
+            </w:r>
+            <w:r>
+              <w:rPr>
+                <w:noProof/>
+                <w:webHidden/>
+              </w:rPr>
+              <w:tab/>
+            </w:r>
+            <w:r>
+              <w:rPr>
+                <w:noProof/>
+                <w:webHidden/>
+              </w:rPr>
+              <w:fldChar w:fldCharType="begin"/>
+            </w:r>
+            <w:r>
+              <w:rPr>
+                <w:noProof/>
+                <w:webHidden/>
+              </w:rPr>
+              <w:instrText xml:space="preserve"> PAGEREF _Toc230871687 \h </w:instrText>
+            </w:r>
+            <w:r>
+              <w:rPr>
+                <w:noProof/>
+                <w:webHidden/>
+              </w:rPr>
+            </w:r>
+            <w:r>
+              <w:rPr>
+                <w:noProof/>
+                <w:webHidden/>
+              </w:rPr>
+              <w:fldChar w:fldCharType="separate"/>
+            </w:r>
+            <w:r>
+              <w:rPr>
+                <w:noProof/>
+                <w:webHidden/>
+              </w:rPr>
+              <w:t>7</w:t>
             </w:r>
             <w:r>
               <w:rPr>
@@ -2124,84 +2308,6 @@
               <w:tab w:val="right" w:leader="dot" w:pos="9628"/>
             </w:tabs>
           </w:pPr>
-          <w:hyperlink w:anchor="_Toc230866225" w:history="1">
-            <w:r>
-              <w:rPr>
-                <w:rStyle w:val="Hyperlink"/>
-                <w:rFonts w:ascii="Arial" w:hAnsi="Arial" w:cs="Arial"/>
-                <w:b/>
-                <w:bCs/>
-                <w:noProof/>
-              </w:rPr>
-              <w:t>2.3.</w:t>
-            </w:r>
-            <w:r>
-              <w:rPr>
-                <w:rFonts w:eastAsiaTheme="minorEastAsia"/>
-                <w:noProof/>
-                <w:lang w:eastAsia="pt-BR"/>
-              </w:rPr>
-              <w:tab/>
-            </w:r>
-            <w:r>
-              <w:rPr>
-                <w:rStyle w:val="Hyperlink"/>
-                <w:rFonts w:ascii="Arial" w:hAnsi="Arial" w:cs="Arial"/>
-                <w:b/>
-                <w:bCs/>
-                <w:noProof/>
-              </w:rPr>
-              <w:t>Relacionamentos</w:t>
-            </w:r>
-            <w:r>
-              <w:rPr>
-                <w:noProof/>
-                <w:webHidden/>
-              </w:rPr>
-              <w:tab/>
-            </w:r>
-            <w:r>
-              <w:rPr>
-                <w:noProof/>
-                <w:webHidden/>
-              </w:rPr>
-              <w:fldChar w:fldCharType="begin"/>
-            </w:r>
-            <w:r>
-              <w:rPr>
-                <w:noProof/>
-                <w:webHidden/>
-              </w:rPr>
-              <w:instrText xml:space="preserve"> PAGEREF _Toc230866225 \h </w:instrText>
-            </w:r>
-            <w:r>
-              <w:rPr>
-                <w:noProof/>
-                <w:webHidden/>
-              </w:rPr>
-            </w:r>
-            <w:r>
-              <w:rPr>
-                <w:noProof/>
-                <w:webHidden/>
-              </w:rPr>
-              <w:fldChar w:fldCharType="separate"/>
-            </w:r>
-            <w:r>
-              <w:rPr>
-                <w:noProof/>
-                <w:webHidden/>
-              </w:rPr>
-              <w:t>6</w:t>
-            </w:r>
-            <w:r>
-              <w:rPr>
-                <w:noProof/>
-                <w:webHidden/>
-              </w:rPr>
-              <w:fldChar w:fldCharType="end"/>
-            </w:r>
-          </w:hyperlink>
           <w:r>
             <w:rPr>
               <w:b/>
@@ -2212,7 +2318,6 @@
         </w:p>
       </w:sdtContent>
     </w:sdt>
-    <w:p/>
     <w:p/>
     <w:p/>
     <w:p/>
@@ -2241,7 +2346,7 @@
           <w:bCs/>
         </w:rPr>
       </w:pPr>
-      <w:bookmarkStart w:id="0" w:name="_Toc230866214"/>
+      <w:bookmarkStart w:id="0" w:name="_Toc230871675"/>
       <w:r>
         <w:rPr>
           <w:rFonts w:ascii="Arial" w:hAnsi="Arial" w:cs="Arial"/>
@@ -2301,7 +2406,7 @@
           <w:bCs/>
         </w:rPr>
       </w:pPr>
-      <w:bookmarkStart w:id="1" w:name="_Toc230866215"/>
+      <w:bookmarkStart w:id="1" w:name="_Toc230871676"/>
       <w:r>
         <w:rPr>
           <w:rFonts w:ascii="Arial" w:hAnsi="Arial" w:cs="Arial"/>
@@ -2359,7 +2464,7 @@
           <w:bCs/>
         </w:rPr>
       </w:pPr>
-      <w:bookmarkStart w:id="2" w:name="_Toc230866216"/>
+      <w:bookmarkStart w:id="2" w:name="_Toc230871677"/>
       <w:r>
         <w:rPr>
           <w:rFonts w:ascii="Arial" w:hAnsi="Arial" w:cs="Arial"/>
@@ -2395,24 +2500,14 @@
       <w:r>
         <w:t xml:space="preserve">Tabela </w:t>
       </w:r>
-      <w:r>
-        <w:fldChar w:fldCharType="begin"/>
-      </w:r>
-      <w:r>
-        <w:instrText xml:space="preserve"> SEQ Tabela \* ARABIC </w:instrText>
-      </w:r>
-      <w:r>
-        <w:fldChar w:fldCharType="separate"/>
-      </w:r>
-      <w:r>
-        <w:rPr>
-          <w:noProof/>
-        </w:rPr>
-        <w:t>1</w:t>
-      </w:r>
-      <w:r>
-        <w:fldChar w:fldCharType="end"/>
-      </w:r>
+      <w:fldSimple w:instr=" SEQ Tabela \* ARABIC ">
+        <w:r>
+          <w:rPr>
+            <w:noProof/>
+          </w:rPr>
+          <w:t>1</w:t>
+        </w:r>
+      </w:fldSimple>
       <w:r>
         <w:t xml:space="preserve"> - Entidades</w:t>
       </w:r>
@@ -2535,21 +2630,23 @@
           <w:p>
             <w:pPr>
               <w:pStyle w:val="PargrafodaLista"/>
-              <w:ind w:left="0"/>
-              <w:rPr>
-                <w:rFonts w:ascii="Arial" w:hAnsi="Arial" w:cs="Arial"/>
-                <w:sz w:val="20"/>
-                <w:szCs w:val="20"/>
-              </w:rPr>
-            </w:pPr>
-            <w:r>
-              <w:rPr>
-                <w:rFonts w:ascii="Arial" w:hAnsi="Arial" w:cs="Arial"/>
-                <w:sz w:val="20"/>
-                <w:szCs w:val="20"/>
-              </w:rPr>
-              <w:t>Usuario</w:t>
-            </w:r>
+              <w:ind w:left="708" w:hanging="708"/>
+              <w:rPr>
+                <w:rFonts w:ascii="Arial" w:hAnsi="Arial" w:cs="Arial"/>
+                <w:sz w:val="20"/>
+                <w:szCs w:val="20"/>
+              </w:rPr>
+            </w:pPr>
+            <w:proofErr w:type="spellStart"/>
+            <w:r>
+              <w:rPr>
+                <w:rFonts w:ascii="Arial" w:hAnsi="Arial" w:cs="Arial"/>
+                <w:sz w:val="20"/>
+                <w:szCs w:val="20"/>
+              </w:rPr>
+              <w:t>User</w:t>
+            </w:r>
+            <w:proofErr w:type="spellEnd"/>
           </w:p>
         </w:tc>
         <w:tc>
@@ -2627,7 +2724,7 @@
                 <w:sz w:val="20"/>
                 <w:szCs w:val="20"/>
               </w:rPr>
-              <w:t>Acoes</w:t>
+              <w:t>Stock</w:t>
             </w:r>
           </w:p>
         </w:tc>
@@ -2701,14 +2798,16 @@
                 <w:szCs w:val="20"/>
               </w:rPr>
             </w:pPr>
-            <w:r>
-              <w:rPr>
-                <w:rFonts w:ascii="Arial" w:hAnsi="Arial" w:cs="Arial"/>
-                <w:sz w:val="20"/>
-                <w:szCs w:val="20"/>
-              </w:rPr>
-              <w:t>Previsoes</w:t>
-            </w:r>
+            <w:proofErr w:type="spellStart"/>
+            <w:r>
+              <w:rPr>
+                <w:rFonts w:ascii="Arial" w:hAnsi="Arial" w:cs="Arial"/>
+                <w:sz w:val="20"/>
+                <w:szCs w:val="20"/>
+              </w:rPr>
+              <w:t>Prediction</w:t>
+            </w:r>
+            <w:proofErr w:type="spellEnd"/>
           </w:p>
         </w:tc>
         <w:tc>
@@ -2789,14 +2888,16 @@
                 <w:szCs w:val="20"/>
               </w:rPr>
             </w:pPr>
-            <w:r>
-              <w:rPr>
-                <w:rFonts w:ascii="Arial" w:hAnsi="Arial" w:cs="Arial"/>
-                <w:sz w:val="20"/>
-                <w:szCs w:val="20"/>
-              </w:rPr>
-              <w:t>Preco_tempo_real</w:t>
-            </w:r>
+            <w:proofErr w:type="spellStart"/>
+            <w:r>
+              <w:rPr>
+                <w:rFonts w:ascii="Arial" w:hAnsi="Arial" w:cs="Arial"/>
+                <w:sz w:val="20"/>
+                <w:szCs w:val="20"/>
+              </w:rPr>
+              <w:t>RealtimePrice</w:t>
+            </w:r>
+            <w:proofErr w:type="spellEnd"/>
           </w:p>
         </w:tc>
         <w:tc>
@@ -2869,14 +2970,16 @@
                 <w:szCs w:val="20"/>
               </w:rPr>
             </w:pPr>
-            <w:r>
-              <w:rPr>
-                <w:rFonts w:ascii="Arial" w:hAnsi="Arial" w:cs="Arial"/>
-                <w:sz w:val="20"/>
-                <w:szCs w:val="20"/>
-              </w:rPr>
-              <w:t>Historico_preco</w:t>
-            </w:r>
+            <w:proofErr w:type="spellStart"/>
+            <w:r>
+              <w:rPr>
+                <w:rFonts w:ascii="Arial" w:hAnsi="Arial" w:cs="Arial"/>
+                <w:sz w:val="20"/>
+                <w:szCs w:val="20"/>
+              </w:rPr>
+              <w:t>PriceHistory</w:t>
+            </w:r>
+            <w:proofErr w:type="spellEnd"/>
           </w:p>
         </w:tc>
         <w:tc>
@@ -2955,7 +3058,7 @@
                 <w:sz w:val="20"/>
                 <w:szCs w:val="20"/>
               </w:rPr>
-              <w:t>Portfolio_Usuario</w:t>
+              <w:t>Portfolio</w:t>
             </w:r>
           </w:p>
         </w:tc>
@@ -2980,7 +3083,23 @@
                 <w:sz w:val="20"/>
                 <w:szCs w:val="20"/>
               </w:rPr>
-              <w:t>Relaciona usuário com as ações que ele acompanha</w:t>
+              <w:t xml:space="preserve">Relaciona </w:t>
+            </w:r>
+            <w:r>
+              <w:rPr>
+                <w:rFonts w:ascii="Arial" w:hAnsi="Arial" w:cs="Arial"/>
+                <w:sz w:val="20"/>
+                <w:szCs w:val="20"/>
+              </w:rPr>
+              <w:t>as informações do usuário</w:t>
+            </w:r>
+            <w:r>
+              <w:rPr>
+                <w:rFonts w:ascii="Arial" w:hAnsi="Arial" w:cs="Arial"/>
+                <w:sz w:val="20"/>
+                <w:szCs w:val="20"/>
+              </w:rPr>
+              <w:t xml:space="preserve"> que ele acompanha</w:t>
             </w:r>
           </w:p>
         </w:tc>
@@ -3029,14 +3148,16 @@
                 <w:szCs w:val="20"/>
               </w:rPr>
             </w:pPr>
-            <w:r>
-              <w:rPr>
-                <w:rFonts w:ascii="Arial" w:hAnsi="Arial" w:cs="Arial"/>
-                <w:sz w:val="20"/>
-                <w:szCs w:val="20"/>
-              </w:rPr>
-              <w:t>Alerta</w:t>
-            </w:r>
+            <w:proofErr w:type="spellStart"/>
+            <w:r>
+              <w:rPr>
+                <w:rFonts w:ascii="Arial" w:hAnsi="Arial" w:cs="Arial"/>
+                <w:sz w:val="20"/>
+                <w:szCs w:val="20"/>
+              </w:rPr>
+              <w:t>PortfolioStock</w:t>
+            </w:r>
+            <w:proofErr w:type="spellEnd"/>
           </w:p>
         </w:tc>
         <w:tc>
@@ -3060,7 +3181,7 @@
                 <w:sz w:val="20"/>
                 <w:szCs w:val="20"/>
               </w:rPr>
-              <w:t>Relaciona usuário com notificações de previsão</w:t>
+              <w:t>Relaciona usuário com as ações que ele acompanha</w:t>
             </w:r>
           </w:p>
         </w:tc>
@@ -3090,16 +3211,89 @@
           </w:p>
         </w:tc>
       </w:tr>
+      <w:tr>
+        <w:trPr>
+          <w:trHeight w:val="557"/>
+        </w:trPr>
+        <w:tc>
+          <w:tcPr>
+            <w:tcW w:w="1892" w:type="dxa"/>
+          </w:tcPr>
+          <w:p>
+            <w:pPr>
+              <w:pStyle w:val="PargrafodaLista"/>
+              <w:ind w:left="0"/>
+              <w:jc w:val="both"/>
+              <w:rPr>
+                <w:rFonts w:ascii="Arial" w:hAnsi="Arial" w:cs="Arial"/>
+                <w:sz w:val="20"/>
+                <w:szCs w:val="20"/>
+              </w:rPr>
+            </w:pPr>
+            <w:proofErr w:type="spellStart"/>
+            <w:r>
+              <w:rPr>
+                <w:rFonts w:ascii="Arial" w:hAnsi="Arial" w:cs="Arial"/>
+                <w:sz w:val="20"/>
+                <w:szCs w:val="20"/>
+              </w:rPr>
+              <w:t>Alert</w:t>
+            </w:r>
+            <w:proofErr w:type="spellEnd"/>
+          </w:p>
+        </w:tc>
+        <w:tc>
+          <w:tcPr>
+            <w:tcW w:w="5037" w:type="dxa"/>
+          </w:tcPr>
+          <w:p>
+            <w:pPr>
+              <w:pStyle w:val="PargrafodaLista"/>
+              <w:ind w:left="0"/>
+              <w:jc w:val="both"/>
+              <w:rPr>
+                <w:rFonts w:ascii="Arial" w:hAnsi="Arial" w:cs="Arial"/>
+                <w:sz w:val="20"/>
+                <w:szCs w:val="20"/>
+              </w:rPr>
+            </w:pPr>
+            <w:r>
+              <w:rPr>
+                <w:rFonts w:ascii="Arial" w:hAnsi="Arial" w:cs="Arial"/>
+                <w:sz w:val="20"/>
+                <w:szCs w:val="20"/>
+              </w:rPr>
+              <w:t>Relaciona usuário com notificações de previsão</w:t>
+            </w:r>
+          </w:p>
+        </w:tc>
+        <w:tc>
+          <w:tcPr>
+            <w:tcW w:w="1619" w:type="dxa"/>
+          </w:tcPr>
+          <w:p>
+            <w:pPr>
+              <w:pStyle w:val="PargrafodaLista"/>
+              <w:ind w:left="0"/>
+              <w:jc w:val="both"/>
+              <w:rPr>
+                <w:rFonts w:ascii="Arial" w:hAnsi="Arial" w:cs="Arial"/>
+                <w:sz w:val="20"/>
+                <w:szCs w:val="20"/>
+              </w:rPr>
+            </w:pPr>
+            <w:r>
+              <w:rPr>
+                <w:rFonts w:ascii="Arial" w:hAnsi="Arial" w:cs="Arial"/>
+                <w:sz w:val="20"/>
+                <w:szCs w:val="20"/>
+              </w:rPr>
+              <w:t>Associativa</w:t>
+            </w:r>
+          </w:p>
+        </w:tc>
+      </w:tr>
     </w:tbl>
-    <w:p>
-      <w:pPr>
-        <w:jc w:val="both"/>
-        <w:rPr>
-          <w:b/>
-          <w:bCs/>
-        </w:rPr>
-      </w:pPr>
-    </w:p>
     <w:p>
       <w:pPr>
         <w:pStyle w:val="PargrafodaLista"/>
@@ -3115,7 +3309,7 @@
           <w:bCs/>
         </w:rPr>
       </w:pPr>
-      <w:bookmarkStart w:id="3" w:name="_Toc230866217"/>
+      <w:bookmarkStart w:id="3" w:name="_Toc230871678"/>
       <w:r>
         <w:rPr>
           <w:rFonts w:ascii="Arial" w:hAnsi="Arial" w:cs="Arial"/>
@@ -3168,16 +3362,16 @@
           <w:bCs/>
         </w:rPr>
       </w:pPr>
-      <w:bookmarkStart w:id="4" w:name="_Toc230866218"/>
+      <w:proofErr w:type="spellStart"/>
       <w:r>
         <w:rPr>
           <w:rFonts w:ascii="Arial" w:hAnsi="Arial" w:cs="Arial"/>
           <w:b/>
           <w:bCs/>
         </w:rPr>
-        <w:t>Usuario</w:t>
+        <w:t>User</w:t>
       </w:r>
-      <w:bookmarkEnd w:id="4"/>
+      <w:proofErr w:type="spellEnd"/>
     </w:p>
     <w:p>
       <w:pPr>
@@ -3210,27 +3404,22 @@
       <w:r>
         <w:t xml:space="preserve">Tabela </w:t>
       </w:r>
+      <w:fldSimple w:instr=" SEQ Tabela \* ARABIC ">
+        <w:r>
+          <w:rPr>
+            <w:noProof/>
+          </w:rPr>
+          <w:t>2</w:t>
+        </w:r>
+      </w:fldSimple>
       <w:r>
-        <w:fldChar w:fldCharType="begin"/>
+        <w:t xml:space="preserve"> - Entidade </w:t>
       </w:r>
+      <w:proofErr w:type="spellStart"/>
       <w:r>
-        <w:instrText xml:space="preserve"> SEQ Tabela \* ARABIC </w:instrText>
+        <w:t>User</w:t>
       </w:r>
-      <w:r>
-        <w:fldChar w:fldCharType="separate"/>
-      </w:r>
-      <w:r>
-        <w:rPr>
-          <w:noProof/>
-        </w:rPr>
-        <w:t>2</w:t>
-      </w:r>
-      <w:r>
-        <w:fldChar w:fldCharType="end"/>
-      </w:r>
-      <w:r>
-        <w:t xml:space="preserve"> - Entidade Usuario</w:t>
-      </w:r>
+      <w:proofErr w:type="spellEnd"/>
     </w:p>
     <w:tbl>
       <w:tblPr>
@@ -3347,6 +3536,7 @@
                 <w:szCs w:val="20"/>
               </w:rPr>
             </w:pPr>
+            <w:proofErr w:type="spellStart"/>
             <w:r>
               <w:rPr>
                 <w:rFonts w:ascii="Arial" w:hAnsi="Arial" w:cs="Arial"/>
@@ -3357,6 +3547,7 @@
               </w:rPr>
               <w:t>Null</w:t>
             </w:r>
+            <w:proofErr w:type="spellEnd"/>
           </w:p>
         </w:tc>
         <w:tc>
@@ -3406,6 +3597,7 @@
                 <w:szCs w:val="20"/>
               </w:rPr>
             </w:pPr>
+            <w:proofErr w:type="spellStart"/>
             <w:r>
               <w:rPr>
                 <w:rFonts w:ascii="Arial" w:hAnsi="Arial" w:cs="Arial"/>
@@ -3414,6 +3606,7 @@
               </w:rPr>
               <w:t>Id_User</w:t>
             </w:r>
+            <w:proofErr w:type="spellEnd"/>
           </w:p>
         </w:tc>
         <w:tc>
@@ -3555,13 +3748,23 @@
                 <w:szCs w:val="20"/>
               </w:rPr>
             </w:pPr>
-            <w:r>
-              <w:rPr>
-                <w:rFonts w:ascii="Arial" w:hAnsi="Arial" w:cs="Arial"/>
-                <w:sz w:val="20"/>
-                <w:szCs w:val="20"/>
-              </w:rPr>
-              <w:t>VARCHAR(100)</w:t>
+            <w:proofErr w:type="gramStart"/>
+            <w:r>
+              <w:rPr>
+                <w:rFonts w:ascii="Arial" w:hAnsi="Arial" w:cs="Arial"/>
+                <w:sz w:val="20"/>
+                <w:szCs w:val="20"/>
+              </w:rPr>
+              <w:t>VARCHAR(</w:t>
+            </w:r>
+            <w:proofErr w:type="gramEnd"/>
+            <w:r>
+              <w:rPr>
+                <w:rFonts w:ascii="Arial" w:hAnsi="Arial" w:cs="Arial"/>
+                <w:sz w:val="20"/>
+                <w:szCs w:val="20"/>
+              </w:rPr>
+              <w:t>100)</w:t>
             </w:r>
           </w:p>
         </w:tc>
@@ -3656,6 +3859,7 @@
                 <w:szCs w:val="20"/>
               </w:rPr>
             </w:pPr>
+            <w:proofErr w:type="spellStart"/>
             <w:r>
               <w:rPr>
                 <w:rFonts w:ascii="Arial" w:hAnsi="Arial" w:cs="Arial"/>
@@ -3664,6 +3868,7 @@
               </w:rPr>
               <w:t>password_hash</w:t>
             </w:r>
+            <w:proofErr w:type="spellEnd"/>
           </w:p>
         </w:tc>
         <w:tc>
@@ -3680,13 +3885,31 @@
                 <w:szCs w:val="20"/>
               </w:rPr>
             </w:pPr>
-            <w:r>
-              <w:rPr>
-                <w:rFonts w:ascii="Arial" w:hAnsi="Arial" w:cs="Arial"/>
-                <w:sz w:val="20"/>
-                <w:szCs w:val="20"/>
-              </w:rPr>
-              <w:t>VARCHAR(100)</w:t>
+            <w:proofErr w:type="gramStart"/>
+            <w:r>
+              <w:rPr>
+                <w:rFonts w:ascii="Arial" w:hAnsi="Arial" w:cs="Arial"/>
+                <w:sz w:val="20"/>
+                <w:szCs w:val="20"/>
+              </w:rPr>
+              <w:t>VARCHAR(</w:t>
+            </w:r>
+            <w:proofErr w:type="gramEnd"/>
+            <w:r>
+              <w:rPr>
+                <w:rFonts w:ascii="Arial" w:hAnsi="Arial" w:cs="Arial"/>
+                <w:sz w:val="20"/>
+                <w:szCs w:val="20"/>
+              </w:rPr>
+              <w:t>255</w:t>
+            </w:r>
+            <w:r>
+              <w:rPr>
+                <w:rFonts w:ascii="Arial" w:hAnsi="Arial" w:cs="Arial"/>
+                <w:sz w:val="20"/>
+                <w:szCs w:val="20"/>
+              </w:rPr>
+              <w:t>)</w:t>
             </w:r>
           </w:p>
         </w:tc>
@@ -3805,13 +4028,31 @@
                 <w:szCs w:val="20"/>
               </w:rPr>
             </w:pPr>
-            <w:r>
-              <w:rPr>
-                <w:rFonts w:ascii="Arial" w:hAnsi="Arial" w:cs="Arial"/>
-                <w:sz w:val="20"/>
-                <w:szCs w:val="20"/>
-              </w:rPr>
-              <w:t>VARCHAR(100)</w:t>
+            <w:proofErr w:type="gramStart"/>
+            <w:r>
+              <w:rPr>
+                <w:rFonts w:ascii="Arial" w:hAnsi="Arial" w:cs="Arial"/>
+                <w:sz w:val="20"/>
+                <w:szCs w:val="20"/>
+              </w:rPr>
+              <w:t>VARCHAR(</w:t>
+            </w:r>
+            <w:proofErr w:type="gramEnd"/>
+            <w:r>
+              <w:rPr>
+                <w:rFonts w:ascii="Arial" w:hAnsi="Arial" w:cs="Arial"/>
+                <w:sz w:val="20"/>
+                <w:szCs w:val="20"/>
+              </w:rPr>
+              <w:t>254</w:t>
+            </w:r>
+            <w:r>
+              <w:rPr>
+                <w:rFonts w:ascii="Arial" w:hAnsi="Arial" w:cs="Arial"/>
+                <w:sz w:val="20"/>
+                <w:szCs w:val="20"/>
+              </w:rPr>
+              <w:t>)</w:t>
             </w:r>
           </w:p>
         </w:tc>
@@ -3906,6 +4147,7 @@
                 <w:szCs w:val="20"/>
               </w:rPr>
             </w:pPr>
+            <w:proofErr w:type="spellStart"/>
             <w:r>
               <w:rPr>
                 <w:rFonts w:ascii="Arial" w:hAnsi="Arial" w:cs="Arial"/>
@@ -3914,6 +4156,7 @@
               </w:rPr>
               <w:t>Create_at</w:t>
             </w:r>
+            <w:proofErr w:type="spellEnd"/>
           </w:p>
         </w:tc>
         <w:tc>
@@ -3930,6 +4173,7 @@
                 <w:szCs w:val="20"/>
               </w:rPr>
             </w:pPr>
+            <w:proofErr w:type="spellStart"/>
             <w:r>
               <w:rPr>
                 <w:rFonts w:ascii="Arial" w:hAnsi="Arial" w:cs="Arial"/>
@@ -3938,6 +4182,7 @@
               </w:rPr>
               <w:t>Datetime</w:t>
             </w:r>
+            <w:proofErr w:type="spellEnd"/>
           </w:p>
         </w:tc>
         <w:tc>
@@ -4038,16 +4283,14 @@
           <w:bCs/>
         </w:rPr>
       </w:pPr>
-      <w:bookmarkStart w:id="5" w:name="_Toc230866219"/>
       <w:r>
         <w:rPr>
           <w:rFonts w:ascii="Arial" w:hAnsi="Arial" w:cs="Arial"/>
           <w:b/>
           <w:bCs/>
         </w:rPr>
-        <w:t>Acoes</w:t>
+        <w:t>Stock</w:t>
       </w:r>
-      <w:bookmarkEnd w:id="5"/>
     </w:p>
     <w:p>
       <w:pPr>
@@ -4075,27 +4318,22 @@
       <w:r>
         <w:t xml:space="preserve">Tabela </w:t>
       </w:r>
+      <w:fldSimple w:instr=" SEQ Tabela \* ARABIC ">
+        <w:r>
+          <w:rPr>
+            <w:noProof/>
+          </w:rPr>
+          <w:t>3</w:t>
+        </w:r>
+      </w:fldSimple>
       <w:r>
-        <w:fldChar w:fldCharType="begin"/>
+        <w:t xml:space="preserve"> - Entidade </w:t>
       </w:r>
+      <w:proofErr w:type="spellStart"/>
       <w:r>
-        <w:instrText xml:space="preserve"> SEQ Tabela \* ARABIC </w:instrText>
+        <w:t>Acao</w:t>
       </w:r>
-      <w:r>
-        <w:fldChar w:fldCharType="separate"/>
-      </w:r>
-      <w:r>
-        <w:rPr>
-          <w:noProof/>
-        </w:rPr>
-        <w:t>3</w:t>
-      </w:r>
-      <w:r>
-        <w:fldChar w:fldCharType="end"/>
-      </w:r>
-      <w:r>
-        <w:t xml:space="preserve"> - Entidade Acao</w:t>
-      </w:r>
+      <w:proofErr w:type="spellEnd"/>
     </w:p>
     <w:tbl>
       <w:tblPr>
@@ -4215,6 +4453,7 @@
                 <w:szCs w:val="20"/>
               </w:rPr>
             </w:pPr>
+            <w:proofErr w:type="spellStart"/>
             <w:r>
               <w:rPr>
                 <w:rFonts w:ascii="Arial" w:hAnsi="Arial" w:cs="Arial"/>
@@ -4225,6 +4464,7 @@
               </w:rPr>
               <w:t>Null</w:t>
             </w:r>
+            <w:proofErr w:type="spellEnd"/>
           </w:p>
         </w:tc>
         <w:tc>
@@ -4274,6 +4514,7 @@
                 <w:szCs w:val="20"/>
               </w:rPr>
             </w:pPr>
+            <w:proofErr w:type="spellStart"/>
             <w:r>
               <w:rPr>
                 <w:rFonts w:ascii="Arial" w:hAnsi="Arial" w:cs="Arial"/>
@@ -4290,6 +4531,7 @@
               </w:rPr>
               <w:t>stock</w:t>
             </w:r>
+            <w:proofErr w:type="spellEnd"/>
           </w:p>
         </w:tc>
         <w:tc>
@@ -4407,6 +4649,7 @@
                 <w:szCs w:val="20"/>
               </w:rPr>
             </w:pPr>
+            <w:proofErr w:type="spellStart"/>
             <w:r>
               <w:rPr>
                 <w:rFonts w:ascii="Arial" w:hAnsi="Arial" w:cs="Arial"/>
@@ -4415,6 +4658,7 @@
               </w:rPr>
               <w:t>Ticker</w:t>
             </w:r>
+            <w:proofErr w:type="spellEnd"/>
           </w:p>
         </w:tc>
         <w:tc>
@@ -4431,13 +4675,23 @@
                 <w:szCs w:val="20"/>
               </w:rPr>
             </w:pPr>
-            <w:r>
-              <w:rPr>
-                <w:rFonts w:ascii="Arial" w:hAnsi="Arial" w:cs="Arial"/>
-                <w:sz w:val="20"/>
-                <w:szCs w:val="20"/>
-              </w:rPr>
-              <w:t>VARCHAR(100)</w:t>
+            <w:proofErr w:type="gramStart"/>
+            <w:r>
+              <w:rPr>
+                <w:rFonts w:ascii="Arial" w:hAnsi="Arial" w:cs="Arial"/>
+                <w:sz w:val="20"/>
+                <w:szCs w:val="20"/>
+              </w:rPr>
+              <w:t>VARCHAR(</w:t>
+            </w:r>
+            <w:proofErr w:type="gramEnd"/>
+            <w:r>
+              <w:rPr>
+                <w:rFonts w:ascii="Arial" w:hAnsi="Arial" w:cs="Arial"/>
+                <w:sz w:val="20"/>
+                <w:szCs w:val="20"/>
+              </w:rPr>
+              <w:t>10)</w:t>
             </w:r>
           </w:p>
         </w:tc>
@@ -4509,7 +4763,25 @@
                 <w:sz w:val="20"/>
                 <w:szCs w:val="20"/>
               </w:rPr>
-              <w:t>O ticker da ação</w:t>
+              <w:t xml:space="preserve">O </w:t>
+            </w:r>
+            <w:proofErr w:type="spellStart"/>
+            <w:r>
+              <w:rPr>
+                <w:rFonts w:ascii="Arial" w:hAnsi="Arial" w:cs="Arial"/>
+                <w:sz w:val="20"/>
+                <w:szCs w:val="20"/>
+              </w:rPr>
+              <w:t>ticker</w:t>
+            </w:r>
+            <w:proofErr w:type="spellEnd"/>
+            <w:r>
+              <w:rPr>
+                <w:rFonts w:ascii="Arial" w:hAnsi="Arial" w:cs="Arial"/>
+                <w:sz w:val="20"/>
+                <w:szCs w:val="20"/>
+              </w:rPr>
+              <w:t xml:space="preserve"> da ação</w:t>
             </w:r>
           </w:p>
         </w:tc>
@@ -4532,6 +4804,7 @@
                 <w:szCs w:val="20"/>
               </w:rPr>
             </w:pPr>
+            <w:proofErr w:type="spellStart"/>
             <w:r>
               <w:rPr>
                 <w:rFonts w:ascii="Arial" w:hAnsi="Arial" w:cs="Arial"/>
@@ -4540,6 +4813,7 @@
               </w:rPr>
               <w:t>Company_name</w:t>
             </w:r>
+            <w:proofErr w:type="spellEnd"/>
           </w:p>
         </w:tc>
         <w:tc>
@@ -4556,13 +4830,23 @@
                 <w:szCs w:val="20"/>
               </w:rPr>
             </w:pPr>
-            <w:r>
-              <w:rPr>
-                <w:rFonts w:ascii="Arial" w:hAnsi="Arial" w:cs="Arial"/>
-                <w:sz w:val="20"/>
-                <w:szCs w:val="20"/>
-              </w:rPr>
-              <w:t>VARCHAR(100)</w:t>
+            <w:proofErr w:type="gramStart"/>
+            <w:r>
+              <w:rPr>
+                <w:rFonts w:ascii="Arial" w:hAnsi="Arial" w:cs="Arial"/>
+                <w:sz w:val="20"/>
+                <w:szCs w:val="20"/>
+              </w:rPr>
+              <w:t>VARCHAR(</w:t>
+            </w:r>
+            <w:proofErr w:type="gramEnd"/>
+            <w:r>
+              <w:rPr>
+                <w:rFonts w:ascii="Arial" w:hAnsi="Arial" w:cs="Arial"/>
+                <w:sz w:val="20"/>
+                <w:szCs w:val="20"/>
+              </w:rPr>
+              <w:t>100)</w:t>
             </w:r>
           </w:p>
         </w:tc>
@@ -4681,13 +4965,23 @@
                 <w:szCs w:val="20"/>
               </w:rPr>
             </w:pPr>
-            <w:r>
-              <w:rPr>
-                <w:rFonts w:ascii="Arial" w:hAnsi="Arial" w:cs="Arial"/>
-                <w:sz w:val="20"/>
-                <w:szCs w:val="20"/>
-              </w:rPr>
-              <w:t>VARCHAR(100)</w:t>
+            <w:proofErr w:type="gramStart"/>
+            <w:r>
+              <w:rPr>
+                <w:rFonts w:ascii="Arial" w:hAnsi="Arial" w:cs="Arial"/>
+                <w:sz w:val="20"/>
+                <w:szCs w:val="20"/>
+              </w:rPr>
+              <w:t>VARCHAR(</w:t>
+            </w:r>
+            <w:proofErr w:type="gramEnd"/>
+            <w:r>
+              <w:rPr>
+                <w:rFonts w:ascii="Arial" w:hAnsi="Arial" w:cs="Arial"/>
+                <w:sz w:val="20"/>
+                <w:szCs w:val="20"/>
+              </w:rPr>
+              <w:t>100)</w:t>
             </w:r>
           </w:p>
         </w:tc>
@@ -4806,13 +5100,23 @@
                 <w:szCs w:val="20"/>
               </w:rPr>
             </w:pPr>
-            <w:r>
-              <w:rPr>
-                <w:rFonts w:ascii="Arial" w:hAnsi="Arial" w:cs="Arial"/>
-                <w:sz w:val="20"/>
-                <w:szCs w:val="20"/>
-              </w:rPr>
-              <w:t>VARCHAR(100)</w:t>
+            <w:proofErr w:type="gramStart"/>
+            <w:r>
+              <w:rPr>
+                <w:rFonts w:ascii="Arial" w:hAnsi="Arial" w:cs="Arial"/>
+                <w:sz w:val="20"/>
+                <w:szCs w:val="20"/>
+              </w:rPr>
+              <w:t>VARCHAR(</w:t>
+            </w:r>
+            <w:proofErr w:type="gramEnd"/>
+            <w:r>
+              <w:rPr>
+                <w:rFonts w:ascii="Arial" w:hAnsi="Arial" w:cs="Arial"/>
+                <w:sz w:val="20"/>
+                <w:szCs w:val="20"/>
+              </w:rPr>
+              <w:t>100)</w:t>
             </w:r>
           </w:p>
         </w:tc>
@@ -4927,7 +5231,7 @@
           <w:bCs/>
         </w:rPr>
       </w:pPr>
-      <w:bookmarkStart w:id="6" w:name="_Toc230866220"/>
+      <w:proofErr w:type="spellStart"/>
       <w:r>
         <w:rPr>
           <w:rFonts w:ascii="Arial" w:hAnsi="Arial" w:cs="Arial"/>
@@ -4935,17 +5239,9 @@
           <w:bCs/>
         </w:rPr>
         <w:lastRenderedPageBreak/>
-        <w:t>P</w:t>
+        <w:t>Prediction</w:t>
       </w:r>
-      <w:r>
-        <w:rPr>
-          <w:rFonts w:ascii="Arial" w:hAnsi="Arial" w:cs="Arial"/>
-          <w:b/>
-          <w:bCs/>
-        </w:rPr>
-        <w:t>revisoes</w:t>
-      </w:r>
-      <w:bookmarkEnd w:id="6"/>
+      <w:proofErr w:type="spellEnd"/>
     </w:p>
     <w:p>
       <w:pPr>
@@ -4979,24 +5275,14 @@
       <w:r>
         <w:t xml:space="preserve">Tabela </w:t>
       </w:r>
-      <w:r>
-        <w:fldChar w:fldCharType="begin"/>
-      </w:r>
-      <w:r>
-        <w:instrText xml:space="preserve"> SEQ Tabela \* ARABIC </w:instrText>
-      </w:r>
-      <w:r>
-        <w:fldChar w:fldCharType="separate"/>
-      </w:r>
-      <w:r>
-        <w:rPr>
-          <w:noProof/>
-        </w:rPr>
-        <w:t>4</w:t>
-      </w:r>
-      <w:r>
-        <w:fldChar w:fldCharType="end"/>
-      </w:r>
+      <w:fldSimple w:instr=" SEQ Tabela \* ARABIC ">
+        <w:r>
+          <w:rPr>
+            <w:noProof/>
+          </w:rPr>
+          <w:t>4</w:t>
+        </w:r>
+      </w:fldSimple>
       <w:r>
         <w:t xml:space="preserve"> - Entidade </w:t>
       </w:r>
@@ -5012,11 +5298,11 @@
         <w:tblLook w:val="04A0" w:firstRow="1" w:lastRow="0" w:firstColumn="1" w:lastColumn="0" w:noHBand="0" w:noVBand="1"/>
       </w:tblPr>
       <w:tblGrid>
-        <w:gridCol w:w="1617"/>
+        <w:gridCol w:w="1784"/>
         <w:gridCol w:w="1646"/>
-        <w:gridCol w:w="1271"/>
-        <w:gridCol w:w="1271"/>
-        <w:gridCol w:w="2479"/>
+        <w:gridCol w:w="1236"/>
+        <w:gridCol w:w="1219"/>
+        <w:gridCol w:w="2399"/>
       </w:tblGrid>
       <w:tr>
         <w:tc>
@@ -5119,6 +5405,7 @@
                 <w:szCs w:val="20"/>
               </w:rPr>
             </w:pPr>
+            <w:proofErr w:type="spellStart"/>
             <w:r>
               <w:rPr>
                 <w:rFonts w:ascii="Arial" w:hAnsi="Arial" w:cs="Arial"/>
@@ -5129,6 +5416,7 @@
               </w:rPr>
               <w:t>Null</w:t>
             </w:r>
+            <w:proofErr w:type="spellEnd"/>
           </w:p>
         </w:tc>
         <w:tc>
@@ -5178,6 +5466,7 @@
                 <w:szCs w:val="20"/>
               </w:rPr>
             </w:pPr>
+            <w:proofErr w:type="spellStart"/>
             <w:r>
               <w:rPr>
                 <w:rFonts w:ascii="Arial" w:hAnsi="Arial" w:cs="Arial"/>
@@ -5186,6 +5475,7 @@
               </w:rPr>
               <w:t>Id_prev</w:t>
             </w:r>
+            <w:proofErr w:type="spellEnd"/>
           </w:p>
         </w:tc>
         <w:tc>
@@ -5303,6 +5593,7 @@
                 <w:szCs w:val="20"/>
               </w:rPr>
             </w:pPr>
+            <w:proofErr w:type="spellStart"/>
             <w:r>
               <w:rPr>
                 <w:rFonts w:ascii="Arial" w:hAnsi="Arial" w:cs="Arial"/>
@@ -5311,6 +5602,7 @@
               </w:rPr>
               <w:t>Id_stock</w:t>
             </w:r>
+            <w:proofErr w:type="spellEnd"/>
           </w:p>
         </w:tc>
         <w:tc>
@@ -5428,6 +5720,7 @@
                 <w:szCs w:val="20"/>
               </w:rPr>
             </w:pPr>
+            <w:proofErr w:type="spellStart"/>
             <w:r>
               <w:rPr>
                 <w:rFonts w:ascii="Arial" w:hAnsi="Arial" w:cs="Arial"/>
@@ -5436,6 +5729,7 @@
               </w:rPr>
               <w:t>Version_model</w:t>
             </w:r>
+            <w:proofErr w:type="spellEnd"/>
           </w:p>
         </w:tc>
         <w:tc>
@@ -5452,13 +5746,23 @@
                 <w:szCs w:val="20"/>
               </w:rPr>
             </w:pPr>
-            <w:r>
-              <w:rPr>
-                <w:rFonts w:ascii="Arial" w:hAnsi="Arial" w:cs="Arial"/>
-                <w:sz w:val="20"/>
-                <w:szCs w:val="20"/>
-              </w:rPr>
-              <w:t>VARCHAR(100)</w:t>
+            <w:proofErr w:type="gramStart"/>
+            <w:r>
+              <w:rPr>
+                <w:rFonts w:ascii="Arial" w:hAnsi="Arial" w:cs="Arial"/>
+                <w:sz w:val="20"/>
+                <w:szCs w:val="20"/>
+              </w:rPr>
+              <w:t>VARCHAR(</w:t>
+            </w:r>
+            <w:proofErr w:type="gramEnd"/>
+            <w:r>
+              <w:rPr>
+                <w:rFonts w:ascii="Arial" w:hAnsi="Arial" w:cs="Arial"/>
+                <w:sz w:val="20"/>
+                <w:szCs w:val="20"/>
+              </w:rPr>
+              <w:t>100)</w:t>
             </w:r>
           </w:p>
         </w:tc>
@@ -5553,6 +5857,7 @@
                 <w:szCs w:val="20"/>
               </w:rPr>
             </w:pPr>
+            <w:proofErr w:type="spellStart"/>
             <w:r>
               <w:rPr>
                 <w:rFonts w:ascii="Arial" w:hAnsi="Arial" w:cs="Arial"/>
@@ -5561,6 +5866,7 @@
               </w:rPr>
               <w:t>Prob_lstm</w:t>
             </w:r>
+            <w:proofErr w:type="spellEnd"/>
           </w:p>
         </w:tc>
         <w:tc>
@@ -5577,13 +5883,23 @@
                 <w:szCs w:val="20"/>
               </w:rPr>
             </w:pPr>
-            <w:r>
-              <w:rPr>
-                <w:rFonts w:ascii="Arial" w:hAnsi="Arial" w:cs="Arial"/>
-                <w:sz w:val="20"/>
-                <w:szCs w:val="20"/>
-              </w:rPr>
-              <w:t>VARCHAR(100)</w:t>
+            <w:proofErr w:type="gramStart"/>
+            <w:r>
+              <w:rPr>
+                <w:rFonts w:ascii="Arial" w:hAnsi="Arial" w:cs="Arial"/>
+                <w:sz w:val="20"/>
+                <w:szCs w:val="20"/>
+              </w:rPr>
+              <w:t>DECIMAL(</w:t>
+            </w:r>
+            <w:proofErr w:type="gramEnd"/>
+            <w:r>
+              <w:rPr>
+                <w:rFonts w:ascii="Arial" w:hAnsi="Arial" w:cs="Arial"/>
+                <w:sz w:val="20"/>
+                <w:szCs w:val="20"/>
+              </w:rPr>
+              <w:t>15,4)</w:t>
             </w:r>
           </w:p>
         </w:tc>
@@ -5678,6 +5994,7 @@
                 <w:szCs w:val="20"/>
               </w:rPr>
             </w:pPr>
+            <w:proofErr w:type="spellStart"/>
             <w:r>
               <w:rPr>
                 <w:rFonts w:ascii="Arial" w:hAnsi="Arial" w:cs="Arial"/>
@@ -5686,6 +6003,7 @@
               </w:rPr>
               <w:t>Prob_xgb</w:t>
             </w:r>
+            <w:proofErr w:type="spellEnd"/>
           </w:p>
         </w:tc>
         <w:tc>
@@ -5702,13 +6020,23 @@
                 <w:szCs w:val="20"/>
               </w:rPr>
             </w:pPr>
-            <w:r>
-              <w:rPr>
-                <w:rFonts w:ascii="Arial" w:hAnsi="Arial" w:cs="Arial"/>
-                <w:sz w:val="20"/>
-                <w:szCs w:val="20"/>
-              </w:rPr>
-              <w:t>VARCHAR(100)</w:t>
+            <w:proofErr w:type="gramStart"/>
+            <w:r>
+              <w:rPr>
+                <w:rFonts w:ascii="Arial" w:hAnsi="Arial" w:cs="Arial"/>
+                <w:sz w:val="20"/>
+                <w:szCs w:val="20"/>
+              </w:rPr>
+              <w:t>DECIMAL(</w:t>
+            </w:r>
+            <w:proofErr w:type="gramEnd"/>
+            <w:r>
+              <w:rPr>
+                <w:rFonts w:ascii="Arial" w:hAnsi="Arial" w:cs="Arial"/>
+                <w:sz w:val="20"/>
+                <w:szCs w:val="20"/>
+              </w:rPr>
+              <w:t>15,4)</w:t>
             </w:r>
           </w:p>
         </w:tc>
@@ -5803,6 +6131,7 @@
                 <w:szCs w:val="20"/>
               </w:rPr>
             </w:pPr>
+            <w:proofErr w:type="spellStart"/>
             <w:r>
               <w:rPr>
                 <w:rFonts w:ascii="Arial" w:hAnsi="Arial" w:cs="Arial"/>
@@ -5811,6 +6140,7 @@
               </w:rPr>
               <w:t>Prob_ensemble</w:t>
             </w:r>
+            <w:proofErr w:type="spellEnd"/>
           </w:p>
         </w:tc>
         <w:tc>
@@ -5827,13 +6157,23 @@
                 <w:szCs w:val="20"/>
               </w:rPr>
             </w:pPr>
-            <w:r>
-              <w:rPr>
-                <w:rFonts w:ascii="Arial" w:hAnsi="Arial" w:cs="Arial"/>
-                <w:sz w:val="20"/>
-                <w:szCs w:val="20"/>
-              </w:rPr>
-              <w:t>VARCHAR(100)</w:t>
+            <w:proofErr w:type="gramStart"/>
+            <w:r>
+              <w:rPr>
+                <w:rFonts w:ascii="Arial" w:hAnsi="Arial" w:cs="Arial"/>
+                <w:sz w:val="20"/>
+                <w:szCs w:val="20"/>
+              </w:rPr>
+              <w:t>DECIMAL(</w:t>
+            </w:r>
+            <w:proofErr w:type="gramEnd"/>
+            <w:r>
+              <w:rPr>
+                <w:rFonts w:ascii="Arial" w:hAnsi="Arial" w:cs="Arial"/>
+                <w:sz w:val="20"/>
+                <w:szCs w:val="20"/>
+              </w:rPr>
+              <w:t>15,4)</w:t>
             </w:r>
           </w:p>
         </w:tc>
@@ -5928,6 +6268,7 @@
                 <w:szCs w:val="20"/>
               </w:rPr>
             </w:pPr>
+            <w:proofErr w:type="spellStart"/>
             <w:r>
               <w:rPr>
                 <w:rFonts w:ascii="Arial" w:hAnsi="Arial" w:cs="Arial"/>
@@ -5952,6 +6293,7 @@
               </w:rPr>
               <w:t>forecast</w:t>
             </w:r>
+            <w:proofErr w:type="spellEnd"/>
           </w:p>
         </w:tc>
         <w:tc>
@@ -5968,13 +6310,23 @@
                 <w:szCs w:val="20"/>
               </w:rPr>
             </w:pPr>
-            <w:r>
-              <w:rPr>
-                <w:rFonts w:ascii="Arial" w:hAnsi="Arial" w:cs="Arial"/>
-                <w:sz w:val="20"/>
-                <w:szCs w:val="20"/>
-              </w:rPr>
-              <w:t>VARCHAR(100)</w:t>
+            <w:proofErr w:type="gramStart"/>
+            <w:r>
+              <w:rPr>
+                <w:rFonts w:ascii="Arial" w:hAnsi="Arial" w:cs="Arial"/>
+                <w:sz w:val="20"/>
+                <w:szCs w:val="20"/>
+              </w:rPr>
+              <w:t>DECIMAL(</w:t>
+            </w:r>
+            <w:proofErr w:type="gramEnd"/>
+            <w:r>
+              <w:rPr>
+                <w:rFonts w:ascii="Arial" w:hAnsi="Arial" w:cs="Arial"/>
+                <w:sz w:val="20"/>
+                <w:szCs w:val="20"/>
+              </w:rPr>
+              <w:t>15,4)</w:t>
             </w:r>
           </w:p>
         </w:tc>
@@ -6069,14 +6421,16 @@
                 <w:szCs w:val="20"/>
               </w:rPr>
             </w:pPr>
-            <w:r>
-              <w:rPr>
-                <w:rFonts w:ascii="Arial" w:hAnsi="Arial" w:cs="Arial"/>
-                <w:sz w:val="20"/>
-                <w:szCs w:val="20"/>
-              </w:rPr>
-              <w:t>Trust</w:t>
-            </w:r>
+            <w:proofErr w:type="spellStart"/>
+            <w:r>
+              <w:rPr>
+                <w:rFonts w:ascii="Arial" w:hAnsi="Arial" w:cs="Arial"/>
+                <w:sz w:val="20"/>
+                <w:szCs w:val="20"/>
+              </w:rPr>
+              <w:t>confidence_score</w:t>
+            </w:r>
+            <w:proofErr w:type="spellEnd"/>
           </w:p>
         </w:tc>
         <w:tc>
@@ -6093,13 +6447,23 @@
                 <w:szCs w:val="20"/>
               </w:rPr>
             </w:pPr>
-            <w:r>
-              <w:rPr>
-                <w:rFonts w:ascii="Arial" w:hAnsi="Arial" w:cs="Arial"/>
-                <w:sz w:val="20"/>
-                <w:szCs w:val="20"/>
-              </w:rPr>
-              <w:t>VARCHAR(100)</w:t>
+            <w:proofErr w:type="gramStart"/>
+            <w:r>
+              <w:rPr>
+                <w:rFonts w:ascii="Arial" w:hAnsi="Arial" w:cs="Arial"/>
+                <w:sz w:val="20"/>
+                <w:szCs w:val="20"/>
+              </w:rPr>
+              <w:t>DECIMAL(</w:t>
+            </w:r>
+            <w:proofErr w:type="gramEnd"/>
+            <w:r>
+              <w:rPr>
+                <w:rFonts w:ascii="Arial" w:hAnsi="Arial" w:cs="Arial"/>
+                <w:sz w:val="20"/>
+                <w:szCs w:val="20"/>
+              </w:rPr>
+              <w:t>15,4)</w:t>
             </w:r>
           </w:p>
         </w:tc>
@@ -6194,6 +6558,7 @@
                 <w:szCs w:val="20"/>
               </w:rPr>
             </w:pPr>
+            <w:proofErr w:type="spellStart"/>
             <w:r>
               <w:rPr>
                 <w:rFonts w:ascii="Arial" w:hAnsi="Arial" w:cs="Arial"/>
@@ -6202,6 +6567,7 @@
               </w:rPr>
               <w:t>forecast_date</w:t>
             </w:r>
+            <w:proofErr w:type="spellEnd"/>
           </w:p>
         </w:tc>
         <w:tc>
@@ -6218,6 +6584,7 @@
                 <w:szCs w:val="20"/>
               </w:rPr>
             </w:pPr>
+            <w:proofErr w:type="spellStart"/>
             <w:r>
               <w:rPr>
                 <w:rFonts w:ascii="Arial" w:hAnsi="Arial" w:cs="Arial"/>
@@ -6226,6 +6593,7 @@
               </w:rPr>
               <w:t>Datetime</w:t>
             </w:r>
+            <w:proofErr w:type="spellEnd"/>
           </w:p>
         </w:tc>
         <w:tc>
@@ -6327,6 +6695,7 @@
                 <w:szCs w:val="20"/>
               </w:rPr>
             </w:pPr>
+            <w:proofErr w:type="spellStart"/>
             <w:r>
               <w:rPr>
                 <w:rFonts w:ascii="Arial" w:hAnsi="Arial" w:cs="Arial"/>
@@ -6335,6 +6704,7 @@
               </w:rPr>
               <w:t>Target_date</w:t>
             </w:r>
+            <w:proofErr w:type="spellEnd"/>
           </w:p>
         </w:tc>
         <w:tc>
@@ -6351,6 +6721,7 @@
                 <w:szCs w:val="20"/>
               </w:rPr>
             </w:pPr>
+            <w:proofErr w:type="spellStart"/>
             <w:r>
               <w:rPr>
                 <w:rFonts w:ascii="Arial" w:hAnsi="Arial" w:cs="Arial"/>
@@ -6359,6 +6730,7 @@
               </w:rPr>
               <w:t>Datetime</w:t>
             </w:r>
+            <w:proofErr w:type="spellEnd"/>
           </w:p>
         </w:tc>
         <w:tc>
@@ -6458,16 +6830,16 @@
           <w:bCs/>
         </w:rPr>
       </w:pPr>
-      <w:bookmarkStart w:id="7" w:name="_Toc230866221"/>
+      <w:proofErr w:type="spellStart"/>
       <w:r>
         <w:rPr>
           <w:rFonts w:ascii="Arial" w:hAnsi="Arial" w:cs="Arial"/>
           <w:b/>
           <w:bCs/>
         </w:rPr>
-        <w:t>Preco_tempo_real</w:t>
+        <w:t>RealtimePrice</w:t>
       </w:r>
-      <w:bookmarkEnd w:id="7"/>
+      <w:proofErr w:type="spellEnd"/>
     </w:p>
     <w:p>
       <w:pPr>
@@ -6497,27 +6869,22 @@
       <w:r>
         <w:t xml:space="preserve">Tabela </w:t>
       </w:r>
+      <w:fldSimple w:instr=" SEQ Tabela \* ARABIC ">
+        <w:r>
+          <w:rPr>
+            <w:noProof/>
+          </w:rPr>
+          <w:t>5</w:t>
+        </w:r>
+      </w:fldSimple>
       <w:r>
-        <w:fldChar w:fldCharType="begin"/>
+        <w:t xml:space="preserve"> - Entidade </w:t>
       </w:r>
+      <w:proofErr w:type="spellStart"/>
       <w:r>
-        <w:instrText xml:space="preserve"> SEQ Tabela \* ARABIC </w:instrText>
+        <w:t>Tempo_real</w:t>
       </w:r>
-      <w:r>
-        <w:fldChar w:fldCharType="separate"/>
-      </w:r>
-      <w:r>
-        <w:rPr>
-          <w:noProof/>
-        </w:rPr>
-        <w:t>5</w:t>
-      </w:r>
-      <w:r>
-        <w:fldChar w:fldCharType="end"/>
-      </w:r>
-      <w:r>
-        <w:t xml:space="preserve"> - Entidade Tempo_real</w:t>
-      </w:r>
+      <w:proofErr w:type="spellEnd"/>
     </w:p>
     <w:tbl>
       <w:tblPr>
@@ -6634,6 +7001,7 @@
                 <w:szCs w:val="20"/>
               </w:rPr>
             </w:pPr>
+            <w:proofErr w:type="spellStart"/>
             <w:r>
               <w:rPr>
                 <w:rFonts w:ascii="Arial" w:hAnsi="Arial" w:cs="Arial"/>
@@ -6644,6 +7012,7 @@
               </w:rPr>
               <w:t>Null</w:t>
             </w:r>
+            <w:proofErr w:type="spellEnd"/>
           </w:p>
         </w:tc>
         <w:tc>
@@ -6693,6 +7062,7 @@
                 <w:szCs w:val="20"/>
               </w:rPr>
             </w:pPr>
+            <w:proofErr w:type="spellStart"/>
             <w:r>
               <w:rPr>
                 <w:rFonts w:ascii="Arial" w:hAnsi="Arial" w:cs="Arial"/>
@@ -6701,6 +7071,7 @@
               </w:rPr>
               <w:t>Id_temp</w:t>
             </w:r>
+            <w:proofErr w:type="spellEnd"/>
           </w:p>
         </w:tc>
         <w:tc>
@@ -6818,6 +7189,7 @@
                 <w:szCs w:val="20"/>
               </w:rPr>
             </w:pPr>
+            <w:proofErr w:type="spellStart"/>
             <w:r>
               <w:rPr>
                 <w:rFonts w:ascii="Arial" w:hAnsi="Arial" w:cs="Arial"/>
@@ -6826,6 +7198,7 @@
               </w:rPr>
               <w:t>Id_stock</w:t>
             </w:r>
+            <w:proofErr w:type="spellEnd"/>
           </w:p>
         </w:tc>
         <w:tc>
@@ -6943,6 +7316,7 @@
                 <w:szCs w:val="20"/>
               </w:rPr>
             </w:pPr>
+            <w:proofErr w:type="spellStart"/>
             <w:r>
               <w:rPr>
                 <w:rFonts w:ascii="Arial" w:hAnsi="Arial" w:cs="Arial"/>
@@ -6951,6 +7325,7 @@
               </w:rPr>
               <w:t>Current_price</w:t>
             </w:r>
+            <w:proofErr w:type="spellEnd"/>
           </w:p>
         </w:tc>
         <w:tc>
@@ -6967,13 +7342,23 @@
                 <w:szCs w:val="20"/>
               </w:rPr>
             </w:pPr>
-            <w:r>
-              <w:rPr>
-                <w:rFonts w:ascii="Arial" w:hAnsi="Arial" w:cs="Arial"/>
-                <w:sz w:val="20"/>
-                <w:szCs w:val="20"/>
-              </w:rPr>
-              <w:t>FLOAT</w:t>
+            <w:proofErr w:type="gramStart"/>
+            <w:r>
+              <w:rPr>
+                <w:rFonts w:ascii="Arial" w:hAnsi="Arial" w:cs="Arial"/>
+                <w:sz w:val="20"/>
+                <w:szCs w:val="20"/>
+              </w:rPr>
+              <w:t>DECIMAL(</w:t>
+            </w:r>
+            <w:proofErr w:type="gramEnd"/>
+            <w:r>
+              <w:rPr>
+                <w:rFonts w:ascii="Arial" w:hAnsi="Arial" w:cs="Arial"/>
+                <w:sz w:val="20"/>
+                <w:szCs w:val="20"/>
+              </w:rPr>
+              <w:t>15,4)</w:t>
             </w:r>
           </w:p>
         </w:tc>
@@ -7092,13 +7477,23 @@
                 <w:szCs w:val="20"/>
               </w:rPr>
             </w:pPr>
-            <w:r>
-              <w:rPr>
-                <w:rFonts w:ascii="Arial" w:hAnsi="Arial" w:cs="Arial"/>
-                <w:sz w:val="20"/>
-                <w:szCs w:val="20"/>
-              </w:rPr>
-              <w:t>Float</w:t>
+            <w:proofErr w:type="gramStart"/>
+            <w:r>
+              <w:rPr>
+                <w:rFonts w:ascii="Arial" w:hAnsi="Arial" w:cs="Arial"/>
+                <w:sz w:val="20"/>
+                <w:szCs w:val="20"/>
+              </w:rPr>
+              <w:t>DECIMAL(</w:t>
+            </w:r>
+            <w:proofErr w:type="gramEnd"/>
+            <w:r>
+              <w:rPr>
+                <w:rFonts w:ascii="Arial" w:hAnsi="Arial" w:cs="Arial"/>
+                <w:sz w:val="20"/>
+                <w:szCs w:val="20"/>
+              </w:rPr>
+              <w:t>15,4)</w:t>
             </w:r>
           </w:p>
         </w:tc>
@@ -7193,14 +7588,16 @@
                 <w:szCs w:val="20"/>
               </w:rPr>
             </w:pPr>
-            <w:r>
-              <w:rPr>
-                <w:rFonts w:ascii="Arial" w:hAnsi="Arial" w:cs="Arial"/>
-                <w:sz w:val="20"/>
-                <w:szCs w:val="20"/>
-              </w:rPr>
-              <w:t>Max</w:t>
-            </w:r>
+            <w:proofErr w:type="spellStart"/>
+            <w:r>
+              <w:rPr>
+                <w:rFonts w:ascii="Arial" w:hAnsi="Arial" w:cs="Arial"/>
+                <w:sz w:val="20"/>
+                <w:szCs w:val="20"/>
+              </w:rPr>
+              <w:t>Price_high</w:t>
+            </w:r>
+            <w:proofErr w:type="spellEnd"/>
           </w:p>
         </w:tc>
         <w:tc>
@@ -7217,13 +7614,23 @@
                 <w:szCs w:val="20"/>
               </w:rPr>
             </w:pPr>
-            <w:r>
-              <w:rPr>
-                <w:rFonts w:ascii="Arial" w:hAnsi="Arial" w:cs="Arial"/>
-                <w:sz w:val="20"/>
-                <w:szCs w:val="20"/>
-              </w:rPr>
-              <w:t>Float</w:t>
+            <w:proofErr w:type="gramStart"/>
+            <w:r>
+              <w:rPr>
+                <w:rFonts w:ascii="Arial" w:hAnsi="Arial" w:cs="Arial"/>
+                <w:sz w:val="20"/>
+                <w:szCs w:val="20"/>
+              </w:rPr>
+              <w:t>DECIMAL(</w:t>
+            </w:r>
+            <w:proofErr w:type="gramEnd"/>
+            <w:r>
+              <w:rPr>
+                <w:rFonts w:ascii="Arial" w:hAnsi="Arial" w:cs="Arial"/>
+                <w:sz w:val="20"/>
+                <w:szCs w:val="20"/>
+              </w:rPr>
+              <w:t>15,4)</w:t>
             </w:r>
           </w:p>
         </w:tc>
@@ -7318,14 +7725,16 @@
                 <w:szCs w:val="20"/>
               </w:rPr>
             </w:pPr>
-            <w:r>
-              <w:rPr>
-                <w:rFonts w:ascii="Arial" w:hAnsi="Arial" w:cs="Arial"/>
-                <w:sz w:val="20"/>
-                <w:szCs w:val="20"/>
-              </w:rPr>
-              <w:t>Min</w:t>
-            </w:r>
+            <w:proofErr w:type="spellStart"/>
+            <w:r>
+              <w:rPr>
+                <w:rFonts w:ascii="Arial" w:hAnsi="Arial" w:cs="Arial"/>
+                <w:sz w:val="20"/>
+                <w:szCs w:val="20"/>
+              </w:rPr>
+              <w:t>Price_low</w:t>
+            </w:r>
+            <w:proofErr w:type="spellEnd"/>
           </w:p>
         </w:tc>
         <w:tc>
@@ -7342,13 +7751,23 @@
                 <w:szCs w:val="20"/>
               </w:rPr>
             </w:pPr>
-            <w:r>
-              <w:rPr>
-                <w:rFonts w:ascii="Arial" w:hAnsi="Arial" w:cs="Arial"/>
-                <w:sz w:val="20"/>
-                <w:szCs w:val="20"/>
-              </w:rPr>
-              <w:t>Float</w:t>
+            <w:proofErr w:type="gramStart"/>
+            <w:r>
+              <w:rPr>
+                <w:rFonts w:ascii="Arial" w:hAnsi="Arial" w:cs="Arial"/>
+                <w:sz w:val="20"/>
+                <w:szCs w:val="20"/>
+              </w:rPr>
+              <w:t>DECIMAL(</w:t>
+            </w:r>
+            <w:proofErr w:type="gramEnd"/>
+            <w:r>
+              <w:rPr>
+                <w:rFonts w:ascii="Arial" w:hAnsi="Arial" w:cs="Arial"/>
+                <w:sz w:val="20"/>
+                <w:szCs w:val="20"/>
+              </w:rPr>
+              <w:t>15,4)</w:t>
             </w:r>
           </w:p>
         </w:tc>
@@ -7467,13 +7886,23 @@
                 <w:szCs w:val="20"/>
               </w:rPr>
             </w:pPr>
-            <w:r>
-              <w:rPr>
-                <w:rFonts w:ascii="Arial" w:hAnsi="Arial" w:cs="Arial"/>
-                <w:sz w:val="20"/>
-                <w:szCs w:val="20"/>
-              </w:rPr>
-              <w:t>Float</w:t>
+            <w:proofErr w:type="gramStart"/>
+            <w:r>
+              <w:rPr>
+                <w:rFonts w:ascii="Arial" w:hAnsi="Arial" w:cs="Arial"/>
+                <w:sz w:val="20"/>
+                <w:szCs w:val="20"/>
+              </w:rPr>
+              <w:t>DECIMAL(</w:t>
+            </w:r>
+            <w:proofErr w:type="gramEnd"/>
+            <w:r>
+              <w:rPr>
+                <w:rFonts w:ascii="Arial" w:hAnsi="Arial" w:cs="Arial"/>
+                <w:sz w:val="20"/>
+                <w:szCs w:val="20"/>
+              </w:rPr>
+              <w:t>15,4)</w:t>
             </w:r>
           </w:p>
         </w:tc>
@@ -7568,6 +7997,7 @@
                 <w:szCs w:val="20"/>
               </w:rPr>
             </w:pPr>
+            <w:proofErr w:type="spellStart"/>
             <w:r>
               <w:rPr>
                 <w:rFonts w:ascii="Arial" w:hAnsi="Arial" w:cs="Arial"/>
@@ -7584,6 +8014,7 @@
               </w:rPr>
               <w:t>change</w:t>
             </w:r>
+            <w:proofErr w:type="spellEnd"/>
           </w:p>
         </w:tc>
         <w:tc>
@@ -7600,13 +8031,23 @@
                 <w:szCs w:val="20"/>
               </w:rPr>
             </w:pPr>
-            <w:r>
-              <w:rPr>
-                <w:rFonts w:ascii="Arial" w:hAnsi="Arial" w:cs="Arial"/>
-                <w:sz w:val="20"/>
-                <w:szCs w:val="20"/>
-              </w:rPr>
-              <w:t>INT</w:t>
+            <w:proofErr w:type="gramStart"/>
+            <w:r>
+              <w:rPr>
+                <w:rFonts w:ascii="Arial" w:hAnsi="Arial" w:cs="Arial"/>
+                <w:sz w:val="20"/>
+                <w:szCs w:val="20"/>
+              </w:rPr>
+              <w:t>DECIMAL(</w:t>
+            </w:r>
+            <w:proofErr w:type="gramEnd"/>
+            <w:r>
+              <w:rPr>
+                <w:rFonts w:ascii="Arial" w:hAnsi="Arial" w:cs="Arial"/>
+                <w:sz w:val="20"/>
+                <w:szCs w:val="20"/>
+              </w:rPr>
+              <w:t>15,4)</w:t>
             </w:r>
           </w:p>
         </w:tc>
@@ -7701,6 +8142,7 @@
                 <w:szCs w:val="20"/>
               </w:rPr>
             </w:pPr>
+            <w:proofErr w:type="spellStart"/>
             <w:r>
               <w:rPr>
                 <w:rFonts w:ascii="Arial" w:hAnsi="Arial" w:cs="Arial"/>
@@ -7708,8 +8150,9 @@
                 <w:szCs w:val="20"/>
               </w:rPr>
               <w:lastRenderedPageBreak/>
-              <w:t>timestamp</w:t>
-            </w:r>
+              <w:t>updated_at</w:t>
+            </w:r>
+            <w:proofErr w:type="spellEnd"/>
           </w:p>
         </w:tc>
         <w:tc>
@@ -7726,6 +8169,7 @@
                 <w:szCs w:val="20"/>
               </w:rPr>
             </w:pPr>
+            <w:proofErr w:type="spellStart"/>
             <w:r>
               <w:rPr>
                 <w:rFonts w:ascii="Arial" w:hAnsi="Arial" w:cs="Arial"/>
@@ -7734,6 +8178,7 @@
               </w:rPr>
               <w:t>Datetime</w:t>
             </w:r>
+            <w:proofErr w:type="spellEnd"/>
           </w:p>
         </w:tc>
         <w:tc>
@@ -7840,16 +8285,16 @@
           <w:rFonts w:ascii="Arial" w:hAnsi="Arial" w:cs="Arial"/>
         </w:rPr>
       </w:pPr>
-      <w:bookmarkStart w:id="8" w:name="_Toc230866222"/>
+      <w:proofErr w:type="spellStart"/>
       <w:r>
         <w:rPr>
           <w:rFonts w:ascii="Arial" w:hAnsi="Arial" w:cs="Arial"/>
           <w:b/>
           <w:bCs/>
         </w:rPr>
-        <w:t>Historico_preco</w:t>
+        <w:t>PriceHistory</w:t>
       </w:r>
-      <w:bookmarkEnd w:id="8"/>
+      <w:proofErr w:type="spellEnd"/>
     </w:p>
     <w:p>
       <w:pPr>
@@ -7877,24 +8322,14 @@
       <w:r>
         <w:t xml:space="preserve">Tabela </w:t>
       </w:r>
-      <w:r>
-        <w:fldChar w:fldCharType="begin"/>
-      </w:r>
-      <w:r>
-        <w:instrText xml:space="preserve"> SEQ Tabela \* ARABIC </w:instrText>
-      </w:r>
-      <w:r>
-        <w:fldChar w:fldCharType="separate"/>
-      </w:r>
-      <w:r>
-        <w:rPr>
-          <w:noProof/>
-        </w:rPr>
-        <w:t>6</w:t>
-      </w:r>
-      <w:r>
-        <w:fldChar w:fldCharType="end"/>
-      </w:r>
+      <w:fldSimple w:instr=" SEQ Tabela \* ARABIC ">
+        <w:r>
+          <w:rPr>
+            <w:noProof/>
+          </w:rPr>
+          <w:t>6</w:t>
+        </w:r>
+      </w:fldSimple>
       <w:r>
         <w:t xml:space="preserve"> - Entidade Histórico de Preço</w:t>
       </w:r>
@@ -8014,6 +8449,7 @@
                 <w:szCs w:val="20"/>
               </w:rPr>
             </w:pPr>
+            <w:proofErr w:type="spellStart"/>
             <w:r>
               <w:rPr>
                 <w:rFonts w:ascii="Arial" w:hAnsi="Arial" w:cs="Arial"/>
@@ -8024,6 +8460,7 @@
               </w:rPr>
               <w:t>Null</w:t>
             </w:r>
+            <w:proofErr w:type="spellEnd"/>
           </w:p>
         </w:tc>
         <w:tc>
@@ -8073,6 +8510,7 @@
                 <w:szCs w:val="20"/>
               </w:rPr>
             </w:pPr>
+            <w:proofErr w:type="spellStart"/>
             <w:r>
               <w:rPr>
                 <w:rFonts w:ascii="Arial" w:hAnsi="Arial" w:cs="Arial"/>
@@ -8089,6 +8527,7 @@
               </w:rPr>
               <w:t>hist</w:t>
             </w:r>
+            <w:proofErr w:type="spellEnd"/>
           </w:p>
         </w:tc>
         <w:tc>
@@ -8206,6 +8645,7 @@
                 <w:szCs w:val="20"/>
               </w:rPr>
             </w:pPr>
+            <w:proofErr w:type="spellStart"/>
             <w:r>
               <w:rPr>
                 <w:rFonts w:ascii="Arial" w:hAnsi="Arial" w:cs="Arial"/>
@@ -8214,6 +8654,7 @@
               </w:rPr>
               <w:t>Id_stock</w:t>
             </w:r>
+            <w:proofErr w:type="spellEnd"/>
           </w:p>
         </w:tc>
         <w:tc>
@@ -8355,13 +8796,23 @@
                 <w:szCs w:val="20"/>
               </w:rPr>
             </w:pPr>
-            <w:r>
-              <w:rPr>
-                <w:rFonts w:ascii="Arial" w:hAnsi="Arial" w:cs="Arial"/>
-                <w:sz w:val="20"/>
-                <w:szCs w:val="20"/>
-              </w:rPr>
-              <w:t>Float</w:t>
+            <w:proofErr w:type="gramStart"/>
+            <w:r>
+              <w:rPr>
+                <w:rFonts w:ascii="Arial" w:hAnsi="Arial" w:cs="Arial"/>
+                <w:sz w:val="20"/>
+                <w:szCs w:val="20"/>
+              </w:rPr>
+              <w:t>DECIMAL(</w:t>
+            </w:r>
+            <w:proofErr w:type="gramEnd"/>
+            <w:r>
+              <w:rPr>
+                <w:rFonts w:ascii="Arial" w:hAnsi="Arial" w:cs="Arial"/>
+                <w:sz w:val="20"/>
+                <w:szCs w:val="20"/>
+              </w:rPr>
+              <w:t>15,4)</w:t>
             </w:r>
           </w:p>
         </w:tc>
@@ -8480,13 +8931,23 @@
                 <w:szCs w:val="20"/>
               </w:rPr>
             </w:pPr>
-            <w:r>
-              <w:rPr>
-                <w:rFonts w:ascii="Arial" w:hAnsi="Arial" w:cs="Arial"/>
-                <w:sz w:val="20"/>
-                <w:szCs w:val="20"/>
-              </w:rPr>
-              <w:t>Float</w:t>
+            <w:proofErr w:type="gramStart"/>
+            <w:r>
+              <w:rPr>
+                <w:rFonts w:ascii="Arial" w:hAnsi="Arial" w:cs="Arial"/>
+                <w:sz w:val="20"/>
+                <w:szCs w:val="20"/>
+              </w:rPr>
+              <w:t>DECIMAL(</w:t>
+            </w:r>
+            <w:proofErr w:type="gramEnd"/>
+            <w:r>
+              <w:rPr>
+                <w:rFonts w:ascii="Arial" w:hAnsi="Arial" w:cs="Arial"/>
+                <w:sz w:val="20"/>
+                <w:szCs w:val="20"/>
+              </w:rPr>
+              <w:t>15,4)</w:t>
             </w:r>
           </w:p>
         </w:tc>
@@ -8581,14 +9042,16 @@
                 <w:szCs w:val="20"/>
               </w:rPr>
             </w:pPr>
-            <w:r>
-              <w:rPr>
-                <w:rFonts w:ascii="Arial" w:hAnsi="Arial" w:cs="Arial"/>
-                <w:sz w:val="20"/>
-                <w:szCs w:val="20"/>
-              </w:rPr>
-              <w:t>Max</w:t>
-            </w:r>
+            <w:proofErr w:type="spellStart"/>
+            <w:r>
+              <w:rPr>
+                <w:rFonts w:ascii="Arial" w:hAnsi="Arial" w:cs="Arial"/>
+                <w:sz w:val="20"/>
+                <w:szCs w:val="20"/>
+              </w:rPr>
+              <w:t>Price_high</w:t>
+            </w:r>
+            <w:proofErr w:type="spellEnd"/>
           </w:p>
         </w:tc>
         <w:tc>
@@ -8605,13 +9068,23 @@
                 <w:szCs w:val="20"/>
               </w:rPr>
             </w:pPr>
-            <w:r>
-              <w:rPr>
-                <w:rFonts w:ascii="Arial" w:hAnsi="Arial" w:cs="Arial"/>
-                <w:sz w:val="20"/>
-                <w:szCs w:val="20"/>
-              </w:rPr>
-              <w:t>Float</w:t>
+            <w:proofErr w:type="gramStart"/>
+            <w:r>
+              <w:rPr>
+                <w:rFonts w:ascii="Arial" w:hAnsi="Arial" w:cs="Arial"/>
+                <w:sz w:val="20"/>
+                <w:szCs w:val="20"/>
+              </w:rPr>
+              <w:t>DECIMAL(</w:t>
+            </w:r>
+            <w:proofErr w:type="gramEnd"/>
+            <w:r>
+              <w:rPr>
+                <w:rFonts w:ascii="Arial" w:hAnsi="Arial" w:cs="Arial"/>
+                <w:sz w:val="20"/>
+                <w:szCs w:val="20"/>
+              </w:rPr>
+              <w:t>15,4)</w:t>
             </w:r>
           </w:p>
         </w:tc>
@@ -8706,14 +9179,16 @@
                 <w:szCs w:val="20"/>
               </w:rPr>
             </w:pPr>
-            <w:r>
-              <w:rPr>
-                <w:rFonts w:ascii="Arial" w:hAnsi="Arial" w:cs="Arial"/>
-                <w:sz w:val="20"/>
-                <w:szCs w:val="20"/>
-              </w:rPr>
-              <w:t>Min</w:t>
-            </w:r>
+            <w:proofErr w:type="spellStart"/>
+            <w:r>
+              <w:rPr>
+                <w:rFonts w:ascii="Arial" w:hAnsi="Arial" w:cs="Arial"/>
+                <w:sz w:val="20"/>
+                <w:szCs w:val="20"/>
+              </w:rPr>
+              <w:t>Price_low</w:t>
+            </w:r>
+            <w:proofErr w:type="spellEnd"/>
           </w:p>
         </w:tc>
         <w:tc>
@@ -8730,13 +9205,23 @@
                 <w:szCs w:val="20"/>
               </w:rPr>
             </w:pPr>
-            <w:r>
-              <w:rPr>
-                <w:rFonts w:ascii="Arial" w:hAnsi="Arial" w:cs="Arial"/>
-                <w:sz w:val="20"/>
-                <w:szCs w:val="20"/>
-              </w:rPr>
-              <w:t>Float</w:t>
+            <w:proofErr w:type="gramStart"/>
+            <w:r>
+              <w:rPr>
+                <w:rFonts w:ascii="Arial" w:hAnsi="Arial" w:cs="Arial"/>
+                <w:sz w:val="20"/>
+                <w:szCs w:val="20"/>
+              </w:rPr>
+              <w:t>DECIMAL(</w:t>
+            </w:r>
+            <w:proofErr w:type="gramEnd"/>
+            <w:r>
+              <w:rPr>
+                <w:rFonts w:ascii="Arial" w:hAnsi="Arial" w:cs="Arial"/>
+                <w:sz w:val="20"/>
+                <w:szCs w:val="20"/>
+              </w:rPr>
+              <w:t>15,4)</w:t>
             </w:r>
           </w:p>
         </w:tc>
@@ -8855,13 +9340,23 @@
                 <w:szCs w:val="20"/>
               </w:rPr>
             </w:pPr>
-            <w:r>
-              <w:rPr>
-                <w:rFonts w:ascii="Arial" w:hAnsi="Arial" w:cs="Arial"/>
-                <w:sz w:val="20"/>
-                <w:szCs w:val="20"/>
-              </w:rPr>
-              <w:t>Float</w:t>
+            <w:proofErr w:type="gramStart"/>
+            <w:r>
+              <w:rPr>
+                <w:rFonts w:ascii="Arial" w:hAnsi="Arial" w:cs="Arial"/>
+                <w:sz w:val="20"/>
+                <w:szCs w:val="20"/>
+              </w:rPr>
+              <w:t>DECIMAL(</w:t>
+            </w:r>
+            <w:proofErr w:type="gramEnd"/>
+            <w:r>
+              <w:rPr>
+                <w:rFonts w:ascii="Arial" w:hAnsi="Arial" w:cs="Arial"/>
+                <w:sz w:val="20"/>
+                <w:szCs w:val="20"/>
+              </w:rPr>
+              <w:t>15,4)</w:t>
             </w:r>
           </w:p>
         </w:tc>
@@ -8956,14 +9451,16 @@
                 <w:szCs w:val="20"/>
               </w:rPr>
             </w:pPr>
-            <w:r>
-              <w:rPr>
-                <w:rFonts w:ascii="Arial" w:hAnsi="Arial" w:cs="Arial"/>
-                <w:sz w:val="20"/>
-                <w:szCs w:val="20"/>
-              </w:rPr>
-              <w:t>Date</w:t>
-            </w:r>
+            <w:proofErr w:type="spellStart"/>
+            <w:r>
+              <w:rPr>
+                <w:rFonts w:ascii="Arial" w:hAnsi="Arial" w:cs="Arial"/>
+                <w:sz w:val="20"/>
+                <w:szCs w:val="20"/>
+              </w:rPr>
+              <w:t>recorded_at</w:t>
+            </w:r>
+            <w:proofErr w:type="spellEnd"/>
           </w:p>
         </w:tc>
         <w:tc>
@@ -8980,6 +9477,7 @@
                 <w:szCs w:val="20"/>
               </w:rPr>
             </w:pPr>
+            <w:proofErr w:type="spellStart"/>
             <w:r>
               <w:rPr>
                 <w:rFonts w:ascii="Arial" w:hAnsi="Arial" w:cs="Arial"/>
@@ -8988,6 +9486,7 @@
               </w:rPr>
               <w:t>Datetime</w:t>
             </w:r>
+            <w:proofErr w:type="spellEnd"/>
           </w:p>
         </w:tc>
         <w:tc>
@@ -9103,16 +9602,14 @@
           <w:bCs/>
         </w:rPr>
       </w:pPr>
-      <w:bookmarkStart w:id="9" w:name="_Toc230866223"/>
       <w:r>
         <w:rPr>
           <w:rFonts w:ascii="Arial" w:hAnsi="Arial" w:cs="Arial"/>
           <w:b/>
           <w:bCs/>
         </w:rPr>
-        <w:t>Porfolio_usuario</w:t>
+        <w:t>Portfolio</w:t>
       </w:r>
-      <w:bookmarkEnd w:id="9"/>
     </w:p>
     <w:p>
       <w:pPr>
@@ -9140,24 +9637,14 @@
       <w:r>
         <w:t xml:space="preserve">Tabela </w:t>
       </w:r>
-      <w:r>
-        <w:fldChar w:fldCharType="begin"/>
-      </w:r>
-      <w:r>
-        <w:instrText xml:space="preserve"> SEQ Tabela \* ARABIC </w:instrText>
-      </w:r>
-      <w:r>
-        <w:fldChar w:fldCharType="separate"/>
-      </w:r>
-      <w:r>
-        <w:rPr>
-          <w:noProof/>
-        </w:rPr>
-        <w:t>7</w:t>
-      </w:r>
-      <w:r>
-        <w:fldChar w:fldCharType="end"/>
-      </w:r>
+      <w:fldSimple w:instr=" SEQ Tabela \* ARABIC ">
+        <w:r>
+          <w:rPr>
+            <w:noProof/>
+          </w:rPr>
+          <w:t>7</w:t>
+        </w:r>
+      </w:fldSimple>
       <w:r>
         <w:t xml:space="preserve"> - Entidade Portfólio do usuário</w:t>
       </w:r>
@@ -9277,6 +9764,7 @@
                 <w:szCs w:val="20"/>
               </w:rPr>
             </w:pPr>
+            <w:proofErr w:type="spellStart"/>
             <w:r>
               <w:rPr>
                 <w:rFonts w:ascii="Arial" w:hAnsi="Arial" w:cs="Arial"/>
@@ -9287,6 +9775,7 @@
               </w:rPr>
               <w:t>Null</w:t>
             </w:r>
+            <w:proofErr w:type="spellEnd"/>
           </w:p>
         </w:tc>
         <w:tc>
@@ -9336,6 +9825,7 @@
                 <w:szCs w:val="20"/>
               </w:rPr>
             </w:pPr>
+            <w:proofErr w:type="spellStart"/>
             <w:r>
               <w:rPr>
                 <w:rFonts w:ascii="Arial" w:hAnsi="Arial" w:cs="Arial"/>
@@ -9344,6 +9834,7 @@
               </w:rPr>
               <w:t>Id_port</w:t>
             </w:r>
+            <w:proofErr w:type="spellEnd"/>
           </w:p>
         </w:tc>
         <w:tc>
@@ -9461,6 +9952,7 @@
                 <w:szCs w:val="20"/>
               </w:rPr>
             </w:pPr>
+            <w:proofErr w:type="spellStart"/>
             <w:r>
               <w:rPr>
                 <w:rFonts w:ascii="Arial" w:hAnsi="Arial" w:cs="Arial"/>
@@ -9469,6 +9961,7 @@
               </w:rPr>
               <w:t>Id_user</w:t>
             </w:r>
+            <w:proofErr w:type="spellEnd"/>
           </w:p>
         </w:tc>
         <w:tc>
@@ -9563,383 +10056,18 @@
                 <w:sz w:val="20"/>
                 <w:szCs w:val="20"/>
               </w:rPr>
-              <w:t>Identificador do usuario</w:t>
-            </w:r>
-          </w:p>
-        </w:tc>
-      </w:tr>
-      <w:tr>
-        <w:trPr>
-          <w:trHeight w:val="212"/>
-        </w:trPr>
-        <w:tc>
-          <w:tcPr>
-            <w:tcW w:w="1673" w:type="dxa"/>
-          </w:tcPr>
-          <w:p>
-            <w:pPr>
-              <w:spacing w:beforeLines="40" w:before="96" w:afterLines="40" w:after="96"/>
-              <w:jc w:val="both"/>
-              <w:rPr>
-                <w:rFonts w:ascii="Arial" w:hAnsi="Arial" w:cs="Arial"/>
-                <w:sz w:val="20"/>
-                <w:szCs w:val="20"/>
-              </w:rPr>
-            </w:pPr>
-            <w:r>
-              <w:rPr>
-                <w:rFonts w:ascii="Arial" w:hAnsi="Arial" w:cs="Arial"/>
-                <w:sz w:val="20"/>
-                <w:szCs w:val="20"/>
-              </w:rPr>
-              <w:t>Id_stock</w:t>
-            </w:r>
-          </w:p>
-        </w:tc>
-        <w:tc>
-          <w:tcPr>
-            <w:tcW w:w="1634" w:type="dxa"/>
-          </w:tcPr>
-          <w:p>
-            <w:pPr>
-              <w:spacing w:beforeLines="40" w:before="96" w:afterLines="40" w:after="96"/>
-              <w:jc w:val="both"/>
-              <w:rPr>
-                <w:rFonts w:ascii="Arial" w:hAnsi="Arial" w:cs="Arial"/>
-                <w:sz w:val="20"/>
-                <w:szCs w:val="20"/>
-              </w:rPr>
-            </w:pPr>
-            <w:r>
-              <w:rPr>
-                <w:rFonts w:ascii="Arial" w:hAnsi="Arial" w:cs="Arial"/>
-                <w:sz w:val="20"/>
-                <w:szCs w:val="20"/>
-              </w:rPr>
-              <w:t>INT</w:t>
-            </w:r>
-          </w:p>
-        </w:tc>
-        <w:tc>
-          <w:tcPr>
-            <w:tcW w:w="1262" w:type="dxa"/>
-          </w:tcPr>
-          <w:p>
-            <w:pPr>
-              <w:spacing w:beforeLines="40" w:before="96" w:afterLines="40" w:after="96"/>
-              <w:jc w:val="both"/>
-              <w:rPr>
-                <w:rFonts w:ascii="Arial" w:hAnsi="Arial" w:cs="Arial"/>
-                <w:sz w:val="20"/>
-                <w:szCs w:val="20"/>
-              </w:rPr>
-            </w:pPr>
-            <w:r>
-              <w:rPr>
-                <w:rFonts w:ascii="Arial" w:hAnsi="Arial" w:cs="Arial"/>
-                <w:sz w:val="20"/>
-                <w:szCs w:val="20"/>
-              </w:rPr>
-              <w:t>FK</w:t>
-            </w:r>
-          </w:p>
-        </w:tc>
-        <w:tc>
-          <w:tcPr>
-            <w:tcW w:w="1258" w:type="dxa"/>
-          </w:tcPr>
-          <w:p>
-            <w:pPr>
-              <w:spacing w:beforeLines="40" w:before="96" w:afterLines="40" w:after="96"/>
-              <w:jc w:val="both"/>
-              <w:rPr>
-                <w:rFonts w:ascii="Arial" w:hAnsi="Arial" w:cs="Arial"/>
-                <w:sz w:val="20"/>
-                <w:szCs w:val="20"/>
-              </w:rPr>
-            </w:pPr>
-            <w:r>
-              <w:rPr>
-                <w:rFonts w:ascii="Arial" w:hAnsi="Arial" w:cs="Arial"/>
-                <w:sz w:val="20"/>
-                <w:szCs w:val="20"/>
-              </w:rPr>
-              <w:t>Não</w:t>
-            </w:r>
-          </w:p>
-        </w:tc>
-        <w:tc>
-          <w:tcPr>
-            <w:tcW w:w="2457" w:type="dxa"/>
-          </w:tcPr>
-          <w:p>
-            <w:pPr>
-              <w:spacing w:beforeLines="40" w:before="96" w:afterLines="40" w:after="96"/>
-              <w:jc w:val="both"/>
-              <w:rPr>
-                <w:rFonts w:ascii="Arial" w:hAnsi="Arial" w:cs="Arial"/>
-                <w:sz w:val="20"/>
-                <w:szCs w:val="20"/>
-              </w:rPr>
-            </w:pPr>
-            <w:r>
-              <w:rPr>
-                <w:rFonts w:ascii="Arial" w:hAnsi="Arial" w:cs="Arial"/>
-                <w:sz w:val="20"/>
-                <w:szCs w:val="20"/>
-              </w:rPr>
-              <w:t>Identificador da ação</w:t>
-            </w:r>
-          </w:p>
-        </w:tc>
-      </w:tr>
-      <w:tr>
-        <w:trPr>
-          <w:trHeight w:val="569"/>
-        </w:trPr>
-        <w:tc>
-          <w:tcPr>
-            <w:tcW w:w="1673" w:type="dxa"/>
-          </w:tcPr>
-          <w:p>
-            <w:pPr>
-              <w:spacing w:beforeLines="40" w:before="96" w:afterLines="40" w:after="96"/>
-              <w:jc w:val="both"/>
-              <w:rPr>
-                <w:rFonts w:ascii="Arial" w:hAnsi="Arial" w:cs="Arial"/>
-                <w:sz w:val="20"/>
-                <w:szCs w:val="20"/>
-              </w:rPr>
-            </w:pPr>
-            <w:r>
-              <w:rPr>
-                <w:rFonts w:ascii="Arial" w:hAnsi="Arial" w:cs="Arial"/>
-                <w:sz w:val="20"/>
-                <w:szCs w:val="20"/>
-              </w:rPr>
-              <w:t>Amount</w:t>
-            </w:r>
-          </w:p>
-        </w:tc>
-        <w:tc>
-          <w:tcPr>
-            <w:tcW w:w="1634" w:type="dxa"/>
-          </w:tcPr>
-          <w:p>
-            <w:pPr>
-              <w:spacing w:beforeLines="40" w:before="96" w:afterLines="40" w:after="96"/>
-              <w:jc w:val="both"/>
-              <w:rPr>
-                <w:rFonts w:ascii="Arial" w:hAnsi="Arial" w:cs="Arial"/>
-                <w:sz w:val="20"/>
-                <w:szCs w:val="20"/>
-              </w:rPr>
-            </w:pPr>
-            <w:r>
-              <w:rPr>
-                <w:rFonts w:ascii="Arial" w:hAnsi="Arial" w:cs="Arial"/>
-                <w:sz w:val="20"/>
-                <w:szCs w:val="20"/>
-              </w:rPr>
-              <w:t>Float</w:t>
-            </w:r>
-          </w:p>
-        </w:tc>
-        <w:tc>
-          <w:tcPr>
-            <w:tcW w:w="1262" w:type="dxa"/>
-          </w:tcPr>
-          <w:p>
-            <w:pPr>
-              <w:spacing w:beforeLines="40" w:before="96" w:afterLines="40" w:after="96"/>
-              <w:jc w:val="both"/>
-              <w:rPr>
-                <w:rFonts w:ascii="Arial" w:hAnsi="Arial" w:cs="Arial"/>
-                <w:sz w:val="20"/>
-                <w:szCs w:val="20"/>
-              </w:rPr>
-            </w:pPr>
-            <w:r>
-              <w:rPr>
-                <w:rFonts w:ascii="Arial" w:hAnsi="Arial" w:cs="Arial"/>
-                <w:sz w:val="20"/>
-                <w:szCs w:val="20"/>
-              </w:rPr>
-              <w:t xml:space="preserve">- </w:t>
-            </w:r>
-          </w:p>
-        </w:tc>
-        <w:tc>
-          <w:tcPr>
-            <w:tcW w:w="1258" w:type="dxa"/>
-          </w:tcPr>
-          <w:p>
-            <w:pPr>
-              <w:spacing w:beforeLines="40" w:before="96" w:afterLines="40" w:after="96"/>
-              <w:jc w:val="both"/>
-              <w:rPr>
-                <w:rFonts w:ascii="Arial" w:hAnsi="Arial" w:cs="Arial"/>
-                <w:sz w:val="20"/>
-                <w:szCs w:val="20"/>
-              </w:rPr>
-            </w:pPr>
-            <w:r>
-              <w:rPr>
-                <w:rFonts w:ascii="Arial" w:hAnsi="Arial" w:cs="Arial"/>
-                <w:sz w:val="20"/>
-                <w:szCs w:val="20"/>
-              </w:rPr>
-              <w:t>Sim</w:t>
-            </w:r>
-          </w:p>
-        </w:tc>
-        <w:tc>
-          <w:tcPr>
-            <w:tcW w:w="2457" w:type="dxa"/>
-          </w:tcPr>
-          <w:p>
-            <w:pPr>
-              <w:spacing w:beforeLines="40" w:before="96" w:afterLines="40" w:after="96"/>
-              <w:jc w:val="both"/>
-              <w:rPr>
-                <w:rFonts w:ascii="Arial" w:hAnsi="Arial" w:cs="Arial"/>
-                <w:sz w:val="20"/>
-                <w:szCs w:val="20"/>
-              </w:rPr>
-            </w:pPr>
-            <w:r>
-              <w:rPr>
-                <w:rFonts w:ascii="Arial" w:hAnsi="Arial" w:cs="Arial"/>
-                <w:sz w:val="20"/>
-                <w:szCs w:val="20"/>
-              </w:rPr>
-              <w:t>Quantidade de ação</w:t>
-            </w:r>
-          </w:p>
-        </w:tc>
-      </w:tr>
-      <w:tr>
-        <w:trPr>
-          <w:trHeight w:val="569"/>
-        </w:trPr>
-        <w:tc>
-          <w:tcPr>
-            <w:tcW w:w="1673" w:type="dxa"/>
-          </w:tcPr>
-          <w:p>
-            <w:pPr>
-              <w:spacing w:beforeLines="40" w:before="96" w:afterLines="40" w:after="96"/>
-              <w:jc w:val="both"/>
-              <w:rPr>
-                <w:rFonts w:ascii="Arial" w:hAnsi="Arial" w:cs="Arial"/>
-                <w:sz w:val="20"/>
-                <w:szCs w:val="20"/>
-              </w:rPr>
-            </w:pPr>
-            <w:r>
-              <w:rPr>
-                <w:rFonts w:ascii="Arial" w:hAnsi="Arial" w:cs="Arial"/>
-                <w:sz w:val="20"/>
-                <w:szCs w:val="20"/>
-              </w:rPr>
-              <w:t>Average_price</w:t>
-            </w:r>
-          </w:p>
-        </w:tc>
-        <w:tc>
-          <w:tcPr>
-            <w:tcW w:w="1634" w:type="dxa"/>
-          </w:tcPr>
-          <w:p>
-            <w:pPr>
-              <w:spacing w:beforeLines="40" w:before="96" w:afterLines="40" w:after="96"/>
-              <w:jc w:val="both"/>
-              <w:rPr>
-                <w:rFonts w:ascii="Arial" w:hAnsi="Arial" w:cs="Arial"/>
-                <w:sz w:val="20"/>
-                <w:szCs w:val="20"/>
-              </w:rPr>
-            </w:pPr>
-            <w:r>
-              <w:rPr>
-                <w:rFonts w:ascii="Arial" w:hAnsi="Arial" w:cs="Arial"/>
-                <w:sz w:val="20"/>
-                <w:szCs w:val="20"/>
-              </w:rPr>
-              <w:t>Float</w:t>
-            </w:r>
-          </w:p>
-        </w:tc>
-        <w:tc>
-          <w:tcPr>
-            <w:tcW w:w="1262" w:type="dxa"/>
-          </w:tcPr>
-          <w:p>
-            <w:pPr>
-              <w:spacing w:beforeLines="40" w:before="96" w:afterLines="40" w:after="96"/>
-              <w:jc w:val="both"/>
-              <w:rPr>
-                <w:rFonts w:ascii="Arial" w:hAnsi="Arial" w:cs="Arial"/>
-                <w:sz w:val="20"/>
-                <w:szCs w:val="20"/>
-              </w:rPr>
-            </w:pPr>
-            <w:r>
-              <w:rPr>
-                <w:rFonts w:ascii="Arial" w:hAnsi="Arial" w:cs="Arial"/>
-                <w:sz w:val="20"/>
-                <w:szCs w:val="20"/>
-              </w:rPr>
-              <w:t xml:space="preserve">- </w:t>
-            </w:r>
-          </w:p>
-        </w:tc>
-        <w:tc>
-          <w:tcPr>
-            <w:tcW w:w="1258" w:type="dxa"/>
-          </w:tcPr>
-          <w:p>
-            <w:pPr>
-              <w:spacing w:beforeLines="40" w:before="96" w:afterLines="40" w:after="96"/>
-              <w:jc w:val="both"/>
-              <w:rPr>
-                <w:rFonts w:ascii="Arial" w:hAnsi="Arial" w:cs="Arial"/>
-                <w:sz w:val="20"/>
-                <w:szCs w:val="20"/>
-              </w:rPr>
-            </w:pPr>
-            <w:r>
-              <w:rPr>
-                <w:rFonts w:ascii="Arial" w:hAnsi="Arial" w:cs="Arial"/>
-                <w:sz w:val="20"/>
-                <w:szCs w:val="20"/>
-              </w:rPr>
-              <w:t>Sim</w:t>
-            </w:r>
-          </w:p>
-        </w:tc>
-        <w:tc>
-          <w:tcPr>
-            <w:tcW w:w="2457" w:type="dxa"/>
-          </w:tcPr>
-          <w:p>
-            <w:pPr>
-              <w:spacing w:beforeLines="40" w:before="96" w:afterLines="40" w:after="96"/>
-              <w:jc w:val="both"/>
-              <w:rPr>
-                <w:rFonts w:ascii="Arial" w:hAnsi="Arial" w:cs="Arial"/>
-                <w:sz w:val="20"/>
-                <w:szCs w:val="20"/>
-              </w:rPr>
-            </w:pPr>
-            <w:r>
-              <w:rPr>
-                <w:rFonts w:ascii="Arial" w:hAnsi="Arial" w:cs="Arial"/>
-                <w:sz w:val="20"/>
-                <w:szCs w:val="20"/>
-              </w:rPr>
-              <w:t>Preço médio de quanto o usuário gastou</w:t>
-            </w:r>
+              <w:t xml:space="preserve">Identificador do </w:t>
+            </w:r>
+            <w:proofErr w:type="spellStart"/>
+            <w:r>
+              <w:rPr>
+                <w:rFonts w:ascii="Arial" w:hAnsi="Arial" w:cs="Arial"/>
+                <w:sz w:val="20"/>
+                <w:szCs w:val="20"/>
+              </w:rPr>
+              <w:t>User</w:t>
+            </w:r>
+            <w:proofErr w:type="spellEnd"/>
           </w:p>
         </w:tc>
       </w:tr>
@@ -9961,14 +10089,16 @@
                 <w:szCs w:val="20"/>
               </w:rPr>
             </w:pPr>
-            <w:r>
-              <w:rPr>
-                <w:rFonts w:ascii="Arial" w:hAnsi="Arial" w:cs="Arial"/>
-                <w:sz w:val="20"/>
-                <w:szCs w:val="20"/>
-              </w:rPr>
-              <w:t>Date</w:t>
-            </w:r>
+            <w:proofErr w:type="spellStart"/>
+            <w:r>
+              <w:rPr>
+                <w:rFonts w:ascii="Arial" w:hAnsi="Arial" w:cs="Arial"/>
+                <w:sz w:val="20"/>
+                <w:szCs w:val="20"/>
+              </w:rPr>
+              <w:t>Create_at</w:t>
+            </w:r>
+            <w:proofErr w:type="spellEnd"/>
           </w:p>
         </w:tc>
         <w:tc>
@@ -9985,6 +10115,7 @@
                 <w:szCs w:val="20"/>
               </w:rPr>
             </w:pPr>
+            <w:proofErr w:type="spellStart"/>
             <w:r>
               <w:rPr>
                 <w:rFonts w:ascii="Arial" w:hAnsi="Arial" w:cs="Arial"/>
@@ -9993,6 +10124,7 @@
               </w:rPr>
               <w:t>Datetime</w:t>
             </w:r>
+            <w:proofErr w:type="spellEnd"/>
           </w:p>
         </w:tc>
         <w:tc>
@@ -10069,6 +10201,42 @@
         </w:tc>
       </w:tr>
     </w:tbl>
+    <w:p>
+      <w:pPr>
+        <w:rPr>
+          <w:rFonts w:ascii="Arial" w:hAnsi="Arial" w:cs="Arial"/>
+          <w:b/>
+          <w:bCs/>
+        </w:rPr>
+      </w:pPr>
+    </w:p>
+    <w:p>
+      <w:pPr>
+        <w:rPr>
+          <w:rFonts w:ascii="Arial" w:hAnsi="Arial" w:cs="Arial"/>
+          <w:b/>
+          <w:bCs/>
+        </w:rPr>
+      </w:pPr>
+    </w:p>
+    <w:p>
+      <w:pPr>
+        <w:rPr>
+          <w:rFonts w:ascii="Arial" w:hAnsi="Arial" w:cs="Arial"/>
+          <w:b/>
+          <w:bCs/>
+        </w:rPr>
+      </w:pPr>
+    </w:p>
+    <w:p>
+      <w:pPr>
+        <w:rPr>
+          <w:rFonts w:ascii="Arial" w:hAnsi="Arial" w:cs="Arial"/>
+          <w:b/>
+          <w:bCs/>
+        </w:rPr>
+      </w:pPr>
+    </w:p>
     <w:p>
       <w:pPr>
         <w:rPr>
@@ -10102,7 +10270,6 @@
           <w:bCs/>
         </w:rPr>
       </w:pPr>
-      <w:bookmarkStart w:id="10" w:name="_Toc230866224"/>
       <w:r>
         <w:rPr>
           <w:rFonts w:ascii="Arial" w:hAnsi="Arial" w:cs="Arial"/>
@@ -10110,9 +10277,878 @@
           <w:bCs/>
         </w:rPr>
         <w:lastRenderedPageBreak/>
-        <w:t>Alerta</w:t>
+        <w:t xml:space="preserve"> </w:t>
       </w:r>
-      <w:bookmarkEnd w:id="10"/>
+      <w:proofErr w:type="spellStart"/>
+      <w:r>
+        <w:rPr>
+          <w:rFonts w:ascii="Arial" w:hAnsi="Arial" w:cs="Arial"/>
+          <w:b/>
+          <w:bCs/>
+        </w:rPr>
+        <w:t>PortfolioStock</w:t>
+      </w:r>
+      <w:proofErr w:type="spellEnd"/>
+    </w:p>
+    <w:tbl>
+      <w:tblPr>
+        <w:tblStyle w:val="Tabelacomgrade"/>
+        <w:tblW w:w="8284" w:type="dxa"/>
+        <w:tblInd w:w="1634" w:type="dxa"/>
+        <w:tblLook w:val="04A0" w:firstRow="1" w:lastRow="0" w:firstColumn="1" w:lastColumn="0" w:noHBand="0" w:noVBand="1"/>
+      </w:tblPr>
+      <w:tblGrid>
+        <w:gridCol w:w="1673"/>
+        <w:gridCol w:w="1634"/>
+        <w:gridCol w:w="1262"/>
+        <w:gridCol w:w="1258"/>
+        <w:gridCol w:w="2457"/>
+      </w:tblGrid>
+      <w:tr>
+        <w:tc>
+          <w:tcPr>
+            <w:tcW w:w="1673" w:type="dxa"/>
+          </w:tcPr>
+          <w:p>
+            <w:pPr>
+              <w:spacing w:beforeLines="40" w:before="96" w:afterLines="40" w:after="96"/>
+              <w:jc w:val="center"/>
+              <w:rPr>
+                <w:rFonts w:ascii="Arial" w:hAnsi="Arial" w:cs="Arial"/>
+                <w:b/>
+                <w:bCs/>
+                <w:sz w:val="20"/>
+                <w:szCs w:val="20"/>
+              </w:rPr>
+            </w:pPr>
+            <w:r>
+              <w:rPr>
+                <w:rFonts w:ascii="Arial" w:hAnsi="Arial" w:cs="Arial"/>
+                <w:b/>
+                <w:bCs/>
+                <w:sz w:val="20"/>
+                <w:szCs w:val="20"/>
+              </w:rPr>
+              <w:t>Atributo</w:t>
+            </w:r>
+          </w:p>
+        </w:tc>
+        <w:tc>
+          <w:tcPr>
+            <w:tcW w:w="1634" w:type="dxa"/>
+          </w:tcPr>
+          <w:p>
+            <w:pPr>
+              <w:spacing w:beforeLines="40" w:before="96" w:afterLines="40" w:after="96"/>
+              <w:jc w:val="center"/>
+              <w:rPr>
+                <w:rFonts w:ascii="Arial" w:hAnsi="Arial" w:cs="Arial"/>
+                <w:b/>
+                <w:bCs/>
+                <w:sz w:val="20"/>
+                <w:szCs w:val="20"/>
+              </w:rPr>
+            </w:pPr>
+            <w:r>
+              <w:rPr>
+                <w:rFonts w:ascii="Arial" w:hAnsi="Arial" w:cs="Arial"/>
+                <w:b/>
+                <w:bCs/>
+                <w:sz w:val="20"/>
+                <w:szCs w:val="20"/>
+              </w:rPr>
+              <w:t>Tipo</w:t>
+            </w:r>
+          </w:p>
+        </w:tc>
+        <w:tc>
+          <w:tcPr>
+            <w:tcW w:w="1262" w:type="dxa"/>
+          </w:tcPr>
+          <w:p>
+            <w:pPr>
+              <w:spacing w:beforeLines="40" w:before="96" w:afterLines="40" w:after="96"/>
+              <w:jc w:val="center"/>
+              <w:rPr>
+                <w:rFonts w:ascii="Arial" w:hAnsi="Arial" w:cs="Arial"/>
+                <w:b/>
+                <w:bCs/>
+                <w:sz w:val="20"/>
+                <w:szCs w:val="20"/>
+              </w:rPr>
+            </w:pPr>
+            <w:r>
+              <w:rPr>
+                <w:rFonts w:ascii="Arial" w:hAnsi="Arial" w:cs="Arial"/>
+                <w:b/>
+                <w:bCs/>
+                <w:sz w:val="20"/>
+                <w:szCs w:val="20"/>
+              </w:rPr>
+              <w:t>Chave</w:t>
+            </w:r>
+          </w:p>
+        </w:tc>
+        <w:tc>
+          <w:tcPr>
+            <w:tcW w:w="1258" w:type="dxa"/>
+          </w:tcPr>
+          <w:p>
+            <w:pPr>
+              <w:spacing w:beforeLines="40" w:before="96" w:afterLines="40" w:after="96"/>
+              <w:jc w:val="center"/>
+              <w:rPr>
+                <w:rFonts w:ascii="Arial" w:hAnsi="Arial" w:cs="Arial"/>
+                <w:b/>
+                <w:bCs/>
+                <w:sz w:val="20"/>
+                <w:szCs w:val="20"/>
+              </w:rPr>
+            </w:pPr>
+            <w:proofErr w:type="spellStart"/>
+            <w:r>
+              <w:rPr>
+                <w:rFonts w:ascii="Arial" w:hAnsi="Arial" w:cs="Arial"/>
+                <w:b/>
+                <w:bCs/>
+                <w:sz w:val="20"/>
+                <w:szCs w:val="20"/>
+              </w:rPr>
+              <w:t>Null</w:t>
+            </w:r>
+            <w:proofErr w:type="spellEnd"/>
+          </w:p>
+        </w:tc>
+        <w:tc>
+          <w:tcPr>
+            <w:tcW w:w="2457" w:type="dxa"/>
+          </w:tcPr>
+          <w:p>
+            <w:pPr>
+              <w:spacing w:beforeLines="40" w:before="96" w:afterLines="40" w:after="96"/>
+              <w:jc w:val="center"/>
+              <w:rPr>
+                <w:rFonts w:ascii="Arial" w:hAnsi="Arial" w:cs="Arial"/>
+                <w:b/>
+                <w:bCs/>
+                <w:sz w:val="20"/>
+                <w:szCs w:val="20"/>
+              </w:rPr>
+            </w:pPr>
+            <w:r>
+              <w:rPr>
+                <w:rFonts w:ascii="Arial" w:hAnsi="Arial" w:cs="Arial"/>
+                <w:b/>
+                <w:bCs/>
+                <w:sz w:val="20"/>
+                <w:szCs w:val="20"/>
+              </w:rPr>
+              <w:t>Descrição</w:t>
+            </w:r>
+          </w:p>
+        </w:tc>
+      </w:tr>
+      <w:tr>
+        <w:tc>
+          <w:tcPr>
+            <w:tcW w:w="1673" w:type="dxa"/>
+          </w:tcPr>
+          <w:p>
+            <w:pPr>
+              <w:spacing w:beforeLines="40" w:before="96" w:afterLines="40" w:after="96"/>
+              <w:rPr>
+                <w:rFonts w:ascii="Arial" w:hAnsi="Arial" w:cs="Arial"/>
+                <w:sz w:val="20"/>
+                <w:szCs w:val="20"/>
+              </w:rPr>
+            </w:pPr>
+            <w:proofErr w:type="spellStart"/>
+            <w:r>
+              <w:rPr>
+                <w:rFonts w:ascii="Arial" w:hAnsi="Arial" w:cs="Arial"/>
+                <w:sz w:val="20"/>
+                <w:szCs w:val="20"/>
+              </w:rPr>
+              <w:t>Id_port_stock</w:t>
+            </w:r>
+            <w:proofErr w:type="spellEnd"/>
+          </w:p>
+        </w:tc>
+        <w:tc>
+          <w:tcPr>
+            <w:tcW w:w="1634" w:type="dxa"/>
+          </w:tcPr>
+          <w:p>
+            <w:pPr>
+              <w:spacing w:beforeLines="40" w:before="96" w:afterLines="40" w:after="96"/>
+              <w:rPr>
+                <w:rFonts w:ascii="Arial" w:hAnsi="Arial" w:cs="Arial"/>
+                <w:sz w:val="20"/>
+                <w:szCs w:val="20"/>
+              </w:rPr>
+            </w:pPr>
+            <w:r>
+              <w:rPr>
+                <w:rFonts w:ascii="Arial" w:hAnsi="Arial" w:cs="Arial"/>
+                <w:sz w:val="20"/>
+                <w:szCs w:val="20"/>
+              </w:rPr>
+              <w:t>INT</w:t>
+            </w:r>
+          </w:p>
+        </w:tc>
+        <w:tc>
+          <w:tcPr>
+            <w:tcW w:w="1262" w:type="dxa"/>
+          </w:tcPr>
+          <w:p>
+            <w:pPr>
+              <w:spacing w:beforeLines="40" w:before="96" w:afterLines="40" w:after="96"/>
+              <w:rPr>
+                <w:rFonts w:ascii="Arial" w:hAnsi="Arial" w:cs="Arial"/>
+                <w:sz w:val="20"/>
+                <w:szCs w:val="20"/>
+              </w:rPr>
+            </w:pPr>
+            <w:r>
+              <w:rPr>
+                <w:rFonts w:ascii="Arial" w:hAnsi="Arial" w:cs="Arial"/>
+                <w:sz w:val="20"/>
+                <w:szCs w:val="20"/>
+              </w:rPr>
+              <w:t>PK</w:t>
+            </w:r>
+          </w:p>
+        </w:tc>
+        <w:tc>
+          <w:tcPr>
+            <w:tcW w:w="1258" w:type="dxa"/>
+          </w:tcPr>
+          <w:p>
+            <w:pPr>
+              <w:spacing w:beforeLines="40" w:before="96" w:afterLines="40" w:after="96"/>
+              <w:rPr>
+                <w:rFonts w:ascii="Arial" w:hAnsi="Arial" w:cs="Arial"/>
+                <w:sz w:val="20"/>
+                <w:szCs w:val="20"/>
+              </w:rPr>
+            </w:pPr>
+            <w:r>
+              <w:rPr>
+                <w:rFonts w:ascii="Arial" w:hAnsi="Arial" w:cs="Arial"/>
+                <w:sz w:val="20"/>
+                <w:szCs w:val="20"/>
+              </w:rPr>
+              <w:t>Não</w:t>
+            </w:r>
+          </w:p>
+        </w:tc>
+        <w:tc>
+          <w:tcPr>
+            <w:tcW w:w="2457" w:type="dxa"/>
+          </w:tcPr>
+          <w:p>
+            <w:pPr>
+              <w:spacing w:beforeLines="40" w:before="96" w:afterLines="40" w:after="96"/>
+              <w:rPr>
+                <w:rFonts w:ascii="Arial" w:hAnsi="Arial" w:cs="Arial"/>
+                <w:sz w:val="20"/>
+                <w:szCs w:val="20"/>
+              </w:rPr>
+            </w:pPr>
+            <w:r>
+              <w:rPr>
+                <w:rFonts w:ascii="Arial" w:hAnsi="Arial" w:cs="Arial"/>
+                <w:sz w:val="20"/>
+                <w:szCs w:val="20"/>
+              </w:rPr>
+              <w:t>Identificador único</w:t>
+            </w:r>
+          </w:p>
+        </w:tc>
+      </w:tr>
+      <w:tr>
+        <w:trPr>
+          <w:trHeight w:val="260"/>
+        </w:trPr>
+        <w:tc>
+          <w:tcPr>
+            <w:tcW w:w="1673" w:type="dxa"/>
+          </w:tcPr>
+          <w:p>
+            <w:pPr>
+              <w:spacing w:beforeLines="40" w:before="96" w:afterLines="40" w:after="96"/>
+              <w:jc w:val="both"/>
+              <w:rPr>
+                <w:rFonts w:ascii="Arial" w:hAnsi="Arial" w:cs="Arial"/>
+                <w:sz w:val="20"/>
+                <w:szCs w:val="20"/>
+              </w:rPr>
+            </w:pPr>
+            <w:proofErr w:type="spellStart"/>
+            <w:r>
+              <w:rPr>
+                <w:rFonts w:ascii="Arial" w:hAnsi="Arial" w:cs="Arial"/>
+                <w:sz w:val="20"/>
+                <w:szCs w:val="20"/>
+              </w:rPr>
+              <w:t>Id_port</w:t>
+            </w:r>
+            <w:proofErr w:type="spellEnd"/>
+          </w:p>
+        </w:tc>
+        <w:tc>
+          <w:tcPr>
+            <w:tcW w:w="1634" w:type="dxa"/>
+          </w:tcPr>
+          <w:p>
+            <w:pPr>
+              <w:spacing w:beforeLines="40" w:before="96" w:afterLines="40" w:after="96"/>
+              <w:jc w:val="both"/>
+              <w:rPr>
+                <w:rFonts w:ascii="Arial" w:hAnsi="Arial" w:cs="Arial"/>
+                <w:sz w:val="20"/>
+                <w:szCs w:val="20"/>
+              </w:rPr>
+            </w:pPr>
+            <w:r>
+              <w:rPr>
+                <w:rFonts w:ascii="Arial" w:hAnsi="Arial" w:cs="Arial"/>
+                <w:sz w:val="20"/>
+                <w:szCs w:val="20"/>
+              </w:rPr>
+              <w:t>INT</w:t>
+            </w:r>
+          </w:p>
+        </w:tc>
+        <w:tc>
+          <w:tcPr>
+            <w:tcW w:w="1262" w:type="dxa"/>
+          </w:tcPr>
+          <w:p>
+            <w:pPr>
+              <w:spacing w:beforeLines="40" w:before="96" w:afterLines="40" w:after="96"/>
+              <w:jc w:val="both"/>
+              <w:rPr>
+                <w:rFonts w:ascii="Arial" w:hAnsi="Arial" w:cs="Arial"/>
+                <w:sz w:val="20"/>
+                <w:szCs w:val="20"/>
+              </w:rPr>
+            </w:pPr>
+            <w:r>
+              <w:rPr>
+                <w:rFonts w:ascii="Arial" w:hAnsi="Arial" w:cs="Arial"/>
+                <w:sz w:val="20"/>
+                <w:szCs w:val="20"/>
+              </w:rPr>
+              <w:t>F</w:t>
+            </w:r>
+            <w:r>
+              <w:rPr>
+                <w:rFonts w:ascii="Arial" w:hAnsi="Arial" w:cs="Arial"/>
+                <w:sz w:val="20"/>
+                <w:szCs w:val="20"/>
+              </w:rPr>
+              <w:t>K</w:t>
+            </w:r>
+          </w:p>
+        </w:tc>
+        <w:tc>
+          <w:tcPr>
+            <w:tcW w:w="1258" w:type="dxa"/>
+          </w:tcPr>
+          <w:p>
+            <w:pPr>
+              <w:spacing w:beforeLines="40" w:before="96" w:afterLines="40" w:after="96"/>
+              <w:jc w:val="both"/>
+              <w:rPr>
+                <w:rFonts w:ascii="Arial" w:hAnsi="Arial" w:cs="Arial"/>
+                <w:sz w:val="20"/>
+                <w:szCs w:val="20"/>
+              </w:rPr>
+            </w:pPr>
+            <w:r>
+              <w:rPr>
+                <w:rFonts w:ascii="Arial" w:hAnsi="Arial" w:cs="Arial"/>
+                <w:sz w:val="20"/>
+                <w:szCs w:val="20"/>
+              </w:rPr>
+              <w:t>Não</w:t>
+            </w:r>
+          </w:p>
+        </w:tc>
+        <w:tc>
+          <w:tcPr>
+            <w:tcW w:w="2457" w:type="dxa"/>
+          </w:tcPr>
+          <w:p>
+            <w:pPr>
+              <w:spacing w:beforeLines="40" w:before="96" w:afterLines="40" w:after="96"/>
+              <w:jc w:val="both"/>
+              <w:rPr>
+                <w:rFonts w:ascii="Arial" w:hAnsi="Arial" w:cs="Arial"/>
+                <w:sz w:val="20"/>
+                <w:szCs w:val="20"/>
+              </w:rPr>
+            </w:pPr>
+            <w:r>
+              <w:rPr>
+                <w:rFonts w:ascii="Arial" w:hAnsi="Arial" w:cs="Arial"/>
+                <w:sz w:val="20"/>
+                <w:szCs w:val="20"/>
+              </w:rPr>
+              <w:t xml:space="preserve">Identificador </w:t>
+            </w:r>
+            <w:r>
+              <w:rPr>
+                <w:rFonts w:ascii="Arial" w:hAnsi="Arial" w:cs="Arial"/>
+                <w:sz w:val="20"/>
+                <w:szCs w:val="20"/>
+              </w:rPr>
+              <w:t>da previsão</w:t>
+            </w:r>
+          </w:p>
+        </w:tc>
+      </w:tr>
+      <w:tr>
+        <w:trPr>
+          <w:trHeight w:val="212"/>
+        </w:trPr>
+        <w:tc>
+          <w:tcPr>
+            <w:tcW w:w="1673" w:type="dxa"/>
+          </w:tcPr>
+          <w:p>
+            <w:pPr>
+              <w:spacing w:beforeLines="40" w:before="96" w:afterLines="40" w:after="96"/>
+              <w:jc w:val="both"/>
+              <w:rPr>
+                <w:rFonts w:ascii="Arial" w:hAnsi="Arial" w:cs="Arial"/>
+                <w:sz w:val="20"/>
+                <w:szCs w:val="20"/>
+              </w:rPr>
+            </w:pPr>
+            <w:proofErr w:type="spellStart"/>
+            <w:r>
+              <w:rPr>
+                <w:rFonts w:ascii="Arial" w:hAnsi="Arial" w:cs="Arial"/>
+                <w:sz w:val="20"/>
+                <w:szCs w:val="20"/>
+              </w:rPr>
+              <w:t>Id_stock</w:t>
+            </w:r>
+            <w:proofErr w:type="spellEnd"/>
+          </w:p>
+        </w:tc>
+        <w:tc>
+          <w:tcPr>
+            <w:tcW w:w="1634" w:type="dxa"/>
+          </w:tcPr>
+          <w:p>
+            <w:pPr>
+              <w:spacing w:beforeLines="40" w:before="96" w:afterLines="40" w:after="96"/>
+              <w:jc w:val="both"/>
+              <w:rPr>
+                <w:rFonts w:ascii="Arial" w:hAnsi="Arial" w:cs="Arial"/>
+                <w:sz w:val="20"/>
+                <w:szCs w:val="20"/>
+              </w:rPr>
+            </w:pPr>
+            <w:r>
+              <w:rPr>
+                <w:rFonts w:ascii="Arial" w:hAnsi="Arial" w:cs="Arial"/>
+                <w:sz w:val="20"/>
+                <w:szCs w:val="20"/>
+              </w:rPr>
+              <w:t>INT</w:t>
+            </w:r>
+          </w:p>
+        </w:tc>
+        <w:tc>
+          <w:tcPr>
+            <w:tcW w:w="1262" w:type="dxa"/>
+          </w:tcPr>
+          <w:p>
+            <w:pPr>
+              <w:spacing w:beforeLines="40" w:before="96" w:afterLines="40" w:after="96"/>
+              <w:jc w:val="both"/>
+              <w:rPr>
+                <w:rFonts w:ascii="Arial" w:hAnsi="Arial" w:cs="Arial"/>
+                <w:sz w:val="20"/>
+                <w:szCs w:val="20"/>
+              </w:rPr>
+            </w:pPr>
+            <w:r>
+              <w:rPr>
+                <w:rFonts w:ascii="Arial" w:hAnsi="Arial" w:cs="Arial"/>
+                <w:sz w:val="20"/>
+                <w:szCs w:val="20"/>
+              </w:rPr>
+              <w:t>FK</w:t>
+            </w:r>
+          </w:p>
+        </w:tc>
+        <w:tc>
+          <w:tcPr>
+            <w:tcW w:w="1258" w:type="dxa"/>
+          </w:tcPr>
+          <w:p>
+            <w:pPr>
+              <w:spacing w:beforeLines="40" w:before="96" w:afterLines="40" w:after="96"/>
+              <w:jc w:val="both"/>
+              <w:rPr>
+                <w:rFonts w:ascii="Arial" w:hAnsi="Arial" w:cs="Arial"/>
+                <w:sz w:val="20"/>
+                <w:szCs w:val="20"/>
+              </w:rPr>
+            </w:pPr>
+            <w:r>
+              <w:rPr>
+                <w:rFonts w:ascii="Arial" w:hAnsi="Arial" w:cs="Arial"/>
+                <w:sz w:val="20"/>
+                <w:szCs w:val="20"/>
+              </w:rPr>
+              <w:t>Não</w:t>
+            </w:r>
+          </w:p>
+        </w:tc>
+        <w:tc>
+          <w:tcPr>
+            <w:tcW w:w="2457" w:type="dxa"/>
+          </w:tcPr>
+          <w:p>
+            <w:pPr>
+              <w:spacing w:beforeLines="40" w:before="96" w:afterLines="40" w:after="96"/>
+              <w:jc w:val="both"/>
+              <w:rPr>
+                <w:rFonts w:ascii="Arial" w:hAnsi="Arial" w:cs="Arial"/>
+                <w:sz w:val="20"/>
+                <w:szCs w:val="20"/>
+              </w:rPr>
+            </w:pPr>
+            <w:r>
+              <w:rPr>
+                <w:rFonts w:ascii="Arial" w:hAnsi="Arial" w:cs="Arial"/>
+                <w:sz w:val="20"/>
+                <w:szCs w:val="20"/>
+              </w:rPr>
+              <w:t>Identificador da ação</w:t>
+            </w:r>
+          </w:p>
+        </w:tc>
+      </w:tr>
+      <w:tr>
+        <w:trPr>
+          <w:trHeight w:val="569"/>
+        </w:trPr>
+        <w:tc>
+          <w:tcPr>
+            <w:tcW w:w="1673" w:type="dxa"/>
+          </w:tcPr>
+          <w:p>
+            <w:pPr>
+              <w:spacing w:beforeLines="40" w:before="96" w:afterLines="40" w:after="96"/>
+              <w:jc w:val="both"/>
+              <w:rPr>
+                <w:rFonts w:ascii="Arial" w:hAnsi="Arial" w:cs="Arial"/>
+                <w:sz w:val="20"/>
+                <w:szCs w:val="20"/>
+              </w:rPr>
+            </w:pPr>
+            <w:proofErr w:type="spellStart"/>
+            <w:r>
+              <w:rPr>
+                <w:rFonts w:ascii="Arial" w:hAnsi="Arial" w:cs="Arial"/>
+                <w:sz w:val="20"/>
+                <w:szCs w:val="20"/>
+              </w:rPr>
+              <w:t>Amount</w:t>
+            </w:r>
+            <w:proofErr w:type="spellEnd"/>
+          </w:p>
+        </w:tc>
+        <w:tc>
+          <w:tcPr>
+            <w:tcW w:w="1634" w:type="dxa"/>
+          </w:tcPr>
+          <w:p>
+            <w:pPr>
+              <w:spacing w:beforeLines="40" w:before="96" w:afterLines="40" w:after="96"/>
+              <w:jc w:val="both"/>
+              <w:rPr>
+                <w:rFonts w:ascii="Arial" w:hAnsi="Arial" w:cs="Arial"/>
+                <w:sz w:val="20"/>
+                <w:szCs w:val="20"/>
+              </w:rPr>
+            </w:pPr>
+            <w:proofErr w:type="gramStart"/>
+            <w:r>
+              <w:rPr>
+                <w:rFonts w:ascii="Arial" w:hAnsi="Arial" w:cs="Arial"/>
+                <w:sz w:val="20"/>
+                <w:szCs w:val="20"/>
+              </w:rPr>
+              <w:t>DECIMAL(</w:t>
+            </w:r>
+            <w:proofErr w:type="gramEnd"/>
+            <w:r>
+              <w:rPr>
+                <w:rFonts w:ascii="Arial" w:hAnsi="Arial" w:cs="Arial"/>
+                <w:sz w:val="20"/>
+                <w:szCs w:val="20"/>
+              </w:rPr>
+              <w:t>15,4)</w:t>
+            </w:r>
+          </w:p>
+        </w:tc>
+        <w:tc>
+          <w:tcPr>
+            <w:tcW w:w="1262" w:type="dxa"/>
+          </w:tcPr>
+          <w:p>
+            <w:pPr>
+              <w:spacing w:beforeLines="40" w:before="96" w:afterLines="40" w:after="96"/>
+              <w:jc w:val="both"/>
+              <w:rPr>
+                <w:rFonts w:ascii="Arial" w:hAnsi="Arial" w:cs="Arial"/>
+                <w:sz w:val="20"/>
+                <w:szCs w:val="20"/>
+              </w:rPr>
+            </w:pPr>
+            <w:r>
+              <w:rPr>
+                <w:rFonts w:ascii="Arial" w:hAnsi="Arial" w:cs="Arial"/>
+                <w:sz w:val="20"/>
+                <w:szCs w:val="20"/>
+              </w:rPr>
+              <w:t xml:space="preserve">- </w:t>
+            </w:r>
+          </w:p>
+        </w:tc>
+        <w:tc>
+          <w:tcPr>
+            <w:tcW w:w="1258" w:type="dxa"/>
+          </w:tcPr>
+          <w:p>
+            <w:pPr>
+              <w:spacing w:beforeLines="40" w:before="96" w:afterLines="40" w:after="96"/>
+              <w:jc w:val="both"/>
+              <w:rPr>
+                <w:rFonts w:ascii="Arial" w:hAnsi="Arial" w:cs="Arial"/>
+                <w:sz w:val="20"/>
+                <w:szCs w:val="20"/>
+              </w:rPr>
+            </w:pPr>
+            <w:r>
+              <w:rPr>
+                <w:rFonts w:ascii="Arial" w:hAnsi="Arial" w:cs="Arial"/>
+                <w:sz w:val="20"/>
+                <w:szCs w:val="20"/>
+              </w:rPr>
+              <w:t>Sim</w:t>
+            </w:r>
+          </w:p>
+        </w:tc>
+        <w:tc>
+          <w:tcPr>
+            <w:tcW w:w="2457" w:type="dxa"/>
+          </w:tcPr>
+          <w:p>
+            <w:pPr>
+              <w:spacing w:beforeLines="40" w:before="96" w:afterLines="40" w:after="96"/>
+              <w:jc w:val="both"/>
+              <w:rPr>
+                <w:rFonts w:ascii="Arial" w:hAnsi="Arial" w:cs="Arial"/>
+                <w:sz w:val="20"/>
+                <w:szCs w:val="20"/>
+              </w:rPr>
+            </w:pPr>
+            <w:r>
+              <w:rPr>
+                <w:rFonts w:ascii="Arial" w:hAnsi="Arial" w:cs="Arial"/>
+                <w:sz w:val="20"/>
+                <w:szCs w:val="20"/>
+              </w:rPr>
+              <w:t>Quantidade de ação</w:t>
+            </w:r>
+          </w:p>
+        </w:tc>
+      </w:tr>
+      <w:tr>
+        <w:trPr>
+          <w:trHeight w:val="569"/>
+        </w:trPr>
+        <w:tc>
+          <w:tcPr>
+            <w:tcW w:w="1673" w:type="dxa"/>
+          </w:tcPr>
+          <w:p>
+            <w:pPr>
+              <w:spacing w:beforeLines="40" w:before="96" w:afterLines="40" w:after="96"/>
+              <w:jc w:val="both"/>
+              <w:rPr>
+                <w:rFonts w:ascii="Arial" w:hAnsi="Arial" w:cs="Arial"/>
+                <w:sz w:val="20"/>
+                <w:szCs w:val="20"/>
+              </w:rPr>
+            </w:pPr>
+            <w:proofErr w:type="spellStart"/>
+            <w:r>
+              <w:rPr>
+                <w:rFonts w:ascii="Arial" w:hAnsi="Arial" w:cs="Arial"/>
+                <w:sz w:val="20"/>
+                <w:szCs w:val="20"/>
+              </w:rPr>
+              <w:t>Average_price</w:t>
+            </w:r>
+            <w:proofErr w:type="spellEnd"/>
+          </w:p>
+        </w:tc>
+        <w:tc>
+          <w:tcPr>
+            <w:tcW w:w="1634" w:type="dxa"/>
+          </w:tcPr>
+          <w:p>
+            <w:pPr>
+              <w:spacing w:beforeLines="40" w:before="96" w:afterLines="40" w:after="96"/>
+              <w:jc w:val="both"/>
+              <w:rPr>
+                <w:rFonts w:ascii="Arial" w:hAnsi="Arial" w:cs="Arial"/>
+                <w:sz w:val="20"/>
+                <w:szCs w:val="20"/>
+              </w:rPr>
+            </w:pPr>
+            <w:proofErr w:type="gramStart"/>
+            <w:r>
+              <w:rPr>
+                <w:rFonts w:ascii="Arial" w:hAnsi="Arial" w:cs="Arial"/>
+                <w:sz w:val="20"/>
+                <w:szCs w:val="20"/>
+              </w:rPr>
+              <w:t>DECIMAL(</w:t>
+            </w:r>
+            <w:proofErr w:type="gramEnd"/>
+            <w:r>
+              <w:rPr>
+                <w:rFonts w:ascii="Arial" w:hAnsi="Arial" w:cs="Arial"/>
+                <w:sz w:val="20"/>
+                <w:szCs w:val="20"/>
+              </w:rPr>
+              <w:t>15,4)</w:t>
+            </w:r>
+          </w:p>
+        </w:tc>
+        <w:tc>
+          <w:tcPr>
+            <w:tcW w:w="1262" w:type="dxa"/>
+          </w:tcPr>
+          <w:p>
+            <w:pPr>
+              <w:spacing w:beforeLines="40" w:before="96" w:afterLines="40" w:after="96"/>
+              <w:jc w:val="both"/>
+              <w:rPr>
+                <w:rFonts w:ascii="Arial" w:hAnsi="Arial" w:cs="Arial"/>
+                <w:sz w:val="20"/>
+                <w:szCs w:val="20"/>
+              </w:rPr>
+            </w:pPr>
+            <w:r>
+              <w:rPr>
+                <w:rFonts w:ascii="Arial" w:hAnsi="Arial" w:cs="Arial"/>
+                <w:sz w:val="20"/>
+                <w:szCs w:val="20"/>
+              </w:rPr>
+              <w:t xml:space="preserve">- </w:t>
+            </w:r>
+          </w:p>
+        </w:tc>
+        <w:tc>
+          <w:tcPr>
+            <w:tcW w:w="1258" w:type="dxa"/>
+          </w:tcPr>
+          <w:p>
+            <w:pPr>
+              <w:spacing w:beforeLines="40" w:before="96" w:afterLines="40" w:after="96"/>
+              <w:jc w:val="both"/>
+              <w:rPr>
+                <w:rFonts w:ascii="Arial" w:hAnsi="Arial" w:cs="Arial"/>
+                <w:sz w:val="20"/>
+                <w:szCs w:val="20"/>
+              </w:rPr>
+            </w:pPr>
+            <w:r>
+              <w:rPr>
+                <w:rFonts w:ascii="Arial" w:hAnsi="Arial" w:cs="Arial"/>
+                <w:sz w:val="20"/>
+                <w:szCs w:val="20"/>
+              </w:rPr>
+              <w:t>Sim</w:t>
+            </w:r>
+          </w:p>
+        </w:tc>
+        <w:tc>
+          <w:tcPr>
+            <w:tcW w:w="2457" w:type="dxa"/>
+          </w:tcPr>
+          <w:p>
+            <w:pPr>
+              <w:spacing w:beforeLines="40" w:before="96" w:afterLines="40" w:after="96"/>
+              <w:jc w:val="both"/>
+              <w:rPr>
+                <w:rFonts w:ascii="Arial" w:hAnsi="Arial" w:cs="Arial"/>
+                <w:sz w:val="20"/>
+                <w:szCs w:val="20"/>
+              </w:rPr>
+            </w:pPr>
+            <w:r>
+              <w:rPr>
+                <w:rFonts w:ascii="Arial" w:hAnsi="Arial" w:cs="Arial"/>
+                <w:sz w:val="20"/>
+                <w:szCs w:val="20"/>
+              </w:rPr>
+              <w:t>Preço médio de quanto o usuário gastou</w:t>
+            </w:r>
+          </w:p>
+        </w:tc>
+      </w:tr>
+    </w:tbl>
+    <w:p>
+      <w:pPr>
+        <w:pStyle w:val="PargrafodaLista"/>
+        <w:ind w:left="1440"/>
+        <w:jc w:val="both"/>
+        <w:rPr>
+          <w:rFonts w:ascii="Arial" w:hAnsi="Arial" w:cs="Arial"/>
+          <w:b/>
+          <w:bCs/>
+        </w:rPr>
+      </w:pPr>
+    </w:p>
+    <w:p>
+      <w:pPr>
+        <w:pStyle w:val="PargrafodaLista"/>
+        <w:numPr>
+          <w:ilvl w:val="2"/>
+          <w:numId w:val="3"/>
+        </w:numPr>
+        <w:jc w:val="both"/>
+        <w:outlineLvl w:val="2"/>
+        <w:rPr>
+          <w:rFonts w:ascii="Arial" w:hAnsi="Arial" w:cs="Arial"/>
+          <w:b/>
+          <w:bCs/>
+        </w:rPr>
+      </w:pPr>
+      <w:proofErr w:type="spellStart"/>
+      <w:r>
+        <w:rPr>
+          <w:rFonts w:ascii="Arial" w:hAnsi="Arial" w:cs="Arial"/>
+          <w:b/>
+          <w:bCs/>
+        </w:rPr>
+        <w:t>Alert</w:t>
+      </w:r>
+      <w:proofErr w:type="spellEnd"/>
     </w:p>
     <w:p>
       <w:pPr>
@@ -10138,24 +11174,14 @@
       <w:r>
         <w:t xml:space="preserve">Tabela </w:t>
       </w:r>
-      <w:r>
-        <w:fldChar w:fldCharType="begin"/>
-      </w:r>
-      <w:r>
-        <w:instrText xml:space="preserve"> SEQ Tabela \* ARABIC </w:instrText>
-      </w:r>
-      <w:r>
-        <w:fldChar w:fldCharType="separate"/>
-      </w:r>
-      <w:r>
-        <w:rPr>
-          <w:noProof/>
-        </w:rPr>
-        <w:t>8</w:t>
-      </w:r>
-      <w:r>
-        <w:fldChar w:fldCharType="end"/>
-      </w:r>
+      <w:fldSimple w:instr=" SEQ Tabela \* ARABIC ">
+        <w:r>
+          <w:rPr>
+            <w:noProof/>
+          </w:rPr>
+          <w:t>8</w:t>
+        </w:r>
+      </w:fldSimple>
       <w:r>
         <w:t xml:space="preserve"> - Entidade Alerta</w:t>
       </w:r>
@@ -10163,7 +11189,7 @@
     <w:tbl>
       <w:tblPr>
         <w:tblStyle w:val="Tabelacomgrade"/>
-        <w:tblW w:w="8284" w:type="dxa"/>
+        <w:tblW w:w="8426" w:type="dxa"/>
         <w:tblInd w:w="1634" w:type="dxa"/>
         <w:tblLook w:val="04A0" w:firstRow="1" w:lastRow="0" w:firstColumn="1" w:lastColumn="0" w:noHBand="0" w:noVBand="1"/>
       </w:tblPr>
@@ -10172,12 +11198,12 @@
         <w:gridCol w:w="1646"/>
         <w:gridCol w:w="1255"/>
         <w:gridCol w:w="1248"/>
-        <w:gridCol w:w="2440"/>
+        <w:gridCol w:w="2582"/>
       </w:tblGrid>
       <w:tr>
         <w:tc>
           <w:tcPr>
-            <w:tcW w:w="1673" w:type="dxa"/>
+            <w:tcW w:w="1695" w:type="dxa"/>
           </w:tcPr>
           <w:p>
             <w:pPr>
@@ -10205,7 +11231,7 @@
         </w:tc>
         <w:tc>
           <w:tcPr>
-            <w:tcW w:w="1634" w:type="dxa"/>
+            <w:tcW w:w="1646" w:type="dxa"/>
           </w:tcPr>
           <w:p>
             <w:pPr>
@@ -10233,7 +11259,7 @@
         </w:tc>
         <w:tc>
           <w:tcPr>
-            <w:tcW w:w="1262" w:type="dxa"/>
+            <w:tcW w:w="1255" w:type="dxa"/>
           </w:tcPr>
           <w:p>
             <w:pPr>
@@ -10261,7 +11287,7 @@
         </w:tc>
         <w:tc>
           <w:tcPr>
-            <w:tcW w:w="1258" w:type="dxa"/>
+            <w:tcW w:w="1248" w:type="dxa"/>
           </w:tcPr>
           <w:p>
             <w:pPr>
@@ -10275,6 +11301,7 @@
                 <w:szCs w:val="20"/>
               </w:rPr>
             </w:pPr>
+            <w:proofErr w:type="spellStart"/>
             <w:r>
               <w:rPr>
                 <w:rFonts w:ascii="Arial" w:hAnsi="Arial" w:cs="Arial"/>
@@ -10285,11 +11312,12 @@
               </w:rPr>
               <w:t>Null</w:t>
             </w:r>
-          </w:p>
-        </w:tc>
-        <w:tc>
-          <w:tcPr>
-            <w:tcW w:w="2457" w:type="dxa"/>
+            <w:proofErr w:type="spellEnd"/>
+          </w:p>
+        </w:tc>
+        <w:tc>
+          <w:tcPr>
+            <w:tcW w:w="2582" w:type="dxa"/>
           </w:tcPr>
           <w:p>
             <w:pPr>
@@ -10312,6 +11340,134 @@
                 <w:szCs w:val="20"/>
               </w:rPr>
               <w:t>Descrição</w:t>
+            </w:r>
+          </w:p>
+        </w:tc>
+      </w:tr>
+      <w:tr>
+        <w:tc>
+          <w:tcPr>
+            <w:tcW w:w="1695" w:type="dxa"/>
+          </w:tcPr>
+          <w:p>
+            <w:pPr>
+              <w:spacing w:beforeLines="40" w:before="96" w:afterLines="40" w:after="96"/>
+              <w:rPr>
+                <w:rFonts w:ascii="Arial" w:hAnsi="Arial" w:cs="Arial"/>
+                <w:sz w:val="20"/>
+                <w:szCs w:val="20"/>
+              </w:rPr>
+            </w:pPr>
+            <w:proofErr w:type="spellStart"/>
+            <w:r>
+              <w:rPr>
+                <w:rFonts w:ascii="Arial" w:hAnsi="Arial" w:cs="Arial"/>
+                <w:sz w:val="20"/>
+                <w:szCs w:val="20"/>
+              </w:rPr>
+              <w:t>Id_alert</w:t>
+            </w:r>
+            <w:proofErr w:type="spellEnd"/>
+          </w:p>
+        </w:tc>
+        <w:tc>
+          <w:tcPr>
+            <w:tcW w:w="1646" w:type="dxa"/>
+          </w:tcPr>
+          <w:p>
+            <w:pPr>
+              <w:spacing w:beforeLines="40" w:before="96" w:afterLines="40" w:after="96"/>
+              <w:rPr>
+                <w:rFonts w:ascii="Arial" w:hAnsi="Arial" w:cs="Arial"/>
+                <w:b/>
+                <w:bCs/>
+                <w:sz w:val="20"/>
+                <w:szCs w:val="20"/>
+              </w:rPr>
+            </w:pPr>
+            <w:r>
+              <w:rPr>
+                <w:rFonts w:ascii="Arial" w:hAnsi="Arial" w:cs="Arial"/>
+                <w:sz w:val="20"/>
+                <w:szCs w:val="20"/>
+              </w:rPr>
+              <w:t>INT</w:t>
+            </w:r>
+          </w:p>
+        </w:tc>
+        <w:tc>
+          <w:tcPr>
+            <w:tcW w:w="1255" w:type="dxa"/>
+          </w:tcPr>
+          <w:p>
+            <w:pPr>
+              <w:spacing w:beforeLines="40" w:before="96" w:afterLines="40" w:after="96"/>
+              <w:rPr>
+                <w:rFonts w:ascii="Arial" w:hAnsi="Arial" w:cs="Arial"/>
+                <w:b/>
+                <w:bCs/>
+                <w:sz w:val="20"/>
+                <w:szCs w:val="20"/>
+              </w:rPr>
+            </w:pPr>
+            <w:r>
+              <w:rPr>
+                <w:rFonts w:ascii="Arial" w:hAnsi="Arial" w:cs="Arial"/>
+                <w:sz w:val="20"/>
+                <w:szCs w:val="20"/>
+              </w:rPr>
+              <w:t>PK</w:t>
+            </w:r>
+          </w:p>
+        </w:tc>
+        <w:tc>
+          <w:tcPr>
+            <w:tcW w:w="1248" w:type="dxa"/>
+          </w:tcPr>
+          <w:p>
+            <w:pPr>
+              <w:spacing w:beforeLines="40" w:before="96" w:afterLines="40" w:after="96"/>
+              <w:rPr>
+                <w:rFonts w:ascii="Arial" w:hAnsi="Arial" w:cs="Arial"/>
+                <w:b/>
+                <w:bCs/>
+                <w:sz w:val="20"/>
+                <w:szCs w:val="20"/>
+              </w:rPr>
+            </w:pPr>
+            <w:r>
+              <w:rPr>
+                <w:rFonts w:ascii="Arial" w:hAnsi="Arial" w:cs="Arial"/>
+                <w:sz w:val="20"/>
+                <w:szCs w:val="20"/>
+              </w:rPr>
+              <w:t>Não</w:t>
+            </w:r>
+          </w:p>
+        </w:tc>
+        <w:tc>
+          <w:tcPr>
+            <w:tcW w:w="2582" w:type="dxa"/>
+          </w:tcPr>
+          <w:p>
+            <w:pPr>
+              <w:spacing w:beforeLines="40" w:before="96" w:afterLines="40" w:after="96"/>
+              <w:jc w:val="center"/>
+              <w:rPr>
+                <w:rFonts w:ascii="Arial" w:hAnsi="Arial" w:cs="Arial"/>
+                <w:b/>
+                <w:bCs/>
+                <w:sz w:val="20"/>
+                <w:szCs w:val="20"/>
+              </w:rPr>
+            </w:pPr>
+            <w:r>
+              <w:rPr>
+                <w:rFonts w:ascii="Arial" w:hAnsi="Arial" w:cs="Arial"/>
+                <w:sz w:val="20"/>
+                <w:szCs w:val="20"/>
+              </w:rPr>
+              <w:t>Identificador único</w:t>
             </w:r>
           </w:p>
         </w:tc>
@@ -10322,18 +11478,19 @@
         </w:trPr>
         <w:tc>
           <w:tcPr>
-            <w:tcW w:w="1673" w:type="dxa"/>
-          </w:tcPr>
-          <w:p>
-            <w:pPr>
-              <w:spacing w:beforeLines="40" w:before="96" w:afterLines="40" w:after="96"/>
-              <w:jc w:val="both"/>
-              <w:rPr>
-                <w:rFonts w:ascii="Arial" w:hAnsi="Arial" w:cs="Arial"/>
-                <w:sz w:val="20"/>
-                <w:szCs w:val="20"/>
-              </w:rPr>
-            </w:pPr>
+            <w:tcW w:w="1695" w:type="dxa"/>
+          </w:tcPr>
+          <w:p>
+            <w:pPr>
+              <w:spacing w:beforeLines="40" w:before="96" w:afterLines="40" w:after="96"/>
+              <w:jc w:val="both"/>
+              <w:rPr>
+                <w:rFonts w:ascii="Arial" w:hAnsi="Arial" w:cs="Arial"/>
+                <w:sz w:val="20"/>
+                <w:szCs w:val="20"/>
+              </w:rPr>
+            </w:pPr>
+            <w:proofErr w:type="spellStart"/>
             <w:r>
               <w:rPr>
                 <w:rFonts w:ascii="Arial" w:hAnsi="Arial" w:cs="Arial"/>
@@ -10342,11 +11499,12 @@
               </w:rPr>
               <w:t>Id_port</w:t>
             </w:r>
-          </w:p>
-        </w:tc>
-        <w:tc>
-          <w:tcPr>
-            <w:tcW w:w="1634" w:type="dxa"/>
+            <w:proofErr w:type="spellEnd"/>
+          </w:p>
+        </w:tc>
+        <w:tc>
+          <w:tcPr>
+            <w:tcW w:w="1646" w:type="dxa"/>
           </w:tcPr>
           <w:p>
             <w:pPr>
@@ -10370,31 +11528,31 @@
         </w:tc>
         <w:tc>
           <w:tcPr>
-            <w:tcW w:w="1262" w:type="dxa"/>
-          </w:tcPr>
-          <w:p>
-            <w:pPr>
-              <w:spacing w:beforeLines="40" w:before="96" w:afterLines="40" w:after="96"/>
-              <w:jc w:val="both"/>
-              <w:rPr>
-                <w:rFonts w:ascii="Arial" w:hAnsi="Arial" w:cs="Arial"/>
-                <w:sz w:val="20"/>
-                <w:szCs w:val="20"/>
-              </w:rPr>
-            </w:pPr>
-            <w:r>
-              <w:rPr>
-                <w:rFonts w:ascii="Arial" w:hAnsi="Arial" w:cs="Arial"/>
-                <w:sz w:val="20"/>
-                <w:szCs w:val="20"/>
-              </w:rPr>
-              <w:t>PK</w:t>
-            </w:r>
-          </w:p>
-        </w:tc>
-        <w:tc>
-          <w:tcPr>
-            <w:tcW w:w="1258" w:type="dxa"/>
+            <w:tcW w:w="1255" w:type="dxa"/>
+          </w:tcPr>
+          <w:p>
+            <w:pPr>
+              <w:spacing w:beforeLines="40" w:before="96" w:afterLines="40" w:after="96"/>
+              <w:jc w:val="both"/>
+              <w:rPr>
+                <w:rFonts w:ascii="Arial" w:hAnsi="Arial" w:cs="Arial"/>
+                <w:sz w:val="20"/>
+                <w:szCs w:val="20"/>
+              </w:rPr>
+            </w:pPr>
+            <w:r>
+              <w:rPr>
+                <w:rFonts w:ascii="Arial" w:hAnsi="Arial" w:cs="Arial"/>
+                <w:sz w:val="20"/>
+                <w:szCs w:val="20"/>
+              </w:rPr>
+              <w:t>FK</w:t>
+            </w:r>
+          </w:p>
+        </w:tc>
+        <w:tc>
+          <w:tcPr>
+            <w:tcW w:w="1248" w:type="dxa"/>
           </w:tcPr>
           <w:p>
             <w:pPr>
@@ -10418,60 +11576,62 @@
         </w:tc>
         <w:tc>
           <w:tcPr>
-            <w:tcW w:w="2457" w:type="dxa"/>
-          </w:tcPr>
-          <w:p>
-            <w:pPr>
-              <w:spacing w:beforeLines="40" w:before="96" w:afterLines="40" w:after="96"/>
-              <w:jc w:val="both"/>
-              <w:rPr>
-                <w:rFonts w:ascii="Arial" w:hAnsi="Arial" w:cs="Arial"/>
-                <w:sz w:val="20"/>
-                <w:szCs w:val="20"/>
-              </w:rPr>
-            </w:pPr>
-            <w:r>
-              <w:rPr>
-                <w:rFonts w:ascii="Arial" w:hAnsi="Arial" w:cs="Arial"/>
-                <w:sz w:val="20"/>
-                <w:szCs w:val="20"/>
-              </w:rPr>
-              <w:t>Identificador único</w:t>
+            <w:tcW w:w="2582" w:type="dxa"/>
+          </w:tcPr>
+          <w:p>
+            <w:pPr>
+              <w:spacing w:beforeLines="40" w:before="96" w:afterLines="40" w:after="96"/>
+              <w:jc w:val="both"/>
+              <w:rPr>
+                <w:rFonts w:ascii="Arial" w:hAnsi="Arial" w:cs="Arial"/>
+                <w:sz w:val="20"/>
+                <w:szCs w:val="20"/>
+              </w:rPr>
+            </w:pPr>
+            <w:r>
+              <w:rPr>
+                <w:rFonts w:ascii="Arial" w:hAnsi="Arial" w:cs="Arial"/>
+                <w:sz w:val="20"/>
+                <w:szCs w:val="20"/>
+              </w:rPr>
+              <w:t>Identificador do portfólio</w:t>
             </w:r>
           </w:p>
         </w:tc>
       </w:tr>
       <w:tr>
         <w:trPr>
-          <w:trHeight w:val="212"/>
+          <w:trHeight w:val="260"/>
         </w:trPr>
         <w:tc>
           <w:tcPr>
-            <w:tcW w:w="1673" w:type="dxa"/>
-          </w:tcPr>
-          <w:p>
-            <w:pPr>
-              <w:spacing w:beforeLines="40" w:before="96" w:afterLines="40" w:after="96"/>
-              <w:jc w:val="both"/>
-              <w:rPr>
-                <w:rFonts w:ascii="Arial" w:hAnsi="Arial" w:cs="Arial"/>
-                <w:sz w:val="20"/>
-                <w:szCs w:val="20"/>
-              </w:rPr>
-            </w:pPr>
-            <w:r>
-              <w:rPr>
-                <w:rFonts w:ascii="Arial" w:hAnsi="Arial" w:cs="Arial"/>
-                <w:sz w:val="20"/>
-                <w:szCs w:val="20"/>
-              </w:rPr>
-              <w:t>Id_user</w:t>
-            </w:r>
-          </w:p>
-        </w:tc>
-        <w:tc>
-          <w:tcPr>
-            <w:tcW w:w="1634" w:type="dxa"/>
+            <w:tcW w:w="1695" w:type="dxa"/>
+          </w:tcPr>
+          <w:p>
+            <w:pPr>
+              <w:spacing w:beforeLines="40" w:before="96" w:afterLines="40" w:after="96"/>
+              <w:jc w:val="both"/>
+              <w:rPr>
+                <w:rFonts w:ascii="Arial" w:hAnsi="Arial" w:cs="Arial"/>
+                <w:sz w:val="20"/>
+                <w:szCs w:val="20"/>
+              </w:rPr>
+            </w:pPr>
+            <w:proofErr w:type="spellStart"/>
+            <w:r>
+              <w:rPr>
+                <w:rFonts w:ascii="Arial" w:hAnsi="Arial" w:cs="Arial"/>
+                <w:sz w:val="20"/>
+                <w:szCs w:val="20"/>
+              </w:rPr>
+              <w:t>Id_stock</w:t>
+            </w:r>
+            <w:proofErr w:type="spellEnd"/>
+          </w:p>
+        </w:tc>
+        <w:tc>
+          <w:tcPr>
+            <w:tcW w:w="1646" w:type="dxa"/>
           </w:tcPr>
           <w:p>
             <w:pPr>
@@ -10495,7 +11655,7 @@
         </w:tc>
         <w:tc>
           <w:tcPr>
-            <w:tcW w:w="1262" w:type="dxa"/>
+            <w:tcW w:w="1255" w:type="dxa"/>
           </w:tcPr>
           <w:p>
             <w:pPr>
@@ -10519,7 +11679,7 @@
         </w:tc>
         <w:tc>
           <w:tcPr>
-            <w:tcW w:w="1258" w:type="dxa"/>
+            <w:tcW w:w="1248" w:type="dxa"/>
           </w:tcPr>
           <w:p>
             <w:pPr>
@@ -10543,60 +11703,62 @@
         </w:tc>
         <w:tc>
           <w:tcPr>
-            <w:tcW w:w="2457" w:type="dxa"/>
-          </w:tcPr>
-          <w:p>
-            <w:pPr>
-              <w:spacing w:beforeLines="40" w:before="96" w:afterLines="40" w:after="96"/>
-              <w:jc w:val="both"/>
-              <w:rPr>
-                <w:rFonts w:ascii="Arial" w:hAnsi="Arial" w:cs="Arial"/>
-                <w:sz w:val="20"/>
-                <w:szCs w:val="20"/>
-              </w:rPr>
-            </w:pPr>
-            <w:r>
-              <w:rPr>
-                <w:rFonts w:ascii="Arial" w:hAnsi="Arial" w:cs="Arial"/>
-                <w:sz w:val="20"/>
-                <w:szCs w:val="20"/>
-              </w:rPr>
-              <w:t>Identificador do usuario</w:t>
+            <w:tcW w:w="2582" w:type="dxa"/>
+          </w:tcPr>
+          <w:p>
+            <w:pPr>
+              <w:spacing w:beforeLines="40" w:before="96" w:afterLines="40" w:after="96"/>
+              <w:jc w:val="both"/>
+              <w:rPr>
+                <w:rFonts w:ascii="Arial" w:hAnsi="Arial" w:cs="Arial"/>
+                <w:sz w:val="20"/>
+                <w:szCs w:val="20"/>
+              </w:rPr>
+            </w:pPr>
+            <w:r>
+              <w:rPr>
+                <w:rFonts w:ascii="Arial" w:hAnsi="Arial" w:cs="Arial"/>
+                <w:sz w:val="20"/>
+                <w:szCs w:val="20"/>
+              </w:rPr>
+              <w:t>Identificador das ações</w:t>
             </w:r>
           </w:p>
         </w:tc>
       </w:tr>
       <w:tr>
         <w:trPr>
-          <w:trHeight w:val="212"/>
+          <w:trHeight w:val="260"/>
         </w:trPr>
         <w:tc>
           <w:tcPr>
-            <w:tcW w:w="1673" w:type="dxa"/>
-          </w:tcPr>
-          <w:p>
-            <w:pPr>
-              <w:spacing w:beforeLines="40" w:before="96" w:afterLines="40" w:after="96"/>
-              <w:jc w:val="both"/>
-              <w:rPr>
-                <w:rFonts w:ascii="Arial" w:hAnsi="Arial" w:cs="Arial"/>
-                <w:sz w:val="20"/>
-                <w:szCs w:val="20"/>
-              </w:rPr>
-            </w:pPr>
-            <w:r>
-              <w:rPr>
-                <w:rFonts w:ascii="Arial" w:hAnsi="Arial" w:cs="Arial"/>
-                <w:sz w:val="20"/>
-                <w:szCs w:val="20"/>
-              </w:rPr>
-              <w:t>Id_stock</w:t>
-            </w:r>
-          </w:p>
-        </w:tc>
-        <w:tc>
-          <w:tcPr>
-            <w:tcW w:w="1634" w:type="dxa"/>
+            <w:tcW w:w="1695" w:type="dxa"/>
+          </w:tcPr>
+          <w:p>
+            <w:pPr>
+              <w:spacing w:beforeLines="40" w:before="96" w:afterLines="40" w:after="96"/>
+              <w:jc w:val="both"/>
+              <w:rPr>
+                <w:rFonts w:ascii="Arial" w:hAnsi="Arial" w:cs="Arial"/>
+                <w:sz w:val="20"/>
+                <w:szCs w:val="20"/>
+              </w:rPr>
+            </w:pPr>
+            <w:proofErr w:type="spellStart"/>
+            <w:r>
+              <w:rPr>
+                <w:rFonts w:ascii="Arial" w:hAnsi="Arial" w:cs="Arial"/>
+                <w:sz w:val="20"/>
+                <w:szCs w:val="20"/>
+              </w:rPr>
+              <w:t>Id_prev</w:t>
+            </w:r>
+            <w:proofErr w:type="spellEnd"/>
+          </w:p>
+        </w:tc>
+        <w:tc>
+          <w:tcPr>
+            <w:tcW w:w="1646" w:type="dxa"/>
           </w:tcPr>
           <w:p>
             <w:pPr>
@@ -10620,7 +11782,7 @@
         </w:tc>
         <w:tc>
           <w:tcPr>
-            <w:tcW w:w="1262" w:type="dxa"/>
+            <w:tcW w:w="1255" w:type="dxa"/>
           </w:tcPr>
           <w:p>
             <w:pPr>
@@ -10644,49 +11806,49 @@
         </w:tc>
         <w:tc>
           <w:tcPr>
-            <w:tcW w:w="1258" w:type="dxa"/>
-          </w:tcPr>
-          <w:p>
-            <w:pPr>
-              <w:spacing w:beforeLines="40" w:before="96" w:afterLines="40" w:after="96"/>
-              <w:jc w:val="both"/>
-              <w:rPr>
-                <w:rFonts w:ascii="Arial" w:hAnsi="Arial" w:cs="Arial"/>
-                <w:sz w:val="20"/>
-                <w:szCs w:val="20"/>
-              </w:rPr>
-            </w:pPr>
-            <w:r>
-              <w:rPr>
-                <w:rFonts w:ascii="Arial" w:hAnsi="Arial" w:cs="Arial"/>
-                <w:sz w:val="20"/>
-                <w:szCs w:val="20"/>
-              </w:rPr>
-              <w:t>Não</w:t>
-            </w:r>
-          </w:p>
-        </w:tc>
-        <w:tc>
-          <w:tcPr>
-            <w:tcW w:w="2457" w:type="dxa"/>
-          </w:tcPr>
-          <w:p>
-            <w:pPr>
-              <w:spacing w:beforeLines="40" w:before="96" w:afterLines="40" w:after="96"/>
-              <w:jc w:val="both"/>
-              <w:rPr>
-                <w:rFonts w:ascii="Arial" w:hAnsi="Arial" w:cs="Arial"/>
-                <w:sz w:val="20"/>
-                <w:szCs w:val="20"/>
-              </w:rPr>
-            </w:pPr>
-            <w:r>
-              <w:rPr>
-                <w:rFonts w:ascii="Arial" w:hAnsi="Arial" w:cs="Arial"/>
-                <w:sz w:val="20"/>
-                <w:szCs w:val="20"/>
-              </w:rPr>
-              <w:t>Identificador da ação</w:t>
+            <w:tcW w:w="1248" w:type="dxa"/>
+          </w:tcPr>
+          <w:p>
+            <w:pPr>
+              <w:spacing w:beforeLines="40" w:before="96" w:afterLines="40" w:after="96"/>
+              <w:jc w:val="both"/>
+              <w:rPr>
+                <w:rFonts w:ascii="Arial" w:hAnsi="Arial" w:cs="Arial"/>
+                <w:sz w:val="20"/>
+                <w:szCs w:val="20"/>
+              </w:rPr>
+            </w:pPr>
+            <w:r>
+              <w:rPr>
+                <w:rFonts w:ascii="Arial" w:hAnsi="Arial" w:cs="Arial"/>
+                <w:sz w:val="20"/>
+                <w:szCs w:val="20"/>
+              </w:rPr>
+              <w:t>Sim</w:t>
+            </w:r>
+          </w:p>
+        </w:tc>
+        <w:tc>
+          <w:tcPr>
+            <w:tcW w:w="2582" w:type="dxa"/>
+          </w:tcPr>
+          <w:p>
+            <w:pPr>
+              <w:spacing w:beforeLines="40" w:before="96" w:afterLines="40" w:after="96"/>
+              <w:jc w:val="both"/>
+              <w:rPr>
+                <w:rFonts w:ascii="Arial" w:hAnsi="Arial" w:cs="Arial"/>
+                <w:sz w:val="20"/>
+                <w:szCs w:val="20"/>
+              </w:rPr>
+            </w:pPr>
+            <w:r>
+              <w:rPr>
+                <w:rFonts w:ascii="Arial" w:hAnsi="Arial" w:cs="Arial"/>
+                <w:sz w:val="20"/>
+                <w:szCs w:val="20"/>
+              </w:rPr>
+              <w:t>Identificador das previsões</w:t>
             </w:r>
           </w:p>
         </w:tc>
@@ -10697,55 +11859,67 @@
         </w:trPr>
         <w:tc>
           <w:tcPr>
-            <w:tcW w:w="1673" w:type="dxa"/>
-          </w:tcPr>
-          <w:p>
-            <w:pPr>
-              <w:spacing w:beforeLines="40" w:before="96" w:afterLines="40" w:after="96"/>
-              <w:jc w:val="both"/>
-              <w:rPr>
-                <w:rFonts w:ascii="Arial" w:hAnsi="Arial" w:cs="Arial"/>
-                <w:sz w:val="20"/>
-                <w:szCs w:val="20"/>
-              </w:rPr>
-            </w:pPr>
-            <w:r>
-              <w:rPr>
-                <w:rFonts w:ascii="Arial" w:hAnsi="Arial" w:cs="Arial"/>
-                <w:sz w:val="20"/>
-                <w:szCs w:val="20"/>
-              </w:rPr>
-              <w:t>Type</w:t>
-            </w:r>
-          </w:p>
-        </w:tc>
-        <w:tc>
-          <w:tcPr>
-            <w:tcW w:w="1634" w:type="dxa"/>
-          </w:tcPr>
-          <w:p>
-            <w:pPr>
-              <w:spacing w:beforeLines="40" w:before="96" w:afterLines="40" w:after="96"/>
-              <w:jc w:val="both"/>
-              <w:rPr>
-                <w:rFonts w:ascii="Arial" w:hAnsi="Arial" w:cs="Arial"/>
-                <w:sz w:val="20"/>
-                <w:szCs w:val="20"/>
-              </w:rPr>
-            </w:pPr>
-            <w:r>
-              <w:rPr>
-                <w:rFonts w:ascii="Arial" w:hAnsi="Arial" w:cs="Arial"/>
-                <w:sz w:val="20"/>
-                <w:szCs w:val="20"/>
-              </w:rPr>
-              <w:t>VARCHAR(100)</w:t>
-            </w:r>
-          </w:p>
-        </w:tc>
-        <w:tc>
-          <w:tcPr>
-            <w:tcW w:w="1262" w:type="dxa"/>
+            <w:tcW w:w="1695" w:type="dxa"/>
+          </w:tcPr>
+          <w:p>
+            <w:pPr>
+              <w:spacing w:beforeLines="40" w:before="96" w:afterLines="40" w:after="96"/>
+              <w:jc w:val="both"/>
+              <w:rPr>
+                <w:rFonts w:ascii="Arial" w:hAnsi="Arial" w:cs="Arial"/>
+                <w:sz w:val="20"/>
+                <w:szCs w:val="20"/>
+              </w:rPr>
+            </w:pPr>
+            <w:proofErr w:type="spellStart"/>
+            <w:r>
+              <w:rPr>
+                <w:rFonts w:ascii="Arial" w:hAnsi="Arial" w:cs="Arial"/>
+                <w:sz w:val="20"/>
+                <w:szCs w:val="20"/>
+              </w:rPr>
+              <w:t>Alert_type</w:t>
+            </w:r>
+            <w:proofErr w:type="spellEnd"/>
+          </w:p>
+        </w:tc>
+        <w:tc>
+          <w:tcPr>
+            <w:tcW w:w="1646" w:type="dxa"/>
+          </w:tcPr>
+          <w:p>
+            <w:pPr>
+              <w:spacing w:beforeLines="40" w:before="96" w:afterLines="40" w:after="96"/>
+              <w:jc w:val="both"/>
+              <w:rPr>
+                <w:rFonts w:ascii="Arial" w:hAnsi="Arial" w:cs="Arial"/>
+                <w:sz w:val="20"/>
+                <w:szCs w:val="20"/>
+              </w:rPr>
+            </w:pPr>
+            <w:proofErr w:type="gramStart"/>
+            <w:r>
+              <w:rPr>
+                <w:rFonts w:ascii="Arial" w:hAnsi="Arial" w:cs="Arial"/>
+                <w:sz w:val="20"/>
+                <w:szCs w:val="20"/>
+              </w:rPr>
+              <w:t>VARCHAR(</w:t>
+            </w:r>
+            <w:proofErr w:type="gramEnd"/>
+            <w:r>
+              <w:rPr>
+                <w:rFonts w:ascii="Arial" w:hAnsi="Arial" w:cs="Arial"/>
+                <w:sz w:val="20"/>
+                <w:szCs w:val="20"/>
+              </w:rPr>
+              <w:t>100)</w:t>
+            </w:r>
+          </w:p>
+        </w:tc>
+        <w:tc>
+          <w:tcPr>
+            <w:tcW w:w="1255" w:type="dxa"/>
           </w:tcPr>
           <w:p>
             <w:pPr>
@@ -10769,7 +11943,7 @@
         </w:tc>
         <w:tc>
           <w:tcPr>
-            <w:tcW w:w="1258" w:type="dxa"/>
+            <w:tcW w:w="1248" w:type="dxa"/>
           </w:tcPr>
           <w:p>
             <w:pPr>
@@ -10793,7 +11967,7 @@
         </w:tc>
         <w:tc>
           <w:tcPr>
-            <w:tcW w:w="2457" w:type="dxa"/>
+            <w:tcW w:w="2582" w:type="dxa"/>
           </w:tcPr>
           <w:p>
             <w:pPr>
@@ -10822,18 +11996,19 @@
         </w:trPr>
         <w:tc>
           <w:tcPr>
-            <w:tcW w:w="1673" w:type="dxa"/>
-          </w:tcPr>
-          <w:p>
-            <w:pPr>
-              <w:spacing w:beforeLines="40" w:before="96" w:afterLines="40" w:after="96"/>
-              <w:jc w:val="both"/>
-              <w:rPr>
-                <w:rFonts w:ascii="Arial" w:hAnsi="Arial" w:cs="Arial"/>
-                <w:sz w:val="20"/>
-                <w:szCs w:val="20"/>
-              </w:rPr>
-            </w:pPr>
+            <w:tcW w:w="1695" w:type="dxa"/>
+          </w:tcPr>
+          <w:p>
+            <w:pPr>
+              <w:spacing w:beforeLines="40" w:before="96" w:afterLines="40" w:after="96"/>
+              <w:jc w:val="both"/>
+              <w:rPr>
+                <w:rFonts w:ascii="Arial" w:hAnsi="Arial" w:cs="Arial"/>
+                <w:sz w:val="20"/>
+                <w:szCs w:val="20"/>
+              </w:rPr>
+            </w:pPr>
+            <w:proofErr w:type="spellStart"/>
             <w:r>
               <w:rPr>
                 <w:rFonts w:ascii="Arial" w:hAnsi="Arial" w:cs="Arial"/>
@@ -10858,35 +12033,54 @@
               </w:rPr>
               <w:t>value</w:t>
             </w:r>
-          </w:p>
-        </w:tc>
-        <w:tc>
-          <w:tcPr>
-            <w:tcW w:w="1634" w:type="dxa"/>
-          </w:tcPr>
-          <w:p>
-            <w:pPr>
-              <w:spacing w:beforeLines="40" w:before="96" w:afterLines="40" w:after="96"/>
-              <w:jc w:val="both"/>
-              <w:rPr>
-                <w:rFonts w:ascii="Arial" w:hAnsi="Arial" w:cs="Arial"/>
-                <w:sz w:val="20"/>
-                <w:szCs w:val="20"/>
-              </w:rPr>
-            </w:pPr>
-            <w:r>
-              <w:rPr>
-                <w:rFonts w:ascii="Arial" w:hAnsi="Arial" w:cs="Arial"/>
-                <w:sz w:val="20"/>
-                <w:szCs w:val="20"/>
-              </w:rPr>
-              <w:t>Float</w:t>
-            </w:r>
-          </w:p>
-        </w:tc>
-        <w:tc>
-          <w:tcPr>
-            <w:tcW w:w="1262" w:type="dxa"/>
+            <w:proofErr w:type="spellEnd"/>
+          </w:p>
+        </w:tc>
+        <w:tc>
+          <w:tcPr>
+            <w:tcW w:w="1646" w:type="dxa"/>
+          </w:tcPr>
+          <w:p>
+            <w:pPr>
+              <w:spacing w:beforeLines="40" w:before="96" w:afterLines="40" w:after="96"/>
+              <w:jc w:val="both"/>
+              <w:rPr>
+                <w:rFonts w:ascii="Arial" w:hAnsi="Arial" w:cs="Arial"/>
+                <w:sz w:val="20"/>
+                <w:szCs w:val="20"/>
+              </w:rPr>
+            </w:pPr>
+            <w:proofErr w:type="gramStart"/>
+            <w:r>
+              <w:rPr>
+                <w:rFonts w:ascii="Arial" w:hAnsi="Arial" w:cs="Arial"/>
+                <w:sz w:val="20"/>
+                <w:szCs w:val="20"/>
+              </w:rPr>
+              <w:t>DECIMAL</w:t>
+            </w:r>
+            <w:r>
+              <w:rPr>
+                <w:rFonts w:ascii="Arial" w:hAnsi="Arial" w:cs="Arial"/>
+                <w:sz w:val="20"/>
+                <w:szCs w:val="20"/>
+              </w:rPr>
+              <w:t>(</w:t>
+            </w:r>
+            <w:proofErr w:type="gramEnd"/>
+            <w:r>
+              <w:rPr>
+                <w:rFonts w:ascii="Arial" w:hAnsi="Arial" w:cs="Arial"/>
+                <w:sz w:val="20"/>
+                <w:szCs w:val="20"/>
+              </w:rPr>
+              <w:t>15,4)</w:t>
+            </w:r>
+          </w:p>
+        </w:tc>
+        <w:tc>
+          <w:tcPr>
+            <w:tcW w:w="1255" w:type="dxa"/>
           </w:tcPr>
           <w:p>
             <w:pPr>
@@ -10910,7 +12104,7 @@
         </w:tc>
         <w:tc>
           <w:tcPr>
-            <w:tcW w:w="1258" w:type="dxa"/>
+            <w:tcW w:w="1248" w:type="dxa"/>
           </w:tcPr>
           <w:p>
             <w:pPr>
@@ -10934,7 +12128,7 @@
         </w:tc>
         <w:tc>
           <w:tcPr>
-            <w:tcW w:w="2457" w:type="dxa"/>
+            <w:tcW w:w="2582" w:type="dxa"/>
           </w:tcPr>
           <w:p>
             <w:pPr>
@@ -10963,55 +12157,57 @@
         </w:trPr>
         <w:tc>
           <w:tcPr>
-            <w:tcW w:w="1673" w:type="dxa"/>
-          </w:tcPr>
-          <w:p>
-            <w:pPr>
-              <w:spacing w:beforeLines="40" w:before="96" w:afterLines="40" w:after="96"/>
-              <w:jc w:val="both"/>
-              <w:rPr>
-                <w:rFonts w:ascii="Arial" w:hAnsi="Arial" w:cs="Arial"/>
-                <w:sz w:val="20"/>
-                <w:szCs w:val="20"/>
-              </w:rPr>
-            </w:pPr>
-            <w:r>
-              <w:rPr>
-                <w:rFonts w:ascii="Arial" w:hAnsi="Arial" w:cs="Arial"/>
-                <w:sz w:val="20"/>
-                <w:szCs w:val="20"/>
-              </w:rPr>
-              <w:t>Ativo</w:t>
-            </w:r>
-          </w:p>
-        </w:tc>
-        <w:tc>
-          <w:tcPr>
-            <w:tcW w:w="1634" w:type="dxa"/>
-          </w:tcPr>
-          <w:p>
-            <w:pPr>
-              <w:spacing w:beforeLines="40" w:before="96" w:afterLines="40" w:after="96"/>
-              <w:jc w:val="both"/>
-              <w:rPr>
-                <w:rFonts w:ascii="Arial" w:hAnsi="Arial" w:cs="Arial"/>
-                <w:sz w:val="20"/>
-                <w:szCs w:val="20"/>
-              </w:rPr>
-            </w:pPr>
-            <w:r>
-              <w:rPr>
-                <w:rFonts w:ascii="Arial" w:hAnsi="Arial" w:cs="Arial"/>
-                <w:sz w:val="20"/>
-                <w:szCs w:val="20"/>
-              </w:rPr>
-              <w:t>VARCHAR(100)</w:t>
-            </w:r>
-          </w:p>
-        </w:tc>
-        <w:tc>
-          <w:tcPr>
-            <w:tcW w:w="1262" w:type="dxa"/>
+            <w:tcW w:w="1695" w:type="dxa"/>
+          </w:tcPr>
+          <w:p>
+            <w:pPr>
+              <w:spacing w:beforeLines="40" w:before="96" w:afterLines="40" w:after="96"/>
+              <w:jc w:val="both"/>
+              <w:rPr>
+                <w:rFonts w:ascii="Arial" w:hAnsi="Arial" w:cs="Arial"/>
+                <w:sz w:val="20"/>
+                <w:szCs w:val="20"/>
+              </w:rPr>
+            </w:pPr>
+            <w:proofErr w:type="spellStart"/>
+            <w:r>
+              <w:rPr>
+                <w:rFonts w:ascii="Arial" w:hAnsi="Arial" w:cs="Arial"/>
+                <w:sz w:val="20"/>
+                <w:szCs w:val="20"/>
+              </w:rPr>
+              <w:t>Is_activate</w:t>
+            </w:r>
+            <w:proofErr w:type="spellEnd"/>
+          </w:p>
+        </w:tc>
+        <w:tc>
+          <w:tcPr>
+            <w:tcW w:w="1646" w:type="dxa"/>
+          </w:tcPr>
+          <w:p>
+            <w:pPr>
+              <w:spacing w:beforeLines="40" w:before="96" w:afterLines="40" w:after="96"/>
+              <w:jc w:val="both"/>
+              <w:rPr>
+                <w:rFonts w:ascii="Arial" w:hAnsi="Arial" w:cs="Arial"/>
+                <w:sz w:val="20"/>
+                <w:szCs w:val="20"/>
+              </w:rPr>
+            </w:pPr>
+            <w:r>
+              <w:rPr>
+                <w:rFonts w:ascii="Arial" w:hAnsi="Arial" w:cs="Arial"/>
+                <w:sz w:val="20"/>
+                <w:szCs w:val="20"/>
+              </w:rPr>
+              <w:t>BOOLEAN</w:t>
+            </w:r>
+          </w:p>
+        </w:tc>
+        <w:tc>
+          <w:tcPr>
+            <w:tcW w:w="1255" w:type="dxa"/>
           </w:tcPr>
           <w:p>
             <w:pPr>
@@ -11035,7 +12231,7 @@
         </w:tc>
         <w:tc>
           <w:tcPr>
-            <w:tcW w:w="1258" w:type="dxa"/>
+            <w:tcW w:w="1248" w:type="dxa"/>
           </w:tcPr>
           <w:p>
             <w:pPr>
@@ -11059,7 +12255,7 @@
         </w:tc>
         <w:tc>
           <w:tcPr>
-            <w:tcW w:w="2457" w:type="dxa"/>
+            <w:tcW w:w="2582" w:type="dxa"/>
           </w:tcPr>
           <w:p>
             <w:pPr>
@@ -11083,6 +12279,86 @@
         </w:tc>
       </w:tr>
     </w:tbl>
+    <w:p>
+      <w:pPr>
+        <w:jc w:val="both"/>
+        <w:rPr>
+          <w:rFonts w:ascii="Arial" w:hAnsi="Arial" w:cs="Arial"/>
+          <w:b/>
+          <w:bCs/>
+        </w:rPr>
+      </w:pPr>
+    </w:p>
+    <w:p>
+      <w:pPr>
+        <w:jc w:val="both"/>
+        <w:rPr>
+          <w:rFonts w:ascii="Arial" w:hAnsi="Arial" w:cs="Arial"/>
+          <w:b/>
+          <w:bCs/>
+        </w:rPr>
+      </w:pPr>
+    </w:p>
+    <w:p>
+      <w:pPr>
+        <w:jc w:val="both"/>
+        <w:rPr>
+          <w:rFonts w:ascii="Arial" w:hAnsi="Arial" w:cs="Arial"/>
+          <w:b/>
+          <w:bCs/>
+        </w:rPr>
+      </w:pPr>
+    </w:p>
+    <w:p>
+      <w:pPr>
+        <w:jc w:val="both"/>
+        <w:rPr>
+          <w:rFonts w:ascii="Arial" w:hAnsi="Arial" w:cs="Arial"/>
+          <w:b/>
+          <w:bCs/>
+        </w:rPr>
+      </w:pPr>
+    </w:p>
+    <w:p>
+      <w:pPr>
+        <w:jc w:val="both"/>
+        <w:rPr>
+          <w:rFonts w:ascii="Arial" w:hAnsi="Arial" w:cs="Arial"/>
+          <w:b/>
+          <w:bCs/>
+        </w:rPr>
+      </w:pPr>
+    </w:p>
+    <w:p>
+      <w:pPr>
+        <w:jc w:val="both"/>
+        <w:rPr>
+          <w:rFonts w:ascii="Arial" w:hAnsi="Arial" w:cs="Arial"/>
+          <w:b/>
+          <w:bCs/>
+        </w:rPr>
+      </w:pPr>
+    </w:p>
+    <w:p>
+      <w:pPr>
+        <w:jc w:val="both"/>
+        <w:rPr>
+          <w:rFonts w:ascii="Arial" w:hAnsi="Arial" w:cs="Arial"/>
+          <w:b/>
+          <w:bCs/>
+        </w:rPr>
+      </w:pPr>
+    </w:p>
+    <w:p>
+      <w:pPr>
+        <w:jc w:val="both"/>
+        <w:rPr>
+          <w:rFonts w:ascii="Arial" w:hAnsi="Arial" w:cs="Arial"/>
+          <w:b/>
+          <w:bCs/>
+        </w:rPr>
+      </w:pPr>
+    </w:p>
     <w:p>
       <w:pPr>
         <w:jc w:val="both"/>
@@ -11108,16 +12384,17 @@
           <w:bCs/>
         </w:rPr>
       </w:pPr>
-      <w:bookmarkStart w:id="11" w:name="_Toc230866225"/>
+      <w:bookmarkStart w:id="4" w:name="_Toc230871687"/>
       <w:r>
         <w:rPr>
           <w:rFonts w:ascii="Arial" w:hAnsi="Arial" w:cs="Arial"/>
           <w:b/>
           <w:bCs/>
         </w:rPr>
+        <w:lastRenderedPageBreak/>
         <w:t>Relacionamentos</w:t>
       </w:r>
-      <w:bookmarkEnd w:id="11"/>
+      <w:bookmarkEnd w:id="4"/>
     </w:p>
     <w:p>
       <w:pPr>
@@ -11129,24 +12406,14 @@
       <w:r>
         <w:t xml:space="preserve">Tabela </w:t>
       </w:r>
-      <w:r>
-        <w:fldChar w:fldCharType="begin"/>
-      </w:r>
-      <w:r>
-        <w:instrText xml:space="preserve"> SEQ Tabela \* ARABIC </w:instrText>
-      </w:r>
-      <w:r>
-        <w:fldChar w:fldCharType="separate"/>
-      </w:r>
-      <w:r>
-        <w:rPr>
-          <w:noProof/>
-        </w:rPr>
-        <w:t>9</w:t>
-      </w:r>
-      <w:r>
-        <w:fldChar w:fldCharType="end"/>
-      </w:r>
+      <w:fldSimple w:instr=" SEQ Tabela \* ARABIC ">
+        <w:r>
+          <w:rPr>
+            <w:noProof/>
+          </w:rPr>
+          <w:t>9</w:t>
+        </w:r>
+      </w:fldSimple>
       <w:r>
         <w:t xml:space="preserve"> - Relacionamentos</w:t>
       </w:r>
@@ -11247,6 +12514,7 @@
                 <w:szCs w:val="20"/>
               </w:rPr>
             </w:pPr>
+            <w:proofErr w:type="spellStart"/>
             <w:r>
               <w:rPr>
                 <w:rFonts w:ascii="Arial" w:hAnsi="Arial" w:cs="Arial"/>
@@ -11257,6 +12525,7 @@
               </w:rPr>
               <w:t>Card.A</w:t>
             </w:r>
+            <w:proofErr w:type="spellEnd"/>
           </w:p>
         </w:tc>
         <w:tc>
@@ -11361,14 +12630,16 @@
                 <w:szCs w:val="20"/>
               </w:rPr>
             </w:pPr>
-            <w:r>
-              <w:rPr>
-                <w:rFonts w:ascii="Arial" w:hAnsi="Arial" w:cs="Arial"/>
-                <w:sz w:val="20"/>
-                <w:szCs w:val="20"/>
-              </w:rPr>
-              <w:t>Usuario</w:t>
-            </w:r>
+            <w:proofErr w:type="spellStart"/>
+            <w:r>
+              <w:rPr>
+                <w:rFonts w:ascii="Arial" w:hAnsi="Arial" w:cs="Arial"/>
+                <w:sz w:val="20"/>
+                <w:szCs w:val="20"/>
+              </w:rPr>
+              <w:t>User</w:t>
+            </w:r>
+            <w:proofErr w:type="spellEnd"/>
           </w:p>
         </w:tc>
         <w:tc>
@@ -11417,7 +12688,7 @@
                 <w:sz w:val="20"/>
                 <w:szCs w:val="20"/>
               </w:rPr>
-              <w:t>Portfolio_usuario</w:t>
+              <w:t>Portfolio</w:t>
             </w:r>
           </w:p>
         </w:tc>
@@ -11477,7 +12748,7 @@
                 <w:sz w:val="20"/>
                 <w:szCs w:val="20"/>
               </w:rPr>
-              <w:t>recebe</w:t>
+              <w:t>gera</w:t>
             </w:r>
           </w:p>
         </w:tc>
@@ -11502,7 +12773,7 @@
                 <w:sz w:val="20"/>
                 <w:szCs w:val="20"/>
               </w:rPr>
-              <w:t>Usuario</w:t>
+              <w:t>Stock</w:t>
             </w:r>
           </w:p>
         </w:tc>
@@ -11546,14 +12817,16 @@
                 <w:szCs w:val="20"/>
               </w:rPr>
             </w:pPr>
-            <w:r>
-              <w:rPr>
-                <w:rFonts w:ascii="Arial" w:hAnsi="Arial" w:cs="Arial"/>
-                <w:sz w:val="20"/>
-                <w:szCs w:val="20"/>
-              </w:rPr>
-              <w:t>Alertas</w:t>
-            </w:r>
+            <w:proofErr w:type="spellStart"/>
+            <w:r>
+              <w:rPr>
+                <w:rFonts w:ascii="Arial" w:hAnsi="Arial" w:cs="Arial"/>
+                <w:sz w:val="20"/>
+                <w:szCs w:val="20"/>
+              </w:rPr>
+              <w:t>Prediction</w:t>
+            </w:r>
+            <w:proofErr w:type="spellEnd"/>
           </w:p>
         </w:tc>
         <w:tc>
@@ -11577,7 +12850,7 @@
                 <w:sz w:val="20"/>
                 <w:szCs w:val="20"/>
               </w:rPr>
-              <w:t>Um usuário pode ter vários tipos de alertas. Cada alerta pertence a um usuário.</w:t>
+              <w:t>Uma ação tem várias previsões. Cada previsão é referente a uma ação.</w:t>
             </w:r>
           </w:p>
         </w:tc>
@@ -11604,7 +12877,7 @@
                 <w:sz w:val="20"/>
                 <w:szCs w:val="20"/>
               </w:rPr>
-              <w:t>gera</w:t>
+              <w:t>registra</w:t>
             </w:r>
           </w:p>
         </w:tc>
@@ -11629,7 +12902,7 @@
                 <w:sz w:val="20"/>
                 <w:szCs w:val="20"/>
               </w:rPr>
-              <w:t>Acoes</w:t>
+              <w:t>Stock</w:t>
             </w:r>
           </w:p>
         </w:tc>
@@ -11673,14 +12946,16 @@
                 <w:szCs w:val="20"/>
               </w:rPr>
             </w:pPr>
-            <w:r>
-              <w:rPr>
-                <w:rFonts w:ascii="Arial" w:hAnsi="Arial" w:cs="Arial"/>
-                <w:sz w:val="20"/>
-                <w:szCs w:val="20"/>
-              </w:rPr>
-              <w:t>Previsoes</w:t>
-            </w:r>
+            <w:proofErr w:type="spellStart"/>
+            <w:r>
+              <w:rPr>
+                <w:rFonts w:ascii="Arial" w:hAnsi="Arial" w:cs="Arial"/>
+                <w:sz w:val="20"/>
+                <w:szCs w:val="20"/>
+              </w:rPr>
+              <w:t>PriceHistory</w:t>
+            </w:r>
+            <w:proofErr w:type="spellEnd"/>
           </w:p>
         </w:tc>
         <w:tc>
@@ -11704,7 +12979,7 @@
                 <w:sz w:val="20"/>
                 <w:szCs w:val="20"/>
               </w:rPr>
-              <w:t>Uma ação tem várias previsões. Cada previsão é referente a uma ação.</w:t>
+              <w:t>Cada ação tem seu histórico de preço. Cada histórico de preço é direcionado para uma ação.</w:t>
             </w:r>
           </w:p>
         </w:tc>
@@ -11731,7 +13006,7 @@
                 <w:sz w:val="20"/>
                 <w:szCs w:val="20"/>
               </w:rPr>
-              <w:t>registra</w:t>
+              <w:t>compõe</w:t>
             </w:r>
           </w:p>
         </w:tc>
@@ -11756,7 +13031,7 @@
                 <w:sz w:val="20"/>
                 <w:szCs w:val="20"/>
               </w:rPr>
-              <w:t>Acoes</w:t>
+              <w:t>Stock</w:t>
             </w:r>
           </w:p>
         </w:tc>
@@ -11781,7 +13056,7 @@
                 <w:sz w:val="20"/>
                 <w:szCs w:val="20"/>
               </w:rPr>
-              <w:t>(1:N)</w:t>
+              <w:t>(N:N)</w:t>
             </w:r>
           </w:p>
         </w:tc>
@@ -11806,7 +13081,7 @@
                 <w:sz w:val="20"/>
                 <w:szCs w:val="20"/>
               </w:rPr>
-              <w:t>Historico_preco</w:t>
+              <w:t>Portfolio</w:t>
             </w:r>
           </w:p>
         </w:tc>
@@ -11831,7 +13106,7 @@
                 <w:sz w:val="20"/>
                 <w:szCs w:val="20"/>
               </w:rPr>
-              <w:t>Cada ação tem seu histórico de preço. Cada histórico de preço é direcionado para uma ação.</w:t>
+              <w:t>Várias ações pertencem a vários portfólios. Cada portfólio pode ter várias ações.</w:t>
             </w:r>
           </w:p>
         </w:tc>
@@ -11858,7 +13133,7 @@
                 <w:sz w:val="20"/>
                 <w:szCs w:val="20"/>
               </w:rPr>
-              <w:t>compoe</w:t>
+              <w:t>apresenta</w:t>
             </w:r>
           </w:p>
         </w:tc>
@@ -11883,7 +13158,7 @@
                 <w:sz w:val="20"/>
                 <w:szCs w:val="20"/>
               </w:rPr>
-              <w:t>Acoes</w:t>
+              <w:t>Stock</w:t>
             </w:r>
           </w:p>
         </w:tc>
@@ -11908,7 +13183,7 @@
                 <w:sz w:val="20"/>
                 <w:szCs w:val="20"/>
               </w:rPr>
-              <w:t>(N:N)</w:t>
+              <w:t>(1:1)</w:t>
             </w:r>
           </w:p>
         </w:tc>
@@ -11927,14 +13202,16 @@
                 <w:szCs w:val="20"/>
               </w:rPr>
             </w:pPr>
-            <w:r>
-              <w:rPr>
-                <w:rFonts w:ascii="Arial" w:hAnsi="Arial" w:cs="Arial"/>
-                <w:sz w:val="20"/>
-                <w:szCs w:val="20"/>
-              </w:rPr>
-              <w:t>Portfolio_usuario</w:t>
-            </w:r>
+            <w:proofErr w:type="spellStart"/>
+            <w:r>
+              <w:rPr>
+                <w:rFonts w:ascii="Arial" w:hAnsi="Arial" w:cs="Arial"/>
+                <w:sz w:val="20"/>
+                <w:szCs w:val="20"/>
+              </w:rPr>
+              <w:t>RealtimePrice</w:t>
+            </w:r>
+            <w:proofErr w:type="spellEnd"/>
           </w:p>
         </w:tc>
         <w:tc>
@@ -11958,7 +13235,7 @@
                 <w:sz w:val="20"/>
                 <w:szCs w:val="20"/>
               </w:rPr>
-              <w:t>Várias ações pertencem a vários portfólios. Cada portfólio pode ter várias ações.</w:t>
+              <w:t>Uma ação apresenta um valor em tempo real e vice-versa</w:t>
             </w:r>
           </w:p>
         </w:tc>
@@ -11985,7 +13262,7 @@
                 <w:sz w:val="20"/>
                 <w:szCs w:val="20"/>
               </w:rPr>
-              <w:t>dispara</w:t>
+              <w:t>gera</w:t>
             </w:r>
           </w:p>
         </w:tc>
@@ -12004,14 +13281,16 @@
                 <w:szCs w:val="20"/>
               </w:rPr>
             </w:pPr>
-            <w:r>
-              <w:rPr>
-                <w:rFonts w:ascii="Arial" w:hAnsi="Arial" w:cs="Arial"/>
-                <w:sz w:val="20"/>
-                <w:szCs w:val="20"/>
-              </w:rPr>
-              <w:t>Acoes</w:t>
-            </w:r>
+            <w:proofErr w:type="spellStart"/>
+            <w:r>
+              <w:rPr>
+                <w:rFonts w:ascii="Arial" w:hAnsi="Arial" w:cs="Arial"/>
+                <w:sz w:val="20"/>
+                <w:szCs w:val="20"/>
+              </w:rPr>
+              <w:t>Prediction</w:t>
+            </w:r>
+            <w:proofErr w:type="spellEnd"/>
           </w:p>
         </w:tc>
         <w:tc>
@@ -12054,268 +13333,16 @@
                 <w:szCs w:val="20"/>
               </w:rPr>
             </w:pPr>
-            <w:r>
-              <w:rPr>
-                <w:rFonts w:ascii="Arial" w:hAnsi="Arial" w:cs="Arial"/>
-                <w:sz w:val="20"/>
-                <w:szCs w:val="20"/>
-              </w:rPr>
-              <w:t>Alertas</w:t>
-            </w:r>
-          </w:p>
-        </w:tc>
-        <w:tc>
-          <w:tcPr>
-            <w:tcW w:w="2923" w:type="dxa"/>
-          </w:tcPr>
-          <w:p>
-            <w:pPr>
-              <w:pStyle w:val="PargrafodaLista"/>
-              <w:ind w:left="0"/>
-              <w:jc w:val="both"/>
-              <w:rPr>
-                <w:rFonts w:ascii="Arial" w:hAnsi="Arial" w:cs="Arial"/>
-                <w:sz w:val="20"/>
-                <w:szCs w:val="20"/>
-              </w:rPr>
-            </w:pPr>
-            <w:r>
-              <w:rPr>
-                <w:rFonts w:ascii="Arial" w:hAnsi="Arial" w:cs="Arial"/>
-                <w:sz w:val="20"/>
-                <w:szCs w:val="20"/>
-              </w:rPr>
-              <w:t>Uma ação apresenta vários tipos de alertas. Cada alerta tem uma ação.</w:t>
-            </w:r>
-          </w:p>
-        </w:tc>
-      </w:tr>
-      <w:tr>
-        <w:tc>
-          <w:tcPr>
-            <w:tcW w:w="1290" w:type="dxa"/>
-          </w:tcPr>
-          <w:p>
-            <w:pPr>
-              <w:pStyle w:val="PargrafodaLista"/>
-              <w:ind w:left="0"/>
-              <w:jc w:val="center"/>
-              <w:rPr>
-                <w:rFonts w:ascii="Arial" w:hAnsi="Arial" w:cs="Arial"/>
-                <w:sz w:val="20"/>
-                <w:szCs w:val="20"/>
-              </w:rPr>
-            </w:pPr>
-            <w:r>
-              <w:rPr>
-                <w:rFonts w:ascii="Arial" w:hAnsi="Arial" w:cs="Arial"/>
-                <w:sz w:val="20"/>
-                <w:szCs w:val="20"/>
-              </w:rPr>
-              <w:t>apresenta</w:t>
-            </w:r>
-          </w:p>
-        </w:tc>
-        <w:tc>
-          <w:tcPr>
-            <w:tcW w:w="1851" w:type="dxa"/>
-          </w:tcPr>
-          <w:p>
-            <w:pPr>
-              <w:pStyle w:val="PargrafodaLista"/>
-              <w:ind w:left="0"/>
-              <w:jc w:val="center"/>
-              <w:rPr>
-                <w:rFonts w:ascii="Arial" w:hAnsi="Arial" w:cs="Arial"/>
-                <w:sz w:val="20"/>
-                <w:szCs w:val="20"/>
-              </w:rPr>
-            </w:pPr>
-            <w:r>
-              <w:rPr>
-                <w:rFonts w:ascii="Arial" w:hAnsi="Arial" w:cs="Arial"/>
-                <w:sz w:val="20"/>
-                <w:szCs w:val="20"/>
-              </w:rPr>
-              <w:t>Açoes</w:t>
-            </w:r>
-          </w:p>
-        </w:tc>
-        <w:tc>
-          <w:tcPr>
-            <w:tcW w:w="923" w:type="dxa"/>
-          </w:tcPr>
-          <w:p>
-            <w:pPr>
-              <w:pStyle w:val="PargrafodaLista"/>
-              <w:ind w:left="0"/>
-              <w:jc w:val="center"/>
-              <w:rPr>
-                <w:rFonts w:ascii="Arial" w:hAnsi="Arial" w:cs="Arial"/>
-                <w:sz w:val="20"/>
-                <w:szCs w:val="20"/>
-              </w:rPr>
-            </w:pPr>
-            <w:r>
-              <w:rPr>
-                <w:rFonts w:ascii="Arial" w:hAnsi="Arial" w:cs="Arial"/>
-                <w:sz w:val="20"/>
-                <w:szCs w:val="20"/>
-              </w:rPr>
-              <w:t>(1:1)</w:t>
-            </w:r>
-          </w:p>
-        </w:tc>
-        <w:tc>
-          <w:tcPr>
-            <w:tcW w:w="1851" w:type="dxa"/>
-          </w:tcPr>
-          <w:p>
-            <w:pPr>
-              <w:pStyle w:val="PargrafodaLista"/>
-              <w:ind w:left="0"/>
-              <w:jc w:val="center"/>
-              <w:rPr>
-                <w:rFonts w:ascii="Arial" w:hAnsi="Arial" w:cs="Arial"/>
-                <w:sz w:val="20"/>
-                <w:szCs w:val="20"/>
-              </w:rPr>
-            </w:pPr>
-            <w:r>
-              <w:rPr>
-                <w:rFonts w:ascii="Arial" w:hAnsi="Arial" w:cs="Arial"/>
-                <w:sz w:val="20"/>
-                <w:szCs w:val="20"/>
-              </w:rPr>
-              <w:t>Preco_tempo_real</w:t>
-            </w:r>
-          </w:p>
-        </w:tc>
-        <w:tc>
-          <w:tcPr>
-            <w:tcW w:w="2923" w:type="dxa"/>
-          </w:tcPr>
-          <w:p>
-            <w:pPr>
-              <w:pStyle w:val="PargrafodaLista"/>
-              <w:ind w:left="0"/>
-              <w:jc w:val="both"/>
-              <w:rPr>
-                <w:rFonts w:ascii="Arial" w:hAnsi="Arial" w:cs="Arial"/>
-                <w:sz w:val="20"/>
-                <w:szCs w:val="20"/>
-              </w:rPr>
-            </w:pPr>
-            <w:r>
-              <w:rPr>
-                <w:rFonts w:ascii="Arial" w:hAnsi="Arial" w:cs="Arial"/>
-                <w:sz w:val="20"/>
-                <w:szCs w:val="20"/>
-              </w:rPr>
-              <w:t>Uma ação apresenta um valor em tempo real e vice-versa</w:t>
-            </w:r>
-          </w:p>
-        </w:tc>
-      </w:tr>
-      <w:tr>
-        <w:tc>
-          <w:tcPr>
-            <w:tcW w:w="1290" w:type="dxa"/>
-          </w:tcPr>
-          <w:p>
-            <w:pPr>
-              <w:pStyle w:val="PargrafodaLista"/>
-              <w:ind w:left="0"/>
-              <w:jc w:val="center"/>
-              <w:rPr>
-                <w:rFonts w:ascii="Arial" w:hAnsi="Arial" w:cs="Arial"/>
-                <w:sz w:val="20"/>
-                <w:szCs w:val="20"/>
-              </w:rPr>
-            </w:pPr>
-            <w:r>
-              <w:rPr>
-                <w:rFonts w:ascii="Arial" w:hAnsi="Arial" w:cs="Arial"/>
-                <w:sz w:val="20"/>
-                <w:szCs w:val="20"/>
-              </w:rPr>
-              <w:t>gera</w:t>
-            </w:r>
-          </w:p>
-        </w:tc>
-        <w:tc>
-          <w:tcPr>
-            <w:tcW w:w="1851" w:type="dxa"/>
-          </w:tcPr>
-          <w:p>
-            <w:pPr>
-              <w:pStyle w:val="PargrafodaLista"/>
-              <w:ind w:left="0"/>
-              <w:jc w:val="center"/>
-              <w:rPr>
-                <w:rFonts w:ascii="Arial" w:hAnsi="Arial" w:cs="Arial"/>
-                <w:sz w:val="20"/>
-                <w:szCs w:val="20"/>
-              </w:rPr>
-            </w:pPr>
-            <w:r>
-              <w:rPr>
-                <w:rFonts w:ascii="Arial" w:hAnsi="Arial" w:cs="Arial"/>
-                <w:sz w:val="20"/>
-                <w:szCs w:val="20"/>
-              </w:rPr>
-              <w:t>Previsoes</w:t>
-            </w:r>
-          </w:p>
-        </w:tc>
-        <w:tc>
-          <w:tcPr>
-            <w:tcW w:w="923" w:type="dxa"/>
-          </w:tcPr>
-          <w:p>
-            <w:pPr>
-              <w:pStyle w:val="PargrafodaLista"/>
-              <w:ind w:left="0"/>
-              <w:jc w:val="center"/>
-              <w:rPr>
-                <w:rFonts w:ascii="Arial" w:hAnsi="Arial" w:cs="Arial"/>
-                <w:sz w:val="20"/>
-                <w:szCs w:val="20"/>
-              </w:rPr>
-            </w:pPr>
-            <w:r>
-              <w:rPr>
-                <w:rFonts w:ascii="Arial" w:hAnsi="Arial" w:cs="Arial"/>
-                <w:sz w:val="20"/>
-                <w:szCs w:val="20"/>
-              </w:rPr>
-              <w:t>(1:N)</w:t>
-            </w:r>
-          </w:p>
-        </w:tc>
-        <w:tc>
-          <w:tcPr>
-            <w:tcW w:w="1851" w:type="dxa"/>
-          </w:tcPr>
-          <w:p>
-            <w:pPr>
-              <w:pStyle w:val="PargrafodaLista"/>
-              <w:ind w:left="0"/>
-              <w:jc w:val="center"/>
-              <w:rPr>
-                <w:rFonts w:ascii="Arial" w:hAnsi="Arial" w:cs="Arial"/>
-                <w:sz w:val="20"/>
-                <w:szCs w:val="20"/>
-              </w:rPr>
-            </w:pPr>
-            <w:r>
-              <w:rPr>
-                <w:rFonts w:ascii="Arial" w:hAnsi="Arial" w:cs="Arial"/>
-                <w:sz w:val="20"/>
-                <w:szCs w:val="20"/>
-              </w:rPr>
-              <w:t>Alertas</w:t>
-            </w:r>
+            <w:proofErr w:type="spellStart"/>
+            <w:r>
+              <w:rPr>
+                <w:rFonts w:ascii="Arial" w:hAnsi="Arial" w:cs="Arial"/>
+                <w:sz w:val="20"/>
+                <w:szCs w:val="20"/>
+              </w:rPr>
+              <w:t>Alert</w:t>
+            </w:r>
+            <w:proofErr w:type="spellEnd"/>
           </w:p>
         </w:tc>
         <w:tc>
@@ -13084,7 +14111,7 @@
   <w:style w:type="paragraph" w:default="1" w:styleId="Normal">
     <w:name w:val="Normal"/>
     <w:qFormat/>
-    <w:rsid w:val="00C07C6C"/>
+    <w:rsid w:val="00086441"/>
   </w:style>
   <w:style w:type="paragraph" w:styleId="Ttulo1">
     <w:name w:val="heading 1"/>

--- a/docs/database/mer/MER.docx
+++ b/docs/database/mer/MER.docx
@@ -2500,14 +2500,27 @@
       <w:r>
         <w:t xml:space="preserve">Tabela </w:t>
       </w:r>
-      <w:fldSimple w:instr=" SEQ Tabela \* ARABIC ">
-        <w:r>
-          <w:rPr>
-            <w:noProof/>
-          </w:rPr>
-          <w:t>1</w:t>
-        </w:r>
-      </w:fldSimple>
+      <w:r>
+        <w:fldChar w:fldCharType="begin"/>
+      </w:r>
+      <w:r>
+        <w:instrText xml:space="preserve"> SEQ Tabela \* ARABIC </w:instrText>
+      </w:r>
+      <w:r>
+        <w:fldChar w:fldCharType="separate"/>
+      </w:r>
+      <w:r>
+        <w:rPr>
+          <w:noProof/>
+        </w:rPr>
+        <w:t>1</w:t>
+      </w:r>
+      <w:r>
+        <w:rPr>
+          <w:noProof/>
+        </w:rPr>
+        <w:fldChar w:fldCharType="end"/>
+      </w:r>
       <w:r>
         <w:t xml:space="preserve"> - Entidades</w:t>
       </w:r>
@@ -3301,6 +3314,7 @@
           <w:ilvl w:val="1"/>
           <w:numId w:val="3"/>
         </w:numPr>
+        <w:spacing w:before="240"/>
         <w:jc w:val="both"/>
         <w:outlineLvl w:val="1"/>
         <w:rPr>
@@ -3404,14 +3418,27 @@
       <w:r>
         <w:t xml:space="preserve">Tabela </w:t>
       </w:r>
-      <w:fldSimple w:instr=" SEQ Tabela \* ARABIC ">
-        <w:r>
-          <w:rPr>
-            <w:noProof/>
-          </w:rPr>
-          <w:t>2</w:t>
-        </w:r>
-      </w:fldSimple>
+      <w:r>
+        <w:fldChar w:fldCharType="begin"/>
+      </w:r>
+      <w:r>
+        <w:instrText xml:space="preserve"> SEQ Tabela \* ARABIC </w:instrText>
+      </w:r>
+      <w:r>
+        <w:fldChar w:fldCharType="separate"/>
+      </w:r>
+      <w:r>
+        <w:rPr>
+          <w:noProof/>
+        </w:rPr>
+        <w:t>2</w:t>
+      </w:r>
+      <w:r>
+        <w:rPr>
+          <w:noProof/>
+        </w:rPr>
+        <w:fldChar w:fldCharType="end"/>
+      </w:r>
       <w:r>
         <w:t xml:space="preserve"> - Entidade </w:t>
       </w:r>
@@ -3604,7 +3631,7 @@
                 <w:sz w:val="20"/>
                 <w:szCs w:val="20"/>
               </w:rPr>
-              <w:t>Id_User</w:t>
+              <w:t>id_user</w:t>
             </w:r>
             <w:proofErr w:type="spellEnd"/>
           </w:p>
@@ -3730,7 +3757,7 @@
                 <w:sz w:val="20"/>
                 <w:szCs w:val="20"/>
               </w:rPr>
-              <w:t>Name</w:t>
+              <w:t>name</w:t>
             </w:r>
           </w:p>
         </w:tc>
@@ -3901,15 +3928,7 @@
                 <w:sz w:val="20"/>
                 <w:szCs w:val="20"/>
               </w:rPr>
-              <w:t>255</w:t>
-            </w:r>
-            <w:r>
-              <w:rPr>
-                <w:rFonts w:ascii="Arial" w:hAnsi="Arial" w:cs="Arial"/>
-                <w:sz w:val="20"/>
-                <w:szCs w:val="20"/>
-              </w:rPr>
-              <w:t>)</w:t>
+              <w:t>255)</w:t>
             </w:r>
           </w:p>
         </w:tc>
@@ -4004,14 +4023,16 @@
                 <w:szCs w:val="20"/>
               </w:rPr>
             </w:pPr>
-            <w:r>
-              <w:rPr>
-                <w:rFonts w:ascii="Arial" w:hAnsi="Arial" w:cs="Arial"/>
-                <w:sz w:val="20"/>
-                <w:szCs w:val="20"/>
-              </w:rPr>
-              <w:t>Email</w:t>
-            </w:r>
+            <w:proofErr w:type="spellStart"/>
+            <w:r>
+              <w:rPr>
+                <w:rFonts w:ascii="Arial" w:hAnsi="Arial" w:cs="Arial"/>
+                <w:sz w:val="20"/>
+                <w:szCs w:val="20"/>
+              </w:rPr>
+              <w:t>email</w:t>
+            </w:r>
+            <w:proofErr w:type="spellEnd"/>
           </w:p>
         </w:tc>
         <w:tc>
@@ -4044,15 +4065,7 @@
                 <w:sz w:val="20"/>
                 <w:szCs w:val="20"/>
               </w:rPr>
-              <w:t>254</w:t>
-            </w:r>
-            <w:r>
-              <w:rPr>
-                <w:rFonts w:ascii="Arial" w:hAnsi="Arial" w:cs="Arial"/>
-                <w:sz w:val="20"/>
-                <w:szCs w:val="20"/>
-              </w:rPr>
-              <w:t>)</w:t>
+              <w:t>254)</w:t>
             </w:r>
           </w:p>
         </w:tc>
@@ -4154,7 +4167,7 @@
                 <w:sz w:val="20"/>
                 <w:szCs w:val="20"/>
               </w:rPr>
-              <w:t>Create_at</w:t>
+              <w:t>create_at</w:t>
             </w:r>
             <w:proofErr w:type="spellEnd"/>
           </w:p>
@@ -4173,16 +4186,14 @@
                 <w:szCs w:val="20"/>
               </w:rPr>
             </w:pPr>
-            <w:proofErr w:type="spellStart"/>
-            <w:r>
-              <w:rPr>
-                <w:rFonts w:ascii="Arial" w:hAnsi="Arial" w:cs="Arial"/>
-                <w:sz w:val="20"/>
-                <w:szCs w:val="20"/>
-              </w:rPr>
-              <w:t>Datetime</w:t>
-            </w:r>
-            <w:proofErr w:type="spellEnd"/>
+            <w:r>
+              <w:rPr>
+                <w:rFonts w:ascii="Arial" w:hAnsi="Arial" w:cs="Arial"/>
+                <w:sz w:val="20"/>
+                <w:szCs w:val="20"/>
+              </w:rPr>
+              <w:t>DATETIME</w:t>
+            </w:r>
           </w:p>
         </w:tc>
         <w:tc>
@@ -4318,14 +4329,27 @@
       <w:r>
         <w:t xml:space="preserve">Tabela </w:t>
       </w:r>
-      <w:fldSimple w:instr=" SEQ Tabela \* ARABIC ">
-        <w:r>
-          <w:rPr>
-            <w:noProof/>
-          </w:rPr>
-          <w:t>3</w:t>
-        </w:r>
-      </w:fldSimple>
+      <w:r>
+        <w:fldChar w:fldCharType="begin"/>
+      </w:r>
+      <w:r>
+        <w:instrText xml:space="preserve"> SEQ Tabela \* ARABIC </w:instrText>
+      </w:r>
+      <w:r>
+        <w:fldChar w:fldCharType="separate"/>
+      </w:r>
+      <w:r>
+        <w:rPr>
+          <w:noProof/>
+        </w:rPr>
+        <w:t>3</w:t>
+      </w:r>
+      <w:r>
+        <w:rPr>
+          <w:noProof/>
+        </w:rPr>
+        <w:fldChar w:fldCharType="end"/>
+      </w:r>
       <w:r>
         <w:t xml:space="preserve"> - Entidade </w:t>
       </w:r>
@@ -4521,15 +4545,7 @@
                 <w:sz w:val="20"/>
                 <w:szCs w:val="20"/>
               </w:rPr>
-              <w:t>Id_</w:t>
-            </w:r>
-            <w:r>
-              <w:rPr>
-                <w:rFonts w:ascii="Arial" w:hAnsi="Arial" w:cs="Arial"/>
-                <w:sz w:val="20"/>
-                <w:szCs w:val="20"/>
-              </w:rPr>
-              <w:t>stock</w:t>
+              <w:t>id_stock</w:t>
             </w:r>
             <w:proofErr w:type="spellEnd"/>
           </w:p>
@@ -4656,7 +4672,7 @@
                 <w:sz w:val="20"/>
                 <w:szCs w:val="20"/>
               </w:rPr>
-              <w:t>Ticker</w:t>
+              <w:t>ticker</w:t>
             </w:r>
             <w:proofErr w:type="spellEnd"/>
           </w:p>
@@ -4811,7 +4827,7 @@
                 <w:sz w:val="20"/>
                 <w:szCs w:val="20"/>
               </w:rPr>
-              <w:t>Company_name</w:t>
+              <w:t>company_name</w:t>
             </w:r>
             <w:proofErr w:type="spellEnd"/>
           </w:p>
@@ -4947,7 +4963,7 @@
                 <w:sz w:val="20"/>
                 <w:szCs w:val="20"/>
               </w:rPr>
-              <w:t>Sector</w:t>
+              <w:t>sector</w:t>
             </w:r>
           </w:p>
         </w:tc>
@@ -5076,14 +5092,16 @@
                 <w:szCs w:val="20"/>
               </w:rPr>
             </w:pPr>
-            <w:r>
-              <w:rPr>
-                <w:rFonts w:ascii="Arial" w:hAnsi="Arial" w:cs="Arial"/>
-                <w:sz w:val="20"/>
-                <w:szCs w:val="20"/>
-              </w:rPr>
-              <w:t>Exchange</w:t>
-            </w:r>
+            <w:proofErr w:type="spellStart"/>
+            <w:r>
+              <w:rPr>
+                <w:rFonts w:ascii="Arial" w:hAnsi="Arial" w:cs="Arial"/>
+                <w:sz w:val="20"/>
+                <w:szCs w:val="20"/>
+              </w:rPr>
+              <w:t>exchange</w:t>
+            </w:r>
+            <w:proofErr w:type="spellEnd"/>
           </w:p>
         </w:tc>
         <w:tc>
@@ -5275,14 +5293,27 @@
       <w:r>
         <w:t xml:space="preserve">Tabela </w:t>
       </w:r>
-      <w:fldSimple w:instr=" SEQ Tabela \* ARABIC ">
-        <w:r>
-          <w:rPr>
-            <w:noProof/>
-          </w:rPr>
-          <w:t>4</w:t>
-        </w:r>
-      </w:fldSimple>
+      <w:r>
+        <w:fldChar w:fldCharType="begin"/>
+      </w:r>
+      <w:r>
+        <w:instrText xml:space="preserve"> SEQ Tabela \* ARABIC </w:instrText>
+      </w:r>
+      <w:r>
+        <w:fldChar w:fldCharType="separate"/>
+      </w:r>
+      <w:r>
+        <w:rPr>
+          <w:noProof/>
+        </w:rPr>
+        <w:t>4</w:t>
+      </w:r>
+      <w:r>
+        <w:rPr>
+          <w:noProof/>
+        </w:rPr>
+        <w:fldChar w:fldCharType="end"/>
+      </w:r>
       <w:r>
         <w:t xml:space="preserve"> - Entidade </w:t>
       </w:r>
@@ -5473,7 +5504,7 @@
                 <w:sz w:val="20"/>
                 <w:szCs w:val="20"/>
               </w:rPr>
-              <w:t>Id_prev</w:t>
+              <w:t>id_prev</w:t>
             </w:r>
             <w:proofErr w:type="spellEnd"/>
           </w:p>
@@ -5600,7 +5631,7 @@
                 <w:sz w:val="20"/>
                 <w:szCs w:val="20"/>
               </w:rPr>
-              <w:t>Id_stock</w:t>
+              <w:t>id_stock</w:t>
             </w:r>
             <w:proofErr w:type="spellEnd"/>
           </w:p>
@@ -5727,7 +5758,7 @@
                 <w:sz w:val="20"/>
                 <w:szCs w:val="20"/>
               </w:rPr>
-              <w:t>Version_model</w:t>
+              <w:t>version_model</w:t>
             </w:r>
             <w:proofErr w:type="spellEnd"/>
           </w:p>
@@ -5864,7 +5895,7 @@
                 <w:sz w:val="20"/>
                 <w:szCs w:val="20"/>
               </w:rPr>
-              <w:t>Prob_lstm</w:t>
+              <w:t>prob_lstm</w:t>
             </w:r>
             <w:proofErr w:type="spellEnd"/>
           </w:p>
@@ -6001,7 +6032,7 @@
                 <w:sz w:val="20"/>
                 <w:szCs w:val="20"/>
               </w:rPr>
-              <w:t>Prob_xgb</w:t>
+              <w:t>prob_xgb</w:t>
             </w:r>
             <w:proofErr w:type="spellEnd"/>
           </w:p>
@@ -6138,7 +6169,7 @@
                 <w:sz w:val="20"/>
                 <w:szCs w:val="20"/>
               </w:rPr>
-              <w:t>Prob_ensemble</w:t>
+              <w:t>prob_ensemble</w:t>
             </w:r>
             <w:proofErr w:type="spellEnd"/>
           </w:p>
@@ -6275,7 +6306,7 @@
                 <w:sz w:val="20"/>
                 <w:szCs w:val="20"/>
               </w:rPr>
-              <w:t>Final</w:t>
+              <w:t>final</w:t>
             </w:r>
             <w:r>
               <w:rPr>
@@ -6584,16 +6615,14 @@
                 <w:szCs w:val="20"/>
               </w:rPr>
             </w:pPr>
-            <w:proofErr w:type="spellStart"/>
-            <w:r>
-              <w:rPr>
-                <w:rFonts w:ascii="Arial" w:hAnsi="Arial" w:cs="Arial"/>
-                <w:sz w:val="20"/>
-                <w:szCs w:val="20"/>
-              </w:rPr>
-              <w:t>Datetime</w:t>
-            </w:r>
-            <w:proofErr w:type="spellEnd"/>
+            <w:r>
+              <w:rPr>
+                <w:rFonts w:ascii="Arial" w:hAnsi="Arial" w:cs="Arial"/>
+                <w:sz w:val="20"/>
+                <w:szCs w:val="20"/>
+              </w:rPr>
+              <w:t>DATETIME</w:t>
+            </w:r>
           </w:p>
         </w:tc>
         <w:tc>
@@ -6702,7 +6731,7 @@
                 <w:sz w:val="20"/>
                 <w:szCs w:val="20"/>
               </w:rPr>
-              <w:t>Target_date</w:t>
+              <w:t>target_date</w:t>
             </w:r>
             <w:proofErr w:type="spellEnd"/>
           </w:p>
@@ -6721,16 +6750,14 @@
                 <w:szCs w:val="20"/>
               </w:rPr>
             </w:pPr>
-            <w:proofErr w:type="spellStart"/>
-            <w:r>
-              <w:rPr>
-                <w:rFonts w:ascii="Arial" w:hAnsi="Arial" w:cs="Arial"/>
-                <w:sz w:val="20"/>
-                <w:szCs w:val="20"/>
-              </w:rPr>
-              <w:t>Datetime</w:t>
-            </w:r>
-            <w:proofErr w:type="spellEnd"/>
+            <w:r>
+              <w:rPr>
+                <w:rFonts w:ascii="Arial" w:hAnsi="Arial" w:cs="Arial"/>
+                <w:sz w:val="20"/>
+                <w:szCs w:val="20"/>
+              </w:rPr>
+              <w:t>DATETIME</w:t>
+            </w:r>
           </w:p>
         </w:tc>
         <w:tc>
@@ -6869,14 +6896,27 @@
       <w:r>
         <w:t xml:space="preserve">Tabela </w:t>
       </w:r>
-      <w:fldSimple w:instr=" SEQ Tabela \* ARABIC ">
-        <w:r>
-          <w:rPr>
-            <w:noProof/>
-          </w:rPr>
-          <w:t>5</w:t>
-        </w:r>
-      </w:fldSimple>
+      <w:r>
+        <w:fldChar w:fldCharType="begin"/>
+      </w:r>
+      <w:r>
+        <w:instrText xml:space="preserve"> SEQ Tabela \* ARABIC </w:instrText>
+      </w:r>
+      <w:r>
+        <w:fldChar w:fldCharType="separate"/>
+      </w:r>
+      <w:r>
+        <w:rPr>
+          <w:noProof/>
+        </w:rPr>
+        <w:t>5</w:t>
+      </w:r>
+      <w:r>
+        <w:rPr>
+          <w:noProof/>
+        </w:rPr>
+        <w:fldChar w:fldCharType="end"/>
+      </w:r>
       <w:r>
         <w:t xml:space="preserve"> - Entidade </w:t>
       </w:r>
@@ -7069,7 +7109,7 @@
                 <w:sz w:val="20"/>
                 <w:szCs w:val="20"/>
               </w:rPr>
-              <w:t>Id_temp</w:t>
+              <w:t>id_temp</w:t>
             </w:r>
             <w:proofErr w:type="spellEnd"/>
           </w:p>
@@ -7196,7 +7236,7 @@
                 <w:sz w:val="20"/>
                 <w:szCs w:val="20"/>
               </w:rPr>
-              <w:t>Id_stock</w:t>
+              <w:t>id_stock</w:t>
             </w:r>
             <w:proofErr w:type="spellEnd"/>
           </w:p>
@@ -7323,7 +7363,7 @@
                 <w:sz w:val="20"/>
                 <w:szCs w:val="20"/>
               </w:rPr>
-              <w:t>Current_price</w:t>
+              <w:t>current_price</w:t>
             </w:r>
             <w:proofErr w:type="spellEnd"/>
           </w:p>
@@ -7430,7 +7470,7 @@
                 <w:sz w:val="20"/>
                 <w:szCs w:val="20"/>
               </w:rPr>
-              <w:t>Versão do modelo</w:t>
+              <w:t>Preço atual da ação</w:t>
             </w:r>
           </w:p>
         </w:tc>
@@ -7459,7 +7499,7 @@
                 <w:sz w:val="20"/>
                 <w:szCs w:val="20"/>
               </w:rPr>
-              <w:t>Open</w:t>
+              <w:t>open</w:t>
             </w:r>
           </w:p>
         </w:tc>
@@ -7595,7 +7635,7 @@
                 <w:sz w:val="20"/>
                 <w:szCs w:val="20"/>
               </w:rPr>
-              <w:t>Price_high</w:t>
+              <w:t>price_high</w:t>
             </w:r>
             <w:proofErr w:type="spellEnd"/>
           </w:p>
@@ -7732,7 +7772,7 @@
                 <w:sz w:val="20"/>
                 <w:szCs w:val="20"/>
               </w:rPr>
-              <w:t>Price_low</w:t>
+              <w:t>price_low</w:t>
             </w:r>
             <w:proofErr w:type="spellEnd"/>
           </w:p>
@@ -7868,7 +7908,7 @@
                 <w:sz w:val="20"/>
                 <w:szCs w:val="20"/>
               </w:rPr>
-              <w:t>Volume</w:t>
+              <w:t>volume</w:t>
             </w:r>
           </w:p>
         </w:tc>
@@ -8004,7 +8044,7 @@
                 <w:sz w:val="20"/>
                 <w:szCs w:val="20"/>
               </w:rPr>
-              <w:t>Percent_</w:t>
+              <w:t>percent_</w:t>
             </w:r>
             <w:r>
               <w:rPr>
@@ -8169,16 +8209,14 @@
                 <w:szCs w:val="20"/>
               </w:rPr>
             </w:pPr>
-            <w:proofErr w:type="spellStart"/>
-            <w:r>
-              <w:rPr>
-                <w:rFonts w:ascii="Arial" w:hAnsi="Arial" w:cs="Arial"/>
-                <w:sz w:val="20"/>
-                <w:szCs w:val="20"/>
-              </w:rPr>
-              <w:t>Datetime</w:t>
-            </w:r>
-            <w:proofErr w:type="spellEnd"/>
+            <w:r>
+              <w:rPr>
+                <w:rFonts w:ascii="Arial" w:hAnsi="Arial" w:cs="Arial"/>
+                <w:sz w:val="20"/>
+                <w:szCs w:val="20"/>
+              </w:rPr>
+              <w:t>DATETIME</w:t>
+            </w:r>
           </w:p>
         </w:tc>
         <w:tc>
@@ -8322,14 +8360,27 @@
       <w:r>
         <w:t xml:space="preserve">Tabela </w:t>
       </w:r>
-      <w:fldSimple w:instr=" SEQ Tabela \* ARABIC ">
-        <w:r>
-          <w:rPr>
-            <w:noProof/>
-          </w:rPr>
-          <w:t>6</w:t>
-        </w:r>
-      </w:fldSimple>
+      <w:r>
+        <w:fldChar w:fldCharType="begin"/>
+      </w:r>
+      <w:r>
+        <w:instrText xml:space="preserve"> SEQ Tabela \* ARABIC </w:instrText>
+      </w:r>
+      <w:r>
+        <w:fldChar w:fldCharType="separate"/>
+      </w:r>
+      <w:r>
+        <w:rPr>
+          <w:noProof/>
+        </w:rPr>
+        <w:t>6</w:t>
+      </w:r>
+      <w:r>
+        <w:rPr>
+          <w:noProof/>
+        </w:rPr>
+        <w:fldChar w:fldCharType="end"/>
+      </w:r>
       <w:r>
         <w:t xml:space="preserve"> - Entidade Histórico de Preço</w:t>
       </w:r>
@@ -8342,36 +8393,43 @@
         <w:tblLook w:val="04A0" w:firstRow="1" w:lastRow="0" w:firstColumn="1" w:lastColumn="0" w:noHBand="0" w:noVBand="1"/>
       </w:tblPr>
       <w:tblGrid>
-        <w:gridCol w:w="1673"/>
-        <w:gridCol w:w="1634"/>
-        <w:gridCol w:w="1262"/>
-        <w:gridCol w:w="1258"/>
-        <w:gridCol w:w="2457"/>
+        <w:gridCol w:w="1763"/>
+        <w:gridCol w:w="1628"/>
+        <w:gridCol w:w="1207"/>
+        <w:gridCol w:w="1276"/>
+        <w:gridCol w:w="2410"/>
       </w:tblGrid>
       <w:tr>
         <w:tc>
           <w:tcPr>
-            <w:tcW w:w="1673" w:type="dxa"/>
-          </w:tcPr>
-          <w:p>
-            <w:pPr>
-              <w:spacing w:beforeLines="40" w:before="96" w:afterLines="40" w:after="96"/>
+            <w:tcW w:w="1763" w:type="dxa"/>
+            <w:hideMark/>
+          </w:tcPr>
+          <w:p>
+            <w:pPr>
+              <w:spacing w:line="360" w:lineRule="auto"/>
               <w:jc w:val="center"/>
               <w:rPr>
-                <w:rFonts w:ascii="Arial" w:hAnsi="Arial" w:cs="Arial"/>
+                <w:rFonts w:ascii="Arial" w:eastAsia="Times New Roman" w:hAnsi="Arial" w:cs="Arial"/>
                 <w:b/>
                 <w:bCs/>
-                <w:sz w:val="20"/>
-                <w:szCs w:val="20"/>
-              </w:rPr>
-            </w:pPr>
-            <w:r>
-              <w:rPr>
-                <w:rFonts w:ascii="Arial" w:hAnsi="Arial" w:cs="Arial"/>
+                <w:kern w:val="0"/>
+                <w:sz w:val="20"/>
+                <w:szCs w:val="20"/>
+                <w:lang w:eastAsia="pt-BR"/>
+                <w14:ligatures w14:val="none"/>
+              </w:rPr>
+            </w:pPr>
+            <w:r>
+              <w:rPr>
+                <w:rFonts w:ascii="Arial" w:eastAsia="Times New Roman" w:hAnsi="Arial" w:cs="Arial"/>
                 <w:b/>
                 <w:bCs/>
-                <w:sz w:val="20"/>
-                <w:szCs w:val="20"/>
+                <w:kern w:val="0"/>
+                <w:sz w:val="20"/>
+                <w:szCs w:val="20"/>
+                <w:lang w:eastAsia="pt-BR"/>
+                <w14:ligatures w14:val="none"/>
               </w:rPr>
               <w:t>Atributo</w:t>
             </w:r>
@@ -8379,27 +8437,34 @@
         </w:tc>
         <w:tc>
           <w:tcPr>
-            <w:tcW w:w="1634" w:type="dxa"/>
-          </w:tcPr>
-          <w:p>
-            <w:pPr>
-              <w:spacing w:beforeLines="40" w:before="96" w:afterLines="40" w:after="96"/>
+            <w:tcW w:w="1628" w:type="dxa"/>
+            <w:hideMark/>
+          </w:tcPr>
+          <w:p>
+            <w:pPr>
+              <w:spacing w:line="360" w:lineRule="auto"/>
               <w:jc w:val="center"/>
               <w:rPr>
-                <w:rFonts w:ascii="Arial" w:hAnsi="Arial" w:cs="Arial"/>
+                <w:rFonts w:ascii="Arial" w:eastAsia="Times New Roman" w:hAnsi="Arial" w:cs="Arial"/>
                 <w:b/>
                 <w:bCs/>
-                <w:sz w:val="20"/>
-                <w:szCs w:val="20"/>
-              </w:rPr>
-            </w:pPr>
-            <w:r>
-              <w:rPr>
-                <w:rFonts w:ascii="Arial" w:hAnsi="Arial" w:cs="Arial"/>
+                <w:kern w:val="0"/>
+                <w:sz w:val="20"/>
+                <w:szCs w:val="20"/>
+                <w:lang w:eastAsia="pt-BR"/>
+                <w14:ligatures w14:val="none"/>
+              </w:rPr>
+            </w:pPr>
+            <w:r>
+              <w:rPr>
+                <w:rFonts w:ascii="Arial" w:eastAsia="Times New Roman" w:hAnsi="Arial" w:cs="Arial"/>
                 <w:b/>
                 <w:bCs/>
-                <w:sz w:val="20"/>
-                <w:szCs w:val="20"/>
+                <w:kern w:val="0"/>
+                <w:sz w:val="20"/>
+                <w:szCs w:val="20"/>
+                <w:lang w:eastAsia="pt-BR"/>
+                <w14:ligatures w14:val="none"/>
               </w:rPr>
               <w:t>Tipo</w:t>
             </w:r>
@@ -8407,27 +8472,34 @@
         </w:tc>
         <w:tc>
           <w:tcPr>
-            <w:tcW w:w="1262" w:type="dxa"/>
-          </w:tcPr>
-          <w:p>
-            <w:pPr>
-              <w:spacing w:beforeLines="40" w:before="96" w:afterLines="40" w:after="96"/>
+            <w:tcW w:w="1207" w:type="dxa"/>
+            <w:hideMark/>
+          </w:tcPr>
+          <w:p>
+            <w:pPr>
+              <w:spacing w:line="360" w:lineRule="auto"/>
               <w:jc w:val="center"/>
               <w:rPr>
-                <w:rFonts w:ascii="Arial" w:hAnsi="Arial" w:cs="Arial"/>
+                <w:rFonts w:ascii="Arial" w:eastAsia="Times New Roman" w:hAnsi="Arial" w:cs="Arial"/>
                 <w:b/>
                 <w:bCs/>
-                <w:sz w:val="20"/>
-                <w:szCs w:val="20"/>
-              </w:rPr>
-            </w:pPr>
-            <w:r>
-              <w:rPr>
-                <w:rFonts w:ascii="Arial" w:hAnsi="Arial" w:cs="Arial"/>
+                <w:kern w:val="0"/>
+                <w:sz w:val="20"/>
+                <w:szCs w:val="20"/>
+                <w:lang w:eastAsia="pt-BR"/>
+                <w14:ligatures w14:val="none"/>
+              </w:rPr>
+            </w:pPr>
+            <w:r>
+              <w:rPr>
+                <w:rFonts w:ascii="Arial" w:eastAsia="Times New Roman" w:hAnsi="Arial" w:cs="Arial"/>
                 <w:b/>
                 <w:bCs/>
-                <w:sz w:val="20"/>
-                <w:szCs w:val="20"/>
+                <w:kern w:val="0"/>
+                <w:sz w:val="20"/>
+                <w:szCs w:val="20"/>
+                <w:lang w:eastAsia="pt-BR"/>
+                <w14:ligatures w14:val="none"/>
               </w:rPr>
               <w:t>Chave</w:t>
             </w:r>
@@ -8435,28 +8507,35 @@
         </w:tc>
         <w:tc>
           <w:tcPr>
-            <w:tcW w:w="1258" w:type="dxa"/>
-          </w:tcPr>
-          <w:p>
-            <w:pPr>
-              <w:spacing w:beforeLines="40" w:before="96" w:afterLines="40" w:after="96"/>
+            <w:tcW w:w="1276" w:type="dxa"/>
+            <w:hideMark/>
+          </w:tcPr>
+          <w:p>
+            <w:pPr>
+              <w:spacing w:line="360" w:lineRule="auto"/>
               <w:jc w:val="center"/>
               <w:rPr>
-                <w:rFonts w:ascii="Arial" w:hAnsi="Arial" w:cs="Arial"/>
+                <w:rFonts w:ascii="Arial" w:eastAsia="Times New Roman" w:hAnsi="Arial" w:cs="Arial"/>
                 <w:b/>
                 <w:bCs/>
-                <w:sz w:val="20"/>
-                <w:szCs w:val="20"/>
+                <w:kern w:val="0"/>
+                <w:sz w:val="20"/>
+                <w:szCs w:val="20"/>
+                <w:lang w:eastAsia="pt-BR"/>
+                <w14:ligatures w14:val="none"/>
               </w:rPr>
             </w:pPr>
             <w:proofErr w:type="spellStart"/>
             <w:r>
               <w:rPr>
-                <w:rFonts w:ascii="Arial" w:hAnsi="Arial" w:cs="Arial"/>
+                <w:rFonts w:ascii="Arial" w:eastAsia="Times New Roman" w:hAnsi="Arial" w:cs="Arial"/>
                 <w:b/>
                 <w:bCs/>
-                <w:sz w:val="20"/>
-                <w:szCs w:val="20"/>
+                <w:kern w:val="0"/>
+                <w:sz w:val="20"/>
+                <w:szCs w:val="20"/>
+                <w:lang w:eastAsia="pt-BR"/>
+                <w14:ligatures w14:val="none"/>
               </w:rPr>
               <w:t>Null</w:t>
             </w:r>
@@ -8465,27 +8544,34 @@
         </w:tc>
         <w:tc>
           <w:tcPr>
-            <w:tcW w:w="2457" w:type="dxa"/>
-          </w:tcPr>
-          <w:p>
-            <w:pPr>
-              <w:spacing w:beforeLines="40" w:before="96" w:afterLines="40" w:after="96"/>
+            <w:tcW w:w="2410" w:type="dxa"/>
+            <w:hideMark/>
+          </w:tcPr>
+          <w:p>
+            <w:pPr>
+              <w:spacing w:line="360" w:lineRule="auto"/>
               <w:jc w:val="center"/>
               <w:rPr>
-                <w:rFonts w:ascii="Arial" w:hAnsi="Arial" w:cs="Arial"/>
+                <w:rFonts w:ascii="Arial" w:eastAsia="Times New Roman" w:hAnsi="Arial" w:cs="Arial"/>
                 <w:b/>
                 <w:bCs/>
-                <w:sz w:val="20"/>
-                <w:szCs w:val="20"/>
-              </w:rPr>
-            </w:pPr>
-            <w:r>
-              <w:rPr>
-                <w:rFonts w:ascii="Arial" w:hAnsi="Arial" w:cs="Arial"/>
+                <w:kern w:val="0"/>
+                <w:sz w:val="20"/>
+                <w:szCs w:val="20"/>
+                <w:lang w:eastAsia="pt-BR"/>
+                <w14:ligatures w14:val="none"/>
+              </w:rPr>
+            </w:pPr>
+            <w:r>
+              <w:rPr>
+                <w:rFonts w:ascii="Arial" w:eastAsia="Times New Roman" w:hAnsi="Arial" w:cs="Arial"/>
                 <w:b/>
                 <w:bCs/>
-                <w:sz w:val="20"/>
-                <w:szCs w:val="20"/>
+                <w:kern w:val="0"/>
+                <w:sz w:val="20"/>
+                <w:szCs w:val="20"/>
+                <w:lang w:eastAsia="pt-BR"/>
+                <w14:ligatures w14:val="none"/>
               </w:rPr>
               <w:t>Descrição</w:t>
             </w:r>
@@ -8493,62 +8579,63 @@
         </w:tc>
       </w:tr>
       <w:tr>
-        <w:trPr>
-          <w:trHeight w:val="260"/>
-        </w:trPr>
-        <w:tc>
-          <w:tcPr>
-            <w:tcW w:w="1673" w:type="dxa"/>
-          </w:tcPr>
-          <w:p>
-            <w:pPr>
-              <w:spacing w:beforeLines="40" w:before="96" w:afterLines="40" w:after="96"/>
-              <w:jc w:val="both"/>
-              <w:rPr>
-                <w:rFonts w:ascii="Arial" w:hAnsi="Arial" w:cs="Arial"/>
-                <w:sz w:val="20"/>
-                <w:szCs w:val="20"/>
+        <w:tc>
+          <w:tcPr>
+            <w:tcW w:w="1763" w:type="dxa"/>
+            <w:hideMark/>
+          </w:tcPr>
+          <w:p>
+            <w:pPr>
+              <w:spacing w:line="360" w:lineRule="auto"/>
+              <w:rPr>
+                <w:rFonts w:ascii="Arial" w:eastAsia="Times New Roman" w:hAnsi="Arial" w:cs="Arial"/>
+                <w:kern w:val="0"/>
+                <w:sz w:val="20"/>
+                <w:szCs w:val="20"/>
+                <w:lang w:eastAsia="pt-BR"/>
+                <w14:ligatures w14:val="none"/>
               </w:rPr>
             </w:pPr>
             <w:proofErr w:type="spellStart"/>
             <w:r>
               <w:rPr>
-                <w:rFonts w:ascii="Arial" w:hAnsi="Arial" w:cs="Arial"/>
-                <w:sz w:val="20"/>
-                <w:szCs w:val="20"/>
-              </w:rPr>
-              <w:t>Id_</w:t>
-            </w:r>
-            <w:r>
-              <w:rPr>
-                <w:rFonts w:ascii="Arial" w:hAnsi="Arial" w:cs="Arial"/>
-                <w:sz w:val="20"/>
-                <w:szCs w:val="20"/>
-              </w:rPr>
-              <w:t>hist</w:t>
+                <w:rFonts w:ascii="Arial" w:eastAsia="Times New Roman" w:hAnsi="Arial" w:cs="Arial"/>
+                <w:kern w:val="0"/>
+                <w:sz w:val="20"/>
+                <w:szCs w:val="20"/>
+                <w:lang w:eastAsia="pt-BR"/>
+                <w14:ligatures w14:val="none"/>
+              </w:rPr>
+              <w:t>id_hist</w:t>
             </w:r>
             <w:proofErr w:type="spellEnd"/>
           </w:p>
         </w:tc>
         <w:tc>
           <w:tcPr>
-            <w:tcW w:w="1634" w:type="dxa"/>
-          </w:tcPr>
-          <w:p>
-            <w:pPr>
-              <w:spacing w:beforeLines="40" w:before="96" w:afterLines="40" w:after="96"/>
-              <w:jc w:val="both"/>
-              <w:rPr>
-                <w:rFonts w:ascii="Arial" w:hAnsi="Arial" w:cs="Arial"/>
-                <w:sz w:val="20"/>
-                <w:szCs w:val="20"/>
-              </w:rPr>
-            </w:pPr>
-            <w:r>
-              <w:rPr>
-                <w:rFonts w:ascii="Arial" w:hAnsi="Arial" w:cs="Arial"/>
-                <w:sz w:val="20"/>
-                <w:szCs w:val="20"/>
+            <w:tcW w:w="1628" w:type="dxa"/>
+            <w:hideMark/>
+          </w:tcPr>
+          <w:p>
+            <w:pPr>
+              <w:spacing w:line="360" w:lineRule="auto"/>
+              <w:rPr>
+                <w:rFonts w:ascii="Arial" w:eastAsia="Times New Roman" w:hAnsi="Arial" w:cs="Arial"/>
+                <w:kern w:val="0"/>
+                <w:sz w:val="20"/>
+                <w:szCs w:val="20"/>
+                <w:lang w:eastAsia="pt-BR"/>
+                <w14:ligatures w14:val="none"/>
+              </w:rPr>
+            </w:pPr>
+            <w:r>
+              <w:rPr>
+                <w:rFonts w:ascii="Arial" w:eastAsia="Times New Roman" w:hAnsi="Arial" w:cs="Arial"/>
+                <w:kern w:val="0"/>
+                <w:sz w:val="20"/>
+                <w:szCs w:val="20"/>
+                <w:lang w:eastAsia="pt-BR"/>
+                <w14:ligatures w14:val="none"/>
               </w:rPr>
               <w:t>INT</w:t>
             </w:r>
@@ -8556,23 +8643,29 @@
         </w:tc>
         <w:tc>
           <w:tcPr>
-            <w:tcW w:w="1262" w:type="dxa"/>
-          </w:tcPr>
-          <w:p>
-            <w:pPr>
-              <w:spacing w:beforeLines="40" w:before="96" w:afterLines="40" w:after="96"/>
-              <w:jc w:val="both"/>
-              <w:rPr>
-                <w:rFonts w:ascii="Arial" w:hAnsi="Arial" w:cs="Arial"/>
-                <w:sz w:val="20"/>
-                <w:szCs w:val="20"/>
-              </w:rPr>
-            </w:pPr>
-            <w:r>
-              <w:rPr>
-                <w:rFonts w:ascii="Arial" w:hAnsi="Arial" w:cs="Arial"/>
-                <w:sz w:val="20"/>
-                <w:szCs w:val="20"/>
+            <w:tcW w:w="1207" w:type="dxa"/>
+            <w:hideMark/>
+          </w:tcPr>
+          <w:p>
+            <w:pPr>
+              <w:spacing w:line="360" w:lineRule="auto"/>
+              <w:rPr>
+                <w:rFonts w:ascii="Arial" w:eastAsia="Times New Roman" w:hAnsi="Arial" w:cs="Arial"/>
+                <w:kern w:val="0"/>
+                <w:sz w:val="20"/>
+                <w:szCs w:val="20"/>
+                <w:lang w:eastAsia="pt-BR"/>
+                <w14:ligatures w14:val="none"/>
+              </w:rPr>
+            </w:pPr>
+            <w:r>
+              <w:rPr>
+                <w:rFonts w:ascii="Arial" w:eastAsia="Times New Roman" w:hAnsi="Arial" w:cs="Arial"/>
+                <w:kern w:val="0"/>
+                <w:sz w:val="20"/>
+                <w:szCs w:val="20"/>
+                <w:lang w:eastAsia="pt-BR"/>
+                <w14:ligatures w14:val="none"/>
               </w:rPr>
               <w:t>PK</w:t>
             </w:r>
@@ -8580,23 +8673,29 @@
         </w:tc>
         <w:tc>
           <w:tcPr>
-            <w:tcW w:w="1258" w:type="dxa"/>
-          </w:tcPr>
-          <w:p>
-            <w:pPr>
-              <w:spacing w:beforeLines="40" w:before="96" w:afterLines="40" w:after="96"/>
-              <w:jc w:val="both"/>
-              <w:rPr>
-                <w:rFonts w:ascii="Arial" w:hAnsi="Arial" w:cs="Arial"/>
-                <w:sz w:val="20"/>
-                <w:szCs w:val="20"/>
-              </w:rPr>
-            </w:pPr>
-            <w:r>
-              <w:rPr>
-                <w:rFonts w:ascii="Arial" w:hAnsi="Arial" w:cs="Arial"/>
-                <w:sz w:val="20"/>
-                <w:szCs w:val="20"/>
+            <w:tcW w:w="1276" w:type="dxa"/>
+            <w:hideMark/>
+          </w:tcPr>
+          <w:p>
+            <w:pPr>
+              <w:spacing w:line="360" w:lineRule="auto"/>
+              <w:rPr>
+                <w:rFonts w:ascii="Arial" w:eastAsia="Times New Roman" w:hAnsi="Arial" w:cs="Arial"/>
+                <w:kern w:val="0"/>
+                <w:sz w:val="20"/>
+                <w:szCs w:val="20"/>
+                <w:lang w:eastAsia="pt-BR"/>
+                <w14:ligatures w14:val="none"/>
+              </w:rPr>
+            </w:pPr>
+            <w:r>
+              <w:rPr>
+                <w:rFonts w:ascii="Arial" w:eastAsia="Times New Roman" w:hAnsi="Arial" w:cs="Arial"/>
+                <w:kern w:val="0"/>
+                <w:sz w:val="20"/>
+                <w:szCs w:val="20"/>
+                <w:lang w:eastAsia="pt-BR"/>
+                <w14:ligatures w14:val="none"/>
               </w:rPr>
               <w:t>Não</w:t>
             </w:r>
@@ -8604,23 +8703,29 @@
         </w:tc>
         <w:tc>
           <w:tcPr>
-            <w:tcW w:w="2457" w:type="dxa"/>
-          </w:tcPr>
-          <w:p>
-            <w:pPr>
-              <w:spacing w:beforeLines="40" w:before="96" w:afterLines="40" w:after="96"/>
-              <w:jc w:val="both"/>
-              <w:rPr>
-                <w:rFonts w:ascii="Arial" w:hAnsi="Arial" w:cs="Arial"/>
-                <w:sz w:val="20"/>
-                <w:szCs w:val="20"/>
-              </w:rPr>
-            </w:pPr>
-            <w:r>
-              <w:rPr>
-                <w:rFonts w:ascii="Arial" w:hAnsi="Arial" w:cs="Arial"/>
-                <w:sz w:val="20"/>
-                <w:szCs w:val="20"/>
+            <w:tcW w:w="2410" w:type="dxa"/>
+            <w:hideMark/>
+          </w:tcPr>
+          <w:p>
+            <w:pPr>
+              <w:spacing w:line="360" w:lineRule="auto"/>
+              <w:rPr>
+                <w:rFonts w:ascii="Arial" w:eastAsia="Times New Roman" w:hAnsi="Arial" w:cs="Arial"/>
+                <w:kern w:val="0"/>
+                <w:sz w:val="20"/>
+                <w:szCs w:val="20"/>
+                <w:lang w:eastAsia="pt-BR"/>
+                <w14:ligatures w14:val="none"/>
+              </w:rPr>
+            </w:pPr>
+            <w:r>
+              <w:rPr>
+                <w:rFonts w:ascii="Arial" w:eastAsia="Times New Roman" w:hAnsi="Arial" w:cs="Arial"/>
+                <w:kern w:val="0"/>
+                <w:sz w:val="20"/>
+                <w:szCs w:val="20"/>
+                <w:lang w:eastAsia="pt-BR"/>
+                <w14:ligatures w14:val="none"/>
               </w:rPr>
               <w:t>Identificador único</w:t>
             </w:r>
@@ -8628,54 +8733,63 @@
         </w:tc>
       </w:tr>
       <w:tr>
-        <w:trPr>
-          <w:trHeight w:val="212"/>
-        </w:trPr>
-        <w:tc>
-          <w:tcPr>
-            <w:tcW w:w="1673" w:type="dxa"/>
-          </w:tcPr>
-          <w:p>
-            <w:pPr>
-              <w:spacing w:beforeLines="40" w:before="96" w:afterLines="40" w:after="96"/>
-              <w:jc w:val="both"/>
-              <w:rPr>
-                <w:rFonts w:ascii="Arial" w:hAnsi="Arial" w:cs="Arial"/>
-                <w:sz w:val="20"/>
-                <w:szCs w:val="20"/>
+        <w:tc>
+          <w:tcPr>
+            <w:tcW w:w="1763" w:type="dxa"/>
+            <w:hideMark/>
+          </w:tcPr>
+          <w:p>
+            <w:pPr>
+              <w:spacing w:line="360" w:lineRule="auto"/>
+              <w:rPr>
+                <w:rFonts w:ascii="Arial" w:eastAsia="Times New Roman" w:hAnsi="Arial" w:cs="Arial"/>
+                <w:kern w:val="0"/>
+                <w:sz w:val="20"/>
+                <w:szCs w:val="20"/>
+                <w:lang w:eastAsia="pt-BR"/>
+                <w14:ligatures w14:val="none"/>
               </w:rPr>
             </w:pPr>
             <w:proofErr w:type="spellStart"/>
             <w:r>
               <w:rPr>
-                <w:rFonts w:ascii="Arial" w:hAnsi="Arial" w:cs="Arial"/>
-                <w:sz w:val="20"/>
-                <w:szCs w:val="20"/>
-              </w:rPr>
-              <w:t>Id_stock</w:t>
+                <w:rFonts w:ascii="Arial" w:eastAsia="Times New Roman" w:hAnsi="Arial" w:cs="Arial"/>
+                <w:kern w:val="0"/>
+                <w:sz w:val="20"/>
+                <w:szCs w:val="20"/>
+                <w:lang w:eastAsia="pt-BR"/>
+                <w14:ligatures w14:val="none"/>
+              </w:rPr>
+              <w:t>id_stock</w:t>
             </w:r>
             <w:proofErr w:type="spellEnd"/>
           </w:p>
         </w:tc>
         <w:tc>
           <w:tcPr>
-            <w:tcW w:w="1634" w:type="dxa"/>
-          </w:tcPr>
-          <w:p>
-            <w:pPr>
-              <w:spacing w:beforeLines="40" w:before="96" w:afterLines="40" w:after="96"/>
-              <w:jc w:val="both"/>
-              <w:rPr>
-                <w:rFonts w:ascii="Arial" w:hAnsi="Arial" w:cs="Arial"/>
-                <w:sz w:val="20"/>
-                <w:szCs w:val="20"/>
-              </w:rPr>
-            </w:pPr>
-            <w:r>
-              <w:rPr>
-                <w:rFonts w:ascii="Arial" w:hAnsi="Arial" w:cs="Arial"/>
-                <w:sz w:val="20"/>
-                <w:szCs w:val="20"/>
+            <w:tcW w:w="1628" w:type="dxa"/>
+            <w:hideMark/>
+          </w:tcPr>
+          <w:p>
+            <w:pPr>
+              <w:spacing w:line="360" w:lineRule="auto"/>
+              <w:rPr>
+                <w:rFonts w:ascii="Arial" w:eastAsia="Times New Roman" w:hAnsi="Arial" w:cs="Arial"/>
+                <w:kern w:val="0"/>
+                <w:sz w:val="20"/>
+                <w:szCs w:val="20"/>
+                <w:lang w:eastAsia="pt-BR"/>
+                <w14:ligatures w14:val="none"/>
+              </w:rPr>
+            </w:pPr>
+            <w:r>
+              <w:rPr>
+                <w:rFonts w:ascii="Arial" w:eastAsia="Times New Roman" w:hAnsi="Arial" w:cs="Arial"/>
+                <w:kern w:val="0"/>
+                <w:sz w:val="20"/>
+                <w:szCs w:val="20"/>
+                <w:lang w:eastAsia="pt-BR"/>
+                <w14:ligatures w14:val="none"/>
               </w:rPr>
               <w:t>INT</w:t>
             </w:r>
@@ -8683,23 +8797,29 @@
         </w:tc>
         <w:tc>
           <w:tcPr>
-            <w:tcW w:w="1262" w:type="dxa"/>
-          </w:tcPr>
-          <w:p>
-            <w:pPr>
-              <w:spacing w:beforeLines="40" w:before="96" w:afterLines="40" w:after="96"/>
-              <w:jc w:val="both"/>
-              <w:rPr>
-                <w:rFonts w:ascii="Arial" w:hAnsi="Arial" w:cs="Arial"/>
-                <w:sz w:val="20"/>
-                <w:szCs w:val="20"/>
-              </w:rPr>
-            </w:pPr>
-            <w:r>
-              <w:rPr>
-                <w:rFonts w:ascii="Arial" w:hAnsi="Arial" w:cs="Arial"/>
-                <w:sz w:val="20"/>
-                <w:szCs w:val="20"/>
+            <w:tcW w:w="1207" w:type="dxa"/>
+            <w:hideMark/>
+          </w:tcPr>
+          <w:p>
+            <w:pPr>
+              <w:spacing w:line="360" w:lineRule="auto"/>
+              <w:rPr>
+                <w:rFonts w:ascii="Arial" w:eastAsia="Times New Roman" w:hAnsi="Arial" w:cs="Arial"/>
+                <w:kern w:val="0"/>
+                <w:sz w:val="20"/>
+                <w:szCs w:val="20"/>
+                <w:lang w:eastAsia="pt-BR"/>
+                <w14:ligatures w14:val="none"/>
+              </w:rPr>
+            </w:pPr>
+            <w:r>
+              <w:rPr>
+                <w:rFonts w:ascii="Arial" w:eastAsia="Times New Roman" w:hAnsi="Arial" w:cs="Arial"/>
+                <w:kern w:val="0"/>
+                <w:sz w:val="20"/>
+                <w:szCs w:val="20"/>
+                <w:lang w:eastAsia="pt-BR"/>
+                <w14:ligatures w14:val="none"/>
               </w:rPr>
               <w:t>FK</w:t>
             </w:r>
@@ -8707,23 +8827,29 @@
         </w:tc>
         <w:tc>
           <w:tcPr>
-            <w:tcW w:w="1258" w:type="dxa"/>
-          </w:tcPr>
-          <w:p>
-            <w:pPr>
-              <w:spacing w:beforeLines="40" w:before="96" w:afterLines="40" w:after="96"/>
-              <w:jc w:val="both"/>
-              <w:rPr>
-                <w:rFonts w:ascii="Arial" w:hAnsi="Arial" w:cs="Arial"/>
-                <w:sz w:val="20"/>
-                <w:szCs w:val="20"/>
-              </w:rPr>
-            </w:pPr>
-            <w:r>
-              <w:rPr>
-                <w:rFonts w:ascii="Arial" w:hAnsi="Arial" w:cs="Arial"/>
-                <w:sz w:val="20"/>
-                <w:szCs w:val="20"/>
+            <w:tcW w:w="1276" w:type="dxa"/>
+            <w:hideMark/>
+          </w:tcPr>
+          <w:p>
+            <w:pPr>
+              <w:spacing w:line="360" w:lineRule="auto"/>
+              <w:rPr>
+                <w:rFonts w:ascii="Arial" w:eastAsia="Times New Roman" w:hAnsi="Arial" w:cs="Arial"/>
+                <w:kern w:val="0"/>
+                <w:sz w:val="20"/>
+                <w:szCs w:val="20"/>
+                <w:lang w:eastAsia="pt-BR"/>
+                <w14:ligatures w14:val="none"/>
+              </w:rPr>
+            </w:pPr>
+            <w:r>
+              <w:rPr>
+                <w:rFonts w:ascii="Arial" w:eastAsia="Times New Roman" w:hAnsi="Arial" w:cs="Arial"/>
+                <w:kern w:val="0"/>
+                <w:sz w:val="20"/>
+                <w:szCs w:val="20"/>
+                <w:lang w:eastAsia="pt-BR"/>
+                <w14:ligatures w14:val="none"/>
               </w:rPr>
               <w:t>Não</w:t>
             </w:r>
@@ -8731,23 +8857,29 @@
         </w:tc>
         <w:tc>
           <w:tcPr>
-            <w:tcW w:w="2457" w:type="dxa"/>
-          </w:tcPr>
-          <w:p>
-            <w:pPr>
-              <w:spacing w:beforeLines="40" w:before="96" w:afterLines="40" w:after="96"/>
-              <w:jc w:val="both"/>
-              <w:rPr>
-                <w:rFonts w:ascii="Arial" w:hAnsi="Arial" w:cs="Arial"/>
-                <w:sz w:val="20"/>
-                <w:szCs w:val="20"/>
-              </w:rPr>
-            </w:pPr>
-            <w:r>
-              <w:rPr>
-                <w:rFonts w:ascii="Arial" w:hAnsi="Arial" w:cs="Arial"/>
-                <w:sz w:val="20"/>
-                <w:szCs w:val="20"/>
+            <w:tcW w:w="2410" w:type="dxa"/>
+            <w:hideMark/>
+          </w:tcPr>
+          <w:p>
+            <w:pPr>
+              <w:spacing w:line="360" w:lineRule="auto"/>
+              <w:rPr>
+                <w:rFonts w:ascii="Arial" w:eastAsia="Times New Roman" w:hAnsi="Arial" w:cs="Arial"/>
+                <w:kern w:val="0"/>
+                <w:sz w:val="20"/>
+                <w:szCs w:val="20"/>
+                <w:lang w:eastAsia="pt-BR"/>
+                <w14:ligatures w14:val="none"/>
+              </w:rPr>
+            </w:pPr>
+            <w:r>
+              <w:rPr>
+                <w:rFonts w:ascii="Arial" w:eastAsia="Times New Roman" w:hAnsi="Arial" w:cs="Arial"/>
+                <w:kern w:val="0"/>
+                <w:sz w:val="20"/>
+                <w:szCs w:val="20"/>
+                <w:lang w:eastAsia="pt-BR"/>
+                <w14:ligatures w14:val="none"/>
               </w:rPr>
               <w:t>Identificador da ação</w:t>
             </w:r>
@@ -8755,62 +8887,74 @@
         </w:tc>
       </w:tr>
       <w:tr>
-        <w:trPr>
-          <w:trHeight w:val="569"/>
-        </w:trPr>
-        <w:tc>
-          <w:tcPr>
-            <w:tcW w:w="1673" w:type="dxa"/>
-          </w:tcPr>
-          <w:p>
-            <w:pPr>
-              <w:spacing w:beforeLines="40" w:before="96" w:afterLines="40" w:after="96"/>
-              <w:jc w:val="both"/>
-              <w:rPr>
-                <w:rFonts w:ascii="Arial" w:hAnsi="Arial" w:cs="Arial"/>
-                <w:sz w:val="20"/>
-                <w:szCs w:val="20"/>
-              </w:rPr>
-            </w:pPr>
-            <w:r>
-              <w:rPr>
-                <w:rFonts w:ascii="Arial" w:hAnsi="Arial" w:cs="Arial"/>
-                <w:sz w:val="20"/>
-                <w:szCs w:val="20"/>
-              </w:rPr>
-              <w:t>Open</w:t>
-            </w:r>
-          </w:p>
-        </w:tc>
-        <w:tc>
-          <w:tcPr>
-            <w:tcW w:w="1634" w:type="dxa"/>
-          </w:tcPr>
-          <w:p>
-            <w:pPr>
-              <w:spacing w:beforeLines="40" w:before="96" w:afterLines="40" w:after="96"/>
-              <w:jc w:val="both"/>
-              <w:rPr>
-                <w:rFonts w:ascii="Arial" w:hAnsi="Arial" w:cs="Arial"/>
-                <w:sz w:val="20"/>
-                <w:szCs w:val="20"/>
+        <w:tc>
+          <w:tcPr>
+            <w:tcW w:w="1763" w:type="dxa"/>
+            <w:hideMark/>
+          </w:tcPr>
+          <w:p>
+            <w:pPr>
+              <w:spacing w:line="360" w:lineRule="auto"/>
+              <w:rPr>
+                <w:rFonts w:ascii="Arial" w:eastAsia="Times New Roman" w:hAnsi="Arial" w:cs="Arial"/>
+                <w:kern w:val="0"/>
+                <w:sz w:val="20"/>
+                <w:szCs w:val="20"/>
+                <w:lang w:eastAsia="pt-BR"/>
+                <w14:ligatures w14:val="none"/>
+              </w:rPr>
+            </w:pPr>
+            <w:r>
+              <w:rPr>
+                <w:rFonts w:ascii="Arial" w:eastAsia="Times New Roman" w:hAnsi="Arial" w:cs="Arial"/>
+                <w:kern w:val="0"/>
+                <w:sz w:val="20"/>
+                <w:szCs w:val="20"/>
+                <w:lang w:eastAsia="pt-BR"/>
+                <w14:ligatures w14:val="none"/>
+              </w:rPr>
+              <w:t>open</w:t>
+            </w:r>
+          </w:p>
+        </w:tc>
+        <w:tc>
+          <w:tcPr>
+            <w:tcW w:w="1628" w:type="dxa"/>
+            <w:hideMark/>
+          </w:tcPr>
+          <w:p>
+            <w:pPr>
+              <w:spacing w:line="360" w:lineRule="auto"/>
+              <w:rPr>
+                <w:rFonts w:ascii="Arial" w:eastAsia="Times New Roman" w:hAnsi="Arial" w:cs="Arial"/>
+                <w:kern w:val="0"/>
+                <w:sz w:val="20"/>
+                <w:szCs w:val="20"/>
+                <w:lang w:eastAsia="pt-BR"/>
+                <w14:ligatures w14:val="none"/>
               </w:rPr>
             </w:pPr>
             <w:proofErr w:type="gramStart"/>
             <w:r>
               <w:rPr>
-                <w:rFonts w:ascii="Arial" w:hAnsi="Arial" w:cs="Arial"/>
-                <w:sz w:val="20"/>
-                <w:szCs w:val="20"/>
+                <w:rFonts w:ascii="Arial" w:eastAsia="Times New Roman" w:hAnsi="Arial" w:cs="Arial"/>
+                <w:kern w:val="0"/>
+                <w:sz w:val="20"/>
+                <w:szCs w:val="20"/>
+                <w:lang w:eastAsia="pt-BR"/>
+                <w14:ligatures w14:val="none"/>
               </w:rPr>
               <w:t>DECIMAL(</w:t>
             </w:r>
             <w:proofErr w:type="gramEnd"/>
             <w:r>
               <w:rPr>
-                <w:rFonts w:ascii="Arial" w:hAnsi="Arial" w:cs="Arial"/>
-                <w:sz w:val="20"/>
-                <w:szCs w:val="20"/>
+                <w:rFonts w:ascii="Arial" w:eastAsia="Times New Roman" w:hAnsi="Arial" w:cs="Arial"/>
+                <w:kern w:val="0"/>
+                <w:sz w:val="20"/>
+                <w:szCs w:val="20"/>
+                <w:lang w:eastAsia="pt-BR"/>
+                <w14:ligatures w14:val="none"/>
               </w:rPr>
               <w:t>15,4)</w:t>
             </w:r>
@@ -8818,47 +8962,59 @@
         </w:tc>
         <w:tc>
           <w:tcPr>
-            <w:tcW w:w="1262" w:type="dxa"/>
-          </w:tcPr>
-          <w:p>
-            <w:pPr>
-              <w:spacing w:beforeLines="40" w:before="96" w:afterLines="40" w:after="96"/>
-              <w:jc w:val="both"/>
-              <w:rPr>
-                <w:rFonts w:ascii="Arial" w:hAnsi="Arial" w:cs="Arial"/>
-                <w:sz w:val="20"/>
-                <w:szCs w:val="20"/>
-              </w:rPr>
-            </w:pPr>
-            <w:r>
-              <w:rPr>
-                <w:rFonts w:ascii="Arial" w:hAnsi="Arial" w:cs="Arial"/>
-                <w:sz w:val="20"/>
-                <w:szCs w:val="20"/>
-              </w:rPr>
-              <w:t xml:space="preserve">- </w:t>
-            </w:r>
-          </w:p>
-        </w:tc>
-        <w:tc>
-          <w:tcPr>
-            <w:tcW w:w="1258" w:type="dxa"/>
-          </w:tcPr>
-          <w:p>
-            <w:pPr>
-              <w:spacing w:beforeLines="40" w:before="96" w:afterLines="40" w:after="96"/>
-              <w:jc w:val="both"/>
-              <w:rPr>
-                <w:rFonts w:ascii="Arial" w:hAnsi="Arial" w:cs="Arial"/>
-                <w:sz w:val="20"/>
-                <w:szCs w:val="20"/>
-              </w:rPr>
-            </w:pPr>
-            <w:r>
-              <w:rPr>
-                <w:rFonts w:ascii="Arial" w:hAnsi="Arial" w:cs="Arial"/>
-                <w:sz w:val="20"/>
-                <w:szCs w:val="20"/>
+            <w:tcW w:w="1207" w:type="dxa"/>
+            <w:hideMark/>
+          </w:tcPr>
+          <w:p>
+            <w:pPr>
+              <w:spacing w:line="360" w:lineRule="auto"/>
+              <w:rPr>
+                <w:rFonts w:ascii="Arial" w:eastAsia="Times New Roman" w:hAnsi="Arial" w:cs="Arial"/>
+                <w:kern w:val="0"/>
+                <w:sz w:val="20"/>
+                <w:szCs w:val="20"/>
+                <w:lang w:eastAsia="pt-BR"/>
+                <w14:ligatures w14:val="none"/>
+              </w:rPr>
+            </w:pPr>
+            <w:r>
+              <w:rPr>
+                <w:rFonts w:ascii="Arial" w:eastAsia="Times New Roman" w:hAnsi="Arial" w:cs="Arial"/>
+                <w:kern w:val="0"/>
+                <w:sz w:val="20"/>
+                <w:szCs w:val="20"/>
+                <w:lang w:eastAsia="pt-BR"/>
+                <w14:ligatures w14:val="none"/>
+              </w:rPr>
+              <w:t>-</w:t>
+            </w:r>
+          </w:p>
+        </w:tc>
+        <w:tc>
+          <w:tcPr>
+            <w:tcW w:w="1276" w:type="dxa"/>
+            <w:hideMark/>
+          </w:tcPr>
+          <w:p>
+            <w:pPr>
+              <w:spacing w:line="360" w:lineRule="auto"/>
+              <w:rPr>
+                <w:rFonts w:ascii="Arial" w:eastAsia="Times New Roman" w:hAnsi="Arial" w:cs="Arial"/>
+                <w:kern w:val="0"/>
+                <w:sz w:val="20"/>
+                <w:szCs w:val="20"/>
+                <w:lang w:eastAsia="pt-BR"/>
+                <w14:ligatures w14:val="none"/>
+              </w:rPr>
+            </w:pPr>
+            <w:r>
+              <w:rPr>
+                <w:rFonts w:ascii="Arial" w:eastAsia="Times New Roman" w:hAnsi="Arial" w:cs="Arial"/>
+                <w:kern w:val="0"/>
+                <w:sz w:val="20"/>
+                <w:szCs w:val="20"/>
+                <w:lang w:eastAsia="pt-BR"/>
+                <w14:ligatures w14:val="none"/>
               </w:rPr>
               <w:t>Não</w:t>
             </w:r>
@@ -8866,23 +9022,29 @@
         </w:tc>
         <w:tc>
           <w:tcPr>
-            <w:tcW w:w="2457" w:type="dxa"/>
-          </w:tcPr>
-          <w:p>
-            <w:pPr>
-              <w:spacing w:beforeLines="40" w:before="96" w:afterLines="40" w:after="96"/>
-              <w:jc w:val="both"/>
-              <w:rPr>
-                <w:rFonts w:ascii="Arial" w:hAnsi="Arial" w:cs="Arial"/>
-                <w:sz w:val="20"/>
-                <w:szCs w:val="20"/>
-              </w:rPr>
-            </w:pPr>
-            <w:r>
-              <w:rPr>
-                <w:rFonts w:ascii="Arial" w:hAnsi="Arial" w:cs="Arial"/>
-                <w:sz w:val="20"/>
-                <w:szCs w:val="20"/>
+            <w:tcW w:w="2410" w:type="dxa"/>
+            <w:hideMark/>
+          </w:tcPr>
+          <w:p>
+            <w:pPr>
+              <w:spacing w:line="360" w:lineRule="auto"/>
+              <w:rPr>
+                <w:rFonts w:ascii="Arial" w:eastAsia="Times New Roman" w:hAnsi="Arial" w:cs="Arial"/>
+                <w:kern w:val="0"/>
+                <w:sz w:val="20"/>
+                <w:szCs w:val="20"/>
+                <w:lang w:eastAsia="pt-BR"/>
+                <w14:ligatures w14:val="none"/>
+              </w:rPr>
+            </w:pPr>
+            <w:r>
+              <w:rPr>
+                <w:rFonts w:ascii="Arial" w:eastAsia="Times New Roman" w:hAnsi="Arial" w:cs="Arial"/>
+                <w:kern w:val="0"/>
+                <w:sz w:val="20"/>
+                <w:szCs w:val="20"/>
+                <w:lang w:eastAsia="pt-BR"/>
+                <w14:ligatures w14:val="none"/>
               </w:rPr>
               <w:t>Valor de abertura da ação</w:t>
             </w:r>
@@ -8890,62 +9052,74 @@
         </w:tc>
       </w:tr>
       <w:tr>
-        <w:trPr>
-          <w:trHeight w:val="569"/>
-        </w:trPr>
-        <w:tc>
-          <w:tcPr>
-            <w:tcW w:w="1673" w:type="dxa"/>
-          </w:tcPr>
-          <w:p>
-            <w:pPr>
-              <w:spacing w:beforeLines="40" w:before="96" w:afterLines="40" w:after="96"/>
-              <w:jc w:val="both"/>
-              <w:rPr>
-                <w:rFonts w:ascii="Arial" w:hAnsi="Arial" w:cs="Arial"/>
-                <w:sz w:val="20"/>
-                <w:szCs w:val="20"/>
-              </w:rPr>
-            </w:pPr>
-            <w:r>
-              <w:rPr>
-                <w:rFonts w:ascii="Arial" w:hAnsi="Arial" w:cs="Arial"/>
-                <w:sz w:val="20"/>
-                <w:szCs w:val="20"/>
-              </w:rPr>
-              <w:t>Close</w:t>
-            </w:r>
-          </w:p>
-        </w:tc>
-        <w:tc>
-          <w:tcPr>
-            <w:tcW w:w="1634" w:type="dxa"/>
-          </w:tcPr>
-          <w:p>
-            <w:pPr>
-              <w:spacing w:beforeLines="40" w:before="96" w:afterLines="40" w:after="96"/>
-              <w:jc w:val="both"/>
-              <w:rPr>
-                <w:rFonts w:ascii="Arial" w:hAnsi="Arial" w:cs="Arial"/>
-                <w:sz w:val="20"/>
-                <w:szCs w:val="20"/>
+        <w:tc>
+          <w:tcPr>
+            <w:tcW w:w="1763" w:type="dxa"/>
+            <w:hideMark/>
+          </w:tcPr>
+          <w:p>
+            <w:pPr>
+              <w:spacing w:line="360" w:lineRule="auto"/>
+              <w:rPr>
+                <w:rFonts w:ascii="Arial" w:eastAsia="Times New Roman" w:hAnsi="Arial" w:cs="Arial"/>
+                <w:kern w:val="0"/>
+                <w:sz w:val="20"/>
+                <w:szCs w:val="20"/>
+                <w:lang w:eastAsia="pt-BR"/>
+                <w14:ligatures w14:val="none"/>
+              </w:rPr>
+            </w:pPr>
+            <w:r>
+              <w:rPr>
+                <w:rFonts w:ascii="Arial" w:eastAsia="Times New Roman" w:hAnsi="Arial" w:cs="Arial"/>
+                <w:kern w:val="0"/>
+                <w:sz w:val="20"/>
+                <w:szCs w:val="20"/>
+                <w:lang w:eastAsia="pt-BR"/>
+                <w14:ligatures w14:val="none"/>
+              </w:rPr>
+              <w:t>close</w:t>
+            </w:r>
+          </w:p>
+        </w:tc>
+        <w:tc>
+          <w:tcPr>
+            <w:tcW w:w="1628" w:type="dxa"/>
+            <w:hideMark/>
+          </w:tcPr>
+          <w:p>
+            <w:pPr>
+              <w:spacing w:line="360" w:lineRule="auto"/>
+              <w:rPr>
+                <w:rFonts w:ascii="Arial" w:eastAsia="Times New Roman" w:hAnsi="Arial" w:cs="Arial"/>
+                <w:kern w:val="0"/>
+                <w:sz w:val="20"/>
+                <w:szCs w:val="20"/>
+                <w:lang w:eastAsia="pt-BR"/>
+                <w14:ligatures w14:val="none"/>
               </w:rPr>
             </w:pPr>
             <w:proofErr w:type="gramStart"/>
             <w:r>
               <w:rPr>
-                <w:rFonts w:ascii="Arial" w:hAnsi="Arial" w:cs="Arial"/>
-                <w:sz w:val="20"/>
-                <w:szCs w:val="20"/>
+                <w:rFonts w:ascii="Arial" w:eastAsia="Times New Roman" w:hAnsi="Arial" w:cs="Arial"/>
+                <w:kern w:val="0"/>
+                <w:sz w:val="20"/>
+                <w:szCs w:val="20"/>
+                <w:lang w:eastAsia="pt-BR"/>
+                <w14:ligatures w14:val="none"/>
               </w:rPr>
               <w:t>DECIMAL(</w:t>
             </w:r>
             <w:proofErr w:type="gramEnd"/>
             <w:r>
               <w:rPr>
-                <w:rFonts w:ascii="Arial" w:hAnsi="Arial" w:cs="Arial"/>
-                <w:sz w:val="20"/>
-                <w:szCs w:val="20"/>
+                <w:rFonts w:ascii="Arial" w:eastAsia="Times New Roman" w:hAnsi="Arial" w:cs="Arial"/>
+                <w:kern w:val="0"/>
+                <w:sz w:val="20"/>
+                <w:szCs w:val="20"/>
+                <w:lang w:eastAsia="pt-BR"/>
+                <w14:ligatures w14:val="none"/>
               </w:rPr>
               <w:t>15,4)</w:t>
             </w:r>
@@ -8953,47 +9127,59 @@
         </w:tc>
         <w:tc>
           <w:tcPr>
-            <w:tcW w:w="1262" w:type="dxa"/>
-          </w:tcPr>
-          <w:p>
-            <w:pPr>
-              <w:spacing w:beforeLines="40" w:before="96" w:afterLines="40" w:after="96"/>
-              <w:jc w:val="both"/>
-              <w:rPr>
-                <w:rFonts w:ascii="Arial" w:hAnsi="Arial" w:cs="Arial"/>
-                <w:sz w:val="20"/>
-                <w:szCs w:val="20"/>
-              </w:rPr>
-            </w:pPr>
-            <w:r>
-              <w:rPr>
-                <w:rFonts w:ascii="Arial" w:hAnsi="Arial" w:cs="Arial"/>
-                <w:sz w:val="20"/>
-                <w:szCs w:val="20"/>
-              </w:rPr>
-              <w:t xml:space="preserve">- </w:t>
-            </w:r>
-          </w:p>
-        </w:tc>
-        <w:tc>
-          <w:tcPr>
-            <w:tcW w:w="1258" w:type="dxa"/>
-          </w:tcPr>
-          <w:p>
-            <w:pPr>
-              <w:spacing w:beforeLines="40" w:before="96" w:afterLines="40" w:after="96"/>
-              <w:jc w:val="both"/>
-              <w:rPr>
-                <w:rFonts w:ascii="Arial" w:hAnsi="Arial" w:cs="Arial"/>
-                <w:sz w:val="20"/>
-                <w:szCs w:val="20"/>
-              </w:rPr>
-            </w:pPr>
-            <w:r>
-              <w:rPr>
-                <w:rFonts w:ascii="Arial" w:hAnsi="Arial" w:cs="Arial"/>
-                <w:sz w:val="20"/>
-                <w:szCs w:val="20"/>
+            <w:tcW w:w="1207" w:type="dxa"/>
+            <w:hideMark/>
+          </w:tcPr>
+          <w:p>
+            <w:pPr>
+              <w:spacing w:line="360" w:lineRule="auto"/>
+              <w:rPr>
+                <w:rFonts w:ascii="Arial" w:eastAsia="Times New Roman" w:hAnsi="Arial" w:cs="Arial"/>
+                <w:kern w:val="0"/>
+                <w:sz w:val="20"/>
+                <w:szCs w:val="20"/>
+                <w:lang w:eastAsia="pt-BR"/>
+                <w14:ligatures w14:val="none"/>
+              </w:rPr>
+            </w:pPr>
+            <w:r>
+              <w:rPr>
+                <w:rFonts w:ascii="Arial" w:eastAsia="Times New Roman" w:hAnsi="Arial" w:cs="Arial"/>
+                <w:kern w:val="0"/>
+                <w:sz w:val="20"/>
+                <w:szCs w:val="20"/>
+                <w:lang w:eastAsia="pt-BR"/>
+                <w14:ligatures w14:val="none"/>
+              </w:rPr>
+              <w:t>-</w:t>
+            </w:r>
+          </w:p>
+        </w:tc>
+        <w:tc>
+          <w:tcPr>
+            <w:tcW w:w="1276" w:type="dxa"/>
+            <w:hideMark/>
+          </w:tcPr>
+          <w:p>
+            <w:pPr>
+              <w:spacing w:line="360" w:lineRule="auto"/>
+              <w:rPr>
+                <w:rFonts w:ascii="Arial" w:eastAsia="Times New Roman" w:hAnsi="Arial" w:cs="Arial"/>
+                <w:kern w:val="0"/>
+                <w:sz w:val="20"/>
+                <w:szCs w:val="20"/>
+                <w:lang w:eastAsia="pt-BR"/>
+                <w14:ligatures w14:val="none"/>
+              </w:rPr>
+            </w:pPr>
+            <w:r>
+              <w:rPr>
+                <w:rFonts w:ascii="Arial" w:eastAsia="Times New Roman" w:hAnsi="Arial" w:cs="Arial"/>
+                <w:kern w:val="0"/>
+                <w:sz w:val="20"/>
+                <w:szCs w:val="20"/>
+                <w:lang w:eastAsia="pt-BR"/>
+                <w14:ligatures w14:val="none"/>
               </w:rPr>
               <w:t>Não</w:t>
             </w:r>
@@ -9001,23 +9187,29 @@
         </w:tc>
         <w:tc>
           <w:tcPr>
-            <w:tcW w:w="2457" w:type="dxa"/>
-          </w:tcPr>
-          <w:p>
-            <w:pPr>
-              <w:spacing w:beforeLines="40" w:before="96" w:afterLines="40" w:after="96"/>
-              <w:jc w:val="both"/>
-              <w:rPr>
-                <w:rFonts w:ascii="Arial" w:hAnsi="Arial" w:cs="Arial"/>
-                <w:sz w:val="20"/>
-                <w:szCs w:val="20"/>
-              </w:rPr>
-            </w:pPr>
-            <w:r>
-              <w:rPr>
-                <w:rFonts w:ascii="Arial" w:hAnsi="Arial" w:cs="Arial"/>
-                <w:sz w:val="20"/>
-                <w:szCs w:val="20"/>
+            <w:tcW w:w="2410" w:type="dxa"/>
+            <w:hideMark/>
+          </w:tcPr>
+          <w:p>
+            <w:pPr>
+              <w:spacing w:line="360" w:lineRule="auto"/>
+              <w:rPr>
+                <w:rFonts w:ascii="Arial" w:eastAsia="Times New Roman" w:hAnsi="Arial" w:cs="Arial"/>
+                <w:kern w:val="0"/>
+                <w:sz w:val="20"/>
+                <w:szCs w:val="20"/>
+                <w:lang w:eastAsia="pt-BR"/>
+                <w14:ligatures w14:val="none"/>
+              </w:rPr>
+            </w:pPr>
+            <w:r>
+              <w:rPr>
+                <w:rFonts w:ascii="Arial" w:eastAsia="Times New Roman" w:hAnsi="Arial" w:cs="Arial"/>
+                <w:kern w:val="0"/>
+                <w:sz w:val="20"/>
+                <w:szCs w:val="20"/>
+                <w:lang w:eastAsia="pt-BR"/>
+                <w14:ligatures w14:val="none"/>
               </w:rPr>
               <w:t>Valor de fechamento da ação</w:t>
             </w:r>
@@ -9025,64 +9217,76 @@
         </w:tc>
       </w:tr>
       <w:tr>
-        <w:trPr>
-          <w:trHeight w:val="569"/>
-        </w:trPr>
-        <w:tc>
-          <w:tcPr>
-            <w:tcW w:w="1673" w:type="dxa"/>
-          </w:tcPr>
-          <w:p>
-            <w:pPr>
-              <w:spacing w:beforeLines="40" w:before="96" w:afterLines="40" w:after="96"/>
-              <w:jc w:val="both"/>
-              <w:rPr>
-                <w:rFonts w:ascii="Arial" w:hAnsi="Arial" w:cs="Arial"/>
-                <w:sz w:val="20"/>
-                <w:szCs w:val="20"/>
+        <w:tc>
+          <w:tcPr>
+            <w:tcW w:w="1763" w:type="dxa"/>
+            <w:hideMark/>
+          </w:tcPr>
+          <w:p>
+            <w:pPr>
+              <w:spacing w:line="360" w:lineRule="auto"/>
+              <w:rPr>
+                <w:rFonts w:ascii="Arial" w:eastAsia="Times New Roman" w:hAnsi="Arial" w:cs="Arial"/>
+                <w:kern w:val="0"/>
+                <w:sz w:val="20"/>
+                <w:szCs w:val="20"/>
+                <w:lang w:eastAsia="pt-BR"/>
+                <w14:ligatures w14:val="none"/>
               </w:rPr>
             </w:pPr>
             <w:proofErr w:type="spellStart"/>
             <w:r>
               <w:rPr>
-                <w:rFonts w:ascii="Arial" w:hAnsi="Arial" w:cs="Arial"/>
-                <w:sz w:val="20"/>
-                <w:szCs w:val="20"/>
-              </w:rPr>
-              <w:t>Price_high</w:t>
+                <w:rFonts w:ascii="Arial" w:eastAsia="Times New Roman" w:hAnsi="Arial" w:cs="Arial"/>
+                <w:kern w:val="0"/>
+                <w:sz w:val="20"/>
+                <w:szCs w:val="20"/>
+                <w:lang w:eastAsia="pt-BR"/>
+                <w14:ligatures w14:val="none"/>
+              </w:rPr>
+              <w:t>price_high</w:t>
             </w:r>
             <w:proofErr w:type="spellEnd"/>
           </w:p>
         </w:tc>
         <w:tc>
           <w:tcPr>
-            <w:tcW w:w="1634" w:type="dxa"/>
-          </w:tcPr>
-          <w:p>
-            <w:pPr>
-              <w:spacing w:beforeLines="40" w:before="96" w:afterLines="40" w:after="96"/>
-              <w:jc w:val="both"/>
-              <w:rPr>
-                <w:rFonts w:ascii="Arial" w:hAnsi="Arial" w:cs="Arial"/>
-                <w:sz w:val="20"/>
-                <w:szCs w:val="20"/>
+            <w:tcW w:w="1628" w:type="dxa"/>
+            <w:hideMark/>
+          </w:tcPr>
+          <w:p>
+            <w:pPr>
+              <w:spacing w:line="360" w:lineRule="auto"/>
+              <w:rPr>
+                <w:rFonts w:ascii="Arial" w:eastAsia="Times New Roman" w:hAnsi="Arial" w:cs="Arial"/>
+                <w:kern w:val="0"/>
+                <w:sz w:val="20"/>
+                <w:szCs w:val="20"/>
+                <w:lang w:eastAsia="pt-BR"/>
+                <w14:ligatures w14:val="none"/>
               </w:rPr>
             </w:pPr>
             <w:proofErr w:type="gramStart"/>
             <w:r>
               <w:rPr>
-                <w:rFonts w:ascii="Arial" w:hAnsi="Arial" w:cs="Arial"/>
-                <w:sz w:val="20"/>
-                <w:szCs w:val="20"/>
+                <w:rFonts w:ascii="Arial" w:eastAsia="Times New Roman" w:hAnsi="Arial" w:cs="Arial"/>
+                <w:kern w:val="0"/>
+                <w:sz w:val="20"/>
+                <w:szCs w:val="20"/>
+                <w:lang w:eastAsia="pt-BR"/>
+                <w14:ligatures w14:val="none"/>
               </w:rPr>
               <w:t>DECIMAL(</w:t>
             </w:r>
             <w:proofErr w:type="gramEnd"/>
             <w:r>
               <w:rPr>
-                <w:rFonts w:ascii="Arial" w:hAnsi="Arial" w:cs="Arial"/>
-                <w:sz w:val="20"/>
-                <w:szCs w:val="20"/>
+                <w:rFonts w:ascii="Arial" w:eastAsia="Times New Roman" w:hAnsi="Arial" w:cs="Arial"/>
+                <w:kern w:val="0"/>
+                <w:sz w:val="20"/>
+                <w:szCs w:val="20"/>
+                <w:lang w:eastAsia="pt-BR"/>
+                <w14:ligatures w14:val="none"/>
               </w:rPr>
               <w:t>15,4)</w:t>
             </w:r>
@@ -9090,47 +9294,59 @@
         </w:tc>
         <w:tc>
           <w:tcPr>
-            <w:tcW w:w="1262" w:type="dxa"/>
-          </w:tcPr>
-          <w:p>
-            <w:pPr>
-              <w:spacing w:beforeLines="40" w:before="96" w:afterLines="40" w:after="96"/>
-              <w:jc w:val="both"/>
-              <w:rPr>
-                <w:rFonts w:ascii="Arial" w:hAnsi="Arial" w:cs="Arial"/>
-                <w:sz w:val="20"/>
-                <w:szCs w:val="20"/>
-              </w:rPr>
-            </w:pPr>
-            <w:r>
-              <w:rPr>
-                <w:rFonts w:ascii="Arial" w:hAnsi="Arial" w:cs="Arial"/>
-                <w:sz w:val="20"/>
-                <w:szCs w:val="20"/>
-              </w:rPr>
-              <w:t xml:space="preserve">- </w:t>
-            </w:r>
-          </w:p>
-        </w:tc>
-        <w:tc>
-          <w:tcPr>
-            <w:tcW w:w="1258" w:type="dxa"/>
-          </w:tcPr>
-          <w:p>
-            <w:pPr>
-              <w:spacing w:beforeLines="40" w:before="96" w:afterLines="40" w:after="96"/>
-              <w:jc w:val="both"/>
-              <w:rPr>
-                <w:rFonts w:ascii="Arial" w:hAnsi="Arial" w:cs="Arial"/>
-                <w:sz w:val="20"/>
-                <w:szCs w:val="20"/>
-              </w:rPr>
-            </w:pPr>
-            <w:r>
-              <w:rPr>
-                <w:rFonts w:ascii="Arial" w:hAnsi="Arial" w:cs="Arial"/>
-                <w:sz w:val="20"/>
-                <w:szCs w:val="20"/>
+            <w:tcW w:w="1207" w:type="dxa"/>
+            <w:hideMark/>
+          </w:tcPr>
+          <w:p>
+            <w:pPr>
+              <w:spacing w:line="360" w:lineRule="auto"/>
+              <w:rPr>
+                <w:rFonts w:ascii="Arial" w:eastAsia="Times New Roman" w:hAnsi="Arial" w:cs="Arial"/>
+                <w:kern w:val="0"/>
+                <w:sz w:val="20"/>
+                <w:szCs w:val="20"/>
+                <w:lang w:eastAsia="pt-BR"/>
+                <w14:ligatures w14:val="none"/>
+              </w:rPr>
+            </w:pPr>
+            <w:r>
+              <w:rPr>
+                <w:rFonts w:ascii="Arial" w:eastAsia="Times New Roman" w:hAnsi="Arial" w:cs="Arial"/>
+                <w:kern w:val="0"/>
+                <w:sz w:val="20"/>
+                <w:szCs w:val="20"/>
+                <w:lang w:eastAsia="pt-BR"/>
+                <w14:ligatures w14:val="none"/>
+              </w:rPr>
+              <w:t>-</w:t>
+            </w:r>
+          </w:p>
+        </w:tc>
+        <w:tc>
+          <w:tcPr>
+            <w:tcW w:w="1276" w:type="dxa"/>
+            <w:hideMark/>
+          </w:tcPr>
+          <w:p>
+            <w:pPr>
+              <w:spacing w:line="360" w:lineRule="auto"/>
+              <w:rPr>
+                <w:rFonts w:ascii="Arial" w:eastAsia="Times New Roman" w:hAnsi="Arial" w:cs="Arial"/>
+                <w:kern w:val="0"/>
+                <w:sz w:val="20"/>
+                <w:szCs w:val="20"/>
+                <w:lang w:eastAsia="pt-BR"/>
+                <w14:ligatures w14:val="none"/>
+              </w:rPr>
+            </w:pPr>
+            <w:r>
+              <w:rPr>
+                <w:rFonts w:ascii="Arial" w:eastAsia="Times New Roman" w:hAnsi="Arial" w:cs="Arial"/>
+                <w:kern w:val="0"/>
+                <w:sz w:val="20"/>
+                <w:szCs w:val="20"/>
+                <w:lang w:eastAsia="pt-BR"/>
+                <w14:ligatures w14:val="none"/>
               </w:rPr>
               <w:t>Não</w:t>
             </w:r>
@@ -9138,88 +9354,106 @@
         </w:tc>
         <w:tc>
           <w:tcPr>
-            <w:tcW w:w="2457" w:type="dxa"/>
-          </w:tcPr>
-          <w:p>
-            <w:pPr>
-              <w:spacing w:beforeLines="40" w:before="96" w:afterLines="40" w:after="96"/>
-              <w:jc w:val="both"/>
-              <w:rPr>
-                <w:rFonts w:ascii="Arial" w:hAnsi="Arial" w:cs="Arial"/>
-                <w:sz w:val="20"/>
-                <w:szCs w:val="20"/>
-              </w:rPr>
-            </w:pPr>
-            <w:r>
-              <w:rPr>
-                <w:rFonts w:ascii="Arial" w:hAnsi="Arial" w:cs="Arial"/>
-                <w:sz w:val="20"/>
-                <w:szCs w:val="20"/>
-              </w:rPr>
-              <w:t>Valor máximo da ação.</w:t>
+            <w:tcW w:w="2410" w:type="dxa"/>
+            <w:hideMark/>
+          </w:tcPr>
+          <w:p>
+            <w:pPr>
+              <w:spacing w:line="360" w:lineRule="auto"/>
+              <w:rPr>
+                <w:rFonts w:ascii="Arial" w:eastAsia="Times New Roman" w:hAnsi="Arial" w:cs="Arial"/>
+                <w:kern w:val="0"/>
+                <w:sz w:val="20"/>
+                <w:szCs w:val="20"/>
+                <w:lang w:eastAsia="pt-BR"/>
+                <w14:ligatures w14:val="none"/>
+              </w:rPr>
+            </w:pPr>
+            <w:r>
+              <w:rPr>
+                <w:rFonts w:ascii="Arial" w:eastAsia="Times New Roman" w:hAnsi="Arial" w:cs="Arial"/>
+                <w:kern w:val="0"/>
+                <w:sz w:val="20"/>
+                <w:szCs w:val="20"/>
+                <w:lang w:eastAsia="pt-BR"/>
+                <w14:ligatures w14:val="none"/>
+              </w:rPr>
+              <w:t>Valor máximo da ação</w:t>
             </w:r>
           </w:p>
         </w:tc>
       </w:tr>
       <w:tr>
-        <w:trPr>
-          <w:trHeight w:val="47"/>
-        </w:trPr>
-        <w:tc>
-          <w:tcPr>
-            <w:tcW w:w="1673" w:type="dxa"/>
-          </w:tcPr>
-          <w:p>
-            <w:pPr>
-              <w:spacing w:beforeLines="40" w:before="96" w:afterLines="40" w:after="96"/>
-              <w:jc w:val="both"/>
-              <w:rPr>
-                <w:rFonts w:ascii="Arial" w:hAnsi="Arial" w:cs="Arial"/>
-                <w:sz w:val="20"/>
-                <w:szCs w:val="20"/>
+        <w:tc>
+          <w:tcPr>
+            <w:tcW w:w="1763" w:type="dxa"/>
+            <w:hideMark/>
+          </w:tcPr>
+          <w:p>
+            <w:pPr>
+              <w:spacing w:line="360" w:lineRule="auto"/>
+              <w:rPr>
+                <w:rFonts w:ascii="Arial" w:eastAsia="Times New Roman" w:hAnsi="Arial" w:cs="Arial"/>
+                <w:kern w:val="0"/>
+                <w:sz w:val="20"/>
+                <w:szCs w:val="20"/>
+                <w:lang w:eastAsia="pt-BR"/>
+                <w14:ligatures w14:val="none"/>
               </w:rPr>
             </w:pPr>
             <w:proofErr w:type="spellStart"/>
             <w:r>
               <w:rPr>
-                <w:rFonts w:ascii="Arial" w:hAnsi="Arial" w:cs="Arial"/>
-                <w:sz w:val="20"/>
-                <w:szCs w:val="20"/>
-              </w:rPr>
-              <w:t>Price_low</w:t>
+                <w:rFonts w:ascii="Arial" w:eastAsia="Times New Roman" w:hAnsi="Arial" w:cs="Arial"/>
+                <w:kern w:val="0"/>
+                <w:sz w:val="20"/>
+                <w:szCs w:val="20"/>
+                <w:lang w:eastAsia="pt-BR"/>
+                <w14:ligatures w14:val="none"/>
+              </w:rPr>
+              <w:t>price_low</w:t>
             </w:r>
             <w:proofErr w:type="spellEnd"/>
           </w:p>
         </w:tc>
         <w:tc>
           <w:tcPr>
-            <w:tcW w:w="1634" w:type="dxa"/>
-          </w:tcPr>
-          <w:p>
-            <w:pPr>
-              <w:spacing w:beforeLines="40" w:before="96" w:afterLines="40" w:after="96"/>
-              <w:jc w:val="both"/>
-              <w:rPr>
-                <w:rFonts w:ascii="Arial" w:hAnsi="Arial" w:cs="Arial"/>
-                <w:sz w:val="20"/>
-                <w:szCs w:val="20"/>
+            <w:tcW w:w="1628" w:type="dxa"/>
+            <w:hideMark/>
+          </w:tcPr>
+          <w:p>
+            <w:pPr>
+              <w:spacing w:line="360" w:lineRule="auto"/>
+              <w:rPr>
+                <w:rFonts w:ascii="Arial" w:eastAsia="Times New Roman" w:hAnsi="Arial" w:cs="Arial"/>
+                <w:kern w:val="0"/>
+                <w:sz w:val="20"/>
+                <w:szCs w:val="20"/>
+                <w:lang w:eastAsia="pt-BR"/>
+                <w14:ligatures w14:val="none"/>
               </w:rPr>
             </w:pPr>
             <w:proofErr w:type="gramStart"/>
             <w:r>
               <w:rPr>
-                <w:rFonts w:ascii="Arial" w:hAnsi="Arial" w:cs="Arial"/>
-                <w:sz w:val="20"/>
-                <w:szCs w:val="20"/>
+                <w:rFonts w:ascii="Arial" w:eastAsia="Times New Roman" w:hAnsi="Arial" w:cs="Arial"/>
+                <w:kern w:val="0"/>
+                <w:sz w:val="20"/>
+                <w:szCs w:val="20"/>
+                <w:lang w:eastAsia="pt-BR"/>
+                <w14:ligatures w14:val="none"/>
               </w:rPr>
               <w:t>DECIMAL(</w:t>
             </w:r>
             <w:proofErr w:type="gramEnd"/>
             <w:r>
               <w:rPr>
-                <w:rFonts w:ascii="Arial" w:hAnsi="Arial" w:cs="Arial"/>
-                <w:sz w:val="20"/>
-                <w:szCs w:val="20"/>
+                <w:rFonts w:ascii="Arial" w:eastAsia="Times New Roman" w:hAnsi="Arial" w:cs="Arial"/>
+                <w:kern w:val="0"/>
+                <w:sz w:val="20"/>
+                <w:szCs w:val="20"/>
+                <w:lang w:eastAsia="pt-BR"/>
+                <w14:ligatures w14:val="none"/>
               </w:rPr>
               <w:t>15,4)</w:t>
             </w:r>
@@ -9227,47 +9461,59 @@
         </w:tc>
         <w:tc>
           <w:tcPr>
-            <w:tcW w:w="1262" w:type="dxa"/>
-          </w:tcPr>
-          <w:p>
-            <w:pPr>
-              <w:spacing w:beforeLines="40" w:before="96" w:afterLines="40" w:after="96"/>
-              <w:jc w:val="both"/>
-              <w:rPr>
-                <w:rFonts w:ascii="Arial" w:hAnsi="Arial" w:cs="Arial"/>
-                <w:sz w:val="20"/>
-                <w:szCs w:val="20"/>
-              </w:rPr>
-            </w:pPr>
-            <w:r>
-              <w:rPr>
-                <w:rFonts w:ascii="Arial" w:hAnsi="Arial" w:cs="Arial"/>
-                <w:sz w:val="20"/>
-                <w:szCs w:val="20"/>
-              </w:rPr>
-              <w:t xml:space="preserve">- </w:t>
-            </w:r>
-          </w:p>
-        </w:tc>
-        <w:tc>
-          <w:tcPr>
-            <w:tcW w:w="1258" w:type="dxa"/>
-          </w:tcPr>
-          <w:p>
-            <w:pPr>
-              <w:spacing w:beforeLines="40" w:before="96" w:afterLines="40" w:after="96"/>
-              <w:jc w:val="both"/>
-              <w:rPr>
-                <w:rFonts w:ascii="Arial" w:hAnsi="Arial" w:cs="Arial"/>
-                <w:sz w:val="20"/>
-                <w:szCs w:val="20"/>
-              </w:rPr>
-            </w:pPr>
-            <w:r>
-              <w:rPr>
-                <w:rFonts w:ascii="Arial" w:hAnsi="Arial" w:cs="Arial"/>
-                <w:sz w:val="20"/>
-                <w:szCs w:val="20"/>
+            <w:tcW w:w="1207" w:type="dxa"/>
+            <w:hideMark/>
+          </w:tcPr>
+          <w:p>
+            <w:pPr>
+              <w:spacing w:line="360" w:lineRule="auto"/>
+              <w:rPr>
+                <w:rFonts w:ascii="Arial" w:eastAsia="Times New Roman" w:hAnsi="Arial" w:cs="Arial"/>
+                <w:kern w:val="0"/>
+                <w:sz w:val="20"/>
+                <w:szCs w:val="20"/>
+                <w:lang w:eastAsia="pt-BR"/>
+                <w14:ligatures w14:val="none"/>
+              </w:rPr>
+            </w:pPr>
+            <w:r>
+              <w:rPr>
+                <w:rFonts w:ascii="Arial" w:eastAsia="Times New Roman" w:hAnsi="Arial" w:cs="Arial"/>
+                <w:kern w:val="0"/>
+                <w:sz w:val="20"/>
+                <w:szCs w:val="20"/>
+                <w:lang w:eastAsia="pt-BR"/>
+                <w14:ligatures w14:val="none"/>
+              </w:rPr>
+              <w:t>-</w:t>
+            </w:r>
+          </w:p>
+        </w:tc>
+        <w:tc>
+          <w:tcPr>
+            <w:tcW w:w="1276" w:type="dxa"/>
+            <w:hideMark/>
+          </w:tcPr>
+          <w:p>
+            <w:pPr>
+              <w:spacing w:line="360" w:lineRule="auto"/>
+              <w:rPr>
+                <w:rFonts w:ascii="Arial" w:eastAsia="Times New Roman" w:hAnsi="Arial" w:cs="Arial"/>
+                <w:kern w:val="0"/>
+                <w:sz w:val="20"/>
+                <w:szCs w:val="20"/>
+                <w:lang w:eastAsia="pt-BR"/>
+                <w14:ligatures w14:val="none"/>
+              </w:rPr>
+            </w:pPr>
+            <w:r>
+              <w:rPr>
+                <w:rFonts w:ascii="Arial" w:eastAsia="Times New Roman" w:hAnsi="Arial" w:cs="Arial"/>
+                <w:kern w:val="0"/>
+                <w:sz w:val="20"/>
+                <w:szCs w:val="20"/>
+                <w:lang w:eastAsia="pt-BR"/>
+                <w14:ligatures w14:val="none"/>
               </w:rPr>
               <w:t>Não</w:t>
             </w:r>
@@ -9275,86 +9521,104 @@
         </w:tc>
         <w:tc>
           <w:tcPr>
-            <w:tcW w:w="2457" w:type="dxa"/>
-          </w:tcPr>
-          <w:p>
-            <w:pPr>
-              <w:spacing w:beforeLines="40" w:before="96" w:afterLines="40" w:after="96"/>
-              <w:jc w:val="both"/>
-              <w:rPr>
-                <w:rFonts w:ascii="Arial" w:hAnsi="Arial" w:cs="Arial"/>
-                <w:sz w:val="20"/>
-                <w:szCs w:val="20"/>
-              </w:rPr>
-            </w:pPr>
-            <w:r>
-              <w:rPr>
-                <w:rFonts w:ascii="Arial" w:hAnsi="Arial" w:cs="Arial"/>
-                <w:sz w:val="20"/>
-                <w:szCs w:val="20"/>
-              </w:rPr>
-              <w:t>Valor mínimo da ação.</w:t>
+            <w:tcW w:w="2410" w:type="dxa"/>
+            <w:hideMark/>
+          </w:tcPr>
+          <w:p>
+            <w:pPr>
+              <w:spacing w:line="360" w:lineRule="auto"/>
+              <w:rPr>
+                <w:rFonts w:ascii="Arial" w:eastAsia="Times New Roman" w:hAnsi="Arial" w:cs="Arial"/>
+                <w:kern w:val="0"/>
+                <w:sz w:val="20"/>
+                <w:szCs w:val="20"/>
+                <w:lang w:eastAsia="pt-BR"/>
+                <w14:ligatures w14:val="none"/>
+              </w:rPr>
+            </w:pPr>
+            <w:r>
+              <w:rPr>
+                <w:rFonts w:ascii="Arial" w:eastAsia="Times New Roman" w:hAnsi="Arial" w:cs="Arial"/>
+                <w:kern w:val="0"/>
+                <w:sz w:val="20"/>
+                <w:szCs w:val="20"/>
+                <w:lang w:eastAsia="pt-BR"/>
+                <w14:ligatures w14:val="none"/>
+              </w:rPr>
+              <w:t>Valor mínimo da ação</w:t>
             </w:r>
           </w:p>
         </w:tc>
       </w:tr>
       <w:tr>
-        <w:trPr>
-          <w:trHeight w:val="439"/>
-        </w:trPr>
-        <w:tc>
-          <w:tcPr>
-            <w:tcW w:w="1673" w:type="dxa"/>
-          </w:tcPr>
-          <w:p>
-            <w:pPr>
-              <w:spacing w:beforeLines="40" w:before="96" w:afterLines="40" w:after="96"/>
-              <w:jc w:val="both"/>
-              <w:rPr>
-                <w:rFonts w:ascii="Arial" w:hAnsi="Arial" w:cs="Arial"/>
-                <w:sz w:val="20"/>
-                <w:szCs w:val="20"/>
-              </w:rPr>
-            </w:pPr>
-            <w:r>
-              <w:rPr>
-                <w:rFonts w:ascii="Arial" w:hAnsi="Arial" w:cs="Arial"/>
-                <w:sz w:val="20"/>
-                <w:szCs w:val="20"/>
-              </w:rPr>
-              <w:t>Volume</w:t>
-            </w:r>
-          </w:p>
-        </w:tc>
-        <w:tc>
-          <w:tcPr>
-            <w:tcW w:w="1634" w:type="dxa"/>
-          </w:tcPr>
-          <w:p>
-            <w:pPr>
-              <w:spacing w:beforeLines="40" w:before="96" w:afterLines="40" w:after="96"/>
-              <w:jc w:val="both"/>
-              <w:rPr>
-                <w:rFonts w:ascii="Arial" w:hAnsi="Arial" w:cs="Arial"/>
-                <w:sz w:val="20"/>
-                <w:szCs w:val="20"/>
+        <w:tc>
+          <w:tcPr>
+            <w:tcW w:w="1763" w:type="dxa"/>
+            <w:hideMark/>
+          </w:tcPr>
+          <w:p>
+            <w:pPr>
+              <w:spacing w:line="360" w:lineRule="auto"/>
+              <w:rPr>
+                <w:rFonts w:ascii="Arial" w:eastAsia="Times New Roman" w:hAnsi="Arial" w:cs="Arial"/>
+                <w:kern w:val="0"/>
+                <w:sz w:val="20"/>
+                <w:szCs w:val="20"/>
+                <w:lang w:eastAsia="pt-BR"/>
+                <w14:ligatures w14:val="none"/>
+              </w:rPr>
+            </w:pPr>
+            <w:r>
+              <w:rPr>
+                <w:rFonts w:ascii="Arial" w:eastAsia="Times New Roman" w:hAnsi="Arial" w:cs="Arial"/>
+                <w:kern w:val="0"/>
+                <w:sz w:val="20"/>
+                <w:szCs w:val="20"/>
+                <w:lang w:eastAsia="pt-BR"/>
+                <w14:ligatures w14:val="none"/>
+              </w:rPr>
+              <w:t>volume</w:t>
+            </w:r>
+          </w:p>
+        </w:tc>
+        <w:tc>
+          <w:tcPr>
+            <w:tcW w:w="1628" w:type="dxa"/>
+            <w:hideMark/>
+          </w:tcPr>
+          <w:p>
+            <w:pPr>
+              <w:spacing w:line="360" w:lineRule="auto"/>
+              <w:rPr>
+                <w:rFonts w:ascii="Arial" w:eastAsia="Times New Roman" w:hAnsi="Arial" w:cs="Arial"/>
+                <w:kern w:val="0"/>
+                <w:sz w:val="20"/>
+                <w:szCs w:val="20"/>
+                <w:lang w:eastAsia="pt-BR"/>
+                <w14:ligatures w14:val="none"/>
               </w:rPr>
             </w:pPr>
             <w:proofErr w:type="gramStart"/>
             <w:r>
               <w:rPr>
-                <w:rFonts w:ascii="Arial" w:hAnsi="Arial" w:cs="Arial"/>
-                <w:sz w:val="20"/>
-                <w:szCs w:val="20"/>
+                <w:rFonts w:ascii="Arial" w:eastAsia="Times New Roman" w:hAnsi="Arial" w:cs="Arial"/>
+                <w:kern w:val="0"/>
+                <w:sz w:val="20"/>
+                <w:szCs w:val="20"/>
+                <w:lang w:eastAsia="pt-BR"/>
+                <w14:ligatures w14:val="none"/>
               </w:rPr>
               <w:t>DECIMAL(</w:t>
             </w:r>
             <w:proofErr w:type="gramEnd"/>
             <w:r>
               <w:rPr>
-                <w:rFonts w:ascii="Arial" w:hAnsi="Arial" w:cs="Arial"/>
-                <w:sz w:val="20"/>
-                <w:szCs w:val="20"/>
+                <w:rFonts w:ascii="Arial" w:eastAsia="Times New Roman" w:hAnsi="Arial" w:cs="Arial"/>
+                <w:kern w:val="0"/>
+                <w:sz w:val="20"/>
+                <w:szCs w:val="20"/>
+                <w:lang w:eastAsia="pt-BR"/>
+                <w14:ligatures w14:val="none"/>
               </w:rPr>
               <w:t>15,4)</w:t>
             </w:r>
@@ -9362,23 +9626,29 @@
         </w:tc>
         <w:tc>
           <w:tcPr>
-            <w:tcW w:w="1262" w:type="dxa"/>
-          </w:tcPr>
-          <w:p>
-            <w:pPr>
-              <w:spacing w:beforeLines="40" w:before="96" w:afterLines="40" w:after="96"/>
-              <w:jc w:val="both"/>
-              <w:rPr>
-                <w:rFonts w:ascii="Arial" w:hAnsi="Arial" w:cs="Arial"/>
-                <w:sz w:val="20"/>
-                <w:szCs w:val="20"/>
-              </w:rPr>
-            </w:pPr>
-            <w:r>
-              <w:rPr>
-                <w:rFonts w:ascii="Arial" w:hAnsi="Arial" w:cs="Arial"/>
-                <w:sz w:val="20"/>
-                <w:szCs w:val="20"/>
+            <w:tcW w:w="1207" w:type="dxa"/>
+            <w:hideMark/>
+          </w:tcPr>
+          <w:p>
+            <w:pPr>
+              <w:spacing w:line="360" w:lineRule="auto"/>
+              <w:rPr>
+                <w:rFonts w:ascii="Arial" w:eastAsia="Times New Roman" w:hAnsi="Arial" w:cs="Arial"/>
+                <w:kern w:val="0"/>
+                <w:sz w:val="20"/>
+                <w:szCs w:val="20"/>
+                <w:lang w:eastAsia="pt-BR"/>
+                <w14:ligatures w14:val="none"/>
+              </w:rPr>
+            </w:pPr>
+            <w:r>
+              <w:rPr>
+                <w:rFonts w:ascii="Arial" w:eastAsia="Times New Roman" w:hAnsi="Arial" w:cs="Arial"/>
+                <w:kern w:val="0"/>
+                <w:sz w:val="20"/>
+                <w:szCs w:val="20"/>
+                <w:lang w:eastAsia="pt-BR"/>
+                <w14:ligatures w14:val="none"/>
               </w:rPr>
               <w:t>-</w:t>
             </w:r>
@@ -9386,23 +9656,29 @@
         </w:tc>
         <w:tc>
           <w:tcPr>
-            <w:tcW w:w="1258" w:type="dxa"/>
-          </w:tcPr>
-          <w:p>
-            <w:pPr>
-              <w:spacing w:beforeLines="40" w:before="96" w:afterLines="40" w:after="96"/>
-              <w:jc w:val="both"/>
-              <w:rPr>
-                <w:rFonts w:ascii="Arial" w:hAnsi="Arial" w:cs="Arial"/>
-                <w:sz w:val="20"/>
-                <w:szCs w:val="20"/>
-              </w:rPr>
-            </w:pPr>
-            <w:r>
-              <w:rPr>
-                <w:rFonts w:ascii="Arial" w:hAnsi="Arial" w:cs="Arial"/>
-                <w:sz w:val="20"/>
-                <w:szCs w:val="20"/>
+            <w:tcW w:w="1276" w:type="dxa"/>
+            <w:hideMark/>
+          </w:tcPr>
+          <w:p>
+            <w:pPr>
+              <w:spacing w:line="360" w:lineRule="auto"/>
+              <w:rPr>
+                <w:rFonts w:ascii="Arial" w:eastAsia="Times New Roman" w:hAnsi="Arial" w:cs="Arial"/>
+                <w:kern w:val="0"/>
+                <w:sz w:val="20"/>
+                <w:szCs w:val="20"/>
+                <w:lang w:eastAsia="pt-BR"/>
+                <w14:ligatures w14:val="none"/>
+              </w:rPr>
+            </w:pPr>
+            <w:r>
+              <w:rPr>
+                <w:rFonts w:ascii="Arial" w:eastAsia="Times New Roman" w:hAnsi="Arial" w:cs="Arial"/>
+                <w:kern w:val="0"/>
+                <w:sz w:val="20"/>
+                <w:szCs w:val="20"/>
+                <w:lang w:eastAsia="pt-BR"/>
+                <w14:ligatures w14:val="none"/>
               </w:rPr>
               <w:t>Não</w:t>
             </w:r>
@@ -9410,54 +9686,2568 @@
         </w:tc>
         <w:tc>
           <w:tcPr>
-            <w:tcW w:w="2457" w:type="dxa"/>
-          </w:tcPr>
-          <w:p>
-            <w:pPr>
-              <w:spacing w:beforeLines="40" w:before="96" w:afterLines="40" w:after="96"/>
-              <w:jc w:val="both"/>
-              <w:rPr>
-                <w:rFonts w:ascii="Arial" w:hAnsi="Arial" w:cs="Arial"/>
-                <w:sz w:val="20"/>
-                <w:szCs w:val="20"/>
-              </w:rPr>
-            </w:pPr>
-            <w:r>
-              <w:rPr>
-                <w:rFonts w:ascii="Arial" w:hAnsi="Arial" w:cs="Arial"/>
-                <w:sz w:val="20"/>
-                <w:szCs w:val="20"/>
-              </w:rPr>
-              <w:t>Volume do movimento das ações</w:t>
+            <w:tcW w:w="2410" w:type="dxa"/>
+            <w:hideMark/>
+          </w:tcPr>
+          <w:p>
+            <w:pPr>
+              <w:spacing w:line="360" w:lineRule="auto"/>
+              <w:rPr>
+                <w:rFonts w:ascii="Arial" w:eastAsia="Times New Roman" w:hAnsi="Arial" w:cs="Arial"/>
+                <w:kern w:val="0"/>
+                <w:sz w:val="20"/>
+                <w:szCs w:val="20"/>
+                <w:lang w:eastAsia="pt-BR"/>
+                <w14:ligatures w14:val="none"/>
+              </w:rPr>
+            </w:pPr>
+            <w:r>
+              <w:rPr>
+                <w:rFonts w:ascii="Arial" w:eastAsia="Times New Roman" w:hAnsi="Arial" w:cs="Arial"/>
+                <w:kern w:val="0"/>
+                <w:sz w:val="20"/>
+                <w:szCs w:val="20"/>
+                <w:lang w:eastAsia="pt-BR"/>
+                <w14:ligatures w14:val="none"/>
+              </w:rPr>
+              <w:t>Volume negociado</w:t>
             </w:r>
           </w:p>
         </w:tc>
       </w:tr>
       <w:tr>
-        <w:trPr>
-          <w:trHeight w:val="549"/>
-        </w:trPr>
-        <w:tc>
-          <w:tcPr>
-            <w:tcW w:w="1673" w:type="dxa"/>
-          </w:tcPr>
-          <w:p>
-            <w:pPr>
-              <w:spacing w:beforeLines="40" w:before="96" w:afterLines="40" w:after="96"/>
-              <w:jc w:val="both"/>
-              <w:rPr>
-                <w:rFonts w:ascii="Arial" w:hAnsi="Arial" w:cs="Arial"/>
-                <w:sz w:val="20"/>
-                <w:szCs w:val="20"/>
+        <w:tc>
+          <w:tcPr>
+            <w:tcW w:w="1763" w:type="dxa"/>
+            <w:hideMark/>
+          </w:tcPr>
+          <w:p>
+            <w:pPr>
+              <w:spacing w:line="360" w:lineRule="auto"/>
+              <w:rPr>
+                <w:rFonts w:ascii="Arial" w:eastAsia="Times New Roman" w:hAnsi="Arial" w:cs="Arial"/>
+                <w:kern w:val="0"/>
+                <w:sz w:val="20"/>
+                <w:szCs w:val="20"/>
+                <w:lang w:eastAsia="pt-BR"/>
+                <w14:ligatures w14:val="none"/>
               </w:rPr>
             </w:pPr>
             <w:proofErr w:type="spellStart"/>
             <w:r>
               <w:rPr>
-                <w:rFonts w:ascii="Arial" w:hAnsi="Arial" w:cs="Arial"/>
-                <w:sz w:val="20"/>
-                <w:szCs w:val="20"/>
-              </w:rPr>
+                <w:rFonts w:ascii="Arial" w:eastAsia="Times New Roman" w:hAnsi="Arial" w:cs="Arial"/>
+                <w:kern w:val="0"/>
+                <w:sz w:val="20"/>
+                <w:szCs w:val="20"/>
+                <w:lang w:eastAsia="pt-BR"/>
+                <w14:ligatures w14:val="none"/>
+              </w:rPr>
+              <w:t>rsi</w:t>
+            </w:r>
+            <w:proofErr w:type="spellEnd"/>
+          </w:p>
+        </w:tc>
+        <w:tc>
+          <w:tcPr>
+            <w:tcW w:w="1628" w:type="dxa"/>
+            <w:hideMark/>
+          </w:tcPr>
+          <w:p>
+            <w:pPr>
+              <w:spacing w:line="360" w:lineRule="auto"/>
+              <w:rPr>
+                <w:rFonts w:ascii="Arial" w:eastAsia="Times New Roman" w:hAnsi="Arial" w:cs="Arial"/>
+                <w:kern w:val="0"/>
+                <w:sz w:val="20"/>
+                <w:szCs w:val="20"/>
+                <w:lang w:eastAsia="pt-BR"/>
+                <w14:ligatures w14:val="none"/>
+              </w:rPr>
+            </w:pPr>
+            <w:proofErr w:type="gramStart"/>
+            <w:r>
+              <w:rPr>
+                <w:rFonts w:ascii="Arial" w:eastAsia="Times New Roman" w:hAnsi="Arial" w:cs="Arial"/>
+                <w:kern w:val="0"/>
+                <w:sz w:val="20"/>
+                <w:szCs w:val="20"/>
+                <w:lang w:eastAsia="pt-BR"/>
+                <w14:ligatures w14:val="none"/>
+              </w:rPr>
+              <w:t>DECIMAL(</w:t>
+            </w:r>
+            <w:proofErr w:type="gramEnd"/>
+            <w:r>
+              <w:rPr>
+                <w:rFonts w:ascii="Arial" w:eastAsia="Times New Roman" w:hAnsi="Arial" w:cs="Arial"/>
+                <w:kern w:val="0"/>
+                <w:sz w:val="20"/>
+                <w:szCs w:val="20"/>
+                <w:lang w:eastAsia="pt-BR"/>
+                <w14:ligatures w14:val="none"/>
+              </w:rPr>
+              <w:t>10,4)</w:t>
+            </w:r>
+          </w:p>
+        </w:tc>
+        <w:tc>
+          <w:tcPr>
+            <w:tcW w:w="1207" w:type="dxa"/>
+            <w:hideMark/>
+          </w:tcPr>
+          <w:p>
+            <w:pPr>
+              <w:spacing w:line="360" w:lineRule="auto"/>
+              <w:rPr>
+                <w:rFonts w:ascii="Arial" w:eastAsia="Times New Roman" w:hAnsi="Arial" w:cs="Arial"/>
+                <w:kern w:val="0"/>
+                <w:sz w:val="20"/>
+                <w:szCs w:val="20"/>
+                <w:lang w:eastAsia="pt-BR"/>
+                <w14:ligatures w14:val="none"/>
+              </w:rPr>
+            </w:pPr>
+            <w:r>
+              <w:rPr>
+                <w:rFonts w:ascii="Arial" w:eastAsia="Times New Roman" w:hAnsi="Arial" w:cs="Arial"/>
+                <w:kern w:val="0"/>
+                <w:sz w:val="20"/>
+                <w:szCs w:val="20"/>
+                <w:lang w:eastAsia="pt-BR"/>
+                <w14:ligatures w14:val="none"/>
+              </w:rPr>
+              <w:t>-</w:t>
+            </w:r>
+          </w:p>
+        </w:tc>
+        <w:tc>
+          <w:tcPr>
+            <w:tcW w:w="1276" w:type="dxa"/>
+            <w:hideMark/>
+          </w:tcPr>
+          <w:p>
+            <w:pPr>
+              <w:spacing w:line="360" w:lineRule="auto"/>
+              <w:rPr>
+                <w:rFonts w:ascii="Arial" w:eastAsia="Times New Roman" w:hAnsi="Arial" w:cs="Arial"/>
+                <w:kern w:val="0"/>
+                <w:sz w:val="20"/>
+                <w:szCs w:val="20"/>
+                <w:lang w:eastAsia="pt-BR"/>
+                <w14:ligatures w14:val="none"/>
+              </w:rPr>
+            </w:pPr>
+            <w:r>
+              <w:rPr>
+                <w:rFonts w:ascii="Arial" w:eastAsia="Times New Roman" w:hAnsi="Arial" w:cs="Arial"/>
+                <w:kern w:val="0"/>
+                <w:sz w:val="20"/>
+                <w:szCs w:val="20"/>
+                <w:lang w:eastAsia="pt-BR"/>
+                <w14:ligatures w14:val="none"/>
+              </w:rPr>
+              <w:t>Sim</w:t>
+            </w:r>
+          </w:p>
+        </w:tc>
+        <w:tc>
+          <w:tcPr>
+            <w:tcW w:w="2410" w:type="dxa"/>
+            <w:hideMark/>
+          </w:tcPr>
+          <w:p>
+            <w:pPr>
+              <w:spacing w:line="360" w:lineRule="auto"/>
+              <w:rPr>
+                <w:rFonts w:ascii="Arial" w:eastAsia="Times New Roman" w:hAnsi="Arial" w:cs="Arial"/>
+                <w:kern w:val="0"/>
+                <w:sz w:val="20"/>
+                <w:szCs w:val="20"/>
+                <w:lang w:eastAsia="pt-BR"/>
+                <w14:ligatures w14:val="none"/>
+              </w:rPr>
+            </w:pPr>
+            <w:r>
+              <w:rPr>
+                <w:rFonts w:ascii="Arial" w:eastAsia="Times New Roman" w:hAnsi="Arial" w:cs="Arial"/>
+                <w:kern w:val="0"/>
+                <w:sz w:val="20"/>
+                <w:szCs w:val="20"/>
+                <w:lang w:eastAsia="pt-BR"/>
+                <w14:ligatures w14:val="none"/>
+              </w:rPr>
+              <w:t>Índice de Força Relativa</w:t>
+            </w:r>
+          </w:p>
+        </w:tc>
+      </w:tr>
+      <w:tr>
+        <w:tc>
+          <w:tcPr>
+            <w:tcW w:w="1763" w:type="dxa"/>
+            <w:hideMark/>
+          </w:tcPr>
+          <w:p>
+            <w:pPr>
+              <w:spacing w:line="360" w:lineRule="auto"/>
+              <w:rPr>
+                <w:rFonts w:ascii="Arial" w:eastAsia="Times New Roman" w:hAnsi="Arial" w:cs="Arial"/>
+                <w:kern w:val="0"/>
+                <w:sz w:val="20"/>
+                <w:szCs w:val="20"/>
+                <w:lang w:eastAsia="pt-BR"/>
+                <w14:ligatures w14:val="none"/>
+              </w:rPr>
+            </w:pPr>
+            <w:proofErr w:type="spellStart"/>
+            <w:r>
+              <w:rPr>
+                <w:rFonts w:ascii="Arial" w:eastAsia="Times New Roman" w:hAnsi="Arial" w:cs="Arial"/>
+                <w:kern w:val="0"/>
+                <w:sz w:val="20"/>
+                <w:szCs w:val="20"/>
+                <w:lang w:eastAsia="pt-BR"/>
+                <w14:ligatures w14:val="none"/>
+              </w:rPr>
+              <w:t>macd</w:t>
+            </w:r>
+            <w:proofErr w:type="spellEnd"/>
+          </w:p>
+        </w:tc>
+        <w:tc>
+          <w:tcPr>
+            <w:tcW w:w="1628" w:type="dxa"/>
+            <w:hideMark/>
+          </w:tcPr>
+          <w:p>
+            <w:pPr>
+              <w:spacing w:line="360" w:lineRule="auto"/>
+              <w:rPr>
+                <w:rFonts w:ascii="Arial" w:eastAsia="Times New Roman" w:hAnsi="Arial" w:cs="Arial"/>
+                <w:kern w:val="0"/>
+                <w:sz w:val="20"/>
+                <w:szCs w:val="20"/>
+                <w:lang w:eastAsia="pt-BR"/>
+                <w14:ligatures w14:val="none"/>
+              </w:rPr>
+            </w:pPr>
+            <w:proofErr w:type="gramStart"/>
+            <w:r>
+              <w:rPr>
+                <w:rFonts w:ascii="Arial" w:eastAsia="Times New Roman" w:hAnsi="Arial" w:cs="Arial"/>
+                <w:kern w:val="0"/>
+                <w:sz w:val="20"/>
+                <w:szCs w:val="20"/>
+                <w:lang w:eastAsia="pt-BR"/>
+                <w14:ligatures w14:val="none"/>
+              </w:rPr>
+              <w:t>DECIMAL(</w:t>
+            </w:r>
+            <w:proofErr w:type="gramEnd"/>
+            <w:r>
+              <w:rPr>
+                <w:rFonts w:ascii="Arial" w:eastAsia="Times New Roman" w:hAnsi="Arial" w:cs="Arial"/>
+                <w:kern w:val="0"/>
+                <w:sz w:val="20"/>
+                <w:szCs w:val="20"/>
+                <w:lang w:eastAsia="pt-BR"/>
+                <w14:ligatures w14:val="none"/>
+              </w:rPr>
+              <w:t>10,4)</w:t>
+            </w:r>
+          </w:p>
+        </w:tc>
+        <w:tc>
+          <w:tcPr>
+            <w:tcW w:w="1207" w:type="dxa"/>
+            <w:hideMark/>
+          </w:tcPr>
+          <w:p>
+            <w:pPr>
+              <w:spacing w:line="360" w:lineRule="auto"/>
+              <w:rPr>
+                <w:rFonts w:ascii="Arial" w:eastAsia="Times New Roman" w:hAnsi="Arial" w:cs="Arial"/>
+                <w:kern w:val="0"/>
+                <w:sz w:val="20"/>
+                <w:szCs w:val="20"/>
+                <w:lang w:eastAsia="pt-BR"/>
+                <w14:ligatures w14:val="none"/>
+              </w:rPr>
+            </w:pPr>
+            <w:r>
+              <w:rPr>
+                <w:rFonts w:ascii="Arial" w:eastAsia="Times New Roman" w:hAnsi="Arial" w:cs="Arial"/>
+                <w:kern w:val="0"/>
+                <w:sz w:val="20"/>
+                <w:szCs w:val="20"/>
+                <w:lang w:eastAsia="pt-BR"/>
+                <w14:ligatures w14:val="none"/>
+              </w:rPr>
+              <w:t>-</w:t>
+            </w:r>
+          </w:p>
+        </w:tc>
+        <w:tc>
+          <w:tcPr>
+            <w:tcW w:w="1276" w:type="dxa"/>
+            <w:hideMark/>
+          </w:tcPr>
+          <w:p>
+            <w:pPr>
+              <w:spacing w:line="360" w:lineRule="auto"/>
+              <w:rPr>
+                <w:rFonts w:ascii="Arial" w:eastAsia="Times New Roman" w:hAnsi="Arial" w:cs="Arial"/>
+                <w:kern w:val="0"/>
+                <w:sz w:val="20"/>
+                <w:szCs w:val="20"/>
+                <w:lang w:eastAsia="pt-BR"/>
+                <w14:ligatures w14:val="none"/>
+              </w:rPr>
+            </w:pPr>
+            <w:r>
+              <w:rPr>
+                <w:rFonts w:ascii="Arial" w:eastAsia="Times New Roman" w:hAnsi="Arial" w:cs="Arial"/>
+                <w:kern w:val="0"/>
+                <w:sz w:val="20"/>
+                <w:szCs w:val="20"/>
+                <w:lang w:eastAsia="pt-BR"/>
+                <w14:ligatures w14:val="none"/>
+              </w:rPr>
+              <w:t>Sim</w:t>
+            </w:r>
+          </w:p>
+        </w:tc>
+        <w:tc>
+          <w:tcPr>
+            <w:tcW w:w="2410" w:type="dxa"/>
+            <w:hideMark/>
+          </w:tcPr>
+          <w:p>
+            <w:pPr>
+              <w:spacing w:line="360" w:lineRule="auto"/>
+              <w:rPr>
+                <w:rFonts w:ascii="Arial" w:eastAsia="Times New Roman" w:hAnsi="Arial" w:cs="Arial"/>
+                <w:kern w:val="0"/>
+                <w:sz w:val="20"/>
+                <w:szCs w:val="20"/>
+                <w:lang w:eastAsia="pt-BR"/>
+                <w14:ligatures w14:val="none"/>
+              </w:rPr>
+            </w:pPr>
+            <w:r>
+              <w:rPr>
+                <w:rFonts w:ascii="Arial" w:eastAsia="Times New Roman" w:hAnsi="Arial" w:cs="Arial"/>
+                <w:kern w:val="0"/>
+                <w:sz w:val="20"/>
+                <w:szCs w:val="20"/>
+                <w:lang w:eastAsia="pt-BR"/>
+                <w14:ligatures w14:val="none"/>
+              </w:rPr>
+              <w:t>Indicador MACD</w:t>
+            </w:r>
+          </w:p>
+        </w:tc>
+      </w:tr>
+      <w:tr>
+        <w:tc>
+          <w:tcPr>
+            <w:tcW w:w="1763" w:type="dxa"/>
+            <w:hideMark/>
+          </w:tcPr>
+          <w:p>
+            <w:pPr>
+              <w:spacing w:line="360" w:lineRule="auto"/>
+              <w:rPr>
+                <w:rFonts w:ascii="Arial" w:eastAsia="Times New Roman" w:hAnsi="Arial" w:cs="Arial"/>
+                <w:kern w:val="0"/>
+                <w:sz w:val="20"/>
+                <w:szCs w:val="20"/>
+                <w:lang w:eastAsia="pt-BR"/>
+                <w14:ligatures w14:val="none"/>
+              </w:rPr>
+            </w:pPr>
+            <w:proofErr w:type="spellStart"/>
+            <w:r>
+              <w:rPr>
+                <w:rFonts w:ascii="Arial" w:eastAsia="Times New Roman" w:hAnsi="Arial" w:cs="Arial"/>
+                <w:kern w:val="0"/>
+                <w:sz w:val="20"/>
+                <w:szCs w:val="20"/>
+                <w:lang w:eastAsia="pt-BR"/>
+                <w14:ligatures w14:val="none"/>
+              </w:rPr>
+              <w:t>macd_signal</w:t>
+            </w:r>
+            <w:proofErr w:type="spellEnd"/>
+          </w:p>
+        </w:tc>
+        <w:tc>
+          <w:tcPr>
+            <w:tcW w:w="1628" w:type="dxa"/>
+            <w:hideMark/>
+          </w:tcPr>
+          <w:p>
+            <w:pPr>
+              <w:spacing w:line="360" w:lineRule="auto"/>
+              <w:rPr>
+                <w:rFonts w:ascii="Arial" w:eastAsia="Times New Roman" w:hAnsi="Arial" w:cs="Arial"/>
+                <w:kern w:val="0"/>
+                <w:sz w:val="20"/>
+                <w:szCs w:val="20"/>
+                <w:lang w:eastAsia="pt-BR"/>
+                <w14:ligatures w14:val="none"/>
+              </w:rPr>
+            </w:pPr>
+            <w:proofErr w:type="gramStart"/>
+            <w:r>
+              <w:rPr>
+                <w:rFonts w:ascii="Arial" w:eastAsia="Times New Roman" w:hAnsi="Arial" w:cs="Arial"/>
+                <w:kern w:val="0"/>
+                <w:sz w:val="20"/>
+                <w:szCs w:val="20"/>
+                <w:lang w:eastAsia="pt-BR"/>
+                <w14:ligatures w14:val="none"/>
+              </w:rPr>
+              <w:t>DECIMAL(</w:t>
+            </w:r>
+            <w:proofErr w:type="gramEnd"/>
+            <w:r>
+              <w:rPr>
+                <w:rFonts w:ascii="Arial" w:eastAsia="Times New Roman" w:hAnsi="Arial" w:cs="Arial"/>
+                <w:kern w:val="0"/>
+                <w:sz w:val="20"/>
+                <w:szCs w:val="20"/>
+                <w:lang w:eastAsia="pt-BR"/>
+                <w14:ligatures w14:val="none"/>
+              </w:rPr>
+              <w:t>10,4)</w:t>
+            </w:r>
+          </w:p>
+        </w:tc>
+        <w:tc>
+          <w:tcPr>
+            <w:tcW w:w="1207" w:type="dxa"/>
+            <w:hideMark/>
+          </w:tcPr>
+          <w:p>
+            <w:pPr>
+              <w:spacing w:line="360" w:lineRule="auto"/>
+              <w:rPr>
+                <w:rFonts w:ascii="Arial" w:eastAsia="Times New Roman" w:hAnsi="Arial" w:cs="Arial"/>
+                <w:kern w:val="0"/>
+                <w:sz w:val="20"/>
+                <w:szCs w:val="20"/>
+                <w:lang w:eastAsia="pt-BR"/>
+                <w14:ligatures w14:val="none"/>
+              </w:rPr>
+            </w:pPr>
+            <w:r>
+              <w:rPr>
+                <w:rFonts w:ascii="Arial" w:eastAsia="Times New Roman" w:hAnsi="Arial" w:cs="Arial"/>
+                <w:kern w:val="0"/>
+                <w:sz w:val="20"/>
+                <w:szCs w:val="20"/>
+                <w:lang w:eastAsia="pt-BR"/>
+                <w14:ligatures w14:val="none"/>
+              </w:rPr>
+              <w:t>-</w:t>
+            </w:r>
+          </w:p>
+        </w:tc>
+        <w:tc>
+          <w:tcPr>
+            <w:tcW w:w="1276" w:type="dxa"/>
+            <w:hideMark/>
+          </w:tcPr>
+          <w:p>
+            <w:pPr>
+              <w:spacing w:line="360" w:lineRule="auto"/>
+              <w:rPr>
+                <w:rFonts w:ascii="Arial" w:eastAsia="Times New Roman" w:hAnsi="Arial" w:cs="Arial"/>
+                <w:kern w:val="0"/>
+                <w:sz w:val="20"/>
+                <w:szCs w:val="20"/>
+                <w:lang w:eastAsia="pt-BR"/>
+                <w14:ligatures w14:val="none"/>
+              </w:rPr>
+            </w:pPr>
+            <w:r>
+              <w:rPr>
+                <w:rFonts w:ascii="Arial" w:eastAsia="Times New Roman" w:hAnsi="Arial" w:cs="Arial"/>
+                <w:kern w:val="0"/>
+                <w:sz w:val="20"/>
+                <w:szCs w:val="20"/>
+                <w:lang w:eastAsia="pt-BR"/>
+                <w14:ligatures w14:val="none"/>
+              </w:rPr>
+              <w:t>Sim</w:t>
+            </w:r>
+          </w:p>
+        </w:tc>
+        <w:tc>
+          <w:tcPr>
+            <w:tcW w:w="2410" w:type="dxa"/>
+            <w:hideMark/>
+          </w:tcPr>
+          <w:p>
+            <w:pPr>
+              <w:spacing w:line="360" w:lineRule="auto"/>
+              <w:rPr>
+                <w:rFonts w:ascii="Arial" w:eastAsia="Times New Roman" w:hAnsi="Arial" w:cs="Arial"/>
+                <w:kern w:val="0"/>
+                <w:sz w:val="20"/>
+                <w:szCs w:val="20"/>
+                <w:lang w:eastAsia="pt-BR"/>
+                <w14:ligatures w14:val="none"/>
+              </w:rPr>
+            </w:pPr>
+            <w:r>
+              <w:rPr>
+                <w:rFonts w:ascii="Arial" w:eastAsia="Times New Roman" w:hAnsi="Arial" w:cs="Arial"/>
+                <w:kern w:val="0"/>
+                <w:sz w:val="20"/>
+                <w:szCs w:val="20"/>
+                <w:lang w:eastAsia="pt-BR"/>
+                <w14:ligatures w14:val="none"/>
+              </w:rPr>
+              <w:t>Linha de sinal do MACD</w:t>
+            </w:r>
+          </w:p>
+        </w:tc>
+      </w:tr>
+      <w:tr>
+        <w:tc>
+          <w:tcPr>
+            <w:tcW w:w="1763" w:type="dxa"/>
+            <w:hideMark/>
+          </w:tcPr>
+          <w:p>
+            <w:pPr>
+              <w:spacing w:line="360" w:lineRule="auto"/>
+              <w:rPr>
+                <w:rFonts w:ascii="Arial" w:eastAsia="Times New Roman" w:hAnsi="Arial" w:cs="Arial"/>
+                <w:kern w:val="0"/>
+                <w:sz w:val="20"/>
+                <w:szCs w:val="20"/>
+                <w:lang w:eastAsia="pt-BR"/>
+                <w14:ligatures w14:val="none"/>
+              </w:rPr>
+            </w:pPr>
+            <w:proofErr w:type="spellStart"/>
+            <w:r>
+              <w:rPr>
+                <w:rFonts w:ascii="Arial" w:eastAsia="Times New Roman" w:hAnsi="Arial" w:cs="Arial"/>
+                <w:kern w:val="0"/>
+                <w:sz w:val="20"/>
+                <w:szCs w:val="20"/>
+                <w:lang w:eastAsia="pt-BR"/>
+                <w14:ligatures w14:val="none"/>
+              </w:rPr>
+              <w:t>bb_upper</w:t>
+            </w:r>
+            <w:proofErr w:type="spellEnd"/>
+          </w:p>
+        </w:tc>
+        <w:tc>
+          <w:tcPr>
+            <w:tcW w:w="1628" w:type="dxa"/>
+            <w:hideMark/>
+          </w:tcPr>
+          <w:p>
+            <w:pPr>
+              <w:spacing w:line="360" w:lineRule="auto"/>
+              <w:rPr>
+                <w:rFonts w:ascii="Arial" w:eastAsia="Times New Roman" w:hAnsi="Arial" w:cs="Arial"/>
+                <w:kern w:val="0"/>
+                <w:sz w:val="20"/>
+                <w:szCs w:val="20"/>
+                <w:lang w:eastAsia="pt-BR"/>
+                <w14:ligatures w14:val="none"/>
+              </w:rPr>
+            </w:pPr>
+            <w:proofErr w:type="gramStart"/>
+            <w:r>
+              <w:rPr>
+                <w:rFonts w:ascii="Arial" w:eastAsia="Times New Roman" w:hAnsi="Arial" w:cs="Arial"/>
+                <w:kern w:val="0"/>
+                <w:sz w:val="20"/>
+                <w:szCs w:val="20"/>
+                <w:lang w:eastAsia="pt-BR"/>
+                <w14:ligatures w14:val="none"/>
+              </w:rPr>
+              <w:t>DECIMAL(</w:t>
+            </w:r>
+            <w:proofErr w:type="gramEnd"/>
+            <w:r>
+              <w:rPr>
+                <w:rFonts w:ascii="Arial" w:eastAsia="Times New Roman" w:hAnsi="Arial" w:cs="Arial"/>
+                <w:kern w:val="0"/>
+                <w:sz w:val="20"/>
+                <w:szCs w:val="20"/>
+                <w:lang w:eastAsia="pt-BR"/>
+                <w14:ligatures w14:val="none"/>
+              </w:rPr>
+              <w:t>10,4)</w:t>
+            </w:r>
+          </w:p>
+        </w:tc>
+        <w:tc>
+          <w:tcPr>
+            <w:tcW w:w="1207" w:type="dxa"/>
+            <w:hideMark/>
+          </w:tcPr>
+          <w:p>
+            <w:pPr>
+              <w:spacing w:line="360" w:lineRule="auto"/>
+              <w:rPr>
+                <w:rFonts w:ascii="Arial" w:eastAsia="Times New Roman" w:hAnsi="Arial" w:cs="Arial"/>
+                <w:kern w:val="0"/>
+                <w:sz w:val="20"/>
+                <w:szCs w:val="20"/>
+                <w:lang w:eastAsia="pt-BR"/>
+                <w14:ligatures w14:val="none"/>
+              </w:rPr>
+            </w:pPr>
+            <w:r>
+              <w:rPr>
+                <w:rFonts w:ascii="Arial" w:eastAsia="Times New Roman" w:hAnsi="Arial" w:cs="Arial"/>
+                <w:kern w:val="0"/>
+                <w:sz w:val="20"/>
+                <w:szCs w:val="20"/>
+                <w:lang w:eastAsia="pt-BR"/>
+                <w14:ligatures w14:val="none"/>
+              </w:rPr>
+              <w:t>-</w:t>
+            </w:r>
+          </w:p>
+        </w:tc>
+        <w:tc>
+          <w:tcPr>
+            <w:tcW w:w="1276" w:type="dxa"/>
+            <w:hideMark/>
+          </w:tcPr>
+          <w:p>
+            <w:pPr>
+              <w:spacing w:line="360" w:lineRule="auto"/>
+              <w:rPr>
+                <w:rFonts w:ascii="Arial" w:eastAsia="Times New Roman" w:hAnsi="Arial" w:cs="Arial"/>
+                <w:kern w:val="0"/>
+                <w:sz w:val="20"/>
+                <w:szCs w:val="20"/>
+                <w:lang w:eastAsia="pt-BR"/>
+                <w14:ligatures w14:val="none"/>
+              </w:rPr>
+            </w:pPr>
+            <w:r>
+              <w:rPr>
+                <w:rFonts w:ascii="Arial" w:eastAsia="Times New Roman" w:hAnsi="Arial" w:cs="Arial"/>
+                <w:kern w:val="0"/>
+                <w:sz w:val="20"/>
+                <w:szCs w:val="20"/>
+                <w:lang w:eastAsia="pt-BR"/>
+                <w14:ligatures w14:val="none"/>
+              </w:rPr>
+              <w:t>Sim</w:t>
+            </w:r>
+          </w:p>
+        </w:tc>
+        <w:tc>
+          <w:tcPr>
+            <w:tcW w:w="2410" w:type="dxa"/>
+            <w:hideMark/>
+          </w:tcPr>
+          <w:p>
+            <w:pPr>
+              <w:spacing w:line="360" w:lineRule="auto"/>
+              <w:rPr>
+                <w:rFonts w:ascii="Arial" w:eastAsia="Times New Roman" w:hAnsi="Arial" w:cs="Arial"/>
+                <w:kern w:val="0"/>
+                <w:sz w:val="20"/>
+                <w:szCs w:val="20"/>
+                <w:lang w:eastAsia="pt-BR"/>
+                <w14:ligatures w14:val="none"/>
+              </w:rPr>
+            </w:pPr>
+            <w:r>
+              <w:rPr>
+                <w:rFonts w:ascii="Arial" w:eastAsia="Times New Roman" w:hAnsi="Arial" w:cs="Arial"/>
+                <w:kern w:val="0"/>
+                <w:sz w:val="20"/>
+                <w:szCs w:val="20"/>
+                <w:lang w:eastAsia="pt-BR"/>
+                <w14:ligatures w14:val="none"/>
+              </w:rPr>
+              <w:t xml:space="preserve">Banda superior de </w:t>
+            </w:r>
+            <w:proofErr w:type="spellStart"/>
+            <w:r>
+              <w:rPr>
+                <w:rFonts w:ascii="Arial" w:eastAsia="Times New Roman" w:hAnsi="Arial" w:cs="Arial"/>
+                <w:kern w:val="0"/>
+                <w:sz w:val="20"/>
+                <w:szCs w:val="20"/>
+                <w:lang w:eastAsia="pt-BR"/>
+                <w14:ligatures w14:val="none"/>
+              </w:rPr>
+              <w:t>Bollinger</w:t>
+            </w:r>
+            <w:proofErr w:type="spellEnd"/>
+          </w:p>
+        </w:tc>
+      </w:tr>
+      <w:tr>
+        <w:tc>
+          <w:tcPr>
+            <w:tcW w:w="1763" w:type="dxa"/>
+            <w:hideMark/>
+          </w:tcPr>
+          <w:p>
+            <w:pPr>
+              <w:spacing w:line="360" w:lineRule="auto"/>
+              <w:rPr>
+                <w:rFonts w:ascii="Arial" w:eastAsia="Times New Roman" w:hAnsi="Arial" w:cs="Arial"/>
+                <w:kern w:val="0"/>
+                <w:sz w:val="20"/>
+                <w:szCs w:val="20"/>
+                <w:lang w:eastAsia="pt-BR"/>
+                <w14:ligatures w14:val="none"/>
+              </w:rPr>
+            </w:pPr>
+            <w:proofErr w:type="spellStart"/>
+            <w:r>
+              <w:rPr>
+                <w:rFonts w:ascii="Arial" w:eastAsia="Times New Roman" w:hAnsi="Arial" w:cs="Arial"/>
+                <w:kern w:val="0"/>
+                <w:sz w:val="20"/>
+                <w:szCs w:val="20"/>
+                <w:lang w:eastAsia="pt-BR"/>
+                <w14:ligatures w14:val="none"/>
+              </w:rPr>
+              <w:t>bb_lower</w:t>
+            </w:r>
+            <w:proofErr w:type="spellEnd"/>
+          </w:p>
+        </w:tc>
+        <w:tc>
+          <w:tcPr>
+            <w:tcW w:w="1628" w:type="dxa"/>
+            <w:hideMark/>
+          </w:tcPr>
+          <w:p>
+            <w:pPr>
+              <w:spacing w:line="360" w:lineRule="auto"/>
+              <w:rPr>
+                <w:rFonts w:ascii="Arial" w:eastAsia="Times New Roman" w:hAnsi="Arial" w:cs="Arial"/>
+                <w:kern w:val="0"/>
+                <w:sz w:val="20"/>
+                <w:szCs w:val="20"/>
+                <w:lang w:eastAsia="pt-BR"/>
+                <w14:ligatures w14:val="none"/>
+              </w:rPr>
+            </w:pPr>
+            <w:proofErr w:type="gramStart"/>
+            <w:r>
+              <w:rPr>
+                <w:rFonts w:ascii="Arial" w:eastAsia="Times New Roman" w:hAnsi="Arial" w:cs="Arial"/>
+                <w:kern w:val="0"/>
+                <w:sz w:val="20"/>
+                <w:szCs w:val="20"/>
+                <w:lang w:eastAsia="pt-BR"/>
+                <w14:ligatures w14:val="none"/>
+              </w:rPr>
+              <w:t>DECIMAL(</w:t>
+            </w:r>
+            <w:proofErr w:type="gramEnd"/>
+            <w:r>
+              <w:rPr>
+                <w:rFonts w:ascii="Arial" w:eastAsia="Times New Roman" w:hAnsi="Arial" w:cs="Arial"/>
+                <w:kern w:val="0"/>
+                <w:sz w:val="20"/>
+                <w:szCs w:val="20"/>
+                <w:lang w:eastAsia="pt-BR"/>
+                <w14:ligatures w14:val="none"/>
+              </w:rPr>
+              <w:t>10,4)</w:t>
+            </w:r>
+          </w:p>
+        </w:tc>
+        <w:tc>
+          <w:tcPr>
+            <w:tcW w:w="1207" w:type="dxa"/>
+            <w:hideMark/>
+          </w:tcPr>
+          <w:p>
+            <w:pPr>
+              <w:spacing w:line="360" w:lineRule="auto"/>
+              <w:rPr>
+                <w:rFonts w:ascii="Arial" w:eastAsia="Times New Roman" w:hAnsi="Arial" w:cs="Arial"/>
+                <w:kern w:val="0"/>
+                <w:sz w:val="20"/>
+                <w:szCs w:val="20"/>
+                <w:lang w:eastAsia="pt-BR"/>
+                <w14:ligatures w14:val="none"/>
+              </w:rPr>
+            </w:pPr>
+            <w:r>
+              <w:rPr>
+                <w:rFonts w:ascii="Arial" w:eastAsia="Times New Roman" w:hAnsi="Arial" w:cs="Arial"/>
+                <w:kern w:val="0"/>
+                <w:sz w:val="20"/>
+                <w:szCs w:val="20"/>
+                <w:lang w:eastAsia="pt-BR"/>
+                <w14:ligatures w14:val="none"/>
+              </w:rPr>
+              <w:t>-</w:t>
+            </w:r>
+          </w:p>
+        </w:tc>
+        <w:tc>
+          <w:tcPr>
+            <w:tcW w:w="1276" w:type="dxa"/>
+            <w:hideMark/>
+          </w:tcPr>
+          <w:p>
+            <w:pPr>
+              <w:spacing w:line="360" w:lineRule="auto"/>
+              <w:rPr>
+                <w:rFonts w:ascii="Arial" w:eastAsia="Times New Roman" w:hAnsi="Arial" w:cs="Arial"/>
+                <w:kern w:val="0"/>
+                <w:sz w:val="20"/>
+                <w:szCs w:val="20"/>
+                <w:lang w:eastAsia="pt-BR"/>
+                <w14:ligatures w14:val="none"/>
+              </w:rPr>
+            </w:pPr>
+            <w:r>
+              <w:rPr>
+                <w:rFonts w:ascii="Arial" w:eastAsia="Times New Roman" w:hAnsi="Arial" w:cs="Arial"/>
+                <w:kern w:val="0"/>
+                <w:sz w:val="20"/>
+                <w:szCs w:val="20"/>
+                <w:lang w:eastAsia="pt-BR"/>
+                <w14:ligatures w14:val="none"/>
+              </w:rPr>
+              <w:t>Sim</w:t>
+            </w:r>
+          </w:p>
+        </w:tc>
+        <w:tc>
+          <w:tcPr>
+            <w:tcW w:w="2410" w:type="dxa"/>
+            <w:hideMark/>
+          </w:tcPr>
+          <w:p>
+            <w:pPr>
+              <w:spacing w:line="360" w:lineRule="auto"/>
+              <w:rPr>
+                <w:rFonts w:ascii="Arial" w:eastAsia="Times New Roman" w:hAnsi="Arial" w:cs="Arial"/>
+                <w:kern w:val="0"/>
+                <w:sz w:val="20"/>
+                <w:szCs w:val="20"/>
+                <w:lang w:eastAsia="pt-BR"/>
+                <w14:ligatures w14:val="none"/>
+              </w:rPr>
+            </w:pPr>
+            <w:r>
+              <w:rPr>
+                <w:rFonts w:ascii="Arial" w:eastAsia="Times New Roman" w:hAnsi="Arial" w:cs="Arial"/>
+                <w:kern w:val="0"/>
+                <w:sz w:val="20"/>
+                <w:szCs w:val="20"/>
+                <w:lang w:eastAsia="pt-BR"/>
+                <w14:ligatures w14:val="none"/>
+              </w:rPr>
+              <w:t xml:space="preserve">Banda inferior de </w:t>
+            </w:r>
+            <w:proofErr w:type="spellStart"/>
+            <w:r>
+              <w:rPr>
+                <w:rFonts w:ascii="Arial" w:eastAsia="Times New Roman" w:hAnsi="Arial" w:cs="Arial"/>
+                <w:kern w:val="0"/>
+                <w:sz w:val="20"/>
+                <w:szCs w:val="20"/>
+                <w:lang w:eastAsia="pt-BR"/>
+                <w14:ligatures w14:val="none"/>
+              </w:rPr>
+              <w:t>Bollinger</w:t>
+            </w:r>
+            <w:proofErr w:type="spellEnd"/>
+          </w:p>
+        </w:tc>
+      </w:tr>
+      <w:tr>
+        <w:tc>
+          <w:tcPr>
+            <w:tcW w:w="1763" w:type="dxa"/>
+            <w:hideMark/>
+          </w:tcPr>
+          <w:p>
+            <w:pPr>
+              <w:spacing w:line="360" w:lineRule="auto"/>
+              <w:rPr>
+                <w:rFonts w:ascii="Arial" w:eastAsia="Times New Roman" w:hAnsi="Arial" w:cs="Arial"/>
+                <w:kern w:val="0"/>
+                <w:sz w:val="20"/>
+                <w:szCs w:val="20"/>
+                <w:lang w:eastAsia="pt-BR"/>
+                <w14:ligatures w14:val="none"/>
+              </w:rPr>
+            </w:pPr>
+            <w:proofErr w:type="spellStart"/>
+            <w:r>
+              <w:rPr>
+                <w:rFonts w:ascii="Arial" w:eastAsia="Times New Roman" w:hAnsi="Arial" w:cs="Arial"/>
+                <w:kern w:val="0"/>
+                <w:sz w:val="20"/>
+                <w:szCs w:val="20"/>
+                <w:lang w:eastAsia="pt-BR"/>
+                <w14:ligatures w14:val="none"/>
+              </w:rPr>
+              <w:t>bb_position</w:t>
+            </w:r>
+            <w:proofErr w:type="spellEnd"/>
+          </w:p>
+        </w:tc>
+        <w:tc>
+          <w:tcPr>
+            <w:tcW w:w="1628" w:type="dxa"/>
+            <w:hideMark/>
+          </w:tcPr>
+          <w:p>
+            <w:pPr>
+              <w:spacing w:line="360" w:lineRule="auto"/>
+              <w:rPr>
+                <w:rFonts w:ascii="Arial" w:eastAsia="Times New Roman" w:hAnsi="Arial" w:cs="Arial"/>
+                <w:kern w:val="0"/>
+                <w:sz w:val="20"/>
+                <w:szCs w:val="20"/>
+                <w:lang w:eastAsia="pt-BR"/>
+                <w14:ligatures w14:val="none"/>
+              </w:rPr>
+            </w:pPr>
+            <w:proofErr w:type="gramStart"/>
+            <w:r>
+              <w:rPr>
+                <w:rFonts w:ascii="Arial" w:eastAsia="Times New Roman" w:hAnsi="Arial" w:cs="Arial"/>
+                <w:kern w:val="0"/>
+                <w:sz w:val="20"/>
+                <w:szCs w:val="20"/>
+                <w:lang w:eastAsia="pt-BR"/>
+                <w14:ligatures w14:val="none"/>
+              </w:rPr>
+              <w:t>DECIMAL(</w:t>
+            </w:r>
+            <w:proofErr w:type="gramEnd"/>
+            <w:r>
+              <w:rPr>
+                <w:rFonts w:ascii="Arial" w:eastAsia="Times New Roman" w:hAnsi="Arial" w:cs="Arial"/>
+                <w:kern w:val="0"/>
+                <w:sz w:val="20"/>
+                <w:szCs w:val="20"/>
+                <w:lang w:eastAsia="pt-BR"/>
+                <w14:ligatures w14:val="none"/>
+              </w:rPr>
+              <w:t>10,4)</w:t>
+            </w:r>
+          </w:p>
+        </w:tc>
+        <w:tc>
+          <w:tcPr>
+            <w:tcW w:w="1207" w:type="dxa"/>
+            <w:hideMark/>
+          </w:tcPr>
+          <w:p>
+            <w:pPr>
+              <w:spacing w:line="360" w:lineRule="auto"/>
+              <w:rPr>
+                <w:rFonts w:ascii="Arial" w:eastAsia="Times New Roman" w:hAnsi="Arial" w:cs="Arial"/>
+                <w:kern w:val="0"/>
+                <w:sz w:val="20"/>
+                <w:szCs w:val="20"/>
+                <w:lang w:eastAsia="pt-BR"/>
+                <w14:ligatures w14:val="none"/>
+              </w:rPr>
+            </w:pPr>
+            <w:r>
+              <w:rPr>
+                <w:rFonts w:ascii="Arial" w:eastAsia="Times New Roman" w:hAnsi="Arial" w:cs="Arial"/>
+                <w:kern w:val="0"/>
+                <w:sz w:val="20"/>
+                <w:szCs w:val="20"/>
+                <w:lang w:eastAsia="pt-BR"/>
+                <w14:ligatures w14:val="none"/>
+              </w:rPr>
+              <w:t>-</w:t>
+            </w:r>
+          </w:p>
+        </w:tc>
+        <w:tc>
+          <w:tcPr>
+            <w:tcW w:w="1276" w:type="dxa"/>
+            <w:hideMark/>
+          </w:tcPr>
+          <w:p>
+            <w:pPr>
+              <w:spacing w:line="360" w:lineRule="auto"/>
+              <w:rPr>
+                <w:rFonts w:ascii="Arial" w:eastAsia="Times New Roman" w:hAnsi="Arial" w:cs="Arial"/>
+                <w:kern w:val="0"/>
+                <w:sz w:val="20"/>
+                <w:szCs w:val="20"/>
+                <w:lang w:eastAsia="pt-BR"/>
+                <w14:ligatures w14:val="none"/>
+              </w:rPr>
+            </w:pPr>
+            <w:r>
+              <w:rPr>
+                <w:rFonts w:ascii="Arial" w:eastAsia="Times New Roman" w:hAnsi="Arial" w:cs="Arial"/>
+                <w:kern w:val="0"/>
+                <w:sz w:val="20"/>
+                <w:szCs w:val="20"/>
+                <w:lang w:eastAsia="pt-BR"/>
+                <w14:ligatures w14:val="none"/>
+              </w:rPr>
+              <w:t>Sim</w:t>
+            </w:r>
+          </w:p>
+        </w:tc>
+        <w:tc>
+          <w:tcPr>
+            <w:tcW w:w="2410" w:type="dxa"/>
+            <w:hideMark/>
+          </w:tcPr>
+          <w:p>
+            <w:pPr>
+              <w:spacing w:line="360" w:lineRule="auto"/>
+              <w:rPr>
+                <w:rFonts w:ascii="Arial" w:eastAsia="Times New Roman" w:hAnsi="Arial" w:cs="Arial"/>
+                <w:kern w:val="0"/>
+                <w:sz w:val="20"/>
+                <w:szCs w:val="20"/>
+                <w:lang w:eastAsia="pt-BR"/>
+                <w14:ligatures w14:val="none"/>
+              </w:rPr>
+            </w:pPr>
+            <w:r>
+              <w:rPr>
+                <w:rFonts w:ascii="Arial" w:eastAsia="Times New Roman" w:hAnsi="Arial" w:cs="Arial"/>
+                <w:kern w:val="0"/>
+                <w:sz w:val="20"/>
+                <w:szCs w:val="20"/>
+                <w:lang w:eastAsia="pt-BR"/>
+                <w14:ligatures w14:val="none"/>
+              </w:rPr>
+              <w:t xml:space="preserve">Posição dentro das bandas de </w:t>
+            </w:r>
+            <w:proofErr w:type="spellStart"/>
+            <w:r>
+              <w:rPr>
+                <w:rFonts w:ascii="Arial" w:eastAsia="Times New Roman" w:hAnsi="Arial" w:cs="Arial"/>
+                <w:kern w:val="0"/>
+                <w:sz w:val="20"/>
+                <w:szCs w:val="20"/>
+                <w:lang w:eastAsia="pt-BR"/>
+                <w14:ligatures w14:val="none"/>
+              </w:rPr>
+              <w:t>Bollinger</w:t>
+            </w:r>
+            <w:proofErr w:type="spellEnd"/>
+          </w:p>
+        </w:tc>
+      </w:tr>
+      <w:tr>
+        <w:tc>
+          <w:tcPr>
+            <w:tcW w:w="1763" w:type="dxa"/>
+            <w:hideMark/>
+          </w:tcPr>
+          <w:p>
+            <w:pPr>
+              <w:spacing w:line="360" w:lineRule="auto"/>
+              <w:rPr>
+                <w:rFonts w:ascii="Arial" w:eastAsia="Times New Roman" w:hAnsi="Arial" w:cs="Arial"/>
+                <w:kern w:val="0"/>
+                <w:sz w:val="20"/>
+                <w:szCs w:val="20"/>
+                <w:lang w:eastAsia="pt-BR"/>
+                <w14:ligatures w14:val="none"/>
+              </w:rPr>
+            </w:pPr>
+            <w:r>
+              <w:rPr>
+                <w:rFonts w:ascii="Arial" w:eastAsia="Times New Roman" w:hAnsi="Arial" w:cs="Arial"/>
+                <w:kern w:val="0"/>
+                <w:sz w:val="20"/>
+                <w:szCs w:val="20"/>
+                <w:lang w:eastAsia="pt-BR"/>
+                <w14:ligatures w14:val="none"/>
+              </w:rPr>
+              <w:t>return_1</w:t>
+            </w:r>
+          </w:p>
+        </w:tc>
+        <w:tc>
+          <w:tcPr>
+            <w:tcW w:w="1628" w:type="dxa"/>
+            <w:hideMark/>
+          </w:tcPr>
+          <w:p>
+            <w:pPr>
+              <w:spacing w:line="360" w:lineRule="auto"/>
+              <w:rPr>
+                <w:rFonts w:ascii="Arial" w:eastAsia="Times New Roman" w:hAnsi="Arial" w:cs="Arial"/>
+                <w:kern w:val="0"/>
+                <w:sz w:val="20"/>
+                <w:szCs w:val="20"/>
+                <w:lang w:eastAsia="pt-BR"/>
+                <w14:ligatures w14:val="none"/>
+              </w:rPr>
+            </w:pPr>
+            <w:proofErr w:type="gramStart"/>
+            <w:r>
+              <w:rPr>
+                <w:rFonts w:ascii="Arial" w:eastAsia="Times New Roman" w:hAnsi="Arial" w:cs="Arial"/>
+                <w:kern w:val="0"/>
+                <w:sz w:val="20"/>
+                <w:szCs w:val="20"/>
+                <w:lang w:eastAsia="pt-BR"/>
+                <w14:ligatures w14:val="none"/>
+              </w:rPr>
+              <w:t>DECIMAL(</w:t>
+            </w:r>
+            <w:proofErr w:type="gramEnd"/>
+            <w:r>
+              <w:rPr>
+                <w:rFonts w:ascii="Arial" w:eastAsia="Times New Roman" w:hAnsi="Arial" w:cs="Arial"/>
+                <w:kern w:val="0"/>
+                <w:sz w:val="20"/>
+                <w:szCs w:val="20"/>
+                <w:lang w:eastAsia="pt-BR"/>
+                <w14:ligatures w14:val="none"/>
+              </w:rPr>
+              <w:t>10,6)</w:t>
+            </w:r>
+          </w:p>
+        </w:tc>
+        <w:tc>
+          <w:tcPr>
+            <w:tcW w:w="1207" w:type="dxa"/>
+            <w:hideMark/>
+          </w:tcPr>
+          <w:p>
+            <w:pPr>
+              <w:spacing w:line="360" w:lineRule="auto"/>
+              <w:rPr>
+                <w:rFonts w:ascii="Arial" w:eastAsia="Times New Roman" w:hAnsi="Arial" w:cs="Arial"/>
+                <w:kern w:val="0"/>
+                <w:sz w:val="20"/>
+                <w:szCs w:val="20"/>
+                <w:lang w:eastAsia="pt-BR"/>
+                <w14:ligatures w14:val="none"/>
+              </w:rPr>
+            </w:pPr>
+            <w:r>
+              <w:rPr>
+                <w:rFonts w:ascii="Arial" w:eastAsia="Times New Roman" w:hAnsi="Arial" w:cs="Arial"/>
+                <w:kern w:val="0"/>
+                <w:sz w:val="20"/>
+                <w:szCs w:val="20"/>
+                <w:lang w:eastAsia="pt-BR"/>
+                <w14:ligatures w14:val="none"/>
+              </w:rPr>
+              <w:t>-</w:t>
+            </w:r>
+          </w:p>
+        </w:tc>
+        <w:tc>
+          <w:tcPr>
+            <w:tcW w:w="1276" w:type="dxa"/>
+            <w:hideMark/>
+          </w:tcPr>
+          <w:p>
+            <w:pPr>
+              <w:spacing w:line="360" w:lineRule="auto"/>
+              <w:rPr>
+                <w:rFonts w:ascii="Arial" w:eastAsia="Times New Roman" w:hAnsi="Arial" w:cs="Arial"/>
+                <w:kern w:val="0"/>
+                <w:sz w:val="20"/>
+                <w:szCs w:val="20"/>
+                <w:lang w:eastAsia="pt-BR"/>
+                <w14:ligatures w14:val="none"/>
+              </w:rPr>
+            </w:pPr>
+            <w:r>
+              <w:rPr>
+                <w:rFonts w:ascii="Arial" w:eastAsia="Times New Roman" w:hAnsi="Arial" w:cs="Arial"/>
+                <w:kern w:val="0"/>
+                <w:sz w:val="20"/>
+                <w:szCs w:val="20"/>
+                <w:lang w:eastAsia="pt-BR"/>
+                <w14:ligatures w14:val="none"/>
+              </w:rPr>
+              <w:t>Sim</w:t>
+            </w:r>
+          </w:p>
+        </w:tc>
+        <w:tc>
+          <w:tcPr>
+            <w:tcW w:w="2410" w:type="dxa"/>
+            <w:hideMark/>
+          </w:tcPr>
+          <w:p>
+            <w:pPr>
+              <w:spacing w:line="360" w:lineRule="auto"/>
+              <w:rPr>
+                <w:rFonts w:ascii="Arial" w:eastAsia="Times New Roman" w:hAnsi="Arial" w:cs="Arial"/>
+                <w:kern w:val="0"/>
+                <w:sz w:val="20"/>
+                <w:szCs w:val="20"/>
+                <w:lang w:eastAsia="pt-BR"/>
+                <w14:ligatures w14:val="none"/>
+              </w:rPr>
+            </w:pPr>
+            <w:r>
+              <w:rPr>
+                <w:rFonts w:ascii="Arial" w:eastAsia="Times New Roman" w:hAnsi="Arial" w:cs="Arial"/>
+                <w:kern w:val="0"/>
+                <w:sz w:val="20"/>
+                <w:szCs w:val="20"/>
+                <w:lang w:eastAsia="pt-BR"/>
+                <w14:ligatures w14:val="none"/>
+              </w:rPr>
+              <w:t>Retorno em 1 período</w:t>
+            </w:r>
+          </w:p>
+        </w:tc>
+      </w:tr>
+      <w:tr>
+        <w:tc>
+          <w:tcPr>
+            <w:tcW w:w="1763" w:type="dxa"/>
+            <w:hideMark/>
+          </w:tcPr>
+          <w:p>
+            <w:pPr>
+              <w:spacing w:line="360" w:lineRule="auto"/>
+              <w:rPr>
+                <w:rFonts w:ascii="Arial" w:eastAsia="Times New Roman" w:hAnsi="Arial" w:cs="Arial"/>
+                <w:kern w:val="0"/>
+                <w:sz w:val="20"/>
+                <w:szCs w:val="20"/>
+                <w:lang w:eastAsia="pt-BR"/>
+                <w14:ligatures w14:val="none"/>
+              </w:rPr>
+            </w:pPr>
+            <w:r>
+              <w:rPr>
+                <w:rFonts w:ascii="Arial" w:eastAsia="Times New Roman" w:hAnsi="Arial" w:cs="Arial"/>
+                <w:kern w:val="0"/>
+                <w:sz w:val="20"/>
+                <w:szCs w:val="20"/>
+                <w:lang w:eastAsia="pt-BR"/>
+                <w14:ligatures w14:val="none"/>
+              </w:rPr>
+              <w:t>return_5</w:t>
+            </w:r>
+          </w:p>
+        </w:tc>
+        <w:tc>
+          <w:tcPr>
+            <w:tcW w:w="1628" w:type="dxa"/>
+            <w:hideMark/>
+          </w:tcPr>
+          <w:p>
+            <w:pPr>
+              <w:spacing w:line="360" w:lineRule="auto"/>
+              <w:rPr>
+                <w:rFonts w:ascii="Arial" w:eastAsia="Times New Roman" w:hAnsi="Arial" w:cs="Arial"/>
+                <w:kern w:val="0"/>
+                <w:sz w:val="20"/>
+                <w:szCs w:val="20"/>
+                <w:lang w:eastAsia="pt-BR"/>
+                <w14:ligatures w14:val="none"/>
+              </w:rPr>
+            </w:pPr>
+            <w:proofErr w:type="gramStart"/>
+            <w:r>
+              <w:rPr>
+                <w:rFonts w:ascii="Arial" w:eastAsia="Times New Roman" w:hAnsi="Arial" w:cs="Arial"/>
+                <w:kern w:val="0"/>
+                <w:sz w:val="20"/>
+                <w:szCs w:val="20"/>
+                <w:lang w:eastAsia="pt-BR"/>
+                <w14:ligatures w14:val="none"/>
+              </w:rPr>
+              <w:t>DECIMAL(</w:t>
+            </w:r>
+            <w:proofErr w:type="gramEnd"/>
+            <w:r>
+              <w:rPr>
+                <w:rFonts w:ascii="Arial" w:eastAsia="Times New Roman" w:hAnsi="Arial" w:cs="Arial"/>
+                <w:kern w:val="0"/>
+                <w:sz w:val="20"/>
+                <w:szCs w:val="20"/>
+                <w:lang w:eastAsia="pt-BR"/>
+                <w14:ligatures w14:val="none"/>
+              </w:rPr>
+              <w:t>10,6)</w:t>
+            </w:r>
+          </w:p>
+        </w:tc>
+        <w:tc>
+          <w:tcPr>
+            <w:tcW w:w="1207" w:type="dxa"/>
+            <w:hideMark/>
+          </w:tcPr>
+          <w:p>
+            <w:pPr>
+              <w:spacing w:line="360" w:lineRule="auto"/>
+              <w:rPr>
+                <w:rFonts w:ascii="Arial" w:eastAsia="Times New Roman" w:hAnsi="Arial" w:cs="Arial"/>
+                <w:kern w:val="0"/>
+                <w:sz w:val="20"/>
+                <w:szCs w:val="20"/>
+                <w:lang w:eastAsia="pt-BR"/>
+                <w14:ligatures w14:val="none"/>
+              </w:rPr>
+            </w:pPr>
+            <w:r>
+              <w:rPr>
+                <w:rFonts w:ascii="Arial" w:eastAsia="Times New Roman" w:hAnsi="Arial" w:cs="Arial"/>
+                <w:kern w:val="0"/>
+                <w:sz w:val="20"/>
+                <w:szCs w:val="20"/>
+                <w:lang w:eastAsia="pt-BR"/>
+                <w14:ligatures w14:val="none"/>
+              </w:rPr>
+              <w:t>-</w:t>
+            </w:r>
+          </w:p>
+        </w:tc>
+        <w:tc>
+          <w:tcPr>
+            <w:tcW w:w="1276" w:type="dxa"/>
+            <w:hideMark/>
+          </w:tcPr>
+          <w:p>
+            <w:pPr>
+              <w:spacing w:line="360" w:lineRule="auto"/>
+              <w:rPr>
+                <w:rFonts w:ascii="Arial" w:eastAsia="Times New Roman" w:hAnsi="Arial" w:cs="Arial"/>
+                <w:kern w:val="0"/>
+                <w:sz w:val="20"/>
+                <w:szCs w:val="20"/>
+                <w:lang w:eastAsia="pt-BR"/>
+                <w14:ligatures w14:val="none"/>
+              </w:rPr>
+            </w:pPr>
+            <w:r>
+              <w:rPr>
+                <w:rFonts w:ascii="Arial" w:eastAsia="Times New Roman" w:hAnsi="Arial" w:cs="Arial"/>
+                <w:kern w:val="0"/>
+                <w:sz w:val="20"/>
+                <w:szCs w:val="20"/>
+                <w:lang w:eastAsia="pt-BR"/>
+                <w14:ligatures w14:val="none"/>
+              </w:rPr>
+              <w:t>Sim</w:t>
+            </w:r>
+          </w:p>
+        </w:tc>
+        <w:tc>
+          <w:tcPr>
+            <w:tcW w:w="2410" w:type="dxa"/>
+            <w:hideMark/>
+          </w:tcPr>
+          <w:p>
+            <w:pPr>
+              <w:spacing w:line="360" w:lineRule="auto"/>
+              <w:rPr>
+                <w:rFonts w:ascii="Arial" w:eastAsia="Times New Roman" w:hAnsi="Arial" w:cs="Arial"/>
+                <w:kern w:val="0"/>
+                <w:sz w:val="20"/>
+                <w:szCs w:val="20"/>
+                <w:lang w:eastAsia="pt-BR"/>
+                <w14:ligatures w14:val="none"/>
+              </w:rPr>
+            </w:pPr>
+            <w:r>
+              <w:rPr>
+                <w:rFonts w:ascii="Arial" w:eastAsia="Times New Roman" w:hAnsi="Arial" w:cs="Arial"/>
+                <w:kern w:val="0"/>
+                <w:sz w:val="20"/>
+                <w:szCs w:val="20"/>
+                <w:lang w:eastAsia="pt-BR"/>
+                <w14:ligatures w14:val="none"/>
+              </w:rPr>
+              <w:t>Retorno em 5 períodos</w:t>
+            </w:r>
+          </w:p>
+        </w:tc>
+      </w:tr>
+      <w:tr>
+        <w:tc>
+          <w:tcPr>
+            <w:tcW w:w="1763" w:type="dxa"/>
+            <w:hideMark/>
+          </w:tcPr>
+          <w:p>
+            <w:pPr>
+              <w:spacing w:line="360" w:lineRule="auto"/>
+              <w:rPr>
+                <w:rFonts w:ascii="Arial" w:eastAsia="Times New Roman" w:hAnsi="Arial" w:cs="Arial"/>
+                <w:kern w:val="0"/>
+                <w:sz w:val="20"/>
+                <w:szCs w:val="20"/>
+                <w:lang w:eastAsia="pt-BR"/>
+                <w14:ligatures w14:val="none"/>
+              </w:rPr>
+            </w:pPr>
+            <w:r>
+              <w:rPr>
+                <w:rFonts w:ascii="Arial" w:eastAsia="Times New Roman" w:hAnsi="Arial" w:cs="Arial"/>
+                <w:kern w:val="0"/>
+                <w:sz w:val="20"/>
+                <w:szCs w:val="20"/>
+                <w:lang w:eastAsia="pt-BR"/>
+                <w14:ligatures w14:val="none"/>
+              </w:rPr>
+              <w:t>return_10</w:t>
+            </w:r>
+          </w:p>
+        </w:tc>
+        <w:tc>
+          <w:tcPr>
+            <w:tcW w:w="1628" w:type="dxa"/>
+            <w:hideMark/>
+          </w:tcPr>
+          <w:p>
+            <w:pPr>
+              <w:spacing w:line="360" w:lineRule="auto"/>
+              <w:rPr>
+                <w:rFonts w:ascii="Arial" w:eastAsia="Times New Roman" w:hAnsi="Arial" w:cs="Arial"/>
+                <w:kern w:val="0"/>
+                <w:sz w:val="20"/>
+                <w:szCs w:val="20"/>
+                <w:lang w:eastAsia="pt-BR"/>
+                <w14:ligatures w14:val="none"/>
+              </w:rPr>
+            </w:pPr>
+            <w:proofErr w:type="gramStart"/>
+            <w:r>
+              <w:rPr>
+                <w:rFonts w:ascii="Arial" w:eastAsia="Times New Roman" w:hAnsi="Arial" w:cs="Arial"/>
+                <w:kern w:val="0"/>
+                <w:sz w:val="20"/>
+                <w:szCs w:val="20"/>
+                <w:lang w:eastAsia="pt-BR"/>
+                <w14:ligatures w14:val="none"/>
+              </w:rPr>
+              <w:t>DECIMAL(</w:t>
+            </w:r>
+            <w:proofErr w:type="gramEnd"/>
+            <w:r>
+              <w:rPr>
+                <w:rFonts w:ascii="Arial" w:eastAsia="Times New Roman" w:hAnsi="Arial" w:cs="Arial"/>
+                <w:kern w:val="0"/>
+                <w:sz w:val="20"/>
+                <w:szCs w:val="20"/>
+                <w:lang w:eastAsia="pt-BR"/>
+                <w14:ligatures w14:val="none"/>
+              </w:rPr>
+              <w:t>10,6)</w:t>
+            </w:r>
+          </w:p>
+        </w:tc>
+        <w:tc>
+          <w:tcPr>
+            <w:tcW w:w="1207" w:type="dxa"/>
+            <w:hideMark/>
+          </w:tcPr>
+          <w:p>
+            <w:pPr>
+              <w:spacing w:line="360" w:lineRule="auto"/>
+              <w:rPr>
+                <w:rFonts w:ascii="Arial" w:eastAsia="Times New Roman" w:hAnsi="Arial" w:cs="Arial"/>
+                <w:kern w:val="0"/>
+                <w:sz w:val="20"/>
+                <w:szCs w:val="20"/>
+                <w:lang w:eastAsia="pt-BR"/>
+                <w14:ligatures w14:val="none"/>
+              </w:rPr>
+            </w:pPr>
+            <w:r>
+              <w:rPr>
+                <w:rFonts w:ascii="Arial" w:eastAsia="Times New Roman" w:hAnsi="Arial" w:cs="Arial"/>
+                <w:kern w:val="0"/>
+                <w:sz w:val="20"/>
+                <w:szCs w:val="20"/>
+                <w:lang w:eastAsia="pt-BR"/>
+                <w14:ligatures w14:val="none"/>
+              </w:rPr>
+              <w:t>-</w:t>
+            </w:r>
+          </w:p>
+        </w:tc>
+        <w:tc>
+          <w:tcPr>
+            <w:tcW w:w="1276" w:type="dxa"/>
+            <w:hideMark/>
+          </w:tcPr>
+          <w:p>
+            <w:pPr>
+              <w:spacing w:line="360" w:lineRule="auto"/>
+              <w:rPr>
+                <w:rFonts w:ascii="Arial" w:eastAsia="Times New Roman" w:hAnsi="Arial" w:cs="Arial"/>
+                <w:kern w:val="0"/>
+                <w:sz w:val="20"/>
+                <w:szCs w:val="20"/>
+                <w:lang w:eastAsia="pt-BR"/>
+                <w14:ligatures w14:val="none"/>
+              </w:rPr>
+            </w:pPr>
+            <w:r>
+              <w:rPr>
+                <w:rFonts w:ascii="Arial" w:eastAsia="Times New Roman" w:hAnsi="Arial" w:cs="Arial"/>
+                <w:kern w:val="0"/>
+                <w:sz w:val="20"/>
+                <w:szCs w:val="20"/>
+                <w:lang w:eastAsia="pt-BR"/>
+                <w14:ligatures w14:val="none"/>
+              </w:rPr>
+              <w:t>Sim</w:t>
+            </w:r>
+          </w:p>
+        </w:tc>
+        <w:tc>
+          <w:tcPr>
+            <w:tcW w:w="2410" w:type="dxa"/>
+            <w:hideMark/>
+          </w:tcPr>
+          <w:p>
+            <w:pPr>
+              <w:spacing w:line="360" w:lineRule="auto"/>
+              <w:rPr>
+                <w:rFonts w:ascii="Arial" w:eastAsia="Times New Roman" w:hAnsi="Arial" w:cs="Arial"/>
+                <w:kern w:val="0"/>
+                <w:sz w:val="20"/>
+                <w:szCs w:val="20"/>
+                <w:lang w:eastAsia="pt-BR"/>
+                <w14:ligatures w14:val="none"/>
+              </w:rPr>
+            </w:pPr>
+            <w:r>
+              <w:rPr>
+                <w:rFonts w:ascii="Arial" w:eastAsia="Times New Roman" w:hAnsi="Arial" w:cs="Arial"/>
+                <w:kern w:val="0"/>
+                <w:sz w:val="20"/>
+                <w:szCs w:val="20"/>
+                <w:lang w:eastAsia="pt-BR"/>
+                <w14:ligatures w14:val="none"/>
+              </w:rPr>
+              <w:t>Retorno em 10 períodos</w:t>
+            </w:r>
+          </w:p>
+        </w:tc>
+      </w:tr>
+      <w:tr>
+        <w:tc>
+          <w:tcPr>
+            <w:tcW w:w="1763" w:type="dxa"/>
+            <w:hideMark/>
+          </w:tcPr>
+          <w:p>
+            <w:pPr>
+              <w:spacing w:line="360" w:lineRule="auto"/>
+              <w:rPr>
+                <w:rFonts w:ascii="Arial" w:eastAsia="Times New Roman" w:hAnsi="Arial" w:cs="Arial"/>
+                <w:kern w:val="0"/>
+                <w:sz w:val="20"/>
+                <w:szCs w:val="20"/>
+                <w:lang w:eastAsia="pt-BR"/>
+                <w14:ligatures w14:val="none"/>
+              </w:rPr>
+            </w:pPr>
+            <w:r>
+              <w:rPr>
+                <w:rFonts w:ascii="Arial" w:eastAsia="Times New Roman" w:hAnsi="Arial" w:cs="Arial"/>
+                <w:kern w:val="0"/>
+                <w:sz w:val="20"/>
+                <w:szCs w:val="20"/>
+                <w:lang w:eastAsia="pt-BR"/>
+                <w14:ligatures w14:val="none"/>
+              </w:rPr>
+              <w:t>ema_9</w:t>
+            </w:r>
+          </w:p>
+        </w:tc>
+        <w:tc>
+          <w:tcPr>
+            <w:tcW w:w="1628" w:type="dxa"/>
+            <w:hideMark/>
+          </w:tcPr>
+          <w:p>
+            <w:pPr>
+              <w:spacing w:line="360" w:lineRule="auto"/>
+              <w:rPr>
+                <w:rFonts w:ascii="Arial" w:eastAsia="Times New Roman" w:hAnsi="Arial" w:cs="Arial"/>
+                <w:kern w:val="0"/>
+                <w:sz w:val="20"/>
+                <w:szCs w:val="20"/>
+                <w:lang w:eastAsia="pt-BR"/>
+                <w14:ligatures w14:val="none"/>
+              </w:rPr>
+            </w:pPr>
+            <w:proofErr w:type="gramStart"/>
+            <w:r>
+              <w:rPr>
+                <w:rFonts w:ascii="Arial" w:eastAsia="Times New Roman" w:hAnsi="Arial" w:cs="Arial"/>
+                <w:kern w:val="0"/>
+                <w:sz w:val="20"/>
+                <w:szCs w:val="20"/>
+                <w:lang w:eastAsia="pt-BR"/>
+                <w14:ligatures w14:val="none"/>
+              </w:rPr>
+              <w:t>DECIMAL(</w:t>
+            </w:r>
+            <w:proofErr w:type="gramEnd"/>
+            <w:r>
+              <w:rPr>
+                <w:rFonts w:ascii="Arial" w:eastAsia="Times New Roman" w:hAnsi="Arial" w:cs="Arial"/>
+                <w:kern w:val="0"/>
+                <w:sz w:val="20"/>
+                <w:szCs w:val="20"/>
+                <w:lang w:eastAsia="pt-BR"/>
+                <w14:ligatures w14:val="none"/>
+              </w:rPr>
+              <w:t>15,4)</w:t>
+            </w:r>
+          </w:p>
+        </w:tc>
+        <w:tc>
+          <w:tcPr>
+            <w:tcW w:w="1207" w:type="dxa"/>
+            <w:hideMark/>
+          </w:tcPr>
+          <w:p>
+            <w:pPr>
+              <w:spacing w:line="360" w:lineRule="auto"/>
+              <w:rPr>
+                <w:rFonts w:ascii="Arial" w:eastAsia="Times New Roman" w:hAnsi="Arial" w:cs="Arial"/>
+                <w:kern w:val="0"/>
+                <w:sz w:val="20"/>
+                <w:szCs w:val="20"/>
+                <w:lang w:eastAsia="pt-BR"/>
+                <w14:ligatures w14:val="none"/>
+              </w:rPr>
+            </w:pPr>
+            <w:r>
+              <w:rPr>
+                <w:rFonts w:ascii="Arial" w:eastAsia="Times New Roman" w:hAnsi="Arial" w:cs="Arial"/>
+                <w:kern w:val="0"/>
+                <w:sz w:val="20"/>
+                <w:szCs w:val="20"/>
+                <w:lang w:eastAsia="pt-BR"/>
+                <w14:ligatures w14:val="none"/>
+              </w:rPr>
+              <w:t>-</w:t>
+            </w:r>
+          </w:p>
+        </w:tc>
+        <w:tc>
+          <w:tcPr>
+            <w:tcW w:w="1276" w:type="dxa"/>
+            <w:hideMark/>
+          </w:tcPr>
+          <w:p>
+            <w:pPr>
+              <w:spacing w:line="360" w:lineRule="auto"/>
+              <w:rPr>
+                <w:rFonts w:ascii="Arial" w:eastAsia="Times New Roman" w:hAnsi="Arial" w:cs="Arial"/>
+                <w:kern w:val="0"/>
+                <w:sz w:val="20"/>
+                <w:szCs w:val="20"/>
+                <w:lang w:eastAsia="pt-BR"/>
+                <w14:ligatures w14:val="none"/>
+              </w:rPr>
+            </w:pPr>
+            <w:r>
+              <w:rPr>
+                <w:rFonts w:ascii="Arial" w:eastAsia="Times New Roman" w:hAnsi="Arial" w:cs="Arial"/>
+                <w:kern w:val="0"/>
+                <w:sz w:val="20"/>
+                <w:szCs w:val="20"/>
+                <w:lang w:eastAsia="pt-BR"/>
+                <w14:ligatures w14:val="none"/>
+              </w:rPr>
+              <w:t>Sim</w:t>
+            </w:r>
+          </w:p>
+        </w:tc>
+        <w:tc>
+          <w:tcPr>
+            <w:tcW w:w="2410" w:type="dxa"/>
+            <w:hideMark/>
+          </w:tcPr>
+          <w:p>
+            <w:pPr>
+              <w:spacing w:line="360" w:lineRule="auto"/>
+              <w:rPr>
+                <w:rFonts w:ascii="Arial" w:eastAsia="Times New Roman" w:hAnsi="Arial" w:cs="Arial"/>
+                <w:kern w:val="0"/>
+                <w:sz w:val="20"/>
+                <w:szCs w:val="20"/>
+                <w:lang w:eastAsia="pt-BR"/>
+                <w14:ligatures w14:val="none"/>
+              </w:rPr>
+            </w:pPr>
+            <w:r>
+              <w:rPr>
+                <w:rFonts w:ascii="Arial" w:eastAsia="Times New Roman" w:hAnsi="Arial" w:cs="Arial"/>
+                <w:kern w:val="0"/>
+                <w:sz w:val="20"/>
+                <w:szCs w:val="20"/>
+                <w:lang w:eastAsia="pt-BR"/>
+                <w14:ligatures w14:val="none"/>
+              </w:rPr>
+              <w:t>Média móvel exponencial 9</w:t>
+            </w:r>
+          </w:p>
+        </w:tc>
+      </w:tr>
+      <w:tr>
+        <w:tc>
+          <w:tcPr>
+            <w:tcW w:w="1763" w:type="dxa"/>
+            <w:hideMark/>
+          </w:tcPr>
+          <w:p>
+            <w:pPr>
+              <w:spacing w:line="360" w:lineRule="auto"/>
+              <w:rPr>
+                <w:rFonts w:ascii="Arial" w:eastAsia="Times New Roman" w:hAnsi="Arial" w:cs="Arial"/>
+                <w:kern w:val="0"/>
+                <w:sz w:val="20"/>
+                <w:szCs w:val="20"/>
+                <w:lang w:eastAsia="pt-BR"/>
+                <w14:ligatures w14:val="none"/>
+              </w:rPr>
+            </w:pPr>
+            <w:r>
+              <w:rPr>
+                <w:rFonts w:ascii="Arial" w:eastAsia="Times New Roman" w:hAnsi="Arial" w:cs="Arial"/>
+                <w:kern w:val="0"/>
+                <w:sz w:val="20"/>
+                <w:szCs w:val="20"/>
+                <w:lang w:eastAsia="pt-BR"/>
+                <w14:ligatures w14:val="none"/>
+              </w:rPr>
+              <w:t>ema_21</w:t>
+            </w:r>
+          </w:p>
+        </w:tc>
+        <w:tc>
+          <w:tcPr>
+            <w:tcW w:w="1628" w:type="dxa"/>
+            <w:hideMark/>
+          </w:tcPr>
+          <w:p>
+            <w:pPr>
+              <w:spacing w:line="360" w:lineRule="auto"/>
+              <w:rPr>
+                <w:rFonts w:ascii="Arial" w:eastAsia="Times New Roman" w:hAnsi="Arial" w:cs="Arial"/>
+                <w:kern w:val="0"/>
+                <w:sz w:val="20"/>
+                <w:szCs w:val="20"/>
+                <w:lang w:eastAsia="pt-BR"/>
+                <w14:ligatures w14:val="none"/>
+              </w:rPr>
+            </w:pPr>
+            <w:proofErr w:type="gramStart"/>
+            <w:r>
+              <w:rPr>
+                <w:rFonts w:ascii="Arial" w:eastAsia="Times New Roman" w:hAnsi="Arial" w:cs="Arial"/>
+                <w:kern w:val="0"/>
+                <w:sz w:val="20"/>
+                <w:szCs w:val="20"/>
+                <w:lang w:eastAsia="pt-BR"/>
+                <w14:ligatures w14:val="none"/>
+              </w:rPr>
+              <w:t>DECIMAL(</w:t>
+            </w:r>
+            <w:proofErr w:type="gramEnd"/>
+            <w:r>
+              <w:rPr>
+                <w:rFonts w:ascii="Arial" w:eastAsia="Times New Roman" w:hAnsi="Arial" w:cs="Arial"/>
+                <w:kern w:val="0"/>
+                <w:sz w:val="20"/>
+                <w:szCs w:val="20"/>
+                <w:lang w:eastAsia="pt-BR"/>
+                <w14:ligatures w14:val="none"/>
+              </w:rPr>
+              <w:t>15,4)</w:t>
+            </w:r>
+          </w:p>
+        </w:tc>
+        <w:tc>
+          <w:tcPr>
+            <w:tcW w:w="1207" w:type="dxa"/>
+            <w:hideMark/>
+          </w:tcPr>
+          <w:p>
+            <w:pPr>
+              <w:spacing w:line="360" w:lineRule="auto"/>
+              <w:rPr>
+                <w:rFonts w:ascii="Arial" w:eastAsia="Times New Roman" w:hAnsi="Arial" w:cs="Arial"/>
+                <w:kern w:val="0"/>
+                <w:sz w:val="20"/>
+                <w:szCs w:val="20"/>
+                <w:lang w:eastAsia="pt-BR"/>
+                <w14:ligatures w14:val="none"/>
+              </w:rPr>
+            </w:pPr>
+            <w:r>
+              <w:rPr>
+                <w:rFonts w:ascii="Arial" w:eastAsia="Times New Roman" w:hAnsi="Arial" w:cs="Arial"/>
+                <w:kern w:val="0"/>
+                <w:sz w:val="20"/>
+                <w:szCs w:val="20"/>
+                <w:lang w:eastAsia="pt-BR"/>
+                <w14:ligatures w14:val="none"/>
+              </w:rPr>
+              <w:t>-</w:t>
+            </w:r>
+          </w:p>
+        </w:tc>
+        <w:tc>
+          <w:tcPr>
+            <w:tcW w:w="1276" w:type="dxa"/>
+            <w:hideMark/>
+          </w:tcPr>
+          <w:p>
+            <w:pPr>
+              <w:spacing w:line="360" w:lineRule="auto"/>
+              <w:rPr>
+                <w:rFonts w:ascii="Arial" w:eastAsia="Times New Roman" w:hAnsi="Arial" w:cs="Arial"/>
+                <w:kern w:val="0"/>
+                <w:sz w:val="20"/>
+                <w:szCs w:val="20"/>
+                <w:lang w:eastAsia="pt-BR"/>
+                <w14:ligatures w14:val="none"/>
+              </w:rPr>
+            </w:pPr>
+            <w:r>
+              <w:rPr>
+                <w:rFonts w:ascii="Arial" w:eastAsia="Times New Roman" w:hAnsi="Arial" w:cs="Arial"/>
+                <w:kern w:val="0"/>
+                <w:sz w:val="20"/>
+                <w:szCs w:val="20"/>
+                <w:lang w:eastAsia="pt-BR"/>
+                <w14:ligatures w14:val="none"/>
+              </w:rPr>
+              <w:t>Sim</w:t>
+            </w:r>
+          </w:p>
+        </w:tc>
+        <w:tc>
+          <w:tcPr>
+            <w:tcW w:w="2410" w:type="dxa"/>
+            <w:hideMark/>
+          </w:tcPr>
+          <w:p>
+            <w:pPr>
+              <w:spacing w:line="360" w:lineRule="auto"/>
+              <w:rPr>
+                <w:rFonts w:ascii="Arial" w:eastAsia="Times New Roman" w:hAnsi="Arial" w:cs="Arial"/>
+                <w:kern w:val="0"/>
+                <w:sz w:val="20"/>
+                <w:szCs w:val="20"/>
+                <w:lang w:eastAsia="pt-BR"/>
+                <w14:ligatures w14:val="none"/>
+              </w:rPr>
+            </w:pPr>
+            <w:r>
+              <w:rPr>
+                <w:rFonts w:ascii="Arial" w:eastAsia="Times New Roman" w:hAnsi="Arial" w:cs="Arial"/>
+                <w:kern w:val="0"/>
+                <w:sz w:val="20"/>
+                <w:szCs w:val="20"/>
+                <w:lang w:eastAsia="pt-BR"/>
+                <w14:ligatures w14:val="none"/>
+              </w:rPr>
+              <w:t>Média móvel exponencial 21</w:t>
+            </w:r>
+          </w:p>
+        </w:tc>
+      </w:tr>
+      <w:tr>
+        <w:tc>
+          <w:tcPr>
+            <w:tcW w:w="1763" w:type="dxa"/>
+            <w:hideMark/>
+          </w:tcPr>
+          <w:p>
+            <w:pPr>
+              <w:spacing w:line="360" w:lineRule="auto"/>
+              <w:rPr>
+                <w:rFonts w:ascii="Arial" w:eastAsia="Times New Roman" w:hAnsi="Arial" w:cs="Arial"/>
+                <w:kern w:val="0"/>
+                <w:sz w:val="20"/>
+                <w:szCs w:val="20"/>
+                <w:lang w:eastAsia="pt-BR"/>
+                <w14:ligatures w14:val="none"/>
+              </w:rPr>
+            </w:pPr>
+            <w:r>
+              <w:rPr>
+                <w:rFonts w:ascii="Arial" w:eastAsia="Times New Roman" w:hAnsi="Arial" w:cs="Arial"/>
+                <w:kern w:val="0"/>
+                <w:sz w:val="20"/>
+                <w:szCs w:val="20"/>
+                <w:lang w:eastAsia="pt-BR"/>
+                <w14:ligatures w14:val="none"/>
+              </w:rPr>
+              <w:t>ema_50</w:t>
+            </w:r>
+          </w:p>
+        </w:tc>
+        <w:tc>
+          <w:tcPr>
+            <w:tcW w:w="1628" w:type="dxa"/>
+            <w:hideMark/>
+          </w:tcPr>
+          <w:p>
+            <w:pPr>
+              <w:spacing w:line="360" w:lineRule="auto"/>
+              <w:rPr>
+                <w:rFonts w:ascii="Arial" w:eastAsia="Times New Roman" w:hAnsi="Arial" w:cs="Arial"/>
+                <w:kern w:val="0"/>
+                <w:sz w:val="20"/>
+                <w:szCs w:val="20"/>
+                <w:lang w:eastAsia="pt-BR"/>
+                <w14:ligatures w14:val="none"/>
+              </w:rPr>
+            </w:pPr>
+            <w:proofErr w:type="gramStart"/>
+            <w:r>
+              <w:rPr>
+                <w:rFonts w:ascii="Arial" w:eastAsia="Times New Roman" w:hAnsi="Arial" w:cs="Arial"/>
+                <w:kern w:val="0"/>
+                <w:sz w:val="20"/>
+                <w:szCs w:val="20"/>
+                <w:lang w:eastAsia="pt-BR"/>
+                <w14:ligatures w14:val="none"/>
+              </w:rPr>
+              <w:t>DECIMAL(</w:t>
+            </w:r>
+            <w:proofErr w:type="gramEnd"/>
+            <w:r>
+              <w:rPr>
+                <w:rFonts w:ascii="Arial" w:eastAsia="Times New Roman" w:hAnsi="Arial" w:cs="Arial"/>
+                <w:kern w:val="0"/>
+                <w:sz w:val="20"/>
+                <w:szCs w:val="20"/>
+                <w:lang w:eastAsia="pt-BR"/>
+                <w14:ligatures w14:val="none"/>
+              </w:rPr>
+              <w:t>15,4)</w:t>
+            </w:r>
+          </w:p>
+        </w:tc>
+        <w:tc>
+          <w:tcPr>
+            <w:tcW w:w="1207" w:type="dxa"/>
+            <w:hideMark/>
+          </w:tcPr>
+          <w:p>
+            <w:pPr>
+              <w:spacing w:line="360" w:lineRule="auto"/>
+              <w:rPr>
+                <w:rFonts w:ascii="Arial" w:eastAsia="Times New Roman" w:hAnsi="Arial" w:cs="Arial"/>
+                <w:kern w:val="0"/>
+                <w:sz w:val="20"/>
+                <w:szCs w:val="20"/>
+                <w:lang w:eastAsia="pt-BR"/>
+                <w14:ligatures w14:val="none"/>
+              </w:rPr>
+            </w:pPr>
+            <w:r>
+              <w:rPr>
+                <w:rFonts w:ascii="Arial" w:eastAsia="Times New Roman" w:hAnsi="Arial" w:cs="Arial"/>
+                <w:kern w:val="0"/>
+                <w:sz w:val="20"/>
+                <w:szCs w:val="20"/>
+                <w:lang w:eastAsia="pt-BR"/>
+                <w14:ligatures w14:val="none"/>
+              </w:rPr>
+              <w:t>-</w:t>
+            </w:r>
+          </w:p>
+        </w:tc>
+        <w:tc>
+          <w:tcPr>
+            <w:tcW w:w="1276" w:type="dxa"/>
+            <w:hideMark/>
+          </w:tcPr>
+          <w:p>
+            <w:pPr>
+              <w:spacing w:line="360" w:lineRule="auto"/>
+              <w:rPr>
+                <w:rFonts w:ascii="Arial" w:eastAsia="Times New Roman" w:hAnsi="Arial" w:cs="Arial"/>
+                <w:kern w:val="0"/>
+                <w:sz w:val="20"/>
+                <w:szCs w:val="20"/>
+                <w:lang w:eastAsia="pt-BR"/>
+                <w14:ligatures w14:val="none"/>
+              </w:rPr>
+            </w:pPr>
+            <w:r>
+              <w:rPr>
+                <w:rFonts w:ascii="Arial" w:eastAsia="Times New Roman" w:hAnsi="Arial" w:cs="Arial"/>
+                <w:kern w:val="0"/>
+                <w:sz w:val="20"/>
+                <w:szCs w:val="20"/>
+                <w:lang w:eastAsia="pt-BR"/>
+                <w14:ligatures w14:val="none"/>
+              </w:rPr>
+              <w:t>Sim</w:t>
+            </w:r>
+          </w:p>
+        </w:tc>
+        <w:tc>
+          <w:tcPr>
+            <w:tcW w:w="2410" w:type="dxa"/>
+            <w:hideMark/>
+          </w:tcPr>
+          <w:p>
+            <w:pPr>
+              <w:spacing w:line="360" w:lineRule="auto"/>
+              <w:rPr>
+                <w:rFonts w:ascii="Arial" w:eastAsia="Times New Roman" w:hAnsi="Arial" w:cs="Arial"/>
+                <w:kern w:val="0"/>
+                <w:sz w:val="20"/>
+                <w:szCs w:val="20"/>
+                <w:lang w:eastAsia="pt-BR"/>
+                <w14:ligatures w14:val="none"/>
+              </w:rPr>
+            </w:pPr>
+            <w:r>
+              <w:rPr>
+                <w:rFonts w:ascii="Arial" w:eastAsia="Times New Roman" w:hAnsi="Arial" w:cs="Arial"/>
+                <w:kern w:val="0"/>
+                <w:sz w:val="20"/>
+                <w:szCs w:val="20"/>
+                <w:lang w:eastAsia="pt-BR"/>
+                <w14:ligatures w14:val="none"/>
+              </w:rPr>
+              <w:t>Média móvel exponencial 50</w:t>
+            </w:r>
+          </w:p>
+        </w:tc>
+      </w:tr>
+      <w:tr>
+        <w:tc>
+          <w:tcPr>
+            <w:tcW w:w="1763" w:type="dxa"/>
+            <w:hideMark/>
+          </w:tcPr>
+          <w:p>
+            <w:pPr>
+              <w:spacing w:line="360" w:lineRule="auto"/>
+              <w:rPr>
+                <w:rFonts w:ascii="Arial" w:eastAsia="Times New Roman" w:hAnsi="Arial" w:cs="Arial"/>
+                <w:kern w:val="0"/>
+                <w:sz w:val="20"/>
+                <w:szCs w:val="20"/>
+                <w:lang w:eastAsia="pt-BR"/>
+                <w14:ligatures w14:val="none"/>
+              </w:rPr>
+            </w:pPr>
+            <w:r>
+              <w:rPr>
+                <w:rFonts w:ascii="Arial" w:eastAsia="Times New Roman" w:hAnsi="Arial" w:cs="Arial"/>
+                <w:kern w:val="0"/>
+                <w:sz w:val="20"/>
+                <w:szCs w:val="20"/>
+                <w:lang w:eastAsia="pt-BR"/>
+                <w14:ligatures w14:val="none"/>
+              </w:rPr>
+              <w:t>trend</w:t>
+            </w:r>
+          </w:p>
+        </w:tc>
+        <w:tc>
+          <w:tcPr>
+            <w:tcW w:w="1628" w:type="dxa"/>
+            <w:hideMark/>
+          </w:tcPr>
+          <w:p>
+            <w:pPr>
+              <w:spacing w:line="360" w:lineRule="auto"/>
+              <w:rPr>
+                <w:rFonts w:ascii="Arial" w:eastAsia="Times New Roman" w:hAnsi="Arial" w:cs="Arial"/>
+                <w:kern w:val="0"/>
+                <w:sz w:val="20"/>
+                <w:szCs w:val="20"/>
+                <w:lang w:eastAsia="pt-BR"/>
+                <w14:ligatures w14:val="none"/>
+              </w:rPr>
+            </w:pPr>
+            <w:r>
+              <w:rPr>
+                <w:rFonts w:ascii="Arial" w:eastAsia="Times New Roman" w:hAnsi="Arial" w:cs="Arial"/>
+                <w:kern w:val="0"/>
+                <w:sz w:val="20"/>
+                <w:szCs w:val="20"/>
+                <w:lang w:eastAsia="pt-BR"/>
+                <w14:ligatures w14:val="none"/>
+              </w:rPr>
+              <w:t>INT</w:t>
+            </w:r>
+          </w:p>
+        </w:tc>
+        <w:tc>
+          <w:tcPr>
+            <w:tcW w:w="1207" w:type="dxa"/>
+            <w:hideMark/>
+          </w:tcPr>
+          <w:p>
+            <w:pPr>
+              <w:spacing w:line="360" w:lineRule="auto"/>
+              <w:rPr>
+                <w:rFonts w:ascii="Arial" w:eastAsia="Times New Roman" w:hAnsi="Arial" w:cs="Arial"/>
+                <w:kern w:val="0"/>
+                <w:sz w:val="20"/>
+                <w:szCs w:val="20"/>
+                <w:lang w:eastAsia="pt-BR"/>
+                <w14:ligatures w14:val="none"/>
+              </w:rPr>
+            </w:pPr>
+            <w:r>
+              <w:rPr>
+                <w:rFonts w:ascii="Arial" w:eastAsia="Times New Roman" w:hAnsi="Arial" w:cs="Arial"/>
+                <w:kern w:val="0"/>
+                <w:sz w:val="20"/>
+                <w:szCs w:val="20"/>
+                <w:lang w:eastAsia="pt-BR"/>
+                <w14:ligatures w14:val="none"/>
+              </w:rPr>
+              <w:t>-</w:t>
+            </w:r>
+          </w:p>
+        </w:tc>
+        <w:tc>
+          <w:tcPr>
+            <w:tcW w:w="1276" w:type="dxa"/>
+            <w:hideMark/>
+          </w:tcPr>
+          <w:p>
+            <w:pPr>
+              <w:spacing w:line="360" w:lineRule="auto"/>
+              <w:rPr>
+                <w:rFonts w:ascii="Arial" w:eastAsia="Times New Roman" w:hAnsi="Arial" w:cs="Arial"/>
+                <w:kern w:val="0"/>
+                <w:sz w:val="20"/>
+                <w:szCs w:val="20"/>
+                <w:lang w:eastAsia="pt-BR"/>
+                <w14:ligatures w14:val="none"/>
+              </w:rPr>
+            </w:pPr>
+            <w:r>
+              <w:rPr>
+                <w:rFonts w:ascii="Arial" w:eastAsia="Times New Roman" w:hAnsi="Arial" w:cs="Arial"/>
+                <w:kern w:val="0"/>
+                <w:sz w:val="20"/>
+                <w:szCs w:val="20"/>
+                <w:lang w:eastAsia="pt-BR"/>
+                <w14:ligatures w14:val="none"/>
+              </w:rPr>
+              <w:t>Sim</w:t>
+            </w:r>
+          </w:p>
+        </w:tc>
+        <w:tc>
+          <w:tcPr>
+            <w:tcW w:w="2410" w:type="dxa"/>
+            <w:hideMark/>
+          </w:tcPr>
+          <w:p>
+            <w:pPr>
+              <w:spacing w:line="360" w:lineRule="auto"/>
+              <w:rPr>
+                <w:rFonts w:ascii="Arial" w:eastAsia="Times New Roman" w:hAnsi="Arial" w:cs="Arial"/>
+                <w:kern w:val="0"/>
+                <w:sz w:val="20"/>
+                <w:szCs w:val="20"/>
+                <w:lang w:eastAsia="pt-BR"/>
+                <w14:ligatures w14:val="none"/>
+              </w:rPr>
+            </w:pPr>
+            <w:r>
+              <w:rPr>
+                <w:rFonts w:ascii="Arial" w:eastAsia="Times New Roman" w:hAnsi="Arial" w:cs="Arial"/>
+                <w:kern w:val="0"/>
+                <w:sz w:val="20"/>
+                <w:szCs w:val="20"/>
+                <w:lang w:eastAsia="pt-BR"/>
+                <w14:ligatures w14:val="none"/>
+              </w:rPr>
+              <w:t>Tendência do mercado</w:t>
+            </w:r>
+          </w:p>
+        </w:tc>
+      </w:tr>
+      <w:tr>
+        <w:tc>
+          <w:tcPr>
+            <w:tcW w:w="1763" w:type="dxa"/>
+            <w:hideMark/>
+          </w:tcPr>
+          <w:p>
+            <w:pPr>
+              <w:spacing w:line="360" w:lineRule="auto"/>
+              <w:rPr>
+                <w:rFonts w:ascii="Arial" w:eastAsia="Times New Roman" w:hAnsi="Arial" w:cs="Arial"/>
+                <w:kern w:val="0"/>
+                <w:sz w:val="20"/>
+                <w:szCs w:val="20"/>
+                <w:lang w:eastAsia="pt-BR"/>
+                <w14:ligatures w14:val="none"/>
+              </w:rPr>
+            </w:pPr>
+            <w:proofErr w:type="spellStart"/>
+            <w:r>
+              <w:rPr>
+                <w:rFonts w:ascii="Arial" w:eastAsia="Times New Roman" w:hAnsi="Arial" w:cs="Arial"/>
+                <w:kern w:val="0"/>
+                <w:sz w:val="20"/>
+                <w:szCs w:val="20"/>
+                <w:lang w:eastAsia="pt-BR"/>
+                <w14:ligatures w14:val="none"/>
+              </w:rPr>
+              <w:t>volatility</w:t>
+            </w:r>
+            <w:proofErr w:type="spellEnd"/>
+          </w:p>
+        </w:tc>
+        <w:tc>
+          <w:tcPr>
+            <w:tcW w:w="1628" w:type="dxa"/>
+            <w:hideMark/>
+          </w:tcPr>
+          <w:p>
+            <w:pPr>
+              <w:spacing w:line="360" w:lineRule="auto"/>
+              <w:rPr>
+                <w:rFonts w:ascii="Arial" w:eastAsia="Times New Roman" w:hAnsi="Arial" w:cs="Arial"/>
+                <w:kern w:val="0"/>
+                <w:sz w:val="20"/>
+                <w:szCs w:val="20"/>
+                <w:lang w:eastAsia="pt-BR"/>
+                <w14:ligatures w14:val="none"/>
+              </w:rPr>
+            </w:pPr>
+            <w:proofErr w:type="gramStart"/>
+            <w:r>
+              <w:rPr>
+                <w:rFonts w:ascii="Arial" w:eastAsia="Times New Roman" w:hAnsi="Arial" w:cs="Arial"/>
+                <w:kern w:val="0"/>
+                <w:sz w:val="20"/>
+                <w:szCs w:val="20"/>
+                <w:lang w:eastAsia="pt-BR"/>
+                <w14:ligatures w14:val="none"/>
+              </w:rPr>
+              <w:t>DECIMAL(</w:t>
+            </w:r>
+            <w:proofErr w:type="gramEnd"/>
+            <w:r>
+              <w:rPr>
+                <w:rFonts w:ascii="Arial" w:eastAsia="Times New Roman" w:hAnsi="Arial" w:cs="Arial"/>
+                <w:kern w:val="0"/>
+                <w:sz w:val="20"/>
+                <w:szCs w:val="20"/>
+                <w:lang w:eastAsia="pt-BR"/>
+                <w14:ligatures w14:val="none"/>
+              </w:rPr>
+              <w:t>10,6)</w:t>
+            </w:r>
+          </w:p>
+        </w:tc>
+        <w:tc>
+          <w:tcPr>
+            <w:tcW w:w="1207" w:type="dxa"/>
+            <w:hideMark/>
+          </w:tcPr>
+          <w:p>
+            <w:pPr>
+              <w:spacing w:line="360" w:lineRule="auto"/>
+              <w:rPr>
+                <w:rFonts w:ascii="Arial" w:eastAsia="Times New Roman" w:hAnsi="Arial" w:cs="Arial"/>
+                <w:kern w:val="0"/>
+                <w:sz w:val="20"/>
+                <w:szCs w:val="20"/>
+                <w:lang w:eastAsia="pt-BR"/>
+                <w14:ligatures w14:val="none"/>
+              </w:rPr>
+            </w:pPr>
+            <w:r>
+              <w:rPr>
+                <w:rFonts w:ascii="Arial" w:eastAsia="Times New Roman" w:hAnsi="Arial" w:cs="Arial"/>
+                <w:kern w:val="0"/>
+                <w:sz w:val="20"/>
+                <w:szCs w:val="20"/>
+                <w:lang w:eastAsia="pt-BR"/>
+                <w14:ligatures w14:val="none"/>
+              </w:rPr>
+              <w:t>-</w:t>
+            </w:r>
+          </w:p>
+        </w:tc>
+        <w:tc>
+          <w:tcPr>
+            <w:tcW w:w="1276" w:type="dxa"/>
+            <w:hideMark/>
+          </w:tcPr>
+          <w:p>
+            <w:pPr>
+              <w:spacing w:line="360" w:lineRule="auto"/>
+              <w:rPr>
+                <w:rFonts w:ascii="Arial" w:eastAsia="Times New Roman" w:hAnsi="Arial" w:cs="Arial"/>
+                <w:kern w:val="0"/>
+                <w:sz w:val="20"/>
+                <w:szCs w:val="20"/>
+                <w:lang w:eastAsia="pt-BR"/>
+                <w14:ligatures w14:val="none"/>
+              </w:rPr>
+            </w:pPr>
+            <w:r>
+              <w:rPr>
+                <w:rFonts w:ascii="Arial" w:eastAsia="Times New Roman" w:hAnsi="Arial" w:cs="Arial"/>
+                <w:kern w:val="0"/>
+                <w:sz w:val="20"/>
+                <w:szCs w:val="20"/>
+                <w:lang w:eastAsia="pt-BR"/>
+                <w14:ligatures w14:val="none"/>
+              </w:rPr>
+              <w:t>Sim</w:t>
+            </w:r>
+          </w:p>
+        </w:tc>
+        <w:tc>
+          <w:tcPr>
+            <w:tcW w:w="2410" w:type="dxa"/>
+            <w:hideMark/>
+          </w:tcPr>
+          <w:p>
+            <w:pPr>
+              <w:spacing w:line="360" w:lineRule="auto"/>
+              <w:rPr>
+                <w:rFonts w:ascii="Arial" w:eastAsia="Times New Roman" w:hAnsi="Arial" w:cs="Arial"/>
+                <w:kern w:val="0"/>
+                <w:sz w:val="20"/>
+                <w:szCs w:val="20"/>
+                <w:lang w:eastAsia="pt-BR"/>
+                <w14:ligatures w14:val="none"/>
+              </w:rPr>
+            </w:pPr>
+            <w:r>
+              <w:rPr>
+                <w:rFonts w:ascii="Arial" w:eastAsia="Times New Roman" w:hAnsi="Arial" w:cs="Arial"/>
+                <w:kern w:val="0"/>
+                <w:sz w:val="20"/>
+                <w:szCs w:val="20"/>
+                <w:lang w:eastAsia="pt-BR"/>
+                <w14:ligatures w14:val="none"/>
+              </w:rPr>
+              <w:t>Volatilidade do ativo</w:t>
+            </w:r>
+          </w:p>
+        </w:tc>
+      </w:tr>
+      <w:tr>
+        <w:tc>
+          <w:tcPr>
+            <w:tcW w:w="1763" w:type="dxa"/>
+            <w:hideMark/>
+          </w:tcPr>
+          <w:p>
+            <w:pPr>
+              <w:spacing w:line="360" w:lineRule="auto"/>
+              <w:rPr>
+                <w:rFonts w:ascii="Arial" w:eastAsia="Times New Roman" w:hAnsi="Arial" w:cs="Arial"/>
+                <w:kern w:val="0"/>
+                <w:sz w:val="20"/>
+                <w:szCs w:val="20"/>
+                <w:lang w:eastAsia="pt-BR"/>
+                <w14:ligatures w14:val="none"/>
+              </w:rPr>
+            </w:pPr>
+            <w:proofErr w:type="spellStart"/>
+            <w:r>
+              <w:rPr>
+                <w:rFonts w:ascii="Arial" w:eastAsia="Times New Roman" w:hAnsi="Arial" w:cs="Arial"/>
+                <w:kern w:val="0"/>
+                <w:sz w:val="20"/>
+                <w:szCs w:val="20"/>
+                <w:lang w:eastAsia="pt-BR"/>
+                <w14:ligatures w14:val="none"/>
+              </w:rPr>
+              <w:t>bull_market</w:t>
+            </w:r>
+            <w:proofErr w:type="spellEnd"/>
+          </w:p>
+        </w:tc>
+        <w:tc>
+          <w:tcPr>
+            <w:tcW w:w="1628" w:type="dxa"/>
+            <w:hideMark/>
+          </w:tcPr>
+          <w:p>
+            <w:pPr>
+              <w:spacing w:line="360" w:lineRule="auto"/>
+              <w:rPr>
+                <w:rFonts w:ascii="Arial" w:eastAsia="Times New Roman" w:hAnsi="Arial" w:cs="Arial"/>
+                <w:kern w:val="0"/>
+                <w:sz w:val="20"/>
+                <w:szCs w:val="20"/>
+                <w:lang w:eastAsia="pt-BR"/>
+                <w14:ligatures w14:val="none"/>
+              </w:rPr>
+            </w:pPr>
+            <w:r>
+              <w:rPr>
+                <w:rFonts w:ascii="Arial" w:eastAsia="Times New Roman" w:hAnsi="Arial" w:cs="Arial"/>
+                <w:kern w:val="0"/>
+                <w:sz w:val="20"/>
+                <w:szCs w:val="20"/>
+                <w:lang w:eastAsia="pt-BR"/>
+                <w14:ligatures w14:val="none"/>
+              </w:rPr>
+              <w:t>BOOLEAN</w:t>
+            </w:r>
+          </w:p>
+        </w:tc>
+        <w:tc>
+          <w:tcPr>
+            <w:tcW w:w="1207" w:type="dxa"/>
+            <w:hideMark/>
+          </w:tcPr>
+          <w:p>
+            <w:pPr>
+              <w:spacing w:line="360" w:lineRule="auto"/>
+              <w:rPr>
+                <w:rFonts w:ascii="Arial" w:eastAsia="Times New Roman" w:hAnsi="Arial" w:cs="Arial"/>
+                <w:kern w:val="0"/>
+                <w:sz w:val="20"/>
+                <w:szCs w:val="20"/>
+                <w:lang w:eastAsia="pt-BR"/>
+                <w14:ligatures w14:val="none"/>
+              </w:rPr>
+            </w:pPr>
+            <w:r>
+              <w:rPr>
+                <w:rFonts w:ascii="Arial" w:eastAsia="Times New Roman" w:hAnsi="Arial" w:cs="Arial"/>
+                <w:kern w:val="0"/>
+                <w:sz w:val="20"/>
+                <w:szCs w:val="20"/>
+                <w:lang w:eastAsia="pt-BR"/>
+                <w14:ligatures w14:val="none"/>
+              </w:rPr>
+              <w:t>-</w:t>
+            </w:r>
+          </w:p>
+        </w:tc>
+        <w:tc>
+          <w:tcPr>
+            <w:tcW w:w="1276" w:type="dxa"/>
+            <w:hideMark/>
+          </w:tcPr>
+          <w:p>
+            <w:pPr>
+              <w:spacing w:line="360" w:lineRule="auto"/>
+              <w:rPr>
+                <w:rFonts w:ascii="Arial" w:eastAsia="Times New Roman" w:hAnsi="Arial" w:cs="Arial"/>
+                <w:kern w:val="0"/>
+                <w:sz w:val="20"/>
+                <w:szCs w:val="20"/>
+                <w:lang w:eastAsia="pt-BR"/>
+                <w14:ligatures w14:val="none"/>
+              </w:rPr>
+            </w:pPr>
+            <w:r>
+              <w:rPr>
+                <w:rFonts w:ascii="Arial" w:eastAsia="Times New Roman" w:hAnsi="Arial" w:cs="Arial"/>
+                <w:kern w:val="0"/>
+                <w:sz w:val="20"/>
+                <w:szCs w:val="20"/>
+                <w:lang w:eastAsia="pt-BR"/>
+                <w14:ligatures w14:val="none"/>
+              </w:rPr>
+              <w:t>Sim</w:t>
+            </w:r>
+          </w:p>
+        </w:tc>
+        <w:tc>
+          <w:tcPr>
+            <w:tcW w:w="2410" w:type="dxa"/>
+            <w:hideMark/>
+          </w:tcPr>
+          <w:p>
+            <w:pPr>
+              <w:spacing w:line="360" w:lineRule="auto"/>
+              <w:rPr>
+                <w:rFonts w:ascii="Arial" w:eastAsia="Times New Roman" w:hAnsi="Arial" w:cs="Arial"/>
+                <w:kern w:val="0"/>
+                <w:sz w:val="20"/>
+                <w:szCs w:val="20"/>
+                <w:lang w:eastAsia="pt-BR"/>
+                <w14:ligatures w14:val="none"/>
+              </w:rPr>
+            </w:pPr>
+            <w:r>
+              <w:rPr>
+                <w:rFonts w:ascii="Arial" w:eastAsia="Times New Roman" w:hAnsi="Arial" w:cs="Arial"/>
+                <w:kern w:val="0"/>
+                <w:sz w:val="20"/>
+                <w:szCs w:val="20"/>
+                <w:lang w:eastAsia="pt-BR"/>
+                <w14:ligatures w14:val="none"/>
+              </w:rPr>
+              <w:t>Indica mercado de alta</w:t>
+            </w:r>
+          </w:p>
+        </w:tc>
+      </w:tr>
+      <w:tr>
+        <w:tc>
+          <w:tcPr>
+            <w:tcW w:w="1763" w:type="dxa"/>
+            <w:hideMark/>
+          </w:tcPr>
+          <w:p>
+            <w:pPr>
+              <w:spacing w:line="360" w:lineRule="auto"/>
+              <w:rPr>
+                <w:rFonts w:ascii="Arial" w:eastAsia="Times New Roman" w:hAnsi="Arial" w:cs="Arial"/>
+                <w:kern w:val="0"/>
+                <w:sz w:val="20"/>
+                <w:szCs w:val="20"/>
+                <w:lang w:eastAsia="pt-BR"/>
+                <w14:ligatures w14:val="none"/>
+              </w:rPr>
+            </w:pPr>
+            <w:proofErr w:type="spellStart"/>
+            <w:r>
+              <w:rPr>
+                <w:rFonts w:ascii="Arial" w:eastAsia="Times New Roman" w:hAnsi="Arial" w:cs="Arial"/>
+                <w:kern w:val="0"/>
+                <w:sz w:val="20"/>
+                <w:szCs w:val="20"/>
+                <w:lang w:eastAsia="pt-BR"/>
+                <w14:ligatures w14:val="none"/>
+              </w:rPr>
+              <w:lastRenderedPageBreak/>
               <w:t>recorded_at</w:t>
             </w:r>
             <w:proofErr w:type="spellEnd"/>
@@ -9465,49 +12255,59 @@
         </w:tc>
         <w:tc>
           <w:tcPr>
-            <w:tcW w:w="1634" w:type="dxa"/>
-          </w:tcPr>
-          <w:p>
-            <w:pPr>
-              <w:spacing w:beforeLines="40" w:before="96" w:afterLines="40" w:after="96"/>
-              <w:jc w:val="both"/>
-              <w:rPr>
-                <w:rFonts w:ascii="Arial" w:hAnsi="Arial" w:cs="Arial"/>
-                <w:sz w:val="20"/>
-                <w:szCs w:val="20"/>
-              </w:rPr>
-            </w:pPr>
-            <w:proofErr w:type="spellStart"/>
-            <w:r>
-              <w:rPr>
-                <w:rFonts w:ascii="Arial" w:hAnsi="Arial" w:cs="Arial"/>
-                <w:sz w:val="20"/>
-                <w:szCs w:val="20"/>
-              </w:rPr>
-              <w:t>Datetime</w:t>
-            </w:r>
-            <w:proofErr w:type="spellEnd"/>
-          </w:p>
-        </w:tc>
-        <w:tc>
-          <w:tcPr>
-            <w:tcW w:w="1262" w:type="dxa"/>
-          </w:tcPr>
-          <w:p>
-            <w:pPr>
-              <w:spacing w:beforeLines="40" w:before="96" w:afterLines="40" w:after="96"/>
-              <w:jc w:val="both"/>
-              <w:rPr>
-                <w:rFonts w:ascii="Arial" w:hAnsi="Arial" w:cs="Arial"/>
-                <w:sz w:val="20"/>
-                <w:szCs w:val="20"/>
-              </w:rPr>
-            </w:pPr>
-            <w:r>
-              <w:rPr>
-                <w:rFonts w:ascii="Arial" w:hAnsi="Arial" w:cs="Arial"/>
-                <w:sz w:val="20"/>
-                <w:szCs w:val="20"/>
+            <w:tcW w:w="1628" w:type="dxa"/>
+            <w:hideMark/>
+          </w:tcPr>
+          <w:p>
+            <w:pPr>
+              <w:spacing w:line="360" w:lineRule="auto"/>
+              <w:rPr>
+                <w:rFonts w:ascii="Arial" w:eastAsia="Times New Roman" w:hAnsi="Arial" w:cs="Arial"/>
+                <w:kern w:val="0"/>
+                <w:sz w:val="20"/>
+                <w:szCs w:val="20"/>
+                <w:lang w:eastAsia="pt-BR"/>
+                <w14:ligatures w14:val="none"/>
+              </w:rPr>
+            </w:pPr>
+            <w:r>
+              <w:rPr>
+                <w:rFonts w:ascii="Arial" w:eastAsia="Times New Roman" w:hAnsi="Arial" w:cs="Arial"/>
+                <w:kern w:val="0"/>
+                <w:sz w:val="20"/>
+                <w:szCs w:val="20"/>
+                <w:lang w:eastAsia="pt-BR"/>
+                <w14:ligatures w14:val="none"/>
+              </w:rPr>
+              <w:t>DATETIME</w:t>
+            </w:r>
+          </w:p>
+        </w:tc>
+        <w:tc>
+          <w:tcPr>
+            <w:tcW w:w="1207" w:type="dxa"/>
+            <w:hideMark/>
+          </w:tcPr>
+          <w:p>
+            <w:pPr>
+              <w:spacing w:line="360" w:lineRule="auto"/>
+              <w:rPr>
+                <w:rFonts w:ascii="Arial" w:eastAsia="Times New Roman" w:hAnsi="Arial" w:cs="Arial"/>
+                <w:kern w:val="0"/>
+                <w:sz w:val="20"/>
+                <w:szCs w:val="20"/>
+                <w:lang w:eastAsia="pt-BR"/>
+                <w14:ligatures w14:val="none"/>
+              </w:rPr>
+            </w:pPr>
+            <w:r>
+              <w:rPr>
+                <w:rFonts w:ascii="Arial" w:eastAsia="Times New Roman" w:hAnsi="Arial" w:cs="Arial"/>
+                <w:kern w:val="0"/>
+                <w:sz w:val="20"/>
+                <w:szCs w:val="20"/>
+                <w:lang w:eastAsia="pt-BR"/>
+                <w14:ligatures w14:val="none"/>
               </w:rPr>
               <w:t>-</w:t>
             </w:r>
@@ -9515,23 +12315,29 @@
         </w:tc>
         <w:tc>
           <w:tcPr>
-            <w:tcW w:w="1258" w:type="dxa"/>
-          </w:tcPr>
-          <w:p>
-            <w:pPr>
-              <w:spacing w:beforeLines="40" w:before="96" w:afterLines="40" w:after="96"/>
-              <w:jc w:val="both"/>
-              <w:rPr>
-                <w:rFonts w:ascii="Arial" w:hAnsi="Arial" w:cs="Arial"/>
-                <w:sz w:val="20"/>
-                <w:szCs w:val="20"/>
-              </w:rPr>
-            </w:pPr>
-            <w:r>
-              <w:rPr>
-                <w:rFonts w:ascii="Arial" w:hAnsi="Arial" w:cs="Arial"/>
-                <w:sz w:val="20"/>
-                <w:szCs w:val="20"/>
+            <w:tcW w:w="1276" w:type="dxa"/>
+            <w:hideMark/>
+          </w:tcPr>
+          <w:p>
+            <w:pPr>
+              <w:spacing w:line="360" w:lineRule="auto"/>
+              <w:rPr>
+                <w:rFonts w:ascii="Arial" w:eastAsia="Times New Roman" w:hAnsi="Arial" w:cs="Arial"/>
+                <w:kern w:val="0"/>
+                <w:sz w:val="20"/>
+                <w:szCs w:val="20"/>
+                <w:lang w:eastAsia="pt-BR"/>
+                <w14:ligatures w14:val="none"/>
+              </w:rPr>
+            </w:pPr>
+            <w:r>
+              <w:rPr>
+                <w:rFonts w:ascii="Arial" w:eastAsia="Times New Roman" w:hAnsi="Arial" w:cs="Arial"/>
+                <w:kern w:val="0"/>
+                <w:sz w:val="20"/>
+                <w:szCs w:val="20"/>
+                <w:lang w:eastAsia="pt-BR"/>
+                <w14:ligatures w14:val="none"/>
               </w:rPr>
               <w:t>Não</w:t>
             </w:r>
@@ -9539,25 +12345,31 @@
         </w:tc>
         <w:tc>
           <w:tcPr>
-            <w:tcW w:w="2457" w:type="dxa"/>
-          </w:tcPr>
-          <w:p>
-            <w:pPr>
-              <w:spacing w:beforeLines="40" w:before="96" w:afterLines="40" w:after="96"/>
-              <w:jc w:val="both"/>
-              <w:rPr>
-                <w:rFonts w:ascii="Arial" w:hAnsi="Arial" w:cs="Arial"/>
-                <w:sz w:val="20"/>
-                <w:szCs w:val="20"/>
-              </w:rPr>
-            </w:pPr>
-            <w:r>
-              <w:rPr>
-                <w:rFonts w:ascii="Arial" w:hAnsi="Arial" w:cs="Arial"/>
-                <w:sz w:val="20"/>
-                <w:szCs w:val="20"/>
-              </w:rPr>
-              <w:t>Data atual</w:t>
+            <w:tcW w:w="2410" w:type="dxa"/>
+            <w:hideMark/>
+          </w:tcPr>
+          <w:p>
+            <w:pPr>
+              <w:spacing w:line="360" w:lineRule="auto"/>
+              <w:rPr>
+                <w:rFonts w:ascii="Arial" w:eastAsia="Times New Roman" w:hAnsi="Arial" w:cs="Arial"/>
+                <w:kern w:val="0"/>
+                <w:sz w:val="20"/>
+                <w:szCs w:val="20"/>
+                <w:lang w:eastAsia="pt-BR"/>
+                <w14:ligatures w14:val="none"/>
+              </w:rPr>
+            </w:pPr>
+            <w:r>
+              <w:rPr>
+                <w:rFonts w:ascii="Arial" w:eastAsia="Times New Roman" w:hAnsi="Arial" w:cs="Arial"/>
+                <w:kern w:val="0"/>
+                <w:sz w:val="20"/>
+                <w:szCs w:val="20"/>
+                <w:lang w:eastAsia="pt-BR"/>
+                <w14:ligatures w14:val="none"/>
+              </w:rPr>
+              <w:t>Data e hora do registro</w:t>
             </w:r>
           </w:p>
         </w:tc>
@@ -9565,25 +12377,11 @@
     </w:tbl>
     <w:p>
       <w:pPr>
-        <w:pStyle w:val="PargrafodaLista"/>
-        <w:ind w:left="708" w:firstLine="708"/>
         <w:jc w:val="both"/>
         <w:rPr>
           <w:rFonts w:ascii="Arial" w:hAnsi="Arial" w:cs="Arial"/>
-          <w:sz w:val="20"/>
-          <w:szCs w:val="20"/>
-        </w:rPr>
-      </w:pPr>
-    </w:p>
-    <w:p>
-      <w:pPr>
-        <w:pStyle w:val="PargrafodaLista"/>
-        <w:ind w:left="708" w:firstLine="708"/>
-        <w:jc w:val="both"/>
-        <w:rPr>
-          <w:rFonts w:ascii="Arial" w:hAnsi="Arial" w:cs="Arial"/>
-          <w:sz w:val="20"/>
-          <w:szCs w:val="20"/>
+          <w:b/>
+          <w:bCs/>
         </w:rPr>
       </w:pPr>
     </w:p>
@@ -9637,14 +12435,27 @@
       <w:r>
         <w:t xml:space="preserve">Tabela </w:t>
       </w:r>
-      <w:fldSimple w:instr=" SEQ Tabela \* ARABIC ">
-        <w:r>
-          <w:rPr>
-            <w:noProof/>
-          </w:rPr>
-          <w:t>7</w:t>
-        </w:r>
-      </w:fldSimple>
+      <w:r>
+        <w:fldChar w:fldCharType="begin"/>
+      </w:r>
+      <w:r>
+        <w:instrText xml:space="preserve"> SEQ Tabela \* ARABIC </w:instrText>
+      </w:r>
+      <w:r>
+        <w:fldChar w:fldCharType="separate"/>
+      </w:r>
+      <w:r>
+        <w:rPr>
+          <w:noProof/>
+        </w:rPr>
+        <w:t>7</w:t>
+      </w:r>
+      <w:r>
+        <w:rPr>
+          <w:noProof/>
+        </w:rPr>
+        <w:fldChar w:fldCharType="end"/>
+      </w:r>
       <w:r>
         <w:t xml:space="preserve"> - Entidade Portfólio do usuário</w:t>
       </w:r>
@@ -9832,7 +12643,7 @@
                 <w:sz w:val="20"/>
                 <w:szCs w:val="20"/>
               </w:rPr>
-              <w:t>Id_port</w:t>
+              <w:t>id_port</w:t>
             </w:r>
             <w:proofErr w:type="spellEnd"/>
           </w:p>
@@ -9959,7 +12770,7 @@
                 <w:sz w:val="20"/>
                 <w:szCs w:val="20"/>
               </w:rPr>
-              <w:t>Id_user</w:t>
+              <w:t>id_user</w:t>
             </w:r>
             <w:proofErr w:type="spellEnd"/>
           </w:p>
@@ -10096,7 +12907,7 @@
                 <w:sz w:val="20"/>
                 <w:szCs w:val="20"/>
               </w:rPr>
-              <w:t>Create_at</w:t>
+              <w:t>create_at</w:t>
             </w:r>
             <w:proofErr w:type="spellEnd"/>
           </w:p>
@@ -10109,19 +12920,9 @@
             <w:pPr>
               <w:spacing w:beforeLines="40" w:before="96" w:afterLines="40" w:after="96"/>
               <w:jc w:val="both"/>
-              <w:rPr>
-                <w:rFonts w:ascii="Arial" w:hAnsi="Arial" w:cs="Arial"/>
-                <w:sz w:val="20"/>
-                <w:szCs w:val="20"/>
-              </w:rPr>
             </w:pPr>
             <w:proofErr w:type="spellStart"/>
             <w:r>
-              <w:rPr>
-                <w:rFonts w:ascii="Arial" w:hAnsi="Arial" w:cs="Arial"/>
-                <w:sz w:val="20"/>
-                <w:szCs w:val="20"/>
-              </w:rPr>
               <w:t>Datetime</w:t>
             </w:r>
             <w:proofErr w:type="spellEnd"/>
@@ -10201,51 +13002,6 @@
         </w:tc>
       </w:tr>
     </w:tbl>
-    <w:p>
-      <w:pPr>
-        <w:rPr>
-          <w:rFonts w:ascii="Arial" w:hAnsi="Arial" w:cs="Arial"/>
-          <w:b/>
-          <w:bCs/>
-        </w:rPr>
-      </w:pPr>
-    </w:p>
-    <w:p>
-      <w:pPr>
-        <w:rPr>
-          <w:rFonts w:ascii="Arial" w:hAnsi="Arial" w:cs="Arial"/>
-          <w:b/>
-          <w:bCs/>
-        </w:rPr>
-      </w:pPr>
-    </w:p>
-    <w:p>
-      <w:pPr>
-        <w:rPr>
-          <w:rFonts w:ascii="Arial" w:hAnsi="Arial" w:cs="Arial"/>
-          <w:b/>
-          <w:bCs/>
-        </w:rPr>
-      </w:pPr>
-    </w:p>
-    <w:p>
-      <w:pPr>
-        <w:rPr>
-          <w:rFonts w:ascii="Arial" w:hAnsi="Arial" w:cs="Arial"/>
-          <w:b/>
-          <w:bCs/>
-        </w:rPr>
-      </w:pPr>
-    </w:p>
-    <w:p>
-      <w:pPr>
-        <w:rPr>
-          <w:rFonts w:ascii="Arial" w:hAnsi="Arial" w:cs="Arial"/>
-          <w:b/>
-          <w:bCs/>
-        </w:rPr>
-      </w:pPr>
-    </w:p>
     <w:p>
       <w:pPr>
         <w:rPr>
@@ -10270,15 +13026,6 @@
           <w:bCs/>
         </w:rPr>
       </w:pPr>
-      <w:r>
-        <w:rPr>
-          <w:rFonts w:ascii="Arial" w:hAnsi="Arial" w:cs="Arial"/>
-          <w:b/>
-          <w:bCs/>
-        </w:rPr>
-        <w:lastRenderedPageBreak/>
-        <w:t xml:space="preserve"> </w:t>
-      </w:r>
       <w:proofErr w:type="spellStart"/>
       <w:r>
         <w:rPr>
@@ -10469,7 +13216,7 @@
                 <w:sz w:val="20"/>
                 <w:szCs w:val="20"/>
               </w:rPr>
-              <w:t>Id_port_stock</w:t>
+              <w:t>id_port_stock</w:t>
             </w:r>
             <w:proofErr w:type="spellEnd"/>
           </w:p>
@@ -10592,7 +13339,7 @@
                 <w:sz w:val="20"/>
                 <w:szCs w:val="20"/>
               </w:rPr>
-              <w:t>Id_port</w:t>
+              <w:t>id_port</w:t>
             </w:r>
             <w:proofErr w:type="spellEnd"/>
           </w:p>
@@ -10735,7 +13482,7 @@
                 <w:sz w:val="20"/>
                 <w:szCs w:val="20"/>
               </w:rPr>
-              <w:t>Id_stock</w:t>
+              <w:t>id_stock</w:t>
             </w:r>
             <w:proofErr w:type="spellEnd"/>
           </w:p>
@@ -10862,7 +13609,7 @@
                 <w:sz w:val="20"/>
                 <w:szCs w:val="20"/>
               </w:rPr>
-              <w:t>Amount</w:t>
+              <w:t>amount</w:t>
             </w:r>
             <w:proofErr w:type="spellEnd"/>
           </w:p>
@@ -10999,7 +13746,7 @@
                 <w:sz w:val="20"/>
                 <w:szCs w:val="20"/>
               </w:rPr>
-              <w:t>Average_price</w:t>
+              <w:t>average_price</w:t>
             </w:r>
             <w:proofErr w:type="spellEnd"/>
           </w:p>
@@ -11174,14 +13921,27 @@
       <w:r>
         <w:t xml:space="preserve">Tabela </w:t>
       </w:r>
-      <w:fldSimple w:instr=" SEQ Tabela \* ARABIC ">
-        <w:r>
-          <w:rPr>
-            <w:noProof/>
-          </w:rPr>
-          <w:t>8</w:t>
-        </w:r>
-      </w:fldSimple>
+      <w:r>
+        <w:fldChar w:fldCharType="begin"/>
+      </w:r>
+      <w:r>
+        <w:instrText xml:space="preserve"> SEQ Tabela \* ARABIC </w:instrText>
+      </w:r>
+      <w:r>
+        <w:fldChar w:fldCharType="separate"/>
+      </w:r>
+      <w:r>
+        <w:rPr>
+          <w:noProof/>
+        </w:rPr>
+        <w:t>8</w:t>
+      </w:r>
+      <w:r>
+        <w:rPr>
+          <w:noProof/>
+        </w:rPr>
+        <w:fldChar w:fldCharType="end"/>
+      </w:r>
       <w:r>
         <w:t xml:space="preserve"> - Entidade Alerta</w:t>
       </w:r>
@@ -11365,7 +14125,7 @@
                 <w:sz w:val="20"/>
                 <w:szCs w:val="20"/>
               </w:rPr>
-              <w:t>Id_alert</w:t>
+              <w:t>id_alert</w:t>
             </w:r>
             <w:proofErr w:type="spellEnd"/>
           </w:p>
@@ -11497,7 +14257,7 @@
                 <w:sz w:val="20"/>
                 <w:szCs w:val="20"/>
               </w:rPr>
-              <w:t>Id_port</w:t>
+              <w:t>id_port</w:t>
             </w:r>
             <w:proofErr w:type="spellEnd"/>
           </w:p>
@@ -11624,7 +14384,7 @@
                 <w:sz w:val="20"/>
                 <w:szCs w:val="20"/>
               </w:rPr>
-              <w:t>Id_stock</w:t>
+              <w:t>id_stock</w:t>
             </w:r>
             <w:proofErr w:type="spellEnd"/>
           </w:p>
@@ -11751,7 +14511,7 @@
                 <w:sz w:val="20"/>
                 <w:szCs w:val="20"/>
               </w:rPr>
-              <w:t>Id_prev</w:t>
+              <w:t>id_prev</w:t>
             </w:r>
             <w:proofErr w:type="spellEnd"/>
           </w:p>
@@ -11878,7 +14638,7 @@
                 <w:sz w:val="20"/>
                 <w:szCs w:val="20"/>
               </w:rPr>
-              <w:t>Alert_type</w:t>
+              <w:t>alert_type</w:t>
             </w:r>
             <w:proofErr w:type="spellEnd"/>
           </w:p>
@@ -12015,7 +14775,7 @@
                 <w:sz w:val="20"/>
                 <w:szCs w:val="20"/>
               </w:rPr>
-              <w:t>Threshold</w:t>
+              <w:t>threshold</w:t>
             </w:r>
             <w:r>
               <w:rPr>
@@ -12176,7 +14936,8 @@
                 <w:sz w:val="20"/>
                 <w:szCs w:val="20"/>
               </w:rPr>
-              <w:t>Is_activate</w:t>
+              <w:lastRenderedPageBreak/>
+              <w:t>is_activate</w:t>
             </w:r>
             <w:proofErr w:type="spellEnd"/>
           </w:p>
@@ -12279,86 +15040,6 @@
         </w:tc>
       </w:tr>
     </w:tbl>
-    <w:p>
-      <w:pPr>
-        <w:jc w:val="both"/>
-        <w:rPr>
-          <w:rFonts w:ascii="Arial" w:hAnsi="Arial" w:cs="Arial"/>
-          <w:b/>
-          <w:bCs/>
-        </w:rPr>
-      </w:pPr>
-    </w:p>
-    <w:p>
-      <w:pPr>
-        <w:jc w:val="both"/>
-        <w:rPr>
-          <w:rFonts w:ascii="Arial" w:hAnsi="Arial" w:cs="Arial"/>
-          <w:b/>
-          <w:bCs/>
-        </w:rPr>
-      </w:pPr>
-    </w:p>
-    <w:p>
-      <w:pPr>
-        <w:jc w:val="both"/>
-        <w:rPr>
-          <w:rFonts w:ascii="Arial" w:hAnsi="Arial" w:cs="Arial"/>
-          <w:b/>
-          <w:bCs/>
-        </w:rPr>
-      </w:pPr>
-    </w:p>
-    <w:p>
-      <w:pPr>
-        <w:jc w:val="both"/>
-        <w:rPr>
-          <w:rFonts w:ascii="Arial" w:hAnsi="Arial" w:cs="Arial"/>
-          <w:b/>
-          <w:bCs/>
-        </w:rPr>
-      </w:pPr>
-    </w:p>
-    <w:p>
-      <w:pPr>
-        <w:jc w:val="both"/>
-        <w:rPr>
-          <w:rFonts w:ascii="Arial" w:hAnsi="Arial" w:cs="Arial"/>
-          <w:b/>
-          <w:bCs/>
-        </w:rPr>
-      </w:pPr>
-    </w:p>
-    <w:p>
-      <w:pPr>
-        <w:jc w:val="both"/>
-        <w:rPr>
-          <w:rFonts w:ascii="Arial" w:hAnsi="Arial" w:cs="Arial"/>
-          <w:b/>
-          <w:bCs/>
-        </w:rPr>
-      </w:pPr>
-    </w:p>
-    <w:p>
-      <w:pPr>
-        <w:jc w:val="both"/>
-        <w:rPr>
-          <w:rFonts w:ascii="Arial" w:hAnsi="Arial" w:cs="Arial"/>
-          <w:b/>
-          <w:bCs/>
-        </w:rPr>
-      </w:pPr>
-    </w:p>
-    <w:p>
-      <w:pPr>
-        <w:jc w:val="both"/>
-        <w:rPr>
-          <w:rFonts w:ascii="Arial" w:hAnsi="Arial" w:cs="Arial"/>
-          <w:b/>
-          <w:bCs/>
-        </w:rPr>
-      </w:pPr>
-    </w:p>
     <w:p>
       <w:pPr>
         <w:jc w:val="both"/>
@@ -12391,7 +15072,6 @@
           <w:b/>
           <w:bCs/>
         </w:rPr>
-        <w:lastRenderedPageBreak/>
         <w:t>Relacionamentos</w:t>
       </w:r>
       <w:bookmarkEnd w:id="4"/>
@@ -12406,14 +15086,27 @@
       <w:r>
         <w:t xml:space="preserve">Tabela </w:t>
       </w:r>
-      <w:fldSimple w:instr=" SEQ Tabela \* ARABIC ">
-        <w:r>
-          <w:rPr>
-            <w:noProof/>
-          </w:rPr>
-          <w:t>9</w:t>
-        </w:r>
-      </w:fldSimple>
+      <w:r>
+        <w:fldChar w:fldCharType="begin"/>
+      </w:r>
+      <w:r>
+        <w:instrText xml:space="preserve"> SEQ Tabela \* ARABIC </w:instrText>
+      </w:r>
+      <w:r>
+        <w:fldChar w:fldCharType="separate"/>
+      </w:r>
+      <w:r>
+        <w:rPr>
+          <w:noProof/>
+        </w:rPr>
+        <w:t>9</w:t>
+      </w:r>
+      <w:r>
+        <w:rPr>
+          <w:noProof/>
+        </w:rPr>
+        <w:fldChar w:fldCharType="end"/>
+      </w:r>
       <w:r>
         <w:t xml:space="preserve"> - Relacionamentos</w:t>
       </w:r>
@@ -12611,7 +15304,7 @@
                 <w:sz w:val="20"/>
                 <w:szCs w:val="20"/>
               </w:rPr>
-              <w:t>possui</w:t>
+              <w:t>Possui</w:t>
             </w:r>
           </w:p>
         </w:tc>
@@ -12748,7 +15441,7 @@
                 <w:sz w:val="20"/>
                 <w:szCs w:val="20"/>
               </w:rPr>
-              <w:t>gera</w:t>
+              <w:t>Gera</w:t>
             </w:r>
           </w:p>
         </w:tc>
@@ -12877,7 +15570,7 @@
                 <w:sz w:val="20"/>
                 <w:szCs w:val="20"/>
               </w:rPr>
-              <w:t>registra</w:t>
+              <w:t>Registra</w:t>
             </w:r>
           </w:p>
         </w:tc>
@@ -13006,7 +15699,7 @@
                 <w:sz w:val="20"/>
                 <w:szCs w:val="20"/>
               </w:rPr>
-              <w:t>compõe</w:t>
+              <w:t>Compõe</w:t>
             </w:r>
           </w:p>
         </w:tc>
@@ -13133,7 +15826,7 @@
                 <w:sz w:val="20"/>
                 <w:szCs w:val="20"/>
               </w:rPr>
-              <w:t>apresenta</w:t>
+              <w:t>Apresenta</w:t>
             </w:r>
           </w:p>
         </w:tc>
@@ -13262,7 +15955,7 @@
                 <w:sz w:val="20"/>
                 <w:szCs w:val="20"/>
               </w:rPr>
-              <w:t>gera</w:t>
+              <w:t>Gera</w:t>
             </w:r>
           </w:p>
         </w:tc>
@@ -13399,6 +16092,119 @@
 <file path=word/numbering.xml><?xml version="1.0" encoding="utf-8"?>
 <w:numbering xmlns:wpc="http://schemas.microsoft.com/office/word/2010/wordprocessingCanvas" xmlns:cx="http://schemas.microsoft.com/office/drawing/2014/chartex" xmlns:cx1="http://schemas.microsoft.com/office/drawing/2015/9/8/chartex" xmlns:cx2="http://schemas.microsoft.com/office/drawing/2015/10/21/chartex" xmlns:cx3="http://schemas.microsoft.com/office/drawing/2016/5/9/chartex" xmlns:cx4="http://schemas.microsoft.com/office/drawing/2016/5/10/chartex" xmlns:cx5="http://schemas.microsoft.com/office/drawing/2016/5/11/chartex" xmlns:cx6="http://schemas.microsoft.com/office/drawing/2016/5/12/chartex" xmlns:cx7="http://schemas.microsoft.com/office/drawing/2016/5/13/chartex" xmlns:cx8="http://schemas.microsoft.com/office/drawing/2016/5/14/chartex" xmlns:mc="http://schemas.openxmlformats.org/markup-compatibility/2006" xmlns:aink="http://schemas.microsoft.com/office/drawing/2016/ink" xmlns:am3d="http://schemas.microsoft.com/office/drawing/2017/model3d" xmlns:o="urn:schemas-microsoft-com:office:office" xmlns:oel="http://schemas.microsoft.com/office/2019/extlst" xmlns:r="http://schemas.openxmlformats.org/officeDocument/2006/relationships" xmlns:m="http://schemas.openxmlformats.org/officeDocument/2006/math" xmlns:v="urn:schemas-microsoft-com:vml" xmlns:wp14="http://schemas.microsoft.com/office/word/2010/wordprocessingDrawing" xmlns:wp="http://schemas.openxmlformats.org/drawingml/2006/wordprocessingDrawing" xmlns:w10="urn:schemas-microsoft-com:office:word" xmlns:w="http://schemas.openxmlformats.org/wordprocessingml/2006/main" xmlns:w14="http://schemas.microsoft.com/office/word/2010/wordml" xmlns:w15="http://schemas.microsoft.com/office/word/2012/wordml" xmlns:w16cex="http://schemas.microsoft.com/office/word/2018/wordml/cex" xmlns:w16cid="http://schemas.microsoft.com/office/word/2016/wordml/cid" xmlns:w16="http://schemas.microsoft.com/office/word/2018/wordml" xmlns:w16du="http://schemas.microsoft.com/office/word/2023/wordml/word16du" xmlns:w16sdtdh="http://schemas.microsoft.com/office/word/2020/wordml/sdtdatahash" xmlns:w16sdtfl="http://schemas.microsoft.com/office/word/2024/wordml/sdtformatlock" xmlns:w16se="http://schemas.microsoft.com/office/word/2015/wordml/symex" xmlns:wpg="http://schemas.microsoft.com/office/word/2010/wordprocessingGroup" xmlns:wpi="http://schemas.microsoft.com/office/word/2010/wordprocessingInk" xmlns:wne="http://schemas.microsoft.com/office/word/2006/wordml" xmlns:wps="http://schemas.microsoft.com/office/word/2010/wordprocessingShape" mc:Ignorable="w14 w15 w16se w16cid w16 w16cex w16sdtdh w16sdtfl w16du wp14">
   <w:abstractNum w:abstractNumId="0" w15:restartNumberingAfterBreak="0">
+    <w:nsid w:val="1BC62C2C"/>
+    <w:multiLevelType w:val="hybridMultilevel"/>
+    <w:tmpl w:val="AAEA4304"/>
+    <w:lvl w:ilvl="0" w:tplc="04160001">
+      <w:start w:val="1"/>
+      <w:numFmt w:val="bullet"/>
+      <w:lvlText w:val=""/>
+      <w:lvlJc w:val="left"/>
+      <w:pPr>
+        <w:ind w:left="720" w:hanging="360"/>
+      </w:pPr>
+      <w:rPr>
+        <w:rFonts w:ascii="Symbol" w:hAnsi="Symbol" w:hint="default"/>
+      </w:rPr>
+    </w:lvl>
+    <w:lvl w:ilvl="1" w:tplc="04160003" w:tentative="1">
+      <w:start w:val="1"/>
+      <w:numFmt w:val="bullet"/>
+      <w:lvlText w:val="o"/>
+      <w:lvlJc w:val="left"/>
+      <w:pPr>
+        <w:ind w:left="1440" w:hanging="360"/>
+      </w:pPr>
+      <w:rPr>
+        <w:rFonts w:ascii="Courier New" w:hAnsi="Courier New" w:cs="Courier New" w:hint="default"/>
+      </w:rPr>
+    </w:lvl>
+    <w:lvl w:ilvl="2" w:tplc="04160005" w:tentative="1">
+      <w:start w:val="1"/>
+      <w:numFmt w:val="bullet"/>
+      <w:lvlText w:val=""/>
+      <w:lvlJc w:val="left"/>
+      <w:pPr>
+        <w:ind w:left="2160" w:hanging="360"/>
+      </w:pPr>
+      <w:rPr>
+        <w:rFonts w:ascii="Wingdings" w:hAnsi="Wingdings" w:hint="default"/>
+      </w:rPr>
+    </w:lvl>
+    <w:lvl w:ilvl="3" w:tplc="04160001" w:tentative="1">
+      <w:start w:val="1"/>
+      <w:numFmt w:val="bullet"/>
+      <w:lvlText w:val=""/>
+      <w:lvlJc w:val="left"/>
+      <w:pPr>
+        <w:ind w:left="2880" w:hanging="360"/>
+      </w:pPr>
+      <w:rPr>
+        <w:rFonts w:ascii="Symbol" w:hAnsi="Symbol" w:hint="default"/>
+      </w:rPr>
+    </w:lvl>
+    <w:lvl w:ilvl="4" w:tplc="04160003" w:tentative="1">
+      <w:start w:val="1"/>
+      <w:numFmt w:val="bullet"/>
+      <w:lvlText w:val="o"/>
+      <w:lvlJc w:val="left"/>
+      <w:pPr>
+        <w:ind w:left="3600" w:hanging="360"/>
+      </w:pPr>
+      <w:rPr>
+        <w:rFonts w:ascii="Courier New" w:hAnsi="Courier New" w:cs="Courier New" w:hint="default"/>
+      </w:rPr>
+    </w:lvl>
+    <w:lvl w:ilvl="5" w:tplc="04160005" w:tentative="1">
+      <w:start w:val="1"/>
+      <w:numFmt w:val="bullet"/>
+      <w:lvlText w:val=""/>
+      <w:lvlJc w:val="left"/>
+      <w:pPr>
+        <w:ind w:left="4320" w:hanging="360"/>
+      </w:pPr>
+      <w:rPr>
+        <w:rFonts w:ascii="Wingdings" w:hAnsi="Wingdings" w:hint="default"/>
+      </w:rPr>
+    </w:lvl>
+    <w:lvl w:ilvl="6" w:tplc="04160001" w:tentative="1">
+      <w:start w:val="1"/>
+      <w:numFmt w:val="bullet"/>
+      <w:lvlText w:val=""/>
+      <w:lvlJc w:val="left"/>
+      <w:pPr>
+        <w:ind w:left="5040" w:hanging="360"/>
+      </w:pPr>
+      <w:rPr>
+        <w:rFonts w:ascii="Symbol" w:hAnsi="Symbol" w:hint="default"/>
+      </w:rPr>
+    </w:lvl>
+    <w:lvl w:ilvl="7" w:tplc="04160003" w:tentative="1">
+      <w:start w:val="1"/>
+      <w:numFmt w:val="bullet"/>
+      <w:lvlText w:val="o"/>
+      <w:lvlJc w:val="left"/>
+      <w:pPr>
+        <w:ind w:left="5760" w:hanging="360"/>
+      </w:pPr>
+      <w:rPr>
+        <w:rFonts w:ascii="Courier New" w:hAnsi="Courier New" w:cs="Courier New" w:hint="default"/>
+      </w:rPr>
+    </w:lvl>
+    <w:lvl w:ilvl="8" w:tplc="04160005" w:tentative="1">
+      <w:start w:val="1"/>
+      <w:numFmt w:val="bullet"/>
+      <w:lvlText w:val=""/>
+      <w:lvlJc w:val="left"/>
+      <w:pPr>
+        <w:ind w:left="6480" w:hanging="360"/>
+      </w:pPr>
+      <w:rPr>
+        <w:rFonts w:ascii="Wingdings" w:hAnsi="Wingdings" w:hint="default"/>
+      </w:rPr>
+    </w:lvl>
+  </w:abstractNum>
+  <w:abstractNum w:abstractNumId="1" w15:restartNumberingAfterBreak="0">
     <w:nsid w:val="317B7B8A"/>
     <w:multiLevelType w:val="hybridMultilevel"/>
     <w:tmpl w:val="877E6FD2"/>
@@ -13487,7 +16293,7 @@
       </w:pPr>
     </w:lvl>
   </w:abstractNum>
-  <w:abstractNum w:abstractNumId="1" w15:restartNumberingAfterBreak="0">
+  <w:abstractNum w:abstractNumId="2" w15:restartNumberingAfterBreak="0">
     <w:nsid w:val="55921479"/>
     <w:multiLevelType w:val="multilevel"/>
     <w:tmpl w:val="62525CE8"/>
@@ -13610,7 +16416,7 @@
       </w:rPr>
     </w:lvl>
   </w:abstractNum>
-  <w:abstractNum w:abstractNumId="2" w15:restartNumberingAfterBreak="0">
+  <w:abstractNum w:abstractNumId="3" w15:restartNumberingAfterBreak="0">
     <w:nsid w:val="5B272457"/>
     <w:multiLevelType w:val="hybridMultilevel"/>
     <w:tmpl w:val="5BC03882"/>
@@ -13700,13 +16506,16 @@
     </w:lvl>
   </w:abstractNum>
   <w:num w:numId="1" w16cid:durableId="119418496">
+    <w:abstractNumId w:val="3"/>
+  </w:num>
+  <w:num w:numId="2" w16cid:durableId="408386439">
+    <w:abstractNumId w:val="1"/>
+  </w:num>
+  <w:num w:numId="3" w16cid:durableId="367142062">
     <w:abstractNumId w:val="2"/>
   </w:num>
-  <w:num w:numId="2" w16cid:durableId="408386439">
+  <w:num w:numId="4" w16cid:durableId="1571115490">
     <w:abstractNumId w:val="0"/>
-  </w:num>
-  <w:num w:numId="3" w16cid:durableId="367142062">
-    <w:abstractNumId w:val="1"/>
   </w:num>
 </w:numbering>
 </file>
@@ -14111,7 +16920,7 @@
   <w:style w:type="paragraph" w:default="1" w:styleId="Normal">
     <w:name w:val="Normal"/>
     <w:qFormat/>
-    <w:rsid w:val="00086441"/>
+    <w:rsid w:val="00863059"/>
   </w:style>
   <w:style w:type="paragraph" w:styleId="Ttulo1">
     <w:name w:val="heading 1"/>
